--- a/插件详细手册/15.对话框/关于对话框皮肤.docx
+++ b/插件详细手册/15.对话框/关于对话框皮肤.docx
@@ -508,238 +508,66 @@
         <w:t>。</w:t>
       </w:r>
     </w:p>
-    <w:tbl>
-      <w:tblPr>
-        <w:tblStyle w:val="af"/>
-        <w:tblW w:w="0" w:type="auto"/>
-        <w:shd w:val="clear" w:color="auto" w:fill="FFF2CC" w:themeFill="accent4" w:themeFillTint="33"/>
-        <w:tblLook w:val="04A0" w:firstRow="1" w:lastRow="0" w:firstColumn="1" w:lastColumn="0" w:noHBand="0" w:noVBand="1"/>
-      </w:tblPr>
-      <w:tblGrid>
-        <w:gridCol w:w="8522"/>
-      </w:tblGrid>
-      <w:tr>
-        <w:tc>
-          <w:tcPr>
-            <w:tcW w:w="8522" w:type="dxa"/>
-            <w:shd w:val="clear" w:color="auto" w:fill="FFF2CC" w:themeFill="accent4" w:themeFillTint="33"/>
-          </w:tcPr>
-          <w:p>
-            <w:pPr>
-              <w:widowControl/>
-              <w:adjustRightInd w:val="0"/>
-              <w:snapToGrid w:val="0"/>
-              <w:jc w:val="left"/>
-              <w:rPr>
-                <w:rFonts w:ascii="Tahoma" w:eastAsia="微软雅黑" w:hAnsi="Tahoma"/>
-                <w:kern w:val="0"/>
-                <w:sz w:val="22"/>
-              </w:rPr>
-            </w:pPr>
-            <w:r>
-              <w:rPr>
-                <w:rFonts w:ascii="Tahoma" w:eastAsia="微软雅黑" w:hAnsi="Tahoma" w:hint="eastAsia"/>
-                <w:kern w:val="0"/>
-                <w:sz w:val="22"/>
-              </w:rPr>
-              <w:t>对话框皮肤会根据窗口大小自适应美化</w:t>
-            </w:r>
-            <w:r>
-              <w:rPr>
-                <w:rFonts w:ascii="Tahoma" w:eastAsia="微软雅黑" w:hAnsi="Tahoma" w:hint="eastAsia"/>
-                <w:kern w:val="0"/>
-                <w:sz w:val="22"/>
-              </w:rPr>
-              <w:t>。主体</w:t>
-            </w:r>
-            <w:r>
-              <w:rPr>
-                <w:rFonts w:ascii="Tahoma" w:eastAsia="微软雅黑" w:hAnsi="Tahoma" w:hint="eastAsia"/>
-                <w:kern w:val="0"/>
-                <w:sz w:val="22"/>
-              </w:rPr>
-              <w:t>结构不变，只是贴一层皮肤效果。</w:t>
-            </w:r>
-          </w:p>
-          <w:p>
-            <w:pPr>
-              <w:widowControl/>
-              <w:adjustRightInd w:val="0"/>
-              <w:snapToGrid w:val="0"/>
-              <w:jc w:val="left"/>
-              <w:rPr>
-                <w:rFonts w:ascii="Tahoma" w:eastAsia="微软雅黑" w:hAnsi="Tahoma"/>
-                <w:kern w:val="0"/>
-                <w:sz w:val="22"/>
-              </w:rPr>
-            </w:pPr>
-            <w:r>
-              <w:rPr>
-                <w:rFonts w:ascii="Tahoma" w:eastAsia="微软雅黑" w:hAnsi="Tahoma" w:hint="eastAsia"/>
-                <w:kern w:val="0"/>
-                <w:sz w:val="22"/>
-              </w:rPr>
-              <w:t>插件</w:t>
-            </w:r>
-            <w:r>
-              <w:rPr>
-                <w:rFonts w:ascii="Tahoma" w:eastAsia="微软雅黑" w:hAnsi="Tahoma" w:hint="eastAsia"/>
-                <w:kern w:val="0"/>
-                <w:sz w:val="22"/>
-              </w:rPr>
-              <w:t xml:space="preserve"> </w:t>
-            </w:r>
-            <w:r>
-              <w:rPr>
-                <w:rFonts w:ascii="Tahoma" w:eastAsia="微软雅黑" w:hAnsi="Tahoma" w:hint="eastAsia"/>
-                <w:b/>
-                <w:bCs/>
-                <w:kern w:val="0"/>
-                <w:sz w:val="22"/>
-              </w:rPr>
-              <w:t>不影响</w:t>
-            </w:r>
-            <w:r>
-              <w:rPr>
-                <w:rFonts w:ascii="Tahoma" w:eastAsia="微软雅黑" w:hAnsi="Tahoma" w:hint="eastAsia"/>
-                <w:kern w:val="0"/>
-                <w:sz w:val="22"/>
-              </w:rPr>
-              <w:t xml:space="preserve"> </w:t>
-            </w:r>
-            <w:r>
-              <w:rPr>
-                <w:rFonts w:ascii="Tahoma" w:eastAsia="微软雅黑" w:hAnsi="Tahoma" w:hint="eastAsia"/>
-                <w:kern w:val="0"/>
-                <w:sz w:val="22"/>
-              </w:rPr>
-              <w:t>对话框的大小、高宽、坐标。</w:t>
-            </w:r>
-          </w:p>
-          <w:p>
-            <w:pPr>
-              <w:widowControl/>
-              <w:adjustRightInd w:val="0"/>
-              <w:snapToGrid w:val="0"/>
-              <w:jc w:val="left"/>
-              <w:rPr>
-                <w:rFonts w:ascii="Tahoma" w:eastAsia="微软雅黑" w:hAnsi="Tahoma"/>
-                <w:kern w:val="0"/>
-                <w:sz w:val="22"/>
-              </w:rPr>
-            </w:pPr>
-            <w:r>
-              <w:rPr>
-                <w:rFonts w:ascii="Tahoma" w:eastAsia="微软雅黑" w:hAnsi="Tahoma" w:hint="eastAsia"/>
-                <w:kern w:val="0"/>
-                <w:sz w:val="22"/>
-              </w:rPr>
-              <w:t>如果要</w:t>
-            </w:r>
-            <w:r>
-              <w:rPr>
-                <w:rFonts w:ascii="Tahoma" w:eastAsia="微软雅黑" w:hAnsi="Tahoma" w:hint="eastAsia"/>
-                <w:kern w:val="0"/>
-                <w:sz w:val="22"/>
-              </w:rPr>
-              <w:t>改变对话框</w:t>
-            </w:r>
-            <w:r>
-              <w:rPr>
-                <w:rFonts w:ascii="Tahoma" w:eastAsia="微软雅黑" w:hAnsi="Tahoma" w:hint="eastAsia"/>
-                <w:kern w:val="0"/>
-                <w:sz w:val="22"/>
-              </w:rPr>
-              <w:t>高宽等主体结构</w:t>
-            </w:r>
-            <w:r>
-              <w:rPr>
-                <w:rFonts w:ascii="Tahoma" w:eastAsia="微软雅黑" w:hAnsi="Tahoma" w:hint="eastAsia"/>
-                <w:kern w:val="0"/>
-                <w:sz w:val="22"/>
-              </w:rPr>
-              <w:t>，去看看：</w:t>
-            </w:r>
-            <w:r>
-              <w:rPr>
-                <w:rFonts w:ascii="Tahoma" w:eastAsia="微软雅黑" w:hAnsi="Tahoma"/>
-                <w:kern w:val="0"/>
-                <w:sz w:val="22"/>
-              </w:rPr>
-              <w:t xml:space="preserve">Drill_DialogOperator </w:t>
-            </w:r>
-            <w:r>
-              <w:rPr>
-                <w:rFonts w:ascii="Tahoma" w:eastAsia="微软雅黑" w:hAnsi="Tahoma" w:hint="eastAsia"/>
-                <w:kern w:val="0"/>
-                <w:sz w:val="22"/>
-              </w:rPr>
-              <w:t>对话框变形器</w:t>
-            </w:r>
-          </w:p>
-        </w:tc>
-      </w:tr>
-    </w:tbl>
-    <w:p>
-      <w:pPr>
-        <w:widowControl/>
-        <w:adjustRightInd w:val="0"/>
-        <w:jc w:val="left"/>
-        <w:rPr>
-          <w:rFonts w:ascii="Tahoma" w:eastAsia="微软雅黑" w:hAnsi="Tahoma"/>
-          <w:kern w:val="0"/>
-          <w:sz w:val="22"/>
-        </w:rPr>
-      </w:pPr>
-      <w:bookmarkStart w:id="0" w:name="_Hlk194948872"/>
-      <w:r>
-        <w:rPr>
-          <w:rFonts w:ascii="Tahoma" w:eastAsia="微软雅黑" w:hAnsi="Tahoma" w:hint="eastAsia"/>
-          <w:kern w:val="0"/>
-          <w:sz w:val="22"/>
-        </w:rPr>
-        <w:t>你可以去看看示例中</w:t>
-      </w:r>
-      <w:r>
-        <w:rPr>
-          <w:rFonts w:ascii="Tahoma" w:eastAsia="微软雅黑" w:hAnsi="Tahoma" w:hint="eastAsia"/>
-          <w:kern w:val="0"/>
-          <w:sz w:val="22"/>
-        </w:rPr>
-        <w:t xml:space="preserve"> </w:t>
-      </w:r>
-      <w:r>
-        <w:rPr>
-          <w:rFonts w:ascii="Tahoma" w:eastAsia="微软雅黑" w:hAnsi="Tahoma" w:hint="eastAsia"/>
-          <w:color w:val="00B050"/>
-          <w:kern w:val="0"/>
-          <w:sz w:val="22"/>
-        </w:rPr>
-        <w:t>对话框管理层</w:t>
-      </w:r>
-      <w:r>
-        <w:rPr>
-          <w:rFonts w:ascii="Tahoma" w:eastAsia="微软雅黑" w:hAnsi="Tahoma" w:hint="eastAsia"/>
-          <w:kern w:val="0"/>
-          <w:sz w:val="22"/>
-        </w:rPr>
-        <w:t xml:space="preserve"> </w:t>
-      </w:r>
-      <w:r>
-        <w:rPr>
-          <w:rFonts w:ascii="Tahoma" w:eastAsia="微软雅黑" w:hAnsi="Tahoma" w:hint="eastAsia"/>
-          <w:kern w:val="0"/>
-          <w:sz w:val="22"/>
-        </w:rPr>
-        <w:t>的相关介绍。</w:t>
-      </w:r>
-    </w:p>
-    <w:bookmarkEnd w:id="0"/>
     <w:p>
       <w:pPr>
         <w:widowControl/>
         <w:adjustRightInd w:val="0"/>
         <w:snapToGrid w:val="0"/>
+        <w:jc w:val="left"/>
+        <w:rPr>
+          <w:rFonts w:ascii="Tahoma" w:eastAsia="微软雅黑" w:hAnsi="Tahoma"/>
+          <w:kern w:val="0"/>
+          <w:sz w:val="22"/>
+        </w:rPr>
+      </w:pPr>
+      <w:bookmarkStart w:id="0" w:name="_Hlk194948872"/>
+      <w:r>
+        <w:rPr>
+          <w:rFonts w:ascii="Tahoma" w:eastAsia="微软雅黑" w:hAnsi="Tahoma" w:hint="eastAsia"/>
+          <w:kern w:val="0"/>
+          <w:sz w:val="22"/>
+        </w:rPr>
+        <w:t>你可以去看看示例中</w:t>
+      </w:r>
+      <w:r>
+        <w:rPr>
+          <w:rFonts w:ascii="Tahoma" w:eastAsia="微软雅黑" w:hAnsi="Tahoma" w:hint="eastAsia"/>
+          <w:kern w:val="0"/>
+          <w:sz w:val="22"/>
+        </w:rPr>
+        <w:t xml:space="preserve"> </w:t>
+      </w:r>
+      <w:r>
+        <w:rPr>
+          <w:rFonts w:ascii="Tahoma" w:eastAsia="微软雅黑" w:hAnsi="Tahoma" w:hint="eastAsia"/>
+          <w:color w:val="00B050"/>
+          <w:kern w:val="0"/>
+          <w:sz w:val="22"/>
+        </w:rPr>
+        <w:t>对话框管理层</w:t>
+      </w:r>
+      <w:r>
+        <w:rPr>
+          <w:rFonts w:ascii="Tahoma" w:eastAsia="微软雅黑" w:hAnsi="Tahoma" w:hint="eastAsia"/>
+          <w:kern w:val="0"/>
+          <w:sz w:val="22"/>
+        </w:rPr>
+        <w:t xml:space="preserve"> </w:t>
+      </w:r>
+      <w:r>
+        <w:rPr>
+          <w:rFonts w:ascii="Tahoma" w:eastAsia="微软雅黑" w:hAnsi="Tahoma" w:hint="eastAsia"/>
+          <w:kern w:val="0"/>
+          <w:sz w:val="22"/>
+        </w:rPr>
+        <w:t>的相关介绍。</w:t>
+      </w:r>
+    </w:p>
+    <w:bookmarkEnd w:id="0"/>
+    <w:p>
+      <w:pPr>
+        <w:widowControl/>
+        <w:adjustRightInd w:val="0"/>
         <w:jc w:val="center"/>
         <w:rPr>
           <w:rFonts w:ascii="Tahoma" w:eastAsia="微软雅黑" w:hAnsi="Tahoma"/>
@@ -801,6 +629,412 @@
         </w:drawing>
       </w:r>
     </w:p>
+    <w:tbl>
+      <w:tblPr>
+        <w:tblStyle w:val="af"/>
+        <w:tblW w:w="0" w:type="auto"/>
+        <w:shd w:val="clear" w:color="auto" w:fill="FFF2CC" w:themeFill="accent4" w:themeFillTint="33"/>
+        <w:tblLook w:val="04A0" w:firstRow="1" w:lastRow="0" w:firstColumn="1" w:lastColumn="0" w:noHBand="0" w:noVBand="1"/>
+      </w:tblPr>
+      <w:tblGrid>
+        <w:gridCol w:w="8522"/>
+      </w:tblGrid>
+      <w:tr>
+        <w:tc>
+          <w:tcPr>
+            <w:tcW w:w="8522" w:type="dxa"/>
+            <w:shd w:val="clear" w:color="auto" w:fill="FFF2CC" w:themeFill="accent4" w:themeFillTint="33"/>
+          </w:tcPr>
+          <w:p>
+            <w:pPr>
+              <w:widowControl/>
+              <w:adjustRightInd w:val="0"/>
+              <w:snapToGrid w:val="0"/>
+              <w:jc w:val="left"/>
+              <w:rPr>
+                <w:rFonts w:ascii="Tahoma" w:eastAsia="微软雅黑" w:hAnsi="Tahoma"/>
+                <w:kern w:val="0"/>
+                <w:sz w:val="22"/>
+              </w:rPr>
+            </w:pPr>
+            <w:r>
+              <w:rPr>
+                <w:rFonts w:ascii="Tahoma" w:eastAsia="微软雅黑" w:hAnsi="Tahoma" w:hint="eastAsia"/>
+                <w:kern w:val="0"/>
+                <w:sz w:val="22"/>
+              </w:rPr>
+              <w:t>对话框皮肤会根据窗口大小自适应美化</w:t>
+            </w:r>
+            <w:r>
+              <w:rPr>
+                <w:rFonts w:ascii="Tahoma" w:eastAsia="微软雅黑" w:hAnsi="Tahoma" w:hint="eastAsia"/>
+                <w:kern w:val="0"/>
+                <w:sz w:val="22"/>
+              </w:rPr>
+              <w:t>。主体</w:t>
+            </w:r>
+            <w:r>
+              <w:rPr>
+                <w:rFonts w:ascii="Tahoma" w:eastAsia="微软雅黑" w:hAnsi="Tahoma" w:hint="eastAsia"/>
+                <w:kern w:val="0"/>
+                <w:sz w:val="22"/>
+              </w:rPr>
+              <w:t>结构不变，只是贴一层皮肤效果。</w:t>
+            </w:r>
+          </w:p>
+          <w:p>
+            <w:pPr>
+              <w:widowControl/>
+              <w:adjustRightInd w:val="0"/>
+              <w:snapToGrid w:val="0"/>
+              <w:jc w:val="left"/>
+              <w:rPr>
+                <w:rFonts w:ascii="Tahoma" w:eastAsia="微软雅黑" w:hAnsi="Tahoma"/>
+                <w:kern w:val="0"/>
+                <w:sz w:val="22"/>
+              </w:rPr>
+            </w:pPr>
+            <w:r>
+              <w:rPr>
+                <w:rFonts w:ascii="Tahoma" w:eastAsia="微软雅黑" w:hAnsi="Tahoma" w:hint="eastAsia"/>
+                <w:kern w:val="0"/>
+                <w:sz w:val="22"/>
+              </w:rPr>
+              <w:t>插件</w:t>
+            </w:r>
+            <w:r>
+              <w:rPr>
+                <w:rFonts w:ascii="Tahoma" w:eastAsia="微软雅黑" w:hAnsi="Tahoma" w:hint="eastAsia"/>
+                <w:kern w:val="0"/>
+                <w:sz w:val="22"/>
+              </w:rPr>
+              <w:t xml:space="preserve"> </w:t>
+            </w:r>
+            <w:r>
+              <w:rPr>
+                <w:rFonts w:ascii="Tahoma" w:eastAsia="微软雅黑" w:hAnsi="Tahoma" w:hint="eastAsia"/>
+                <w:b/>
+                <w:bCs/>
+                <w:kern w:val="0"/>
+                <w:sz w:val="22"/>
+              </w:rPr>
+              <w:t>不影响</w:t>
+            </w:r>
+            <w:r>
+              <w:rPr>
+                <w:rFonts w:ascii="Tahoma" w:eastAsia="微软雅黑" w:hAnsi="Tahoma" w:hint="eastAsia"/>
+                <w:kern w:val="0"/>
+                <w:sz w:val="22"/>
+              </w:rPr>
+              <w:t xml:space="preserve"> </w:t>
+            </w:r>
+            <w:r>
+              <w:rPr>
+                <w:rFonts w:ascii="Tahoma" w:eastAsia="微软雅黑" w:hAnsi="Tahoma" w:hint="eastAsia"/>
+                <w:kern w:val="0"/>
+                <w:sz w:val="22"/>
+              </w:rPr>
+              <w:t>对话框的大小</w:t>
+            </w:r>
+            <w:r>
+              <w:rPr>
+                <w:rFonts w:ascii="Tahoma" w:eastAsia="微软雅黑" w:hAnsi="Tahoma" w:hint="eastAsia"/>
+                <w:kern w:val="0"/>
+                <w:sz w:val="22"/>
+              </w:rPr>
+              <w:t>与位置（</w:t>
+            </w:r>
+            <w:r>
+              <w:rPr>
+                <w:rFonts w:ascii="Tahoma" w:eastAsia="微软雅黑" w:hAnsi="Tahoma" w:hint="eastAsia"/>
+                <w:kern w:val="0"/>
+                <w:sz w:val="22"/>
+              </w:rPr>
+              <w:t>高宽</w:t>
+            </w:r>
+            <w:r>
+              <w:rPr>
+                <w:rFonts w:ascii="Tahoma" w:eastAsia="微软雅黑" w:hAnsi="Tahoma" w:hint="eastAsia"/>
+                <w:kern w:val="0"/>
+                <w:sz w:val="22"/>
+              </w:rPr>
+              <w:t>与</w:t>
+            </w:r>
+            <w:r>
+              <w:rPr>
+                <w:rFonts w:ascii="Tahoma" w:eastAsia="微软雅黑" w:hAnsi="Tahoma" w:hint="eastAsia"/>
+                <w:kern w:val="0"/>
+                <w:sz w:val="22"/>
+              </w:rPr>
+              <w:t>坐标</w:t>
+            </w:r>
+            <w:r>
+              <w:rPr>
+                <w:rFonts w:ascii="Tahoma" w:eastAsia="微软雅黑" w:hAnsi="Tahoma" w:hint="eastAsia"/>
+                <w:kern w:val="0"/>
+                <w:sz w:val="22"/>
+              </w:rPr>
+              <w:t>）</w:t>
+            </w:r>
+            <w:r>
+              <w:rPr>
+                <w:rFonts w:ascii="Tahoma" w:eastAsia="微软雅黑" w:hAnsi="Tahoma" w:hint="eastAsia"/>
+                <w:kern w:val="0"/>
+                <w:sz w:val="22"/>
+              </w:rPr>
+              <w:t>。</w:t>
+            </w:r>
+          </w:p>
+          <w:p>
+            <w:pPr>
+              <w:widowControl/>
+              <w:adjustRightInd w:val="0"/>
+              <w:snapToGrid w:val="0"/>
+              <w:jc w:val="left"/>
+              <w:rPr>
+                <w:rFonts w:ascii="Tahoma" w:eastAsia="微软雅黑" w:hAnsi="Tahoma"/>
+                <w:kern w:val="0"/>
+                <w:sz w:val="22"/>
+              </w:rPr>
+            </w:pPr>
+            <w:r>
+              <w:rPr>
+                <w:rFonts w:ascii="Tahoma" w:eastAsia="微软雅黑" w:hAnsi="Tahoma" w:hint="eastAsia"/>
+                <w:kern w:val="0"/>
+                <w:sz w:val="22"/>
+              </w:rPr>
+              <w:t>如果要</w:t>
+            </w:r>
+            <w:r>
+              <w:rPr>
+                <w:rFonts w:ascii="Tahoma" w:eastAsia="微软雅黑" w:hAnsi="Tahoma" w:hint="eastAsia"/>
+                <w:kern w:val="0"/>
+                <w:sz w:val="22"/>
+              </w:rPr>
+              <w:t>改变对话框</w:t>
+            </w:r>
+            <w:r>
+              <w:rPr>
+                <w:rFonts w:ascii="Tahoma" w:eastAsia="微软雅黑" w:hAnsi="Tahoma" w:hint="eastAsia"/>
+                <w:kern w:val="0"/>
+                <w:sz w:val="22"/>
+              </w:rPr>
+              <w:t>高宽等主体结构</w:t>
+            </w:r>
+            <w:r>
+              <w:rPr>
+                <w:rFonts w:ascii="Tahoma" w:eastAsia="微软雅黑" w:hAnsi="Tahoma" w:hint="eastAsia"/>
+                <w:kern w:val="0"/>
+                <w:sz w:val="22"/>
+              </w:rPr>
+              <w:t>，去看看：</w:t>
+            </w:r>
+            <w:r>
+              <w:rPr>
+                <w:rFonts w:ascii="Tahoma" w:eastAsia="微软雅黑" w:hAnsi="Tahoma"/>
+                <w:kern w:val="0"/>
+                <w:sz w:val="22"/>
+              </w:rPr>
+              <w:t xml:space="preserve">Drill_DialogOperator </w:t>
+            </w:r>
+            <w:r>
+              <w:rPr>
+                <w:rFonts w:ascii="Tahoma" w:eastAsia="微软雅黑" w:hAnsi="Tahoma" w:hint="eastAsia"/>
+                <w:kern w:val="0"/>
+                <w:sz w:val="22"/>
+              </w:rPr>
+              <w:t>对话框变形器</w:t>
+            </w:r>
+          </w:p>
+          <w:p>
+            <w:pPr>
+              <w:widowControl/>
+              <w:adjustRightInd w:val="0"/>
+              <w:snapToGrid w:val="0"/>
+              <w:jc w:val="left"/>
+              <w:rPr>
+                <w:rFonts w:ascii="Tahoma" w:eastAsia="微软雅黑" w:hAnsi="Tahoma"/>
+                <w:kern w:val="0"/>
+                <w:sz w:val="22"/>
+              </w:rPr>
+            </w:pPr>
+            <w:r>
+              <w:rPr>
+                <w:rFonts w:ascii="Tahoma" w:eastAsia="微软雅黑" w:hAnsi="Tahoma" w:hint="eastAsia"/>
+                <w:kern w:val="0"/>
+                <w:sz w:val="22"/>
+              </w:rPr>
+              <w:t>（也可以看看</w:t>
+            </w:r>
+            <w:r>
+              <w:rPr>
+                <w:rFonts w:ascii="Tahoma" w:eastAsia="微软雅黑" w:hAnsi="Tahoma" w:hint="eastAsia"/>
+                <w:kern w:val="0"/>
+                <w:sz w:val="22"/>
+              </w:rPr>
+              <w:t xml:space="preserve"> </w:t>
+            </w:r>
+            <w:proofErr w:type="gramStart"/>
+            <w:r>
+              <w:rPr>
+                <w:rFonts w:ascii="Tahoma" w:eastAsia="微软雅黑" w:hAnsi="Tahoma"/>
+                <w:kern w:val="0"/>
+                <w:sz w:val="22"/>
+              </w:rPr>
+              <w:t>”</w:t>
+            </w:r>
+            <w:proofErr w:type="gramEnd"/>
+            <w:r>
+              <w:rPr>
+                <w:rFonts w:ascii="Tahoma" w:eastAsia="微软雅黑" w:hAnsi="Tahoma" w:hint="eastAsia"/>
+                <w:color w:val="0070C0"/>
+                <w:kern w:val="0"/>
+                <w:sz w:val="22"/>
+              </w:rPr>
+              <w:t>15.</w:t>
+            </w:r>
+            <w:r>
+              <w:rPr>
+                <w:rFonts w:ascii="Tahoma" w:eastAsia="微软雅黑" w:hAnsi="Tahoma" w:hint="eastAsia"/>
+                <w:color w:val="0070C0"/>
+                <w:kern w:val="0"/>
+                <w:sz w:val="22"/>
+              </w:rPr>
+              <w:t>对话框</w:t>
+            </w:r>
+            <w:r>
+              <w:rPr>
+                <w:rFonts w:ascii="Tahoma" w:eastAsia="微软雅黑" w:hAnsi="Tahoma" w:hint="eastAsia"/>
+                <w:color w:val="0070C0"/>
+                <w:kern w:val="0"/>
+                <w:sz w:val="22"/>
+              </w:rPr>
+              <w:t xml:space="preserve"> &gt; </w:t>
+            </w:r>
+            <w:r>
+              <w:rPr>
+                <w:rFonts w:ascii="Tahoma" w:eastAsia="微软雅黑" w:hAnsi="Tahoma" w:hint="eastAsia"/>
+                <w:color w:val="0070C0"/>
+                <w:kern w:val="0"/>
+                <w:sz w:val="22"/>
+              </w:rPr>
+              <w:t>对话框的全部</w:t>
+            </w:r>
+            <w:r>
+              <w:rPr>
+                <w:rFonts w:ascii="Tahoma" w:eastAsia="微软雅黑" w:hAnsi="Tahoma" w:hint="eastAsia"/>
+                <w:color w:val="0070C0"/>
+                <w:kern w:val="0"/>
+                <w:sz w:val="22"/>
+              </w:rPr>
+              <w:t>功能</w:t>
+            </w:r>
+            <w:r>
+              <w:rPr>
+                <w:rFonts w:ascii="Tahoma" w:eastAsia="微软雅黑" w:hAnsi="Tahoma" w:hint="eastAsia"/>
+                <w:color w:val="0070C0"/>
+                <w:kern w:val="0"/>
+                <w:sz w:val="22"/>
+              </w:rPr>
+              <w:t>结构</w:t>
+            </w:r>
+            <w:r>
+              <w:rPr>
+                <w:rFonts w:ascii="Tahoma" w:eastAsia="微软雅黑" w:hAnsi="Tahoma" w:hint="eastAsia"/>
+                <w:color w:val="0070C0"/>
+                <w:kern w:val="0"/>
+                <w:sz w:val="22"/>
+              </w:rPr>
+              <w:t>.png</w:t>
+            </w:r>
+            <w:proofErr w:type="gramStart"/>
+            <w:r>
+              <w:rPr>
+                <w:rFonts w:ascii="Tahoma" w:eastAsia="微软雅黑" w:hAnsi="Tahoma"/>
+                <w:kern w:val="0"/>
+                <w:sz w:val="22"/>
+              </w:rPr>
+              <w:t>”</w:t>
+            </w:r>
+            <w:proofErr w:type="gramEnd"/>
+            <w:r>
+              <w:rPr>
+                <w:rFonts w:ascii="Tahoma" w:eastAsia="微软雅黑" w:hAnsi="Tahoma" w:hint="eastAsia"/>
+                <w:kern w:val="0"/>
+                <w:sz w:val="22"/>
+              </w:rPr>
+              <w:t xml:space="preserve"> </w:t>
+            </w:r>
+            <w:r>
+              <w:rPr>
+                <w:rFonts w:ascii="Tahoma" w:eastAsia="微软雅黑" w:hAnsi="Tahoma" w:hint="eastAsia"/>
+                <w:kern w:val="0"/>
+                <w:sz w:val="22"/>
+              </w:rPr>
+              <w:t>了解插件的作用范围）</w:t>
+            </w:r>
+          </w:p>
+        </w:tc>
+      </w:tr>
+    </w:tbl>
+    <w:p>
+      <w:pPr>
+        <w:widowControl/>
+        <w:adjustRightInd w:val="0"/>
+        <w:snapToGrid w:val="0"/>
+        <w:rPr>
+          <w:rFonts w:ascii="Tahoma" w:eastAsia="微软雅黑" w:hAnsi="Tahoma"/>
+          <w:kern w:val="0"/>
+          <w:sz w:val="22"/>
+        </w:rPr>
+      </w:pPr>
+    </w:p>
+    <w:p>
+      <w:pPr>
+        <w:widowControl/>
+        <w:adjustRightInd w:val="0"/>
+        <w:snapToGrid w:val="0"/>
+        <w:rPr>
+          <w:rFonts w:ascii="Tahoma" w:eastAsia="微软雅黑" w:hAnsi="Tahoma"/>
+          <w:kern w:val="0"/>
+          <w:sz w:val="22"/>
+        </w:rPr>
+      </w:pPr>
+    </w:p>
+    <w:p>
+      <w:pPr>
+        <w:widowControl/>
+        <w:jc w:val="left"/>
+        <w:rPr>
+          <w:rFonts w:ascii="Tahoma" w:eastAsia="微软雅黑" w:hAnsi="Tahoma"/>
+          <w:kern w:val="0"/>
+          <w:sz w:val="22"/>
+        </w:rPr>
+      </w:pPr>
+      <w:r>
+        <w:rPr>
+          <w:rFonts w:ascii="Tahoma" w:eastAsia="微软雅黑" w:hAnsi="Tahoma"/>
+          <w:kern w:val="0"/>
+          <w:sz w:val="22"/>
+        </w:rPr>
+        <w:br w:type="page"/>
+      </w:r>
+    </w:p>
+    <w:p>
+      <w:pPr>
+        <w:pStyle w:val="3"/>
+        <w:rPr>
+          <w:rFonts w:hint="eastAsia"/>
+        </w:rPr>
+      </w:pPr>
+      <w:r>
+        <w:rPr>
+          <w:rFonts w:hint="eastAsia"/>
+        </w:rPr>
+        <w:lastRenderedPageBreak/>
+        <w:t>快速理解</w:t>
+      </w:r>
+    </w:p>
     <w:p>
       <w:pPr>
         <w:widowControl/>
@@ -1243,7 +1477,125 @@
         <w:snapToGrid w:val="0"/>
         <w:jc w:val="left"/>
         <w:rPr>
-          <w:rFonts w:ascii="Tahoma" w:eastAsia="微软雅黑" w:hAnsi="Tahoma" w:hint="eastAsia"/>
+          <w:rFonts w:ascii="Tahoma" w:eastAsia="微软雅黑" w:hAnsi="Tahoma"/>
+          <w:kern w:val="0"/>
+          <w:sz w:val="22"/>
+        </w:rPr>
+      </w:pPr>
+      <w:r>
+        <w:rPr>
+          <w:rFonts w:ascii="Tahoma" w:eastAsia="微软雅黑" w:hAnsi="Tahoma" w:hint="eastAsia"/>
+          <w:kern w:val="0"/>
+          <w:sz w:val="22"/>
+        </w:rPr>
+        <w:tab/>
+      </w:r>
+      <w:r>
+        <w:rPr>
+          <w:rFonts w:ascii="Tahoma" w:eastAsia="微软雅黑" w:hAnsi="Tahoma"/>
+          <w:kern w:val="0"/>
+          <w:sz w:val="22"/>
+        </w:rPr>
+        <w:t>”</w:t>
+      </w:r>
+      <w:r>
+        <w:rPr>
+          <w:rFonts w:ascii="Tahoma" w:eastAsia="微软雅黑" w:hAnsi="Tahoma" w:hint="eastAsia"/>
+          <w:color w:val="0070C0"/>
+          <w:kern w:val="0"/>
+          <w:sz w:val="22"/>
+        </w:rPr>
+        <w:t>15.</w:t>
+      </w:r>
+      <w:r>
+        <w:rPr>
+          <w:rFonts w:ascii="Tahoma" w:eastAsia="微软雅黑" w:hAnsi="Tahoma" w:hint="eastAsia"/>
+          <w:color w:val="0070C0"/>
+          <w:kern w:val="0"/>
+          <w:sz w:val="22"/>
+        </w:rPr>
+        <w:t>对话框</w:t>
+      </w:r>
+      <w:r>
+        <w:rPr>
+          <w:rFonts w:ascii="Tahoma" w:eastAsia="微软雅黑" w:hAnsi="Tahoma" w:hint="eastAsia"/>
+          <w:color w:val="0070C0"/>
+          <w:kern w:val="0"/>
+          <w:sz w:val="22"/>
+        </w:rPr>
+        <w:t xml:space="preserve"> </w:t>
+      </w:r>
+      <w:r>
+        <w:rPr>
+          <w:rFonts w:ascii="Tahoma" w:eastAsia="微软雅黑" w:hAnsi="Tahoma" w:hint="eastAsia"/>
+          <w:color w:val="0070C0"/>
+          <w:kern w:val="0"/>
+          <w:sz w:val="22"/>
+        </w:rPr>
+        <w:t>&gt;</w:t>
+      </w:r>
+      <w:r>
+        <w:rPr>
+          <w:rFonts w:ascii="Tahoma" w:eastAsia="微软雅黑" w:hAnsi="Tahoma" w:hint="eastAsia"/>
+          <w:color w:val="0070C0"/>
+          <w:kern w:val="0"/>
+          <w:sz w:val="22"/>
+        </w:rPr>
+        <w:t xml:space="preserve"> </w:t>
+      </w:r>
+      <w:r>
+        <w:rPr>
+          <w:rFonts w:ascii="Tahoma" w:eastAsia="微软雅黑" w:hAnsi="Tahoma" w:hint="eastAsia"/>
+          <w:color w:val="0070C0"/>
+          <w:kern w:val="0"/>
+          <w:sz w:val="22"/>
+        </w:rPr>
+        <w:t>对话框设计</w:t>
+      </w:r>
+      <w:r>
+        <w:rPr>
+          <w:rFonts w:ascii="Tahoma" w:eastAsia="微软雅黑" w:hAnsi="Tahoma" w:hint="eastAsia"/>
+          <w:color w:val="0070C0"/>
+          <w:kern w:val="0"/>
+          <w:sz w:val="22"/>
+        </w:rPr>
+        <w:t>-</w:t>
+      </w:r>
+      <w:r>
+        <w:rPr>
+          <w:rFonts w:ascii="Tahoma" w:eastAsia="微软雅黑" w:hAnsi="Tahoma" w:hint="eastAsia"/>
+          <w:color w:val="0070C0"/>
+          <w:kern w:val="0"/>
+          <w:sz w:val="22"/>
+        </w:rPr>
+        <w:t>科技气泡</w:t>
+      </w:r>
+      <w:r>
+        <w:rPr>
+          <w:rFonts w:ascii="Tahoma" w:eastAsia="微软雅黑" w:hAnsi="Tahoma" w:hint="eastAsia"/>
+          <w:color w:val="0070C0"/>
+          <w:kern w:val="0"/>
+          <w:sz w:val="22"/>
+        </w:rPr>
+        <w:t>.docx</w:t>
+      </w:r>
+      <w:r>
+        <w:rPr>
+          <w:rFonts w:ascii="Tahoma" w:eastAsia="微软雅黑" w:hAnsi="Tahoma"/>
+          <w:kern w:val="0"/>
+          <w:sz w:val="22"/>
+        </w:rPr>
+        <w:t>”</w:t>
+      </w:r>
+    </w:p>
+    <w:p>
+      <w:pPr>
+        <w:widowControl/>
+        <w:adjustRightInd w:val="0"/>
+        <w:snapToGrid w:val="0"/>
+        <w:jc w:val="left"/>
+        <w:rPr>
+          <w:rFonts w:ascii="Tahoma" w:eastAsia="微软雅黑" w:hAnsi="Tahoma"/>
           <w:kern w:val="0"/>
           <w:sz w:val="22"/>
         </w:rPr>
@@ -1260,7 +1612,6 @@
         <w:rPr>
           <w:rFonts w:hint="eastAsia"/>
         </w:rPr>
-        <w:lastRenderedPageBreak/>
         <w:t>名词索引</w:t>
       </w:r>
     </w:p>
@@ -1487,6 +1838,39 @@
               <w:t xml:space="preserve"> </w:t>
             </w:r>
           </w:p>
+          <w:p>
+            <w:pPr>
+              <w:widowControl/>
+              <w:adjustRightInd w:val="0"/>
+              <w:snapToGrid w:val="0"/>
+              <w:spacing w:after="200"/>
+              <w:jc w:val="left"/>
+              <w:rPr>
+                <w:rFonts w:ascii="Tahoma" w:eastAsia="微软雅黑" w:hAnsi="Tahoma"/>
+                <w:kern w:val="0"/>
+                <w:sz w:val="22"/>
+              </w:rPr>
+            </w:pPr>
+            <w:hyperlink w:anchor="_默认窗口的局限性" w:history="1">
+              <w:r>
+                <w:rPr>
+                  <w:rStyle w:val="a4"/>
+                  <w:rFonts w:ascii="Tahoma" w:eastAsia="微软雅黑" w:hAnsi="Tahoma" w:hint="eastAsia"/>
+                  <w:kern w:val="0"/>
+                  <w:sz w:val="22"/>
+                </w:rPr>
+                <w:t>默认窗口的局限性</w:t>
+              </w:r>
+            </w:hyperlink>
+            <w:r>
+              <w:rPr>
+                <w:rFonts w:ascii="Tahoma" w:eastAsia="微软雅黑" w:hAnsi="Tahoma" w:hint="eastAsia"/>
+                <w:kern w:val="0"/>
+                <w:sz w:val="22"/>
+              </w:rPr>
+              <w:t xml:space="preserve"> </w:t>
+            </w:r>
+          </w:p>
         </w:tc>
       </w:tr>
       <w:tr>
@@ -1625,7 +2009,7 @@
               </w:rPr>
               <w:t xml:space="preserve"> </w:t>
             </w:r>
-            <w:hyperlink w:anchor="_装饰图" w:history="1">
+            <w:hyperlink w:anchor="_2）对话框装饰图" w:history="1">
               <w:r>
                 <w:rPr>
                   <w:rStyle w:val="a4"/>
@@ -1633,18 +2017,18 @@
                   <w:kern w:val="0"/>
                   <w:sz w:val="22"/>
                 </w:rPr>
-                <w:t>装饰图</w:t>
+                <w:t>对话框装饰图</w:t>
               </w:r>
             </w:hyperlink>
             <w:r>
               <w:rPr>
-                <w:rFonts w:ascii="Tahoma" w:eastAsia="微软雅黑" w:hAnsi="Tahoma"/>
+                <w:rFonts w:ascii="Tahoma" w:eastAsia="微软雅黑" w:hAnsi="Tahoma" w:hint="eastAsia"/>
                 <w:kern w:val="0"/>
                 <w:sz w:val="22"/>
               </w:rPr>
               <w:t xml:space="preserve"> </w:t>
             </w:r>
-            <w:hyperlink w:anchor="_背景" w:history="1">
+            <w:hyperlink w:anchor="_3）对话框背景" w:history="1">
               <w:r>
                 <w:rPr>
                   <w:rStyle w:val="a4"/>
@@ -1652,14 +2036,115 @@
                   <w:kern w:val="0"/>
                   <w:sz w:val="22"/>
                 </w:rPr>
-                <w:t>背景</w:t>
+                <w:t>对话框背景</w:t>
               </w:r>
             </w:hyperlink>
             <w:r>
               <w:rPr>
-                <w:rFonts w:ascii="Tahoma" w:eastAsia="微软雅黑" w:hAnsi="Tahoma"/>
-                <w:kern w:val="0"/>
-                <w:sz w:val="22"/>
+                <w:rFonts w:ascii="Tahoma" w:eastAsia="微软雅黑" w:hAnsi="Tahoma" w:hint="eastAsia"/>
+                <w:kern w:val="0"/>
+                <w:sz w:val="22"/>
+              </w:rPr>
+              <w:t xml:space="preserve"> </w:t>
+            </w:r>
+          </w:p>
+        </w:tc>
+      </w:tr>
+      <w:tr>
+        <w:tc>
+          <w:tcPr>
+            <w:tcW w:w="2093" w:type="dxa"/>
+            <w:shd w:val="clear" w:color="auto" w:fill="D9D9D9" w:themeFill="background1" w:themeFillShade="D9"/>
+          </w:tcPr>
+          <w:p>
+            <w:pPr>
+              <w:widowControl/>
+              <w:adjustRightInd w:val="0"/>
+              <w:snapToGrid w:val="0"/>
+              <w:spacing w:after="200"/>
+              <w:jc w:val="center"/>
+              <w:rPr>
+                <w:rFonts w:ascii="微软雅黑" w:eastAsia="微软雅黑" w:hAnsi="微软雅黑" w:hint="eastAsia"/>
+                <w:kern w:val="0"/>
+                <w:sz w:val="22"/>
+              </w:rPr>
+            </w:pPr>
+            <w:r>
+              <w:rPr>
+                <w:rFonts w:ascii="微软雅黑" w:eastAsia="微软雅黑" w:hAnsi="微软雅黑" w:hint="eastAsia"/>
+                <w:kern w:val="0"/>
+                <w:sz w:val="22"/>
+              </w:rPr>
+              <w:t>子窗口</w:t>
+            </w:r>
+          </w:p>
+        </w:tc>
+        <w:tc>
+          <w:tcPr>
+            <w:tcW w:w="6429" w:type="dxa"/>
+          </w:tcPr>
+          <w:p>
+            <w:pPr>
+              <w:widowControl/>
+              <w:adjustRightInd w:val="0"/>
+              <w:snapToGrid w:val="0"/>
+              <w:spacing w:after="200"/>
+              <w:jc w:val="left"/>
+              <w:rPr>
+                <w:rFonts w:ascii="微软雅黑" w:eastAsia="微软雅黑" w:hAnsi="微软雅黑" w:hint="eastAsia"/>
+                <w:sz w:val="22"/>
+                <w:szCs w:val="21"/>
+              </w:rPr>
+            </w:pPr>
+            <w:hyperlink w:anchor="_子窗口的皮肤" w:history="1">
+              <w:r>
+                <w:rPr>
+                  <w:rStyle w:val="a4"/>
+                  <w:rFonts w:ascii="微软雅黑" w:eastAsia="微软雅黑" w:hAnsi="微软雅黑" w:hint="eastAsia"/>
+                  <w:sz w:val="22"/>
+                  <w:szCs w:val="21"/>
+                </w:rPr>
+                <w:t>子窗口的皮肤</w:t>
+              </w:r>
+            </w:hyperlink>
+            <w:r>
+              <w:rPr>
+                <w:rFonts w:ascii="微软雅黑" w:eastAsia="微软雅黑" w:hAnsi="微软雅黑" w:hint="eastAsia"/>
+                <w:sz w:val="22"/>
+                <w:szCs w:val="21"/>
+              </w:rPr>
+              <w:t xml:space="preserve"> </w:t>
+            </w:r>
+          </w:p>
+          <w:p>
+            <w:pPr>
+              <w:widowControl/>
+              <w:adjustRightInd w:val="0"/>
+              <w:snapToGrid w:val="0"/>
+              <w:spacing w:after="200"/>
+              <w:jc w:val="left"/>
+              <w:rPr>
+                <w:rFonts w:ascii="微软雅黑" w:eastAsia="微软雅黑" w:hAnsi="微软雅黑" w:hint="eastAsia"/>
+                <w:sz w:val="22"/>
+                <w:szCs w:val="21"/>
+              </w:rPr>
+            </w:pPr>
+            <w:hyperlink w:anchor="_子窗口的特殊配置" w:history="1">
+              <w:r>
+                <w:rPr>
+                  <w:rStyle w:val="a4"/>
+                  <w:rFonts w:ascii="微软雅黑" w:eastAsia="微软雅黑" w:hAnsi="微软雅黑" w:hint="eastAsia"/>
+                  <w:sz w:val="22"/>
+                  <w:szCs w:val="21"/>
+                </w:rPr>
+                <w:t>子窗口的特殊配置</w:t>
+              </w:r>
+            </w:hyperlink>
+            <w:r>
+              <w:rPr>
+                <w:rFonts w:ascii="微软雅黑" w:eastAsia="微软雅黑" w:hAnsi="微软雅黑" w:hint="eastAsia"/>
+                <w:sz w:val="22"/>
+                <w:szCs w:val="21"/>
               </w:rPr>
               <w:t xml:space="preserve"> </w:t>
             </w:r>
@@ -1720,6 +2205,7 @@
     <w:p>
       <w:pPr>
         <w:widowControl/>
+        <w:snapToGrid w:val="0"/>
         <w:jc w:val="left"/>
         <w:rPr>
           <w:rFonts w:ascii="Tahoma" w:eastAsia="微软雅黑" w:hAnsi="Tahoma" w:cstheme="minorBidi"/>
@@ -1751,7 +2237,25 @@
           <w:kern w:val="0"/>
           <w:sz w:val="22"/>
         </w:rPr>
-        <w:t>需要注意的是，对话框变形器与对话框皮肤</w:t>
+        <w:t>需要注意的是，对话框</w:t>
+      </w:r>
+      <w:proofErr w:type="gramStart"/>
+      <w:r>
+        <w:rPr>
+          <w:rFonts w:ascii="Tahoma" w:eastAsia="微软雅黑" w:hAnsi="Tahoma" w:cstheme="minorBidi" w:hint="eastAsia"/>
+          <w:kern w:val="0"/>
+          <w:sz w:val="22"/>
+        </w:rPr>
+        <w:t>变形器</w:t>
+      </w:r>
+      <w:proofErr w:type="gramEnd"/>
+      <w:r>
+        <w:rPr>
+          <w:rFonts w:ascii="Tahoma" w:eastAsia="微软雅黑" w:hAnsi="Tahoma" w:cstheme="minorBidi" w:hint="eastAsia"/>
+          <w:kern w:val="0"/>
+          <w:sz w:val="22"/>
+        </w:rPr>
+        <w:t>与对话框皮肤</w:t>
       </w:r>
       <w:r>
         <w:rPr>
@@ -1776,6 +2280,107 @@
           <w:sz w:val="22"/>
         </w:rPr>
         <w:t>：</w:t>
+      </w:r>
+    </w:p>
+    <w:p>
+      <w:pPr>
+        <w:widowControl/>
+        <w:snapToGrid w:val="0"/>
+        <w:spacing w:after="200"/>
+        <w:jc w:val="left"/>
+        <w:rPr>
+          <w:rFonts w:ascii="Tahoma" w:eastAsia="微软雅黑" w:hAnsi="Tahoma" w:cstheme="minorBidi"/>
+          <w:kern w:val="0"/>
+          <w:sz w:val="22"/>
+        </w:rPr>
+      </w:pPr>
+      <w:r>
+        <w:rPr>
+          <w:rFonts w:ascii="Tahoma" w:eastAsia="微软雅黑" w:hAnsi="Tahoma" w:cstheme="minorBidi" w:hint="eastAsia"/>
+          <w:kern w:val="0"/>
+          <w:sz w:val="22"/>
+        </w:rPr>
+        <w:t>（详细可以去看</w:t>
+      </w:r>
+      <w:proofErr w:type="gramStart"/>
+      <w:r>
+        <w:rPr>
+          <w:rFonts w:ascii="Tahoma" w:eastAsia="微软雅黑" w:hAnsi="Tahoma" w:cstheme="minorBidi"/>
+          <w:kern w:val="0"/>
+          <w:sz w:val="22"/>
+        </w:rPr>
+        <w:t>”</w:t>
+      </w:r>
+      <w:proofErr w:type="gramEnd"/>
+      <w:r>
+        <w:rPr>
+          <w:rFonts w:ascii="Tahoma" w:eastAsia="微软雅黑" w:hAnsi="Tahoma" w:cstheme="minorBidi" w:hint="eastAsia"/>
+          <w:color w:val="0070C0"/>
+          <w:kern w:val="0"/>
+          <w:sz w:val="22"/>
+        </w:rPr>
+        <w:t>15.</w:t>
+      </w:r>
+      <w:r>
+        <w:rPr>
+          <w:rFonts w:ascii="Tahoma" w:eastAsia="微软雅黑" w:hAnsi="Tahoma" w:cstheme="minorBidi" w:hint="eastAsia"/>
+          <w:color w:val="0070C0"/>
+          <w:kern w:val="0"/>
+          <w:sz w:val="22"/>
+        </w:rPr>
+        <w:t>对话框</w:t>
+      </w:r>
+      <w:r>
+        <w:rPr>
+          <w:rFonts w:ascii="Tahoma" w:eastAsia="微软雅黑" w:hAnsi="Tahoma" w:cstheme="minorBidi" w:hint="eastAsia"/>
+          <w:color w:val="0070C0"/>
+          <w:kern w:val="0"/>
+          <w:sz w:val="22"/>
+        </w:rPr>
+        <w:t xml:space="preserve"> &gt;</w:t>
+      </w:r>
+      <w:r>
+        <w:rPr>
+          <w:rFonts w:hint="eastAsia"/>
+          <w:color w:val="0070C0"/>
+        </w:rPr>
+        <w:t xml:space="preserve"> </w:t>
+      </w:r>
+      <w:r>
+        <w:rPr>
+          <w:rFonts w:ascii="Tahoma" w:eastAsia="微软雅黑" w:hAnsi="Tahoma" w:cstheme="minorBidi" w:hint="eastAsia"/>
+          <w:color w:val="0070C0"/>
+          <w:kern w:val="0"/>
+          <w:sz w:val="22"/>
+        </w:rPr>
+        <w:t>对话框的全部功能结构</w:t>
+      </w:r>
+      <w:r>
+        <w:rPr>
+          <w:rFonts w:ascii="Tahoma" w:eastAsia="微软雅黑" w:hAnsi="Tahoma" w:cstheme="minorBidi" w:hint="eastAsia"/>
+          <w:color w:val="0070C0"/>
+          <w:kern w:val="0"/>
+          <w:sz w:val="22"/>
+        </w:rPr>
+        <w:t>.png</w:t>
+      </w:r>
+      <w:proofErr w:type="gramStart"/>
+      <w:r>
+        <w:rPr>
+          <w:rFonts w:ascii="Tahoma" w:eastAsia="微软雅黑" w:hAnsi="Tahoma" w:cstheme="minorBidi"/>
+          <w:kern w:val="0"/>
+          <w:sz w:val="22"/>
+        </w:rPr>
+        <w:t>”</w:t>
+      </w:r>
+      <w:proofErr w:type="gramEnd"/>
+      <w:r>
+        <w:rPr>
+          <w:rFonts w:ascii="Tahoma" w:eastAsia="微软雅黑" w:hAnsi="Tahoma" w:cstheme="minorBidi" w:hint="eastAsia"/>
+          <w:kern w:val="0"/>
+          <w:sz w:val="22"/>
+        </w:rPr>
+        <w:t>）</w:t>
       </w:r>
     </w:p>
     <w:p>
@@ -1790,7 +2395,7 @@
         <w:rPr>
           <w:rFonts w:hint="eastAsia"/>
         </w:rPr>
-        <w:object w:dxaOrig="11416" w:dyaOrig="4455" w14:anchorId="3084B701">
+        <w:object w:dxaOrig="14436" w:dyaOrig="5292" w14:anchorId="13248234">
           <v:shapetype id="_x0000_t75" coordsize="21600,21600" o:spt="75" o:preferrelative="t" path="m@4@5l@4@11@9@11@9@5xe" filled="f" stroked="f">
             <v:stroke joinstyle="miter"/>
             <v:formulas>
@@ -1810,12 +2415,20 @@
             <v:path o:extrusionok="f" gradientshapeok="t" o:connecttype="rect"/>
             <o:lock v:ext="edit" aspectratio="t"/>
           </v:shapetype>
-          <v:shape id="_x0000_i1025" type="#_x0000_t75" style="width:570.6pt;height:222.6pt" o:ole="">
+          <v:shape id="_x0000_i1025" type="#_x0000_t75" style="width:673.5pt;height:247.5pt" o:ole="">
             <v:imagedata r:id="rId10" o:title=""/>
           </v:shape>
-          <o:OLEObject Type="Embed" ProgID="Visio.Drawing.15" ShapeID="_x0000_i1025" DrawAspect="Content" ObjectID="_1807803844" r:id="rId11"/>
+          <o:OLEObject Type="Embed" ProgID="Visio.Drawing.15" ShapeID="_x0000_i1025" DrawAspect="Content" ObjectID="_1823668332" r:id="rId11"/>
         </w:object>
       </w:r>
+    </w:p>
+    <w:p>
+      <w:pPr>
+        <w:widowControl/>
+        <w:adjustRightInd w:val="0"/>
+        <w:snapToGrid w:val="0"/>
+        <w:spacing w:after="200"/>
+      </w:pPr>
     </w:p>
     <w:p>
       <w:pPr>
@@ -2124,23 +2737,15 @@
           <w:kern w:val="0"/>
           <w:sz w:val="22"/>
         </w:rPr>
-        <w:t>固定只有</w:t>
-      </w:r>
-      <w:r>
-        <w:rPr>
-          <w:rFonts w:ascii="Tahoma" w:eastAsia="微软雅黑" w:hAnsi="Tahoma" w:hint="eastAsia"/>
-          <w:kern w:val="0"/>
-          <w:sz w:val="22"/>
-        </w:rPr>
-        <w:t>2</w:t>
-      </w:r>
-      <w:r>
-        <w:rPr>
-          <w:rFonts w:ascii="Tahoma" w:eastAsia="微软雅黑" w:hAnsi="Tahoma"/>
-          <w:kern w:val="0"/>
-          <w:sz w:val="22"/>
-        </w:rPr>
-        <w:t>4</w:t>
+        <w:t>固定</w:t>
+      </w:r>
+      <w:r>
+        <w:rPr>
+          <w:rFonts w:ascii="Tahoma" w:eastAsia="微软雅黑" w:hAnsi="Tahoma" w:hint="eastAsia"/>
+          <w:kern w:val="0"/>
+          <w:sz w:val="22"/>
+        </w:rPr>
+        <w:t>24</w:t>
       </w:r>
       <w:r>
         <w:rPr>
@@ -2164,7 +2769,23 @@
           <w:kern w:val="0"/>
           <w:sz w:val="22"/>
         </w:rPr>
-        <w:t>个部分，根据窗口的长宽自适应拉伸框结构。</w:t>
+        <w:t>个部分，</w:t>
+      </w:r>
+      <w:r>
+        <w:rPr>
+          <w:rFonts w:ascii="Tahoma" w:eastAsia="微软雅黑" w:hAnsi="Tahoma" w:hint="eastAsia"/>
+          <w:kern w:val="0"/>
+          <w:sz w:val="22"/>
+        </w:rPr>
+        <w:t>边角以外的部分会</w:t>
+      </w:r>
+      <w:r>
+        <w:rPr>
+          <w:rFonts w:ascii="Tahoma" w:eastAsia="微软雅黑" w:hAnsi="Tahoma" w:hint="eastAsia"/>
+          <w:kern w:val="0"/>
+          <w:sz w:val="22"/>
+        </w:rPr>
+        <w:t>根据窗口的长宽自适应拉伸框结构。</w:t>
       </w:r>
       <w:r>
         <w:rPr>
@@ -2361,7 +2982,7 @@
           <w:kern w:val="0"/>
           <w:sz w:val="22"/>
         </w:rPr>
-        <w:t>（脚本底层都没有</w:t>
+        <w:t>（脚本底层</w:t>
       </w:r>
       <w:r>
         <w:rPr>
@@ -2370,7 +2991,7 @@
           <w:kern w:val="0"/>
           <w:sz w:val="22"/>
         </w:rPr>
-        <w:t>写</w:t>
+        <w:t>中，</w:t>
       </w:r>
       <w:r>
         <w:rPr>
@@ -2379,7 +3000,7 @@
           <w:kern w:val="0"/>
           <w:sz w:val="22"/>
         </w:rPr>
-        <w:t>左右</w:t>
+        <w:t>没有左右</w:t>
       </w:r>
       <w:r>
         <w:rPr>
@@ -2397,7 +3018,63 @@
           <w:kern w:val="0"/>
           <w:sz w:val="22"/>
         </w:rPr>
-        <w:t>，只写了上下，左右箭头就是好看用的）</w:t>
+        <w:t>，只</w:t>
+      </w:r>
+      <w:r>
+        <w:rPr>
+          <w:rFonts w:ascii="Tahoma" w:eastAsia="微软雅黑" w:hAnsi="Tahoma" w:hint="eastAsia"/>
+          <w:color w:val="A6A6A6" w:themeColor="background1" w:themeShade="A6"/>
+          <w:kern w:val="0"/>
+          <w:sz w:val="22"/>
+        </w:rPr>
+        <w:t>有</w:t>
+      </w:r>
+      <w:r>
+        <w:rPr>
+          <w:rFonts w:ascii="Tahoma" w:eastAsia="微软雅黑" w:hAnsi="Tahoma" w:hint="eastAsia"/>
+          <w:color w:val="A6A6A6" w:themeColor="background1" w:themeShade="A6"/>
+          <w:kern w:val="0"/>
+          <w:sz w:val="22"/>
+        </w:rPr>
+        <w:t>上下</w:t>
+      </w:r>
+      <w:r>
+        <w:rPr>
+          <w:rFonts w:ascii="Tahoma" w:eastAsia="微软雅黑" w:hAnsi="Tahoma" w:hint="eastAsia"/>
+          <w:color w:val="A6A6A6" w:themeColor="background1" w:themeShade="A6"/>
+          <w:kern w:val="0"/>
+          <w:sz w:val="22"/>
+        </w:rPr>
+        <w:t>箭头。皮肤的</w:t>
+      </w:r>
+      <w:r>
+        <w:rPr>
+          <w:rFonts w:ascii="Tahoma" w:eastAsia="微软雅黑" w:hAnsi="Tahoma" w:hint="eastAsia"/>
+          <w:color w:val="A6A6A6" w:themeColor="background1" w:themeShade="A6"/>
+          <w:kern w:val="0"/>
+          <w:sz w:val="22"/>
+        </w:rPr>
+        <w:t>左右箭头就是</w:t>
+      </w:r>
+      <w:proofErr w:type="gramStart"/>
+      <w:r>
+        <w:rPr>
+          <w:rFonts w:ascii="Tahoma" w:eastAsia="微软雅黑" w:hAnsi="Tahoma" w:hint="eastAsia"/>
+          <w:color w:val="A6A6A6" w:themeColor="background1" w:themeShade="A6"/>
+          <w:kern w:val="0"/>
+          <w:sz w:val="22"/>
+        </w:rPr>
+        <w:t>好看用</w:t>
+      </w:r>
+      <w:proofErr w:type="gramEnd"/>
+      <w:r>
+        <w:rPr>
+          <w:rFonts w:ascii="Tahoma" w:eastAsia="微软雅黑" w:hAnsi="Tahoma" w:hint="eastAsia"/>
+          <w:color w:val="A6A6A6" w:themeColor="background1" w:themeShade="A6"/>
+          <w:kern w:val="0"/>
+          <w:sz w:val="22"/>
+        </w:rPr>
+        <w:t>的）</w:t>
       </w:r>
     </w:p>
     <w:p>
@@ -2443,6 +3120,7 @@
         </w:rPr>
         <w:t>仅在对话框中出现，用于控制对话文本全部显示后，显示的</w:t>
       </w:r>
+      <w:proofErr w:type="gramStart"/>
       <w:r>
         <w:rPr>
           <w:rFonts w:ascii="Tahoma" w:eastAsia="微软雅黑" w:hAnsi="Tahoma"/>
@@ -2451,6 +3129,7 @@
         </w:rPr>
         <w:t>”</w:t>
       </w:r>
+      <w:proofErr w:type="gramEnd"/>
       <w:r>
         <w:rPr>
           <w:rFonts w:ascii="Tahoma" w:eastAsia="微软雅黑" w:hAnsi="Tahoma" w:hint="eastAsia"/>
@@ -2459,6 +3138,7 @@
         </w:rPr>
         <w:t>下一个对话</w:t>
       </w:r>
+      <w:proofErr w:type="gramStart"/>
       <w:r>
         <w:rPr>
           <w:rFonts w:ascii="Tahoma" w:eastAsia="微软雅黑" w:hAnsi="Tahoma"/>
@@ -2467,6 +3147,7 @@
         </w:rPr>
         <w:t>”</w:t>
       </w:r>
+      <w:proofErr w:type="gramEnd"/>
       <w:r>
         <w:rPr>
           <w:rFonts w:ascii="Tahoma" w:eastAsia="微软雅黑" w:hAnsi="Tahoma" w:hint="eastAsia"/>
@@ -2474,128 +3155,6 @@
           <w:sz w:val="22"/>
         </w:rPr>
         <w:t>的小箭头。</w:t>
-      </w:r>
-      <w:r>
-        <w:rPr>
-          <w:rFonts w:ascii="Tahoma" w:eastAsia="微软雅黑" w:hAnsi="Tahoma" w:hint="eastAsia"/>
-          <w:color w:val="0070C0"/>
-          <w:kern w:val="0"/>
-          <w:sz w:val="22"/>
-        </w:rPr>
-        <w:t>此小箭头可以被</w:t>
-      </w:r>
-      <w:r>
-        <w:rPr>
-          <w:rFonts w:ascii="Tahoma" w:eastAsia="微软雅黑" w:hAnsi="Tahoma" w:hint="eastAsia"/>
-          <w:color w:val="0070C0"/>
-          <w:kern w:val="0"/>
-          <w:sz w:val="22"/>
-        </w:rPr>
-        <w:t xml:space="preserve"> </w:t>
-      </w:r>
-      <w:r>
-        <w:rPr>
-          <w:rFonts w:ascii="Tahoma" w:eastAsia="微软雅黑" w:hAnsi="Tahoma" w:hint="eastAsia"/>
-          <w:color w:val="0070C0"/>
-          <w:kern w:val="0"/>
-          <w:sz w:val="22"/>
-        </w:rPr>
-        <w:t>对话框</w:t>
-      </w:r>
-      <w:r>
-        <w:rPr>
-          <w:rFonts w:ascii="Tahoma" w:eastAsia="微软雅黑" w:hAnsi="Tahoma" w:hint="eastAsia"/>
-          <w:color w:val="0070C0"/>
-          <w:kern w:val="0"/>
-          <w:sz w:val="22"/>
-        </w:rPr>
-        <w:t>-</w:t>
-      </w:r>
-      <w:r>
-        <w:rPr>
-          <w:rFonts w:ascii="Tahoma" w:eastAsia="微软雅黑" w:hAnsi="Tahoma" w:hint="eastAsia"/>
-          <w:color w:val="0070C0"/>
-          <w:kern w:val="0"/>
-          <w:sz w:val="22"/>
-        </w:rPr>
-        <w:t>对话框小箭头</w:t>
-      </w:r>
-      <w:r>
-        <w:rPr>
-          <w:rFonts w:ascii="Tahoma" w:eastAsia="微软雅黑" w:hAnsi="Tahoma" w:hint="eastAsia"/>
-          <w:color w:val="0070C0"/>
-          <w:kern w:val="0"/>
-          <w:sz w:val="22"/>
-        </w:rPr>
-        <w:t xml:space="preserve"> </w:t>
-      </w:r>
-      <w:r>
-        <w:rPr>
-          <w:rFonts w:ascii="Tahoma" w:eastAsia="微软雅黑" w:hAnsi="Tahoma" w:hint="eastAsia"/>
-          <w:color w:val="0070C0"/>
-          <w:kern w:val="0"/>
-          <w:sz w:val="22"/>
-        </w:rPr>
-        <w:t>插件扩展。</w:t>
-      </w:r>
-    </w:p>
-    <w:p>
-      <w:pPr>
-        <w:widowControl/>
-        <w:adjustRightInd w:val="0"/>
-        <w:snapToGrid w:val="0"/>
-        <w:jc w:val="left"/>
-        <w:rPr>
-          <w:rFonts w:ascii="Tahoma" w:eastAsia="微软雅黑" w:hAnsi="Tahoma"/>
-          <w:kern w:val="0"/>
-          <w:sz w:val="22"/>
-        </w:rPr>
-      </w:pPr>
-      <w:bookmarkStart w:id="7" w:name="闪烁矩形"/>
-      <w:r>
-        <w:rPr>
-          <w:rFonts w:ascii="Tahoma" w:eastAsia="微软雅黑" w:hAnsi="Tahoma" w:hint="eastAsia"/>
-          <w:b/>
-          <w:bCs/>
-          <w:kern w:val="0"/>
-          <w:sz w:val="22"/>
-        </w:rPr>
-        <w:t>闪烁矩形</w:t>
-      </w:r>
-      <w:bookmarkEnd w:id="7"/>
-      <w:r>
-        <w:rPr>
-          <w:rFonts w:ascii="Tahoma" w:eastAsia="微软雅黑" w:hAnsi="Tahoma" w:hint="eastAsia"/>
-          <w:b/>
-          <w:bCs/>
-          <w:kern w:val="0"/>
-          <w:sz w:val="22"/>
-        </w:rPr>
-        <w:t>：</w:t>
-      </w:r>
-      <w:r>
-        <w:rPr>
-          <w:rFonts w:ascii="Tahoma" w:eastAsia="微软雅黑" w:hAnsi="Tahoma" w:hint="eastAsia"/>
-          <w:kern w:val="0"/>
-          <w:sz w:val="22"/>
-        </w:rPr>
-        <w:t>该矩形会在含选择项的窗口中出现，用于表示当前选中的项，并不断地闪烁。这个矩形资源会根据选项的矩形范围</w:t>
-      </w:r>
-      <w:r>
-        <w:rPr>
-          <w:rFonts w:ascii="Tahoma" w:eastAsia="微软雅黑" w:hAnsi="Tahoma" w:hint="eastAsia"/>
-          <w:kern w:val="0"/>
-          <w:sz w:val="22"/>
-        </w:rPr>
-        <w:t xml:space="preserve"> </w:t>
-      </w:r>
-      <w:r>
-        <w:rPr>
-          <w:rFonts w:ascii="Tahoma" w:eastAsia="微软雅黑" w:hAnsi="Tahoma" w:hint="eastAsia"/>
-          <w:kern w:val="0"/>
-          <w:sz w:val="22"/>
-        </w:rPr>
-        <w:t>拉伸。</w:t>
       </w:r>
     </w:p>
     <w:p>
@@ -2607,24 +3166,61 @@
         <w:jc w:val="left"/>
         <w:rPr>
           <w:rFonts w:ascii="Tahoma" w:eastAsia="微软雅黑" w:hAnsi="Tahoma"/>
-          <w:color w:val="0070C0"/>
-          <w:kern w:val="0"/>
-          <w:sz w:val="22"/>
-        </w:rPr>
-      </w:pPr>
-      <w:r>
-        <w:rPr>
-          <w:rFonts w:ascii="Tahoma" w:eastAsia="微软雅黑" w:hAnsi="Tahoma" w:hint="eastAsia"/>
-          <w:color w:val="0070C0"/>
-          <w:kern w:val="0"/>
-          <w:sz w:val="22"/>
-        </w:rPr>
-        <w:t>此矩形可以用</w:t>
-      </w:r>
-      <w:r>
-        <w:rPr>
-          <w:rFonts w:ascii="Tahoma" w:eastAsia="微软雅黑" w:hAnsi="Tahoma" w:hint="eastAsia"/>
-          <w:color w:val="0070C0"/>
+          <w:kern w:val="0"/>
+          <w:sz w:val="22"/>
+        </w:rPr>
+      </w:pPr>
+      <w:bookmarkStart w:id="7" w:name="闪烁矩形"/>
+      <w:r>
+        <w:rPr>
+          <w:rFonts w:ascii="Tahoma" w:eastAsia="微软雅黑" w:hAnsi="Tahoma" w:hint="eastAsia"/>
+          <w:b/>
+          <w:bCs/>
+          <w:kern w:val="0"/>
+          <w:sz w:val="22"/>
+        </w:rPr>
+        <w:t>闪烁矩形</w:t>
+      </w:r>
+      <w:bookmarkEnd w:id="7"/>
+      <w:r>
+        <w:rPr>
+          <w:rFonts w:ascii="Tahoma" w:eastAsia="微软雅黑" w:hAnsi="Tahoma" w:hint="eastAsia"/>
+          <w:b/>
+          <w:bCs/>
+          <w:kern w:val="0"/>
+          <w:sz w:val="22"/>
+        </w:rPr>
+        <w:t>：</w:t>
+      </w:r>
+      <w:r>
+        <w:rPr>
+          <w:rFonts w:ascii="Tahoma" w:eastAsia="微软雅黑" w:hAnsi="Tahoma" w:hint="eastAsia"/>
+          <w:kern w:val="0"/>
+          <w:sz w:val="22"/>
+        </w:rPr>
+        <w:t>该矩形会在</w:t>
+      </w:r>
+      <w:proofErr w:type="gramStart"/>
+      <w:r>
+        <w:rPr>
+          <w:rFonts w:ascii="Tahoma" w:eastAsia="微软雅黑" w:hAnsi="Tahoma" w:hint="eastAsia"/>
+          <w:kern w:val="0"/>
+          <w:sz w:val="22"/>
+        </w:rPr>
+        <w:t>含选择</w:t>
+      </w:r>
+      <w:proofErr w:type="gramEnd"/>
+      <w:r>
+        <w:rPr>
+          <w:rFonts w:ascii="Tahoma" w:eastAsia="微软雅黑" w:hAnsi="Tahoma" w:hint="eastAsia"/>
+          <w:kern w:val="0"/>
+          <w:sz w:val="22"/>
+        </w:rPr>
+        <w:t>项的窗口中出现，用于表示当前选中的项，并不断地闪烁。这个矩形资源会根据选项的矩形范围</w:t>
+      </w:r>
+      <w:r>
+        <w:rPr>
+          <w:rFonts w:ascii="Tahoma" w:eastAsia="微软雅黑" w:hAnsi="Tahoma" w:hint="eastAsia"/>
           <w:kern w:val="0"/>
           <w:sz w:val="22"/>
         </w:rPr>
@@ -2633,47 +3229,10 @@
       <w:r>
         <w:rPr>
           <w:rFonts w:ascii="Tahoma" w:eastAsia="微软雅黑" w:hAnsi="Tahoma" w:hint="eastAsia"/>
-          <w:color w:val="0070C0"/>
-          <w:kern w:val="0"/>
-          <w:sz w:val="22"/>
-        </w:rPr>
-        <w:t>主菜单</w:t>
-      </w:r>
-      <w:r>
-        <w:rPr>
-          <w:rFonts w:ascii="Tahoma" w:eastAsia="微软雅黑" w:hAnsi="Tahoma" w:hint="eastAsia"/>
-          <w:color w:val="0070C0"/>
-          <w:kern w:val="0"/>
-          <w:sz w:val="22"/>
-        </w:rPr>
-        <w:t>-</w:t>
-      </w:r>
-      <w:r>
-        <w:rPr>
-          <w:rFonts w:ascii="Tahoma" w:eastAsia="微软雅黑" w:hAnsi="Tahoma" w:hint="eastAsia"/>
-          <w:color w:val="0070C0"/>
-          <w:kern w:val="0"/>
-          <w:sz w:val="22"/>
-        </w:rPr>
-        <w:t>多样式菜单选项边框</w:t>
-      </w:r>
-      <w:r>
-        <w:rPr>
-          <w:rFonts w:ascii="Tahoma" w:eastAsia="微软雅黑" w:hAnsi="Tahoma" w:hint="eastAsia"/>
-          <w:color w:val="0070C0"/>
-          <w:kern w:val="0"/>
-          <w:sz w:val="22"/>
-        </w:rPr>
-        <w:t xml:space="preserve"> </w:t>
-      </w:r>
-      <w:r>
-        <w:rPr>
-          <w:rFonts w:ascii="Tahoma" w:eastAsia="微软雅黑" w:hAnsi="Tahoma" w:hint="eastAsia"/>
-          <w:color w:val="0070C0"/>
-          <w:kern w:val="0"/>
-          <w:sz w:val="22"/>
-        </w:rPr>
-        <w:t>插件扩展边框和边角。</w:t>
+          <w:kern w:val="0"/>
+          <w:sz w:val="22"/>
+        </w:rPr>
+        <w:t>拉伸。</w:t>
       </w:r>
     </w:p>
     <w:p>
@@ -2685,6 +3244,7 @@
         <w:jc w:val="left"/>
         <w:rPr>
           <w:rFonts w:ascii="Tahoma" w:eastAsia="微软雅黑" w:hAnsi="Tahoma"/>
+          <w:color w:val="0070C0"/>
           <w:kern w:val="0"/>
           <w:sz w:val="22"/>
         </w:rPr>
@@ -2799,69 +3359,6 @@
         </w:rPr>
         <w:t>。能够改变窗口中显示的文本颜色。</w:t>
       </w:r>
-      <w:r>
-        <w:rPr>
-          <w:rFonts w:ascii="Tahoma" w:eastAsia="微软雅黑" w:hAnsi="Tahoma" w:hint="eastAsia"/>
-          <w:color w:val="0070C0"/>
-          <w:kern w:val="0"/>
-          <w:sz w:val="22"/>
-        </w:rPr>
-        <w:t>文本色</w:t>
-      </w:r>
-      <w:r>
-        <w:rPr>
-          <w:rFonts w:ascii="Tahoma" w:eastAsia="微软雅黑" w:hAnsi="Tahoma" w:hint="eastAsia"/>
-          <w:color w:val="0070C0"/>
-          <w:kern w:val="0"/>
-          <w:sz w:val="22"/>
-        </w:rPr>
-        <w:t>字符</w:t>
-      </w:r>
-      <w:r>
-        <w:rPr>
-          <w:rFonts w:ascii="Tahoma" w:eastAsia="微软雅黑" w:hAnsi="Tahoma" w:hint="eastAsia"/>
-          <w:color w:val="0070C0"/>
-          <w:kern w:val="0"/>
-          <w:sz w:val="22"/>
-        </w:rPr>
-        <w:t>可以用</w:t>
-      </w:r>
-      <w:r>
-        <w:rPr>
-          <w:rFonts w:ascii="Tahoma" w:eastAsia="微软雅黑" w:hAnsi="Tahoma" w:hint="eastAsia"/>
-          <w:color w:val="0070C0"/>
-          <w:kern w:val="0"/>
-          <w:sz w:val="22"/>
-        </w:rPr>
-        <w:t xml:space="preserve"> </w:t>
-      </w:r>
-      <w:r>
-        <w:rPr>
-          <w:rFonts w:ascii="Tahoma" w:eastAsia="微软雅黑" w:hAnsi="Tahoma" w:hint="eastAsia"/>
-          <w:color w:val="0070C0"/>
-          <w:kern w:val="0"/>
-          <w:sz w:val="22"/>
-        </w:rPr>
-        <w:t>颜色核心</w:t>
-      </w:r>
-      <w:r>
-        <w:rPr>
-          <w:rFonts w:ascii="Tahoma" w:eastAsia="微软雅黑" w:hAnsi="Tahoma" w:hint="eastAsia"/>
-          <w:color w:val="0070C0"/>
-          <w:kern w:val="0"/>
-          <w:sz w:val="22"/>
-        </w:rPr>
-        <w:t xml:space="preserve"> </w:t>
-      </w:r>
-      <w:r>
-        <w:rPr>
-          <w:rFonts w:ascii="Tahoma" w:eastAsia="微软雅黑" w:hAnsi="Tahoma" w:hint="eastAsia"/>
-          <w:color w:val="0070C0"/>
-          <w:kern w:val="0"/>
-          <w:sz w:val="22"/>
-        </w:rPr>
-        <w:t>扩展高级颜色。</w:t>
-      </w:r>
     </w:p>
     <w:p>
       <w:pPr>
@@ -2870,56 +3367,27 @@
           <w:rFonts w:hint="eastAsia"/>
         </w:rPr>
       </w:pPr>
+      <w:bookmarkStart w:id="9" w:name="_默认窗口的局限性"/>
+      <w:bookmarkEnd w:id="9"/>
       <w:r>
         <w:rPr>
           <w:rFonts w:hint="eastAsia"/>
         </w:rPr>
         <w:lastRenderedPageBreak/>
-        <w:t>插件</w:t>
+        <w:t>默认</w:t>
       </w:r>
       <w:r>
         <w:rPr>
           <w:rFonts w:hint="eastAsia"/>
         </w:rPr>
-        <w:t>窗口结构</w:t>
-      </w:r>
-    </w:p>
-    <w:p>
-      <w:pPr>
-        <w:pStyle w:val="4"/>
-        <w:spacing w:before="0" w:after="120" w:line="240" w:lineRule="auto"/>
-        <w:rPr>
-          <w:rFonts w:ascii="微软雅黑" w:eastAsia="微软雅黑" w:hAnsi="微软雅黑" w:hint="eastAsia"/>
-          <w:sz w:val="22"/>
-          <w:szCs w:val="22"/>
-        </w:rPr>
-      </w:pPr>
-      <w:bookmarkStart w:id="9" w:name="边框结构"/>
-      <w:r>
-        <w:rPr>
-          <w:rFonts w:ascii="微软雅黑" w:eastAsia="微软雅黑" w:hAnsi="微软雅黑" w:hint="eastAsia"/>
-          <w:sz w:val="22"/>
-          <w:szCs w:val="22"/>
-        </w:rPr>
-        <w:t>1）</w:t>
-      </w:r>
-      <w:r>
-        <w:rPr>
-          <w:rFonts w:ascii="微软雅黑" w:eastAsia="微软雅黑" w:hAnsi="微软雅黑" w:hint="eastAsia"/>
-          <w:sz w:val="22"/>
-          <w:szCs w:val="22"/>
-        </w:rPr>
-        <w:t>边框</w:t>
-      </w:r>
-      <w:r>
-        <w:rPr>
-          <w:rFonts w:ascii="微软雅黑" w:eastAsia="微软雅黑" w:hAnsi="微软雅黑" w:hint="eastAsia"/>
-          <w:sz w:val="22"/>
-          <w:szCs w:val="22"/>
-        </w:rPr>
-        <w:t>结构</w:t>
-      </w:r>
-      <w:bookmarkEnd w:id="9"/>
+        <w:t>窗口</w:t>
+      </w:r>
+      <w:r>
+        <w:rPr>
+          <w:rFonts w:hint="eastAsia"/>
+        </w:rPr>
+        <w:t>的局限性</w:t>
+      </w:r>
     </w:p>
     <w:p>
       <w:pPr>
@@ -2939,63 +3407,7 @@
           <w:kern w:val="0"/>
           <w:sz w:val="22"/>
         </w:rPr>
-        <w:t>由于默认提供的</w:t>
-      </w:r>
-      <w:r>
-        <w:rPr>
-          <w:rFonts w:ascii="Tahoma" w:eastAsia="微软雅黑" w:hAnsi="Tahoma" w:hint="eastAsia"/>
-          <w:kern w:val="0"/>
-          <w:sz w:val="22"/>
-        </w:rPr>
-        <w:t xml:space="preserve"> </w:t>
-      </w:r>
-      <w:r>
-        <w:rPr>
-          <w:rFonts w:ascii="Tahoma" w:eastAsia="微软雅黑" w:hAnsi="Tahoma" w:hint="eastAsia"/>
-          <w:kern w:val="0"/>
-          <w:sz w:val="22"/>
-        </w:rPr>
-        <w:t>边框</w:t>
-      </w:r>
-      <w:r>
-        <w:rPr>
-          <w:rFonts w:ascii="Tahoma" w:eastAsia="微软雅黑" w:hAnsi="Tahoma" w:hint="eastAsia"/>
-          <w:kern w:val="0"/>
-          <w:sz w:val="22"/>
-        </w:rPr>
-        <w:t xml:space="preserve"> </w:t>
-      </w:r>
-      <w:r>
-        <w:rPr>
-          <w:rFonts w:ascii="Tahoma" w:eastAsia="微软雅黑" w:hAnsi="Tahoma" w:hint="eastAsia"/>
-          <w:kern w:val="0"/>
-          <w:sz w:val="22"/>
-        </w:rPr>
-        <w:t>的局限性太大，（只有</w:t>
-      </w:r>
-      <w:r>
-        <w:rPr>
-          <w:rFonts w:ascii="Tahoma" w:eastAsia="微软雅黑" w:hAnsi="Tahoma" w:hint="eastAsia"/>
-          <w:kern w:val="0"/>
-          <w:sz w:val="22"/>
-        </w:rPr>
-        <w:t>2</w:t>
-      </w:r>
-      <w:r>
-        <w:rPr>
-          <w:rFonts w:ascii="Tahoma" w:eastAsia="微软雅黑" w:hAnsi="Tahoma"/>
-          <w:kern w:val="0"/>
-          <w:sz w:val="22"/>
-        </w:rPr>
-        <w:t>4</w:t>
-      </w:r>
-      <w:r>
-        <w:rPr>
-          <w:rFonts w:ascii="Tahoma" w:eastAsia="微软雅黑" w:hAnsi="Tahoma" w:hint="eastAsia"/>
-          <w:kern w:val="0"/>
-          <w:sz w:val="22"/>
-        </w:rPr>
-        <w:t>像素的厚度）</w:t>
+        <w:t>前面介绍了默认窗口皮肤的构造，但该构造存在一定局限性。</w:t>
       </w:r>
     </w:p>
     <w:p>
@@ -3016,16 +3428,1639 @@
           <w:kern w:val="0"/>
           <w:sz w:val="22"/>
         </w:rPr>
-        <w:t>这里提供了完全自定义的边框结构</w:t>
-      </w:r>
-      <w:r>
-        <w:rPr>
-          <w:rFonts w:ascii="Tahoma" w:eastAsia="微软雅黑" w:hAnsi="Tahoma" w:hint="eastAsia"/>
-          <w:kern w:val="0"/>
-          <w:sz w:val="22"/>
-        </w:rPr>
-        <w:t>，</w:t>
-      </w:r>
+        <w:t>相关插件可以进一步扩展。</w:t>
+      </w:r>
+    </w:p>
+    <w:p>
+      <w:pPr>
+        <w:widowControl/>
+        <w:adjustRightInd w:val="0"/>
+        <w:jc w:val="center"/>
+        <w:rPr>
+          <w:rFonts w:ascii="Tahoma" w:eastAsia="微软雅黑" w:hAnsi="Tahoma"/>
+          <w:kern w:val="0"/>
+          <w:sz w:val="22"/>
+        </w:rPr>
+      </w:pPr>
+      <w:r>
+        <w:rPr>
+          <w:rFonts w:ascii="Tahoma" w:eastAsia="微软雅黑" w:hAnsi="Tahoma"/>
+          <w:noProof/>
+          <w:kern w:val="0"/>
+          <w:sz w:val="22"/>
+        </w:rPr>
+        <w:drawing>
+          <wp:inline distT="0" distB="0" distL="0" distR="0" wp14:anchorId="335ADA85" wp14:editId="3F7DE8FF">
+            <wp:extent cx="1828800" cy="1828800"/>
+            <wp:effectExtent l="0" t="0" r="0" b="0"/>
+            <wp:docPr id="835292512" name="图片 13"/>
+            <wp:cNvGraphicFramePr>
+              <a:graphicFrameLocks xmlns:a="http://schemas.openxmlformats.org/drawingml/2006/main" noChangeAspect="1"/>
+            </wp:cNvGraphicFramePr>
+            <a:graphic xmlns:a="http://schemas.openxmlformats.org/drawingml/2006/main">
+              <a:graphicData uri="http://schemas.openxmlformats.org/drawingml/2006/picture">
+                <pic:pic xmlns:pic="http://schemas.openxmlformats.org/drawingml/2006/picture">
+                  <pic:nvPicPr>
+                    <pic:cNvPr id="0" name="Picture 27"/>
+                    <pic:cNvPicPr>
+                      <a:picLocks noChangeAspect="1" noChangeArrowheads="1"/>
+                    </pic:cNvPicPr>
+                  </pic:nvPicPr>
+                  <pic:blipFill>
+                    <a:blip r:embed="rId12">
+                      <a:extLst>
+                        <a:ext uri="{28A0092B-C50C-407E-A947-70E740481C1C}">
+                          <a14:useLocalDpi xmlns:a14="http://schemas.microsoft.com/office/drawing/2010/main" val="0"/>
+                        </a:ext>
+                      </a:extLst>
+                    </a:blip>
+                    <a:srcRect/>
+                    <a:stretch>
+                      <a:fillRect/>
+                    </a:stretch>
+                  </pic:blipFill>
+                  <pic:spPr bwMode="auto">
+                    <a:xfrm>
+                      <a:off x="0" y="0"/>
+                      <a:ext cx="1828800" cy="1828800"/>
+                    </a:xfrm>
+                    <a:prstGeom prst="rect">
+                      <a:avLst/>
+                    </a:prstGeom>
+                    <a:noFill/>
+                    <a:ln>
+                      <a:noFill/>
+                    </a:ln>
+                  </pic:spPr>
+                </pic:pic>
+              </a:graphicData>
+            </a:graphic>
+          </wp:inline>
+        </w:drawing>
+      </w:r>
+      <w:r>
+        <w:rPr>
+          <w:rFonts w:ascii="Tahoma" w:eastAsia="微软雅黑" w:hAnsi="Tahoma" w:hint="eastAsia"/>
+          <w:kern w:val="0"/>
+          <w:sz w:val="22"/>
+        </w:rPr>
+        <w:t xml:space="preserve"> </w:t>
+      </w:r>
+      <w:r>
+        <w:rPr>
+          <w:rFonts w:ascii="Tahoma" w:eastAsia="微软雅黑" w:hAnsi="Tahoma"/>
+          <w:noProof/>
+          <w:kern w:val="0"/>
+          <w:sz w:val="22"/>
+        </w:rPr>
+        <w:drawing>
+          <wp:inline distT="0" distB="0" distL="0" distR="0" wp14:anchorId="5C605FD1" wp14:editId="7848C551">
+            <wp:extent cx="1828800" cy="1828800"/>
+            <wp:effectExtent l="0" t="0" r="0" b="0"/>
+            <wp:docPr id="219532578" name="图片 14"/>
+            <wp:cNvGraphicFramePr>
+              <a:graphicFrameLocks xmlns:a="http://schemas.openxmlformats.org/drawingml/2006/main" noChangeAspect="1"/>
+            </wp:cNvGraphicFramePr>
+            <a:graphic xmlns:a="http://schemas.openxmlformats.org/drawingml/2006/main">
+              <a:graphicData uri="http://schemas.openxmlformats.org/drawingml/2006/picture">
+                <pic:pic xmlns:pic="http://schemas.openxmlformats.org/drawingml/2006/picture">
+                  <pic:nvPicPr>
+                    <pic:cNvPr id="0" name="Picture 29"/>
+                    <pic:cNvPicPr>
+                      <a:picLocks noChangeAspect="1" noChangeArrowheads="1"/>
+                    </pic:cNvPicPr>
+                  </pic:nvPicPr>
+                  <pic:blipFill>
+                    <a:blip r:embed="rId13">
+                      <a:extLst>
+                        <a:ext uri="{28A0092B-C50C-407E-A947-70E740481C1C}">
+                          <a14:useLocalDpi xmlns:a14="http://schemas.microsoft.com/office/drawing/2010/main" val="0"/>
+                        </a:ext>
+                      </a:extLst>
+                    </a:blip>
+                    <a:srcRect/>
+                    <a:stretch>
+                      <a:fillRect/>
+                    </a:stretch>
+                  </pic:blipFill>
+                  <pic:spPr bwMode="auto">
+                    <a:xfrm>
+                      <a:off x="0" y="0"/>
+                      <a:ext cx="1828800" cy="1828800"/>
+                    </a:xfrm>
+                    <a:prstGeom prst="rect">
+                      <a:avLst/>
+                    </a:prstGeom>
+                    <a:noFill/>
+                    <a:ln>
+                      <a:noFill/>
+                    </a:ln>
+                  </pic:spPr>
+                </pic:pic>
+              </a:graphicData>
+            </a:graphic>
+          </wp:inline>
+        </w:drawing>
+      </w:r>
+    </w:p>
+    <w:tbl>
+      <w:tblPr>
+        <w:tblStyle w:val="af"/>
+        <w:tblW w:w="0" w:type="auto"/>
+        <w:tblBorders>
+          <w:left w:val="none" w:sz="0" w:space="0" w:color="auto"/>
+          <w:right w:val="none" w:sz="0" w:space="0" w:color="auto"/>
+          <w:insideV w:val="none" w:sz="0" w:space="0" w:color="auto"/>
+        </w:tblBorders>
+        <w:tblLook w:val="04A0" w:firstRow="1" w:lastRow="0" w:firstColumn="1" w:lastColumn="0" w:noHBand="0" w:noVBand="1"/>
+      </w:tblPr>
+      <w:tblGrid>
+        <w:gridCol w:w="1526"/>
+        <w:gridCol w:w="3685"/>
+        <w:gridCol w:w="3311"/>
+      </w:tblGrid>
+      <w:tr>
+        <w:trPr>
+          <w:trHeight w:val="466"/>
+        </w:trPr>
+        <w:tc>
+          <w:tcPr>
+            <w:tcW w:w="1526" w:type="dxa"/>
+          </w:tcPr>
+          <w:p>
+            <w:pPr>
+              <w:widowControl/>
+              <w:adjustRightInd w:val="0"/>
+              <w:snapToGrid w:val="0"/>
+              <w:jc w:val="left"/>
+              <w:rPr>
+                <w:rFonts w:ascii="Tahoma" w:eastAsia="微软雅黑" w:hAnsi="Tahoma"/>
+                <w:b/>
+                <w:bCs/>
+                <w:kern w:val="0"/>
+                <w:sz w:val="22"/>
+              </w:rPr>
+            </w:pPr>
+          </w:p>
+        </w:tc>
+        <w:tc>
+          <w:tcPr>
+            <w:tcW w:w="3685" w:type="dxa"/>
+          </w:tcPr>
+          <w:p>
+            <w:pPr>
+              <w:widowControl/>
+              <w:adjustRightInd w:val="0"/>
+              <w:snapToGrid w:val="0"/>
+              <w:jc w:val="left"/>
+              <w:rPr>
+                <w:rFonts w:ascii="Tahoma" w:eastAsia="微软雅黑" w:hAnsi="Tahoma"/>
+                <w:b/>
+                <w:bCs/>
+                <w:kern w:val="0"/>
+                <w:sz w:val="22"/>
+              </w:rPr>
+            </w:pPr>
+            <w:r>
+              <w:rPr>
+                <w:rFonts w:ascii="Tahoma" w:eastAsia="微软雅黑" w:hAnsi="Tahoma" w:hint="eastAsia"/>
+                <w:b/>
+                <w:bCs/>
+                <w:kern w:val="0"/>
+                <w:sz w:val="22"/>
+              </w:rPr>
+              <w:t>默认窗口的局限性</w:t>
+            </w:r>
+          </w:p>
+        </w:tc>
+        <w:tc>
+          <w:tcPr>
+            <w:tcW w:w="3311" w:type="dxa"/>
+          </w:tcPr>
+          <w:p>
+            <w:pPr>
+              <w:widowControl/>
+              <w:adjustRightInd w:val="0"/>
+              <w:snapToGrid w:val="0"/>
+              <w:jc w:val="left"/>
+              <w:rPr>
+                <w:rFonts w:ascii="Tahoma" w:eastAsia="微软雅黑" w:hAnsi="Tahoma"/>
+                <w:b/>
+                <w:bCs/>
+                <w:kern w:val="0"/>
+                <w:sz w:val="22"/>
+              </w:rPr>
+            </w:pPr>
+            <w:r>
+              <w:rPr>
+                <w:rFonts w:ascii="Tahoma" w:eastAsia="微软雅黑" w:hAnsi="Tahoma" w:hint="eastAsia"/>
+                <w:b/>
+                <w:bCs/>
+                <w:kern w:val="0"/>
+                <w:sz w:val="22"/>
+              </w:rPr>
+              <w:t>相关插件</w:t>
+            </w:r>
+            <w:r>
+              <w:rPr>
+                <w:rFonts w:ascii="Tahoma" w:eastAsia="微软雅黑" w:hAnsi="Tahoma" w:hint="eastAsia"/>
+                <w:b/>
+                <w:bCs/>
+                <w:kern w:val="0"/>
+                <w:sz w:val="22"/>
+              </w:rPr>
+              <w:t>扩展</w:t>
+            </w:r>
+          </w:p>
+        </w:tc>
+      </w:tr>
+      <w:tr>
+        <w:tc>
+          <w:tcPr>
+            <w:tcW w:w="1526" w:type="dxa"/>
+            <w:vAlign w:val="center"/>
+          </w:tcPr>
+          <w:p>
+            <w:pPr>
+              <w:widowControl/>
+              <w:adjustRightInd w:val="0"/>
+              <w:snapToGrid w:val="0"/>
+              <w:jc w:val="left"/>
+              <w:rPr>
+                <w:rFonts w:ascii="Tahoma" w:eastAsia="微软雅黑" w:hAnsi="Tahoma"/>
+                <w:b/>
+                <w:bCs/>
+                <w:kern w:val="0"/>
+                <w:sz w:val="22"/>
+              </w:rPr>
+            </w:pPr>
+            <w:r>
+              <w:rPr>
+                <w:rFonts w:ascii="Tahoma" w:eastAsia="微软雅黑" w:hAnsi="Tahoma" w:hint="eastAsia"/>
+                <w:b/>
+                <w:bCs/>
+                <w:kern w:val="0"/>
+                <w:sz w:val="22"/>
+              </w:rPr>
+              <w:t>拉伸和平铺背景</w:t>
+            </w:r>
+          </w:p>
+        </w:tc>
+        <w:tc>
+          <w:tcPr>
+            <w:tcW w:w="3685" w:type="dxa"/>
+          </w:tcPr>
+          <w:p>
+            <w:pPr>
+              <w:widowControl/>
+              <w:adjustRightInd w:val="0"/>
+              <w:snapToGrid w:val="0"/>
+              <w:jc w:val="left"/>
+              <w:rPr>
+                <w:rFonts w:ascii="Tahoma" w:eastAsia="微软雅黑" w:hAnsi="Tahoma"/>
+                <w:kern w:val="0"/>
+                <w:sz w:val="22"/>
+              </w:rPr>
+            </w:pPr>
+            <w:r>
+              <w:rPr>
+                <w:rFonts w:ascii="Tahoma" w:eastAsia="微软雅黑" w:hAnsi="Tahoma" w:hint="eastAsia"/>
+                <w:kern w:val="0"/>
+                <w:sz w:val="22"/>
+              </w:rPr>
+              <w:t>拉伸背景、平铺背景，</w:t>
+            </w:r>
+          </w:p>
+          <w:p>
+            <w:pPr>
+              <w:widowControl/>
+              <w:adjustRightInd w:val="0"/>
+              <w:snapToGrid w:val="0"/>
+              <w:jc w:val="left"/>
+              <w:rPr>
+                <w:rFonts w:ascii="Tahoma" w:eastAsia="微软雅黑" w:hAnsi="Tahoma"/>
+                <w:kern w:val="0"/>
+                <w:sz w:val="22"/>
+              </w:rPr>
+            </w:pPr>
+            <w:r>
+              <w:rPr>
+                <w:rFonts w:ascii="Tahoma" w:eastAsia="微软雅黑" w:hAnsi="Tahoma" w:hint="eastAsia"/>
+                <w:kern w:val="0"/>
+                <w:sz w:val="22"/>
+              </w:rPr>
+              <w:t>只能在</w:t>
+            </w:r>
+            <w:r>
+              <w:rPr>
+                <w:rFonts w:ascii="Tahoma" w:eastAsia="微软雅黑" w:hAnsi="Tahoma" w:hint="eastAsia"/>
+                <w:kern w:val="0"/>
+                <w:sz w:val="22"/>
+              </w:rPr>
+              <w:t>96x96</w:t>
+            </w:r>
+            <w:r>
+              <w:rPr>
+                <w:rFonts w:ascii="Tahoma" w:eastAsia="微软雅黑" w:hAnsi="Tahoma" w:hint="eastAsia"/>
+                <w:kern w:val="0"/>
+                <w:sz w:val="22"/>
+              </w:rPr>
+              <w:t>像素的大小内画。</w:t>
+            </w:r>
+          </w:p>
+        </w:tc>
+        <w:tc>
+          <w:tcPr>
+            <w:tcW w:w="3311" w:type="dxa"/>
+          </w:tcPr>
+          <w:p>
+            <w:pPr>
+              <w:widowControl/>
+              <w:adjustRightInd w:val="0"/>
+              <w:snapToGrid w:val="0"/>
+              <w:jc w:val="left"/>
+              <w:rPr>
+                <w:rFonts w:ascii="Tahoma" w:eastAsia="微软雅黑" w:hAnsi="Tahoma"/>
+                <w:kern w:val="0"/>
+                <w:sz w:val="22"/>
+              </w:rPr>
+            </w:pPr>
+            <w:r>
+              <w:rPr>
+                <w:rFonts w:ascii="Tahoma" w:eastAsia="微软雅黑" w:hAnsi="Tahoma" w:hint="eastAsia"/>
+                <w:kern w:val="0"/>
+                <w:sz w:val="22"/>
+              </w:rPr>
+              <w:t>【</w:t>
+            </w:r>
+            <w:r>
+              <w:rPr>
+                <w:rFonts w:ascii="Tahoma" w:eastAsia="微软雅黑" w:hAnsi="Tahoma" w:hint="eastAsia"/>
+                <w:kern w:val="0"/>
+                <w:sz w:val="22"/>
+              </w:rPr>
+              <w:t>对话框</w:t>
+            </w:r>
+            <w:r>
+              <w:rPr>
+                <w:rFonts w:ascii="Tahoma" w:eastAsia="微软雅黑" w:hAnsi="Tahoma" w:hint="eastAsia"/>
+                <w:kern w:val="0"/>
+                <w:sz w:val="22"/>
+              </w:rPr>
+              <w:t>-</w:t>
+            </w:r>
+            <w:r>
+              <w:rPr>
+                <w:rFonts w:ascii="Tahoma" w:eastAsia="微软雅黑" w:hAnsi="Tahoma" w:hint="eastAsia"/>
+                <w:kern w:val="0"/>
+                <w:sz w:val="22"/>
+              </w:rPr>
+              <w:t>对话框背景</w:t>
+            </w:r>
+            <w:r>
+              <w:rPr>
+                <w:rFonts w:ascii="Tahoma" w:eastAsia="微软雅黑" w:hAnsi="Tahoma" w:hint="eastAsia"/>
+                <w:kern w:val="0"/>
+                <w:sz w:val="22"/>
+              </w:rPr>
+              <w:t>】</w:t>
+            </w:r>
+          </w:p>
+          <w:p>
+            <w:pPr>
+              <w:widowControl/>
+              <w:adjustRightInd w:val="0"/>
+              <w:snapToGrid w:val="0"/>
+              <w:jc w:val="left"/>
+              <w:rPr>
+                <w:rFonts w:ascii="Tahoma" w:eastAsia="微软雅黑" w:hAnsi="Tahoma"/>
+                <w:kern w:val="0"/>
+                <w:sz w:val="22"/>
+              </w:rPr>
+            </w:pPr>
+            <w:r>
+              <w:rPr>
+                <w:rFonts w:ascii="Tahoma" w:eastAsia="微软雅黑" w:hAnsi="Tahoma" w:hint="eastAsia"/>
+                <w:kern w:val="0"/>
+                <w:sz w:val="22"/>
+              </w:rPr>
+              <w:t>使用背景资源设置，不限大小。</w:t>
+            </w:r>
+          </w:p>
+          <w:p>
+            <w:pPr>
+              <w:widowControl/>
+              <w:adjustRightInd w:val="0"/>
+              <w:snapToGrid w:val="0"/>
+              <w:jc w:val="left"/>
+              <w:rPr>
+                <w:rFonts w:ascii="Tahoma" w:eastAsia="微软雅黑" w:hAnsi="Tahoma"/>
+                <w:kern w:val="0"/>
+                <w:sz w:val="22"/>
+              </w:rPr>
+            </w:pPr>
+            <w:hyperlink w:anchor="_背景" w:history="1">
+              <w:r>
+                <w:rPr>
+                  <w:rFonts w:ascii="Tahoma" w:eastAsia="微软雅黑" w:hAnsi="Tahoma" w:hint="eastAsia"/>
+                  <w:kern w:val="0"/>
+                  <w:sz w:val="22"/>
+                </w:rPr>
+                <w:t>可见后面章节</w:t>
+              </w:r>
+              <w:r>
+                <w:rPr>
+                  <w:rFonts w:ascii="Tahoma" w:eastAsia="微软雅黑" w:hAnsi="Tahoma" w:hint="eastAsia"/>
+                  <w:kern w:val="0"/>
+                  <w:sz w:val="22"/>
+                </w:rPr>
+                <w:t xml:space="preserve"> </w:t>
+              </w:r>
+              <w:r>
+                <w:rPr>
+                  <w:rStyle w:val="a4"/>
+                  <w:rFonts w:ascii="Tahoma" w:eastAsia="微软雅黑" w:hAnsi="Tahoma" w:hint="eastAsia"/>
+                  <w:kern w:val="0"/>
+                  <w:sz w:val="22"/>
+                </w:rPr>
+                <w:t>对话框背景</w:t>
+              </w:r>
+            </w:hyperlink>
+            <w:r>
+              <w:rPr>
+                <w:rFonts w:ascii="Tahoma" w:eastAsia="微软雅黑" w:hAnsi="Tahoma" w:hint="eastAsia"/>
+                <w:kern w:val="0"/>
+                <w:sz w:val="22"/>
+              </w:rPr>
+              <w:t xml:space="preserve"> </w:t>
+            </w:r>
+            <w:r>
+              <w:rPr>
+                <w:rFonts w:hint="eastAsia"/>
+              </w:rPr>
+              <w:t>。</w:t>
+            </w:r>
+          </w:p>
+        </w:tc>
+      </w:tr>
+      <w:tr>
+        <w:tc>
+          <w:tcPr>
+            <w:tcW w:w="1526" w:type="dxa"/>
+            <w:vAlign w:val="center"/>
+          </w:tcPr>
+          <w:p>
+            <w:pPr>
+              <w:widowControl/>
+              <w:adjustRightInd w:val="0"/>
+              <w:snapToGrid w:val="0"/>
+              <w:jc w:val="left"/>
+              <w:rPr>
+                <w:rFonts w:ascii="Tahoma" w:eastAsia="微软雅黑" w:hAnsi="Tahoma"/>
+                <w:b/>
+                <w:bCs/>
+                <w:kern w:val="0"/>
+                <w:sz w:val="22"/>
+              </w:rPr>
+            </w:pPr>
+            <w:r>
+              <w:rPr>
+                <w:rFonts w:ascii="Tahoma" w:eastAsia="微软雅黑" w:hAnsi="Tahoma" w:hint="eastAsia"/>
+                <w:b/>
+                <w:bCs/>
+                <w:kern w:val="0"/>
+                <w:sz w:val="22"/>
+              </w:rPr>
+              <w:t>边框</w:t>
+            </w:r>
+          </w:p>
+        </w:tc>
+        <w:tc>
+          <w:tcPr>
+            <w:tcW w:w="3685" w:type="dxa"/>
+          </w:tcPr>
+          <w:p>
+            <w:pPr>
+              <w:widowControl/>
+              <w:adjustRightInd w:val="0"/>
+              <w:snapToGrid w:val="0"/>
+              <w:jc w:val="left"/>
+              <w:rPr>
+                <w:rFonts w:ascii="Tahoma" w:eastAsia="微软雅黑" w:hAnsi="Tahoma"/>
+                <w:kern w:val="0"/>
+                <w:sz w:val="22"/>
+              </w:rPr>
+            </w:pPr>
+            <w:r>
+              <w:rPr>
+                <w:rFonts w:ascii="Tahoma" w:eastAsia="微软雅黑" w:hAnsi="Tahoma" w:hint="eastAsia"/>
+                <w:kern w:val="0"/>
+                <w:sz w:val="22"/>
+              </w:rPr>
+              <w:t>边框只能在</w:t>
+            </w:r>
+            <w:r>
+              <w:rPr>
+                <w:rFonts w:ascii="Tahoma" w:eastAsia="微软雅黑" w:hAnsi="Tahoma" w:hint="eastAsia"/>
+                <w:kern w:val="0"/>
+                <w:sz w:val="22"/>
+              </w:rPr>
+              <w:t>96x96</w:t>
+            </w:r>
+            <w:r>
+              <w:rPr>
+                <w:rFonts w:ascii="Tahoma" w:eastAsia="微软雅黑" w:hAnsi="Tahoma" w:hint="eastAsia"/>
+                <w:kern w:val="0"/>
+                <w:sz w:val="22"/>
+              </w:rPr>
+              <w:t>像素的大小内画，</w:t>
+            </w:r>
+          </w:p>
+          <w:p>
+            <w:pPr>
+              <w:widowControl/>
+              <w:adjustRightInd w:val="0"/>
+              <w:snapToGrid w:val="0"/>
+              <w:jc w:val="left"/>
+              <w:rPr>
+                <w:rFonts w:ascii="Tahoma" w:eastAsia="微软雅黑" w:hAnsi="Tahoma"/>
+                <w:kern w:val="0"/>
+                <w:sz w:val="22"/>
+              </w:rPr>
+            </w:pPr>
+            <w:r>
+              <w:rPr>
+                <w:rFonts w:ascii="Tahoma" w:eastAsia="微软雅黑" w:hAnsi="Tahoma" w:hint="eastAsia"/>
+                <w:kern w:val="0"/>
+                <w:sz w:val="22"/>
+              </w:rPr>
+              <w:t>并且边框厚度</w:t>
+            </w:r>
+            <w:r>
+              <w:rPr>
+                <w:rFonts w:ascii="Tahoma" w:eastAsia="微软雅黑" w:hAnsi="Tahoma" w:hint="eastAsia"/>
+                <w:kern w:val="0"/>
+                <w:sz w:val="22"/>
+              </w:rPr>
+              <w:t>固定</w:t>
+            </w:r>
+            <w:r>
+              <w:rPr>
+                <w:rFonts w:ascii="Tahoma" w:eastAsia="微软雅黑" w:hAnsi="Tahoma" w:hint="eastAsia"/>
+                <w:kern w:val="0"/>
+                <w:sz w:val="22"/>
+              </w:rPr>
+              <w:t>24</w:t>
+            </w:r>
+            <w:r>
+              <w:rPr>
+                <w:rFonts w:ascii="Tahoma" w:eastAsia="微软雅黑" w:hAnsi="Tahoma" w:hint="eastAsia"/>
+                <w:kern w:val="0"/>
+                <w:sz w:val="22"/>
+              </w:rPr>
+              <w:t>像素。</w:t>
+            </w:r>
+          </w:p>
+        </w:tc>
+        <w:tc>
+          <w:tcPr>
+            <w:tcW w:w="3311" w:type="dxa"/>
+          </w:tcPr>
+          <w:p>
+            <w:pPr>
+              <w:widowControl/>
+              <w:adjustRightInd w:val="0"/>
+              <w:snapToGrid w:val="0"/>
+              <w:jc w:val="left"/>
+              <w:rPr>
+                <w:rFonts w:ascii="Tahoma" w:eastAsia="微软雅黑" w:hAnsi="Tahoma"/>
+                <w:kern w:val="0"/>
+                <w:sz w:val="22"/>
+              </w:rPr>
+            </w:pPr>
+            <w:r>
+              <w:rPr>
+                <w:rFonts w:ascii="Tahoma" w:eastAsia="微软雅黑" w:hAnsi="Tahoma" w:hint="eastAsia"/>
+                <w:kern w:val="0"/>
+                <w:sz w:val="22"/>
+              </w:rPr>
+              <w:t>【</w:t>
+            </w:r>
+            <w:r>
+              <w:rPr>
+                <w:rFonts w:ascii="Tahoma" w:eastAsia="微软雅黑" w:hAnsi="Tahoma" w:hint="eastAsia"/>
+                <w:kern w:val="0"/>
+                <w:sz w:val="22"/>
+              </w:rPr>
+              <w:t>对话框</w:t>
+            </w:r>
+            <w:r>
+              <w:rPr>
+                <w:rFonts w:ascii="Tahoma" w:eastAsia="微软雅黑" w:hAnsi="Tahoma" w:hint="eastAsia"/>
+                <w:kern w:val="0"/>
+                <w:sz w:val="22"/>
+              </w:rPr>
+              <w:t>-</w:t>
+            </w:r>
+            <w:r>
+              <w:rPr>
+                <w:rFonts w:ascii="Tahoma" w:eastAsia="微软雅黑" w:hAnsi="Tahoma" w:hint="eastAsia"/>
+                <w:kern w:val="0"/>
+                <w:sz w:val="22"/>
+              </w:rPr>
+              <w:t>对话框</w:t>
+            </w:r>
+            <w:r>
+              <w:rPr>
+                <w:rFonts w:ascii="Tahoma" w:eastAsia="微软雅黑" w:hAnsi="Tahoma" w:hint="eastAsia"/>
+                <w:kern w:val="0"/>
+                <w:sz w:val="22"/>
+              </w:rPr>
+              <w:t>皮肤</w:t>
+            </w:r>
+            <w:r>
+              <w:rPr>
+                <w:rFonts w:ascii="Tahoma" w:eastAsia="微软雅黑" w:hAnsi="Tahoma" w:hint="eastAsia"/>
+                <w:kern w:val="0"/>
+                <w:sz w:val="22"/>
+              </w:rPr>
+              <w:t>】</w:t>
+            </w:r>
+          </w:p>
+          <w:p>
+            <w:pPr>
+              <w:widowControl/>
+              <w:adjustRightInd w:val="0"/>
+              <w:snapToGrid w:val="0"/>
+              <w:jc w:val="left"/>
+              <w:rPr>
+                <w:rFonts w:ascii="Tahoma" w:eastAsia="微软雅黑" w:hAnsi="Tahoma"/>
+                <w:kern w:val="0"/>
+                <w:sz w:val="22"/>
+              </w:rPr>
+            </w:pPr>
+            <w:r>
+              <w:rPr>
+                <w:rFonts w:ascii="Tahoma" w:eastAsia="微软雅黑" w:hAnsi="Tahoma" w:hint="eastAsia"/>
+                <w:kern w:val="0"/>
+                <w:sz w:val="22"/>
+              </w:rPr>
+              <w:t>使用边框资源设置，不限大小，不限厚度。</w:t>
+            </w:r>
+          </w:p>
+        </w:tc>
+      </w:tr>
+      <w:tr>
+        <w:tc>
+          <w:tcPr>
+            <w:tcW w:w="1526" w:type="dxa"/>
+            <w:vAlign w:val="center"/>
+          </w:tcPr>
+          <w:p>
+            <w:pPr>
+              <w:widowControl/>
+              <w:adjustRightInd w:val="0"/>
+              <w:snapToGrid w:val="0"/>
+              <w:jc w:val="left"/>
+              <w:rPr>
+                <w:rFonts w:ascii="Tahoma" w:eastAsia="微软雅黑" w:hAnsi="Tahoma"/>
+                <w:b/>
+                <w:bCs/>
+                <w:kern w:val="0"/>
+                <w:sz w:val="22"/>
+              </w:rPr>
+            </w:pPr>
+            <w:r>
+              <w:rPr>
+                <w:rFonts w:ascii="Tahoma" w:eastAsia="微软雅黑" w:hAnsi="Tahoma" w:hint="eastAsia"/>
+                <w:b/>
+                <w:bCs/>
+                <w:kern w:val="0"/>
+                <w:sz w:val="22"/>
+              </w:rPr>
+              <w:t>滚动箭头</w:t>
+            </w:r>
+          </w:p>
+        </w:tc>
+        <w:tc>
+          <w:tcPr>
+            <w:tcW w:w="3685" w:type="dxa"/>
+          </w:tcPr>
+          <w:p>
+            <w:pPr>
+              <w:widowControl/>
+              <w:adjustRightInd w:val="0"/>
+              <w:snapToGrid w:val="0"/>
+              <w:jc w:val="left"/>
+              <w:rPr>
+                <w:rFonts w:ascii="Tahoma" w:eastAsia="微软雅黑" w:hAnsi="Tahoma"/>
+                <w:kern w:val="0"/>
+                <w:sz w:val="22"/>
+              </w:rPr>
+            </w:pPr>
+            <w:r>
+              <w:rPr>
+                <w:rFonts w:ascii="Tahoma" w:eastAsia="微软雅黑" w:hAnsi="Tahoma" w:hint="eastAsia"/>
+                <w:kern w:val="0"/>
+                <w:sz w:val="22"/>
+              </w:rPr>
+              <w:t>上下箭头有用，左右箭头没用。</w:t>
+            </w:r>
+          </w:p>
+          <w:p>
+            <w:pPr>
+              <w:widowControl/>
+              <w:adjustRightInd w:val="0"/>
+              <w:snapToGrid w:val="0"/>
+              <w:jc w:val="left"/>
+              <w:rPr>
+                <w:rFonts w:ascii="Tahoma" w:eastAsia="微软雅黑" w:hAnsi="Tahoma"/>
+                <w:kern w:val="0"/>
+                <w:sz w:val="22"/>
+              </w:rPr>
+            </w:pPr>
+          </w:p>
+        </w:tc>
+        <w:tc>
+          <w:tcPr>
+            <w:tcW w:w="3311" w:type="dxa"/>
+          </w:tcPr>
+          <w:p>
+            <w:pPr>
+              <w:widowControl/>
+              <w:adjustRightInd w:val="0"/>
+              <w:snapToGrid w:val="0"/>
+              <w:jc w:val="left"/>
+              <w:rPr>
+                <w:rFonts w:ascii="Tahoma" w:eastAsia="微软雅黑" w:hAnsi="Tahoma"/>
+                <w:kern w:val="0"/>
+                <w:sz w:val="22"/>
+              </w:rPr>
+            </w:pPr>
+            <w:r>
+              <w:rPr>
+                <w:rFonts w:ascii="Tahoma" w:eastAsia="微软雅黑" w:hAnsi="Tahoma" w:hint="eastAsia"/>
+                <w:kern w:val="0"/>
+                <w:sz w:val="22"/>
+              </w:rPr>
+              <w:t>无</w:t>
+            </w:r>
+          </w:p>
+          <w:p>
+            <w:pPr>
+              <w:widowControl/>
+              <w:adjustRightInd w:val="0"/>
+              <w:snapToGrid w:val="0"/>
+              <w:jc w:val="left"/>
+              <w:rPr>
+                <w:rFonts w:ascii="Tahoma" w:eastAsia="微软雅黑" w:hAnsi="Tahoma"/>
+                <w:kern w:val="0"/>
+                <w:sz w:val="22"/>
+              </w:rPr>
+            </w:pPr>
+          </w:p>
+        </w:tc>
+      </w:tr>
+      <w:tr>
+        <w:tc>
+          <w:tcPr>
+            <w:tcW w:w="1526" w:type="dxa"/>
+            <w:vAlign w:val="center"/>
+          </w:tcPr>
+          <w:p>
+            <w:pPr>
+              <w:widowControl/>
+              <w:adjustRightInd w:val="0"/>
+              <w:snapToGrid w:val="0"/>
+              <w:jc w:val="left"/>
+              <w:rPr>
+                <w:rFonts w:ascii="Tahoma" w:eastAsia="微软雅黑" w:hAnsi="Tahoma"/>
+                <w:b/>
+                <w:bCs/>
+                <w:kern w:val="0"/>
+                <w:sz w:val="22"/>
+              </w:rPr>
+            </w:pPr>
+            <w:r>
+              <w:rPr>
+                <w:rFonts w:ascii="Tahoma" w:eastAsia="微软雅黑" w:hAnsi="Tahoma" w:hint="eastAsia"/>
+                <w:b/>
+                <w:bCs/>
+                <w:kern w:val="0"/>
+                <w:sz w:val="22"/>
+              </w:rPr>
+              <w:t>对话小箭头</w:t>
+            </w:r>
+          </w:p>
+        </w:tc>
+        <w:tc>
+          <w:tcPr>
+            <w:tcW w:w="3685" w:type="dxa"/>
+          </w:tcPr>
+          <w:p>
+            <w:pPr>
+              <w:widowControl/>
+              <w:adjustRightInd w:val="0"/>
+              <w:snapToGrid w:val="0"/>
+              <w:jc w:val="left"/>
+              <w:rPr>
+                <w:rFonts w:ascii="Tahoma" w:eastAsia="微软雅黑" w:hAnsi="Tahoma"/>
+                <w:kern w:val="0"/>
+                <w:sz w:val="22"/>
+              </w:rPr>
+            </w:pPr>
+            <w:r>
+              <w:rPr>
+                <w:rFonts w:ascii="Tahoma" w:eastAsia="微软雅黑" w:hAnsi="Tahoma" w:hint="eastAsia"/>
+                <w:kern w:val="0"/>
+                <w:sz w:val="22"/>
+              </w:rPr>
+              <w:t>只支持</w:t>
+            </w:r>
+            <w:r>
+              <w:rPr>
+                <w:rFonts w:ascii="Tahoma" w:eastAsia="微软雅黑" w:hAnsi="Tahoma" w:hint="eastAsia"/>
+                <w:kern w:val="0"/>
+                <w:sz w:val="22"/>
+              </w:rPr>
+              <w:t>4</w:t>
+            </w:r>
+            <w:r>
+              <w:rPr>
+                <w:rFonts w:ascii="Tahoma" w:eastAsia="微软雅黑" w:hAnsi="Tahoma" w:hint="eastAsia"/>
+                <w:kern w:val="0"/>
+                <w:sz w:val="22"/>
+              </w:rPr>
+              <w:t>帧的图像，</w:t>
+            </w:r>
+          </w:p>
+          <w:p>
+            <w:pPr>
+              <w:widowControl/>
+              <w:adjustRightInd w:val="0"/>
+              <w:snapToGrid w:val="0"/>
+              <w:jc w:val="left"/>
+              <w:rPr>
+                <w:rFonts w:ascii="Tahoma" w:eastAsia="微软雅黑" w:hAnsi="Tahoma"/>
+                <w:kern w:val="0"/>
+                <w:sz w:val="22"/>
+              </w:rPr>
+            </w:pPr>
+            <w:r>
+              <w:rPr>
+                <w:rFonts w:ascii="Tahoma" w:eastAsia="微软雅黑" w:hAnsi="Tahoma" w:hint="eastAsia"/>
+                <w:kern w:val="0"/>
+                <w:sz w:val="22"/>
+              </w:rPr>
+              <w:t>大小限定为</w:t>
+            </w:r>
+            <w:r>
+              <w:rPr>
+                <w:rFonts w:ascii="Tahoma" w:eastAsia="微软雅黑" w:hAnsi="Tahoma" w:hint="eastAsia"/>
+                <w:kern w:val="0"/>
+                <w:sz w:val="22"/>
+              </w:rPr>
+              <w:t>24x24</w:t>
+            </w:r>
+            <w:r>
+              <w:rPr>
+                <w:rFonts w:ascii="Tahoma" w:eastAsia="微软雅黑" w:hAnsi="Tahoma" w:hint="eastAsia"/>
+                <w:kern w:val="0"/>
+                <w:sz w:val="22"/>
+              </w:rPr>
+              <w:t>像素。</w:t>
+            </w:r>
+          </w:p>
+        </w:tc>
+        <w:tc>
+          <w:tcPr>
+            <w:tcW w:w="3311" w:type="dxa"/>
+          </w:tcPr>
+          <w:p>
+            <w:pPr>
+              <w:widowControl/>
+              <w:adjustRightInd w:val="0"/>
+              <w:snapToGrid w:val="0"/>
+              <w:jc w:val="left"/>
+              <w:rPr>
+                <w:rFonts w:ascii="Tahoma" w:eastAsia="微软雅黑" w:hAnsi="Tahoma"/>
+                <w:kern w:val="0"/>
+                <w:sz w:val="22"/>
+              </w:rPr>
+            </w:pPr>
+            <w:r>
+              <w:rPr>
+                <w:rFonts w:ascii="Tahoma" w:eastAsia="微软雅黑" w:hAnsi="Tahoma" w:hint="eastAsia"/>
+                <w:kern w:val="0"/>
+                <w:sz w:val="22"/>
+              </w:rPr>
+              <w:t>【</w:t>
+            </w:r>
+            <w:r>
+              <w:rPr>
+                <w:rFonts w:ascii="Tahoma" w:eastAsia="微软雅黑" w:hAnsi="Tahoma" w:hint="eastAsia"/>
+                <w:kern w:val="0"/>
+                <w:sz w:val="22"/>
+              </w:rPr>
+              <w:t>对话框</w:t>
+            </w:r>
+            <w:r>
+              <w:rPr>
+                <w:rFonts w:ascii="Tahoma" w:eastAsia="微软雅黑" w:hAnsi="Tahoma" w:hint="eastAsia"/>
+                <w:kern w:val="0"/>
+                <w:sz w:val="22"/>
+              </w:rPr>
+              <w:t>-</w:t>
+            </w:r>
+            <w:r>
+              <w:rPr>
+                <w:rFonts w:ascii="Tahoma" w:eastAsia="微软雅黑" w:hAnsi="Tahoma" w:hint="eastAsia"/>
+                <w:kern w:val="0"/>
+                <w:sz w:val="22"/>
+              </w:rPr>
+              <w:t>对话框小箭头</w:t>
+            </w:r>
+            <w:r>
+              <w:rPr>
+                <w:rFonts w:ascii="Tahoma" w:eastAsia="微软雅黑" w:hAnsi="Tahoma" w:hint="eastAsia"/>
+                <w:kern w:val="0"/>
+                <w:sz w:val="22"/>
+              </w:rPr>
+              <w:t>】</w:t>
+            </w:r>
+          </w:p>
+          <w:p>
+            <w:pPr>
+              <w:widowControl/>
+              <w:adjustRightInd w:val="0"/>
+              <w:snapToGrid w:val="0"/>
+              <w:jc w:val="left"/>
+              <w:rPr>
+                <w:rFonts w:ascii="Tahoma" w:eastAsia="微软雅黑" w:hAnsi="Tahoma"/>
+                <w:kern w:val="0"/>
+                <w:sz w:val="22"/>
+              </w:rPr>
+            </w:pPr>
+            <w:r>
+              <w:rPr>
+                <w:rFonts w:ascii="Tahoma" w:eastAsia="微软雅黑" w:hAnsi="Tahoma" w:hint="eastAsia"/>
+                <w:kern w:val="0"/>
+                <w:sz w:val="22"/>
+              </w:rPr>
+              <w:t>使用多张</w:t>
+            </w:r>
+            <w:r>
+              <w:rPr>
+                <w:rFonts w:ascii="Tahoma" w:eastAsia="微软雅黑" w:hAnsi="Tahoma" w:hint="eastAsia"/>
+                <w:kern w:val="0"/>
+                <w:sz w:val="22"/>
+              </w:rPr>
+              <w:t>GIF</w:t>
+            </w:r>
+            <w:r>
+              <w:rPr>
+                <w:rFonts w:ascii="Tahoma" w:eastAsia="微软雅黑" w:hAnsi="Tahoma" w:hint="eastAsia"/>
+                <w:kern w:val="0"/>
+                <w:sz w:val="22"/>
+              </w:rPr>
+              <w:t>资源自定义</w:t>
+            </w:r>
+            <w:r>
+              <w:rPr>
+                <w:rFonts w:ascii="Tahoma" w:eastAsia="微软雅黑" w:hAnsi="Tahoma" w:hint="eastAsia"/>
+                <w:kern w:val="0"/>
+                <w:sz w:val="22"/>
+              </w:rPr>
+              <w:t>。</w:t>
+            </w:r>
+          </w:p>
+        </w:tc>
+      </w:tr>
+      <w:tr>
+        <w:tc>
+          <w:tcPr>
+            <w:tcW w:w="1526" w:type="dxa"/>
+            <w:vAlign w:val="center"/>
+          </w:tcPr>
+          <w:p>
+            <w:pPr>
+              <w:widowControl/>
+              <w:adjustRightInd w:val="0"/>
+              <w:snapToGrid w:val="0"/>
+              <w:jc w:val="left"/>
+              <w:rPr>
+                <w:rFonts w:ascii="Tahoma" w:eastAsia="微软雅黑" w:hAnsi="Tahoma"/>
+                <w:b/>
+                <w:bCs/>
+                <w:kern w:val="0"/>
+                <w:sz w:val="22"/>
+              </w:rPr>
+            </w:pPr>
+            <w:r>
+              <w:rPr>
+                <w:rFonts w:ascii="Tahoma" w:eastAsia="微软雅黑" w:hAnsi="Tahoma" w:hint="eastAsia"/>
+                <w:b/>
+                <w:bCs/>
+                <w:kern w:val="0"/>
+                <w:sz w:val="22"/>
+              </w:rPr>
+              <w:t>闪烁矩形</w:t>
+            </w:r>
+          </w:p>
+        </w:tc>
+        <w:tc>
+          <w:tcPr>
+            <w:tcW w:w="3685" w:type="dxa"/>
+          </w:tcPr>
+          <w:p>
+            <w:pPr>
+              <w:widowControl/>
+              <w:adjustRightInd w:val="0"/>
+              <w:snapToGrid w:val="0"/>
+              <w:jc w:val="left"/>
+              <w:rPr>
+                <w:rFonts w:ascii="Tahoma" w:eastAsia="微软雅黑" w:hAnsi="Tahoma"/>
+                <w:kern w:val="0"/>
+                <w:sz w:val="22"/>
+              </w:rPr>
+            </w:pPr>
+            <w:r>
+              <w:rPr>
+                <w:rFonts w:ascii="Tahoma" w:eastAsia="微软雅黑" w:hAnsi="Tahoma" w:hint="eastAsia"/>
+                <w:kern w:val="0"/>
+                <w:sz w:val="22"/>
+              </w:rPr>
+              <w:t>在不同大小的选项中矩形会被拉伸，</w:t>
+            </w:r>
+          </w:p>
+          <w:p>
+            <w:pPr>
+              <w:widowControl/>
+              <w:adjustRightInd w:val="0"/>
+              <w:snapToGrid w:val="0"/>
+              <w:jc w:val="left"/>
+              <w:rPr>
+                <w:rFonts w:ascii="Tahoma" w:eastAsia="微软雅黑" w:hAnsi="Tahoma"/>
+                <w:kern w:val="0"/>
+                <w:sz w:val="22"/>
+              </w:rPr>
+            </w:pPr>
+            <w:r>
+              <w:rPr>
+                <w:rFonts w:ascii="Tahoma" w:eastAsia="微软雅黑" w:hAnsi="Tahoma" w:hint="eastAsia"/>
+                <w:kern w:val="0"/>
+                <w:sz w:val="22"/>
+              </w:rPr>
+              <w:t>且矩形只有</w:t>
+            </w:r>
+            <w:r>
+              <w:rPr>
+                <w:rFonts w:ascii="Tahoma" w:eastAsia="微软雅黑" w:hAnsi="Tahoma" w:hint="eastAsia"/>
+                <w:kern w:val="0"/>
+                <w:sz w:val="22"/>
+              </w:rPr>
+              <w:t>48x48</w:t>
+            </w:r>
+            <w:r>
+              <w:rPr>
+                <w:rFonts w:ascii="Tahoma" w:eastAsia="微软雅黑" w:hAnsi="Tahoma" w:hint="eastAsia"/>
+                <w:kern w:val="0"/>
+                <w:sz w:val="22"/>
+              </w:rPr>
+              <w:t>像素大小。</w:t>
+            </w:r>
+          </w:p>
+        </w:tc>
+        <w:tc>
+          <w:tcPr>
+            <w:tcW w:w="3311" w:type="dxa"/>
+          </w:tcPr>
+          <w:p>
+            <w:pPr>
+              <w:widowControl/>
+              <w:adjustRightInd w:val="0"/>
+              <w:snapToGrid w:val="0"/>
+              <w:jc w:val="left"/>
+              <w:rPr>
+                <w:rFonts w:ascii="Tahoma" w:eastAsia="微软雅黑" w:hAnsi="Tahoma"/>
+                <w:kern w:val="0"/>
+                <w:sz w:val="22"/>
+              </w:rPr>
+            </w:pPr>
+            <w:r>
+              <w:rPr>
+                <w:rFonts w:ascii="Tahoma" w:eastAsia="微软雅黑" w:hAnsi="Tahoma" w:hint="eastAsia"/>
+                <w:kern w:val="0"/>
+                <w:sz w:val="22"/>
+              </w:rPr>
+              <w:t>【</w:t>
+            </w:r>
+            <w:r>
+              <w:rPr>
+                <w:rFonts w:ascii="Tahoma" w:eastAsia="微软雅黑" w:hAnsi="Tahoma" w:hint="eastAsia"/>
+                <w:kern w:val="0"/>
+                <w:sz w:val="22"/>
+              </w:rPr>
+              <w:t>主菜单</w:t>
+            </w:r>
+            <w:r>
+              <w:rPr>
+                <w:rFonts w:ascii="Tahoma" w:eastAsia="微软雅黑" w:hAnsi="Tahoma" w:hint="eastAsia"/>
+                <w:kern w:val="0"/>
+                <w:sz w:val="22"/>
+              </w:rPr>
+              <w:t>-</w:t>
+            </w:r>
+            <w:r>
+              <w:rPr>
+                <w:rFonts w:ascii="Tahoma" w:eastAsia="微软雅黑" w:hAnsi="Tahoma" w:hint="eastAsia"/>
+                <w:kern w:val="0"/>
+                <w:sz w:val="22"/>
+              </w:rPr>
+              <w:t>多样式菜单选项边框</w:t>
+            </w:r>
+            <w:r>
+              <w:rPr>
+                <w:rFonts w:ascii="Tahoma" w:eastAsia="微软雅黑" w:hAnsi="Tahoma" w:hint="eastAsia"/>
+                <w:kern w:val="0"/>
+                <w:sz w:val="22"/>
+              </w:rPr>
+              <w:t>】</w:t>
+            </w:r>
+          </w:p>
+          <w:p>
+            <w:pPr>
+              <w:widowControl/>
+              <w:adjustRightInd w:val="0"/>
+              <w:snapToGrid w:val="0"/>
+              <w:jc w:val="left"/>
+              <w:rPr>
+                <w:rFonts w:ascii="Tahoma" w:eastAsia="微软雅黑" w:hAnsi="Tahoma"/>
+                <w:kern w:val="0"/>
+                <w:sz w:val="22"/>
+              </w:rPr>
+            </w:pPr>
+            <w:r>
+              <w:rPr>
+                <w:rFonts w:ascii="Tahoma" w:eastAsia="微软雅黑" w:hAnsi="Tahoma" w:hint="eastAsia"/>
+                <w:kern w:val="0"/>
+                <w:sz w:val="22"/>
+              </w:rPr>
+              <w:t>可定义</w:t>
+            </w:r>
+            <w:r>
+              <w:rPr>
+                <w:rFonts w:ascii="Tahoma" w:eastAsia="微软雅黑" w:hAnsi="Tahoma" w:hint="eastAsia"/>
+                <w:kern w:val="0"/>
+                <w:sz w:val="22"/>
+              </w:rPr>
+              <w:t>边框和边角</w:t>
+            </w:r>
+            <w:r>
+              <w:rPr>
+                <w:rFonts w:ascii="Tahoma" w:eastAsia="微软雅黑" w:hAnsi="Tahoma" w:hint="eastAsia"/>
+                <w:kern w:val="0"/>
+                <w:sz w:val="22"/>
+              </w:rPr>
+              <w:t>，不限大小，不限厚度</w:t>
+            </w:r>
+            <w:r>
+              <w:rPr>
+                <w:rFonts w:ascii="Tahoma" w:eastAsia="微软雅黑" w:hAnsi="Tahoma" w:hint="eastAsia"/>
+                <w:kern w:val="0"/>
+                <w:sz w:val="22"/>
+              </w:rPr>
+              <w:t>。</w:t>
+            </w:r>
+          </w:p>
+        </w:tc>
+      </w:tr>
+      <w:tr>
+        <w:tc>
+          <w:tcPr>
+            <w:tcW w:w="1526" w:type="dxa"/>
+            <w:vAlign w:val="center"/>
+          </w:tcPr>
+          <w:p>
+            <w:pPr>
+              <w:widowControl/>
+              <w:adjustRightInd w:val="0"/>
+              <w:snapToGrid w:val="0"/>
+              <w:jc w:val="left"/>
+              <w:rPr>
+                <w:rFonts w:ascii="Tahoma" w:eastAsia="微软雅黑" w:hAnsi="Tahoma"/>
+                <w:b/>
+                <w:bCs/>
+                <w:kern w:val="0"/>
+                <w:sz w:val="22"/>
+              </w:rPr>
+            </w:pPr>
+            <w:r>
+              <w:rPr>
+                <w:rFonts w:ascii="Tahoma" w:eastAsia="微软雅黑" w:hAnsi="Tahoma" w:hint="eastAsia"/>
+                <w:b/>
+                <w:bCs/>
+                <w:kern w:val="0"/>
+                <w:sz w:val="22"/>
+              </w:rPr>
+              <w:t>文本色卡</w:t>
+            </w:r>
+          </w:p>
+        </w:tc>
+        <w:tc>
+          <w:tcPr>
+            <w:tcW w:w="3685" w:type="dxa"/>
+          </w:tcPr>
+          <w:p>
+            <w:pPr>
+              <w:widowControl/>
+              <w:adjustRightInd w:val="0"/>
+              <w:snapToGrid w:val="0"/>
+              <w:jc w:val="left"/>
+              <w:rPr>
+                <w:rFonts w:ascii="Tahoma" w:eastAsia="微软雅黑" w:hAnsi="Tahoma"/>
+                <w:kern w:val="0"/>
+                <w:sz w:val="22"/>
+              </w:rPr>
+            </w:pPr>
+            <w:r>
+              <w:rPr>
+                <w:rFonts w:ascii="Tahoma" w:eastAsia="微软雅黑" w:hAnsi="Tahoma" w:hint="eastAsia"/>
+                <w:kern w:val="0"/>
+                <w:sz w:val="22"/>
+              </w:rPr>
+              <w:t>定义窗口字符“</w:t>
+            </w:r>
+            <w:r>
+              <w:rPr>
+                <w:rFonts w:ascii="Tahoma" w:eastAsia="微软雅黑" w:hAnsi="Tahoma" w:hint="eastAsia"/>
+                <w:kern w:val="0"/>
+                <w:sz w:val="22"/>
+              </w:rPr>
+              <w:t>\c[0]~\c[31]</w:t>
+            </w:r>
+            <w:r>
+              <w:rPr>
+                <w:rFonts w:ascii="Tahoma" w:eastAsia="微软雅黑" w:hAnsi="Tahoma" w:hint="eastAsia"/>
+                <w:kern w:val="0"/>
+                <w:sz w:val="22"/>
+              </w:rPr>
+              <w:t>”的颜色，固定</w:t>
+            </w:r>
+            <w:r>
+              <w:rPr>
+                <w:rFonts w:ascii="Tahoma" w:eastAsia="微软雅黑" w:hAnsi="Tahoma" w:hint="eastAsia"/>
+                <w:kern w:val="0"/>
+                <w:sz w:val="22"/>
+              </w:rPr>
+              <w:t>32</w:t>
+            </w:r>
+            <w:r>
+              <w:rPr>
+                <w:rFonts w:ascii="Tahoma" w:eastAsia="微软雅黑" w:hAnsi="Tahoma" w:hint="eastAsia"/>
+                <w:kern w:val="0"/>
+                <w:sz w:val="22"/>
+              </w:rPr>
+              <w:t>个文本色。</w:t>
+            </w:r>
+          </w:p>
+        </w:tc>
+        <w:tc>
+          <w:tcPr>
+            <w:tcW w:w="3311" w:type="dxa"/>
+          </w:tcPr>
+          <w:p>
+            <w:pPr>
+              <w:widowControl/>
+              <w:adjustRightInd w:val="0"/>
+              <w:snapToGrid w:val="0"/>
+              <w:jc w:val="left"/>
+              <w:rPr>
+                <w:rFonts w:ascii="Tahoma" w:eastAsia="微软雅黑" w:hAnsi="Tahoma"/>
+                <w:kern w:val="0"/>
+                <w:sz w:val="22"/>
+              </w:rPr>
+            </w:pPr>
+            <w:r>
+              <w:rPr>
+                <w:rFonts w:ascii="Tahoma" w:eastAsia="微软雅黑" w:hAnsi="Tahoma" w:hint="eastAsia"/>
+                <w:kern w:val="0"/>
+                <w:sz w:val="22"/>
+              </w:rPr>
+              <w:t>【</w:t>
+            </w:r>
+            <w:r>
+              <w:rPr>
+                <w:rFonts w:ascii="Tahoma" w:eastAsia="微软雅黑" w:hAnsi="Tahoma" w:hint="eastAsia"/>
+                <w:kern w:val="0"/>
+                <w:sz w:val="22"/>
+              </w:rPr>
+              <w:t>窗口字符</w:t>
+            </w:r>
+            <w:r>
+              <w:rPr>
+                <w:rFonts w:ascii="Tahoma" w:eastAsia="微软雅黑" w:hAnsi="Tahoma" w:hint="eastAsia"/>
+                <w:kern w:val="0"/>
+                <w:sz w:val="22"/>
+              </w:rPr>
+              <w:t>-</w:t>
+            </w:r>
+            <w:r>
+              <w:rPr>
+                <w:rFonts w:ascii="Tahoma" w:eastAsia="微软雅黑" w:hAnsi="Tahoma" w:hint="eastAsia"/>
+                <w:kern w:val="0"/>
+                <w:sz w:val="22"/>
+              </w:rPr>
+              <w:t>颜色核心</w:t>
+            </w:r>
+            <w:r>
+              <w:rPr>
+                <w:rFonts w:ascii="Tahoma" w:eastAsia="微软雅黑" w:hAnsi="Tahoma" w:hint="eastAsia"/>
+                <w:kern w:val="0"/>
+                <w:sz w:val="22"/>
+              </w:rPr>
+              <w:t>】</w:t>
+            </w:r>
+          </w:p>
+          <w:p>
+            <w:pPr>
+              <w:widowControl/>
+              <w:adjustRightInd w:val="0"/>
+              <w:snapToGrid w:val="0"/>
+              <w:jc w:val="left"/>
+              <w:rPr>
+                <w:rFonts w:ascii="Tahoma" w:eastAsia="微软雅黑" w:hAnsi="Tahoma"/>
+                <w:kern w:val="0"/>
+                <w:sz w:val="22"/>
+              </w:rPr>
+            </w:pPr>
+            <w:r>
+              <w:rPr>
+                <w:rFonts w:ascii="Tahoma" w:eastAsia="微软雅黑" w:hAnsi="Tahoma" w:hint="eastAsia"/>
+                <w:kern w:val="0"/>
+                <w:sz w:val="22"/>
+              </w:rPr>
+              <w:t>可定义普通颜色和</w:t>
+            </w:r>
+            <w:r>
+              <w:rPr>
+                <w:rFonts w:ascii="Tahoma" w:eastAsia="微软雅黑" w:hAnsi="Tahoma" w:hint="eastAsia"/>
+                <w:kern w:val="0"/>
+                <w:sz w:val="22"/>
+              </w:rPr>
+              <w:t>高级</w:t>
+            </w:r>
+            <w:r>
+              <w:rPr>
+                <w:rFonts w:ascii="Tahoma" w:eastAsia="微软雅黑" w:hAnsi="Tahoma" w:hint="eastAsia"/>
+                <w:kern w:val="0"/>
+                <w:sz w:val="22"/>
+              </w:rPr>
+              <w:t>渐变</w:t>
+            </w:r>
+            <w:r>
+              <w:rPr>
+                <w:rFonts w:ascii="Tahoma" w:eastAsia="微软雅黑" w:hAnsi="Tahoma" w:hint="eastAsia"/>
+                <w:kern w:val="0"/>
+                <w:sz w:val="22"/>
+              </w:rPr>
+              <w:t>色。</w:t>
+            </w:r>
+          </w:p>
+        </w:tc>
+      </w:tr>
+    </w:tbl>
+    <w:p>
+      <w:pPr>
+        <w:widowControl/>
+        <w:adjustRightInd w:val="0"/>
+        <w:snapToGrid w:val="0"/>
+        <w:spacing w:after="200"/>
+        <w:jc w:val="left"/>
+        <w:rPr>
+          <w:rFonts w:ascii="Tahoma" w:eastAsia="微软雅黑" w:hAnsi="Tahoma"/>
+          <w:color w:val="0070C0"/>
+          <w:kern w:val="0"/>
+          <w:sz w:val="22"/>
+        </w:rPr>
+      </w:pPr>
+    </w:p>
+    <w:tbl>
+      <w:tblPr>
+        <w:tblStyle w:val="af"/>
+        <w:tblW w:w="0" w:type="auto"/>
+        <w:shd w:val="clear" w:color="auto" w:fill="DEEAF6" w:themeFill="accent1" w:themeFillTint="33"/>
+        <w:tblLook w:val="04A0" w:firstRow="1" w:lastRow="0" w:firstColumn="1" w:lastColumn="0" w:noHBand="0" w:noVBand="1"/>
+      </w:tblPr>
+      <w:tblGrid>
+        <w:gridCol w:w="8522"/>
+      </w:tblGrid>
+      <w:tr>
+        <w:tc>
+          <w:tcPr>
+            <w:tcW w:w="8522" w:type="dxa"/>
+            <w:shd w:val="clear" w:color="auto" w:fill="DEEAF6" w:themeFill="accent1" w:themeFillTint="33"/>
+          </w:tcPr>
+          <w:p>
+            <w:pPr>
+              <w:widowControl/>
+              <w:adjustRightInd w:val="0"/>
+              <w:snapToGrid w:val="0"/>
+              <w:jc w:val="left"/>
+              <w:rPr>
+                <w:rFonts w:ascii="Tahoma" w:eastAsia="微软雅黑" w:hAnsi="Tahoma"/>
+                <w:kern w:val="0"/>
+                <w:sz w:val="22"/>
+              </w:rPr>
+            </w:pPr>
+            <w:r>
+              <w:rPr>
+                <w:rFonts w:ascii="Tahoma" w:eastAsia="微软雅黑" w:hAnsi="Tahoma" w:hint="eastAsia"/>
+                <w:kern w:val="0"/>
+                <w:sz w:val="22"/>
+              </w:rPr>
+              <w:t>使用子插件时，要记得把窗口皮肤资源中对应的</w:t>
+            </w:r>
+            <w:r>
+              <w:rPr>
+                <w:rFonts w:ascii="Tahoma" w:eastAsia="微软雅黑" w:hAnsi="Tahoma" w:hint="eastAsia"/>
+                <w:kern w:val="0"/>
+                <w:sz w:val="22"/>
+              </w:rPr>
+              <w:t xml:space="preserve"> </w:t>
+            </w:r>
+            <w:r>
+              <w:rPr>
+                <w:rFonts w:ascii="Tahoma" w:eastAsia="微软雅黑" w:hAnsi="Tahoma" w:hint="eastAsia"/>
+                <w:kern w:val="0"/>
+                <w:sz w:val="22"/>
+              </w:rPr>
+              <w:t>背景、边框</w:t>
+            </w:r>
+            <w:r>
+              <w:rPr>
+                <w:rFonts w:ascii="Tahoma" w:eastAsia="微软雅黑" w:hAnsi="Tahoma" w:hint="eastAsia"/>
+                <w:kern w:val="0"/>
+                <w:sz w:val="22"/>
+              </w:rPr>
+              <w:t xml:space="preserve"> </w:t>
+            </w:r>
+            <w:r>
+              <w:rPr>
+                <w:rFonts w:ascii="Tahoma" w:eastAsia="微软雅黑" w:hAnsi="Tahoma" w:hint="eastAsia"/>
+                <w:kern w:val="0"/>
+                <w:sz w:val="22"/>
+              </w:rPr>
+              <w:t>去掉，变为透明区域，</w:t>
+            </w:r>
+          </w:p>
+          <w:p>
+            <w:pPr>
+              <w:widowControl/>
+              <w:adjustRightInd w:val="0"/>
+              <w:snapToGrid w:val="0"/>
+              <w:jc w:val="left"/>
+              <w:rPr>
+                <w:rFonts w:ascii="Tahoma" w:eastAsia="微软雅黑" w:hAnsi="Tahoma"/>
+                <w:kern w:val="0"/>
+                <w:sz w:val="22"/>
+              </w:rPr>
+            </w:pPr>
+            <w:r>
+              <w:rPr>
+                <w:rFonts w:ascii="Tahoma" w:eastAsia="微软雅黑" w:hAnsi="Tahoma" w:hint="eastAsia"/>
+                <w:kern w:val="0"/>
+                <w:sz w:val="22"/>
+              </w:rPr>
+              <w:t>不然</w:t>
+            </w:r>
+            <w:r>
+              <w:rPr>
+                <w:rFonts w:ascii="Tahoma" w:eastAsia="微软雅黑" w:hAnsi="Tahoma" w:hint="eastAsia"/>
+                <w:kern w:val="0"/>
+                <w:sz w:val="22"/>
+              </w:rPr>
+              <w:t xml:space="preserve"> </w:t>
+            </w:r>
+            <w:r>
+              <w:rPr>
+                <w:rFonts w:ascii="Tahoma" w:eastAsia="微软雅黑" w:hAnsi="Tahoma" w:hint="eastAsia"/>
+                <w:kern w:val="0"/>
+                <w:sz w:val="22"/>
+              </w:rPr>
+              <w:t>子插件和窗口皮肤资源</w:t>
+            </w:r>
+            <w:r>
+              <w:rPr>
+                <w:rFonts w:ascii="Tahoma" w:eastAsia="微软雅黑" w:hAnsi="Tahoma" w:hint="eastAsia"/>
+                <w:kern w:val="0"/>
+                <w:sz w:val="22"/>
+              </w:rPr>
+              <w:t xml:space="preserve"> </w:t>
+            </w:r>
+            <w:r>
+              <w:rPr>
+                <w:rFonts w:ascii="Tahoma" w:eastAsia="微软雅黑" w:hAnsi="Tahoma" w:hint="eastAsia"/>
+                <w:kern w:val="0"/>
+                <w:sz w:val="22"/>
+              </w:rPr>
+              <w:t>的效果会叠加在一起，不好看。</w:t>
+            </w:r>
+          </w:p>
+        </w:tc>
+      </w:tr>
+    </w:tbl>
+    <w:p>
+      <w:pPr>
+        <w:widowControl/>
+        <w:adjustRightInd w:val="0"/>
+        <w:snapToGrid w:val="0"/>
+        <w:spacing w:after="200"/>
+        <w:jc w:val="left"/>
+        <w:rPr>
+          <w:rFonts w:ascii="Tahoma" w:eastAsia="微软雅黑" w:hAnsi="Tahoma"/>
+          <w:color w:val="0070C0"/>
+          <w:kern w:val="0"/>
+          <w:sz w:val="22"/>
+        </w:rPr>
+      </w:pPr>
+    </w:p>
+    <w:p>
+      <w:pPr>
+        <w:widowControl/>
+        <w:jc w:val="left"/>
+        <w:rPr>
+          <w:rFonts w:ascii="Tahoma" w:eastAsia="微软雅黑" w:hAnsi="Tahoma"/>
+          <w:kern w:val="0"/>
+          <w:sz w:val="22"/>
+        </w:rPr>
+      </w:pPr>
+      <w:r>
+        <w:rPr>
+          <w:rFonts w:ascii="Tahoma" w:eastAsia="微软雅黑" w:hAnsi="Tahoma"/>
+          <w:kern w:val="0"/>
+          <w:sz w:val="22"/>
+        </w:rPr>
+        <w:br w:type="page"/>
+      </w:r>
+    </w:p>
+    <w:p>
+      <w:pPr>
+        <w:pStyle w:val="3"/>
+        <w:rPr>
+          <w:rFonts w:hint="eastAsia"/>
+        </w:rPr>
+      </w:pPr>
+      <w:r>
+        <w:rPr>
+          <w:rFonts w:hint="eastAsia"/>
+        </w:rPr>
+        <w:lastRenderedPageBreak/>
+        <w:t>插件</w:t>
+      </w:r>
+      <w:r>
+        <w:rPr>
+          <w:rFonts w:hint="eastAsia"/>
+        </w:rPr>
+        <w:t>窗口结构</w:t>
+      </w:r>
+    </w:p>
+    <w:p>
+      <w:pPr>
+        <w:pStyle w:val="4"/>
+        <w:spacing w:before="0" w:after="120" w:line="240" w:lineRule="auto"/>
+        <w:rPr>
+          <w:rFonts w:ascii="微软雅黑" w:eastAsia="微软雅黑" w:hAnsi="微软雅黑" w:hint="eastAsia"/>
+          <w:sz w:val="22"/>
+          <w:szCs w:val="22"/>
+        </w:rPr>
+      </w:pPr>
+      <w:bookmarkStart w:id="10" w:name="边框结构"/>
+      <w:r>
+        <w:rPr>
+          <w:rFonts w:ascii="微软雅黑" w:eastAsia="微软雅黑" w:hAnsi="微软雅黑" w:hint="eastAsia"/>
+          <w:sz w:val="22"/>
+          <w:szCs w:val="22"/>
+        </w:rPr>
+        <w:t>1）</w:t>
+      </w:r>
+      <w:r>
+        <w:rPr>
+          <w:rFonts w:ascii="微软雅黑" w:eastAsia="微软雅黑" w:hAnsi="微软雅黑" w:hint="eastAsia"/>
+          <w:sz w:val="22"/>
+          <w:szCs w:val="22"/>
+        </w:rPr>
+        <w:t>边框</w:t>
+      </w:r>
+      <w:r>
+        <w:rPr>
+          <w:rFonts w:ascii="微软雅黑" w:eastAsia="微软雅黑" w:hAnsi="微软雅黑" w:hint="eastAsia"/>
+          <w:sz w:val="22"/>
+          <w:szCs w:val="22"/>
+        </w:rPr>
+        <w:t>结构</w:t>
+      </w:r>
+      <w:bookmarkEnd w:id="10"/>
     </w:p>
     <w:p>
       <w:pPr>
@@ -3045,8 +5080,132 @@
           <w:kern w:val="0"/>
           <w:sz w:val="22"/>
         </w:rPr>
-        <w:t>需要单独配置边框的图片资源，该图片</w:t>
-      </w:r>
+        <w:t>由于默认提供的</w:t>
+      </w:r>
+      <w:r>
+        <w:rPr>
+          <w:rFonts w:ascii="Tahoma" w:eastAsia="微软雅黑" w:hAnsi="Tahoma" w:hint="eastAsia"/>
+          <w:kern w:val="0"/>
+          <w:sz w:val="22"/>
+        </w:rPr>
+        <w:t xml:space="preserve"> </w:t>
+      </w:r>
+      <w:r>
+        <w:rPr>
+          <w:rFonts w:ascii="Tahoma" w:eastAsia="微软雅黑" w:hAnsi="Tahoma" w:hint="eastAsia"/>
+          <w:kern w:val="0"/>
+          <w:sz w:val="22"/>
+        </w:rPr>
+        <w:t>边框</w:t>
+      </w:r>
+      <w:r>
+        <w:rPr>
+          <w:rFonts w:ascii="Tahoma" w:eastAsia="微软雅黑" w:hAnsi="Tahoma" w:hint="eastAsia"/>
+          <w:kern w:val="0"/>
+          <w:sz w:val="22"/>
+        </w:rPr>
+        <w:t xml:space="preserve"> </w:t>
+      </w:r>
+      <w:r>
+        <w:rPr>
+          <w:rFonts w:ascii="Tahoma" w:eastAsia="微软雅黑" w:hAnsi="Tahoma" w:hint="eastAsia"/>
+          <w:kern w:val="0"/>
+          <w:sz w:val="22"/>
+        </w:rPr>
+        <w:t>的局限性太大，（</w:t>
+      </w:r>
+      <w:r>
+        <w:rPr>
+          <w:rFonts w:ascii="Tahoma" w:eastAsia="微软雅黑" w:hAnsi="Tahoma" w:hint="eastAsia"/>
+          <w:kern w:val="0"/>
+          <w:sz w:val="22"/>
+        </w:rPr>
+        <w:t>固定</w:t>
+      </w:r>
+      <w:r>
+        <w:rPr>
+          <w:rFonts w:ascii="Tahoma" w:eastAsia="微软雅黑" w:hAnsi="Tahoma" w:hint="eastAsia"/>
+          <w:kern w:val="0"/>
+          <w:sz w:val="22"/>
+        </w:rPr>
+        <w:t>2</w:t>
+      </w:r>
+      <w:r>
+        <w:rPr>
+          <w:rFonts w:ascii="Tahoma" w:eastAsia="微软雅黑" w:hAnsi="Tahoma"/>
+          <w:kern w:val="0"/>
+          <w:sz w:val="22"/>
+        </w:rPr>
+        <w:t>4</w:t>
+      </w:r>
+      <w:r>
+        <w:rPr>
+          <w:rFonts w:ascii="Tahoma" w:eastAsia="微软雅黑" w:hAnsi="Tahoma" w:hint="eastAsia"/>
+          <w:kern w:val="0"/>
+          <w:sz w:val="22"/>
+        </w:rPr>
+        <w:t>像素的厚度）</w:t>
+      </w:r>
+    </w:p>
+    <w:p>
+      <w:pPr>
+        <w:widowControl/>
+        <w:adjustRightInd w:val="0"/>
+        <w:snapToGrid w:val="0"/>
+        <w:jc w:val="left"/>
+        <w:rPr>
+          <w:rFonts w:ascii="Tahoma" w:eastAsia="微软雅黑" w:hAnsi="Tahoma"/>
+          <w:kern w:val="0"/>
+          <w:sz w:val="22"/>
+        </w:rPr>
+      </w:pPr>
+      <w:r>
+        <w:rPr>
+          <w:rFonts w:ascii="Tahoma" w:eastAsia="微软雅黑" w:hAnsi="Tahoma" w:hint="eastAsia"/>
+          <w:kern w:val="0"/>
+          <w:sz w:val="22"/>
+        </w:rPr>
+        <w:t>这里提供了完全自定义的边框结构</w:t>
+      </w:r>
+      <w:r>
+        <w:rPr>
+          <w:rFonts w:ascii="Tahoma" w:eastAsia="微软雅黑" w:hAnsi="Tahoma" w:hint="eastAsia"/>
+          <w:kern w:val="0"/>
+          <w:sz w:val="22"/>
+        </w:rPr>
+        <w:t>，</w:t>
+      </w:r>
+    </w:p>
+    <w:p>
+      <w:pPr>
+        <w:widowControl/>
+        <w:adjustRightInd w:val="0"/>
+        <w:snapToGrid w:val="0"/>
+        <w:jc w:val="left"/>
+        <w:rPr>
+          <w:rFonts w:ascii="Tahoma" w:eastAsia="微软雅黑" w:hAnsi="Tahoma"/>
+          <w:kern w:val="0"/>
+          <w:sz w:val="22"/>
+        </w:rPr>
+      </w:pPr>
+      <w:r>
+        <w:rPr>
+          <w:rFonts w:ascii="Tahoma" w:eastAsia="微软雅黑" w:hAnsi="Tahoma" w:hint="eastAsia"/>
+          <w:kern w:val="0"/>
+          <w:sz w:val="22"/>
+        </w:rPr>
+        <w:t>需要单独配置边框的图片资源，</w:t>
+      </w:r>
+      <w:proofErr w:type="gramStart"/>
+      <w:r>
+        <w:rPr>
+          <w:rFonts w:ascii="Tahoma" w:eastAsia="微软雅黑" w:hAnsi="Tahoma" w:hint="eastAsia"/>
+          <w:kern w:val="0"/>
+          <w:sz w:val="22"/>
+        </w:rPr>
+        <w:t>该图片</w:t>
+      </w:r>
+      <w:proofErr w:type="gramEnd"/>
       <w:r>
         <w:rPr>
           <w:rFonts w:ascii="Tahoma" w:eastAsia="微软雅黑" w:hAnsi="Tahoma" w:hint="eastAsia"/>
@@ -3082,9 +5241,9 @@
           <w:noProof/>
         </w:rPr>
         <w:drawing>
-          <wp:inline distT="0" distB="0" distL="0" distR="0" wp14:anchorId="3691F4A4" wp14:editId="599073A8">
-            <wp:extent cx="2034540" cy="2034540"/>
-            <wp:effectExtent l="0" t="0" r="3810" b="3810"/>
+          <wp:inline distT="0" distB="0" distL="0" distR="0" wp14:anchorId="3691F4A4" wp14:editId="7B895D65">
+            <wp:extent cx="1935480" cy="1935480"/>
+            <wp:effectExtent l="0" t="0" r="7620" b="7620"/>
             <wp:docPr id="477974820" name="图片 1"/>
             <wp:cNvGraphicFramePr>
               <a:graphicFrameLocks xmlns:a="http://schemas.openxmlformats.org/drawingml/2006/main" noChangeAspect="1"/>
@@ -3114,7 +5273,7 @@
                   <pic:spPr bwMode="auto">
                     <a:xfrm>
                       <a:off x="0" y="0"/>
-                      <a:ext cx="2034540" cy="2034540"/>
+                      <a:ext cx="1935480" cy="1935480"/>
                     </a:xfrm>
                     <a:prstGeom prst="rect">
                       <a:avLst/>
@@ -4148,13 +6307,14 @@
           <w:szCs w:val="22"/>
         </w:rPr>
       </w:pPr>
-      <w:bookmarkStart w:id="10" w:name="边角结构"/>
+      <w:bookmarkStart w:id="11" w:name="边角结构"/>
       <w:r>
         <w:rPr>
           <w:rFonts w:ascii="微软雅黑" w:eastAsia="微软雅黑" w:hAnsi="微软雅黑" w:hint="eastAsia"/>
           <w:sz w:val="22"/>
           <w:szCs w:val="22"/>
         </w:rPr>
+        <w:lastRenderedPageBreak/>
         <w:t>2）</w:t>
       </w:r>
       <w:r>
@@ -4165,7 +6325,7 @@
         </w:rPr>
         <w:t>边角结构</w:t>
       </w:r>
-      <w:bookmarkEnd w:id="10"/>
+      <w:bookmarkEnd w:id="11"/>
     </w:p>
     <w:p>
       <w:pPr>
@@ -4180,14 +6340,32 @@
           <w:sz w:val="22"/>
         </w:rPr>
       </w:pPr>
-      <w:bookmarkStart w:id="11" w:name="_Hlk82537056"/>
-      <w:r>
-        <w:rPr>
-          <w:rFonts w:ascii="Tahoma" w:eastAsia="微软雅黑" w:hAnsi="Tahoma" w:hint="eastAsia"/>
-          <w:kern w:val="0"/>
-          <w:sz w:val="22"/>
-        </w:rPr>
-        <w:t>边角结构也需要单独配置图片资源，该图片一共分成</w:t>
+      <w:bookmarkStart w:id="12" w:name="_Hlk82537056"/>
+      <w:r>
+        <w:rPr>
+          <w:rFonts w:ascii="Tahoma" w:eastAsia="微软雅黑" w:hAnsi="Tahoma" w:hint="eastAsia"/>
+          <w:kern w:val="0"/>
+          <w:sz w:val="22"/>
+        </w:rPr>
+        <w:t>边角结构也需要单独配置图片资源，</w:t>
+      </w:r>
+      <w:proofErr w:type="gramStart"/>
+      <w:r>
+        <w:rPr>
+          <w:rFonts w:ascii="Tahoma" w:eastAsia="微软雅黑" w:hAnsi="Tahoma" w:hint="eastAsia"/>
+          <w:kern w:val="0"/>
+          <w:sz w:val="22"/>
+        </w:rPr>
+        <w:t>该图片</w:t>
+      </w:r>
+      <w:proofErr w:type="gramEnd"/>
+      <w:r>
+        <w:rPr>
+          <w:rFonts w:ascii="Tahoma" w:eastAsia="微软雅黑" w:hAnsi="Tahoma" w:hint="eastAsia"/>
+          <w:kern w:val="0"/>
+          <w:sz w:val="22"/>
+        </w:rPr>
+        <w:t>一共分成</w:t>
       </w:r>
       <w:r>
         <w:rPr>
@@ -4394,7 +6572,7 @@
         </w:drawing>
       </w:r>
     </w:p>
-    <w:bookmarkEnd w:id="11"/>
+    <w:bookmarkEnd w:id="12"/>
     <w:p>
       <w:pPr>
         <w:widowControl/>
@@ -4538,44 +6716,58 @@
     </w:p>
     <w:p>
       <w:pPr>
-        <w:pStyle w:val="4"/>
-        <w:spacing w:before="0" w:after="120" w:line="240" w:lineRule="auto"/>
-        <w:rPr>
-          <w:rFonts w:ascii="微软雅黑" w:eastAsia="微软雅黑" w:hAnsi="微软雅黑" w:hint="eastAsia"/>
-          <w:sz w:val="22"/>
-          <w:szCs w:val="22"/>
-        </w:rPr>
-      </w:pPr>
-      <w:r>
-        <w:rPr>
-          <w:rFonts w:ascii="微软雅黑" w:eastAsia="微软雅黑" w:hAnsi="微软雅黑" w:hint="eastAsia"/>
-          <w:sz w:val="22"/>
-          <w:szCs w:val="22"/>
-        </w:rPr>
-        <w:t>3）</w:t>
-      </w:r>
-      <w:r>
-        <w:rPr>
-          <w:rFonts w:ascii="微软雅黑" w:eastAsia="微软雅黑" w:hAnsi="微软雅黑" w:hint="eastAsia"/>
-          <w:sz w:val="22"/>
-          <w:szCs w:val="22"/>
-        </w:rPr>
-        <w:t>向内缩进距</w:t>
-      </w:r>
-    </w:p>
-    <w:p>
-      <w:pPr>
         <w:widowControl/>
         <w:adjustRightInd w:val="0"/>
         <w:snapToGrid w:val="0"/>
         <w:jc w:val="left"/>
         <w:rPr>
           <w:rFonts w:ascii="Tahoma" w:eastAsia="微软雅黑" w:hAnsi="Tahoma"/>
-          <w:kern w:val="0"/>
-          <w:sz w:val="22"/>
-        </w:rPr>
-      </w:pPr>
-      <w:bookmarkStart w:id="12" w:name="向内缩进距"/>
+          <w:color w:val="0070C0"/>
+          <w:kern w:val="0"/>
+          <w:sz w:val="22"/>
+        </w:rPr>
+      </w:pPr>
+    </w:p>
+    <w:p>
+      <w:pPr>
+        <w:pStyle w:val="4"/>
+        <w:spacing w:before="0" w:after="120" w:line="240" w:lineRule="auto"/>
+        <w:rPr>
+          <w:rFonts w:ascii="微软雅黑" w:eastAsia="微软雅黑" w:hAnsi="微软雅黑" w:hint="eastAsia"/>
+          <w:sz w:val="22"/>
+          <w:szCs w:val="22"/>
+        </w:rPr>
+      </w:pPr>
+      <w:r>
+        <w:rPr>
+          <w:rFonts w:ascii="微软雅黑" w:eastAsia="微软雅黑" w:hAnsi="微软雅黑" w:hint="eastAsia"/>
+          <w:sz w:val="22"/>
+          <w:szCs w:val="22"/>
+        </w:rPr>
+        <w:t>3）</w:t>
+      </w:r>
+      <w:r>
+        <w:rPr>
+          <w:rFonts w:ascii="微软雅黑" w:eastAsia="微软雅黑" w:hAnsi="微软雅黑" w:hint="eastAsia"/>
+          <w:sz w:val="22"/>
+          <w:szCs w:val="22"/>
+        </w:rPr>
+        <w:t>向内缩进距</w:t>
+      </w:r>
+    </w:p>
+    <w:p>
+      <w:pPr>
+        <w:widowControl/>
+        <w:adjustRightInd w:val="0"/>
+        <w:snapToGrid w:val="0"/>
+        <w:jc w:val="left"/>
+        <w:rPr>
+          <w:rFonts w:ascii="Tahoma" w:eastAsia="微软雅黑" w:hAnsi="Tahoma"/>
+          <w:kern w:val="0"/>
+          <w:sz w:val="22"/>
+        </w:rPr>
+      </w:pPr>
+      <w:bookmarkStart w:id="13" w:name="向内缩进距"/>
       <w:r>
         <w:rPr>
           <w:rFonts w:ascii="Tahoma" w:eastAsia="微软雅黑" w:hAnsi="Tahoma" w:hint="eastAsia"/>
@@ -4586,7 +6778,7 @@
         </w:rPr>
         <w:t>向内缩进距</w:t>
       </w:r>
-      <w:bookmarkEnd w:id="12"/>
+      <w:bookmarkEnd w:id="13"/>
       <w:r>
         <w:rPr>
           <w:rFonts w:ascii="Tahoma" w:eastAsia="微软雅黑" w:hAnsi="Tahoma" w:hint="eastAsia"/>
@@ -4671,7 +6863,7 @@
           <v:shape id="_x0000_i1026" type="#_x0000_t75" style="width:375pt;height:120pt" o:ole="">
             <v:imagedata r:id="rId26" o:title=""/>
           </v:shape>
-          <o:OLEObject Type="Embed" ProgID="Visio.Drawing.15" ShapeID="_x0000_i1026" DrawAspect="Content" ObjectID="_1807803845" r:id="rId27"/>
+          <o:OLEObject Type="Embed" ProgID="Visio.Drawing.15" ShapeID="_x0000_i1026" DrawAspect="Content" ObjectID="_1823668333" r:id="rId27"/>
         </w:object>
       </w:r>
     </w:p>
@@ -4891,6 +7083,8 @@
           <w:rFonts w:hint="eastAsia"/>
         </w:rPr>
       </w:pPr>
+      <w:bookmarkStart w:id="14" w:name="_子窗口的皮肤"/>
+      <w:bookmarkEnd w:id="14"/>
       <w:r>
         <w:rPr>
           <w:rFonts w:hint="eastAsia"/>
@@ -6658,12 +8852,14 @@
           <w:rFonts w:hint="eastAsia"/>
         </w:rPr>
       </w:pPr>
+      <w:bookmarkStart w:id="15" w:name="_子窗口的特殊配置"/>
+      <w:bookmarkEnd w:id="15"/>
       <w:r>
         <w:rPr>
           <w:rFonts w:hint="eastAsia"/>
         </w:rPr>
         <w:lastRenderedPageBreak/>
-        <w:t>装饰扩展结构</w:t>
+        <w:t>子窗口的特殊配置</w:t>
       </w:r>
     </w:p>
     <w:p>
@@ -6676,8 +8872,490 @@
           <w:szCs w:val="22"/>
         </w:rPr>
       </w:pPr>
-      <w:bookmarkStart w:id="13" w:name="_对话小箭头"/>
-      <w:bookmarkEnd w:id="13"/>
+      <w:r>
+        <w:rPr>
+          <w:rFonts w:ascii="微软雅黑" w:eastAsia="微软雅黑" w:hAnsi="微软雅黑" w:hint="eastAsia"/>
+          <w:sz w:val="22"/>
+          <w:szCs w:val="22"/>
+        </w:rPr>
+        <w:t>1</w:t>
+      </w:r>
+      <w:r>
+        <w:rPr>
+          <w:rFonts w:ascii="微软雅黑" w:eastAsia="微软雅黑" w:hAnsi="微软雅黑" w:hint="eastAsia"/>
+          <w:sz w:val="22"/>
+          <w:szCs w:val="22"/>
+        </w:rPr>
+        <w:t>）姓名</w:t>
+      </w:r>
+      <w:r>
+        <w:rPr>
+          <w:rFonts w:ascii="微软雅黑" w:eastAsia="微软雅黑" w:hAnsi="微软雅黑" w:hint="eastAsia"/>
+          <w:sz w:val="22"/>
+          <w:szCs w:val="22"/>
+        </w:rPr>
+        <w:t>框</w:t>
+      </w:r>
+      <w:r>
+        <w:rPr>
+          <w:rFonts w:ascii="微软雅黑" w:eastAsia="微软雅黑" w:hAnsi="微软雅黑" w:hint="eastAsia"/>
+          <w:sz w:val="22"/>
+          <w:szCs w:val="22"/>
+        </w:rPr>
+        <w:t>窗口</w:t>
+      </w:r>
+      <w:r>
+        <w:rPr>
+          <w:rFonts w:ascii="微软雅黑" w:eastAsia="微软雅黑" w:hAnsi="微软雅黑" w:hint="eastAsia"/>
+          <w:sz w:val="22"/>
+          <w:szCs w:val="22"/>
+        </w:rPr>
+        <w:t>的特殊配置</w:t>
+      </w:r>
+    </w:p>
+    <w:p>
+      <w:pPr>
+        <w:widowControl/>
+        <w:adjustRightInd w:val="0"/>
+        <w:snapToGrid w:val="0"/>
+        <w:rPr>
+          <w:rFonts w:ascii="Tahoma" w:eastAsia="微软雅黑" w:hAnsi="Tahoma"/>
+          <w:kern w:val="0"/>
+          <w:sz w:val="22"/>
+        </w:rPr>
+      </w:pPr>
+      <w:r>
+        <w:rPr>
+          <w:rFonts w:ascii="Tahoma" w:eastAsia="微软雅黑" w:hAnsi="Tahoma" w:hint="eastAsia"/>
+          <w:kern w:val="0"/>
+          <w:sz w:val="22"/>
+        </w:rPr>
+        <w:t>如果皮肤绑定到了姓名框时，下面的参数就能生效。</w:t>
+      </w:r>
+    </w:p>
+    <w:p>
+      <w:pPr>
+        <w:widowControl/>
+        <w:adjustRightInd w:val="0"/>
+        <w:snapToGrid w:val="0"/>
+        <w:jc w:val="center"/>
+        <w:rPr>
+          <w:rFonts w:ascii="Tahoma" w:eastAsia="微软雅黑" w:hAnsi="Tahoma"/>
+          <w:kern w:val="0"/>
+          <w:sz w:val="22"/>
+        </w:rPr>
+      </w:pPr>
+      <w:r>
+        <w:rPr>
+          <w:rFonts w:ascii="Tahoma" w:eastAsia="微软雅黑" w:hAnsi="Tahoma"/>
+          <w:noProof/>
+          <w:kern w:val="0"/>
+          <w:sz w:val="22"/>
+        </w:rPr>
+        <w:drawing>
+          <wp:inline distT="0" distB="0" distL="0" distR="0" wp14:anchorId="4BE42FF4" wp14:editId="5425FE5F">
+            <wp:extent cx="3924300" cy="2505623"/>
+            <wp:effectExtent l="0" t="0" r="0" b="9525"/>
+            <wp:docPr id="313582922" name="图片 3"/>
+            <wp:cNvGraphicFramePr>
+              <a:graphicFrameLocks xmlns:a="http://schemas.openxmlformats.org/drawingml/2006/main" noChangeAspect="1"/>
+            </wp:cNvGraphicFramePr>
+            <a:graphic xmlns:a="http://schemas.openxmlformats.org/drawingml/2006/main">
+              <a:graphicData uri="http://schemas.openxmlformats.org/drawingml/2006/picture">
+                <pic:pic xmlns:pic="http://schemas.openxmlformats.org/drawingml/2006/picture">
+                  <pic:nvPicPr>
+                    <pic:cNvPr id="0" name="Picture 3"/>
+                    <pic:cNvPicPr>
+                      <a:picLocks noChangeAspect="1" noChangeArrowheads="1"/>
+                    </pic:cNvPicPr>
+                  </pic:nvPicPr>
+                  <pic:blipFill>
+                    <a:blip r:embed="rId41">
+                      <a:extLst>
+                        <a:ext uri="{28A0092B-C50C-407E-A947-70E740481C1C}">
+                          <a14:useLocalDpi xmlns:a14="http://schemas.microsoft.com/office/drawing/2010/main" val="0"/>
+                        </a:ext>
+                      </a:extLst>
+                    </a:blip>
+                    <a:srcRect/>
+                    <a:stretch>
+                      <a:fillRect/>
+                    </a:stretch>
+                  </pic:blipFill>
+                  <pic:spPr bwMode="auto">
+                    <a:xfrm>
+                      <a:off x="0" y="0"/>
+                      <a:ext cx="3928353" cy="2508211"/>
+                    </a:xfrm>
+                    <a:prstGeom prst="rect">
+                      <a:avLst/>
+                    </a:prstGeom>
+                    <a:noFill/>
+                    <a:ln>
+                      <a:noFill/>
+                    </a:ln>
+                  </pic:spPr>
+                </pic:pic>
+              </a:graphicData>
+            </a:graphic>
+          </wp:inline>
+        </w:drawing>
+      </w:r>
+    </w:p>
+    <w:p>
+      <w:pPr>
+        <w:widowControl/>
+        <w:adjustRightInd w:val="0"/>
+        <w:snapToGrid w:val="0"/>
+        <w:rPr>
+          <w:rFonts w:ascii="Tahoma" w:eastAsia="微软雅黑" w:hAnsi="Tahoma"/>
+          <w:kern w:val="0"/>
+          <w:sz w:val="22"/>
+        </w:rPr>
+      </w:pPr>
+      <w:r>
+        <w:rPr>
+          <w:rFonts w:ascii="Tahoma" w:eastAsia="微软雅黑" w:hAnsi="Tahoma" w:hint="eastAsia"/>
+          <w:kern w:val="0"/>
+          <w:sz w:val="22"/>
+        </w:rPr>
+        <w:t>这样</w:t>
+      </w:r>
+      <w:r>
+        <w:rPr>
+          <w:rFonts w:ascii="Tahoma" w:eastAsia="微软雅黑" w:hAnsi="Tahoma" w:hint="eastAsia"/>
+          <w:kern w:val="0"/>
+          <w:sz w:val="22"/>
+        </w:rPr>
+        <w:t>设置</w:t>
+      </w:r>
+      <w:r>
+        <w:rPr>
+          <w:rFonts w:ascii="Tahoma" w:eastAsia="微软雅黑" w:hAnsi="Tahoma" w:hint="eastAsia"/>
+          <w:kern w:val="0"/>
+          <w:sz w:val="22"/>
+        </w:rPr>
+        <w:t>绑定，是为了方便切换样式后</w:t>
+      </w:r>
+      <w:r>
+        <w:rPr>
+          <w:rFonts w:ascii="Tahoma" w:eastAsia="微软雅黑" w:hAnsi="Tahoma" w:hint="eastAsia"/>
+          <w:kern w:val="0"/>
+          <w:sz w:val="22"/>
+        </w:rPr>
+        <w:t>，</w:t>
+      </w:r>
+      <w:r>
+        <w:rPr>
+          <w:rFonts w:ascii="Tahoma" w:eastAsia="微软雅黑" w:hAnsi="Tahoma" w:hint="eastAsia"/>
+          <w:kern w:val="0"/>
+          <w:sz w:val="22"/>
+        </w:rPr>
+        <w:t>姓名框也对应修改</w:t>
+      </w:r>
+      <w:r>
+        <w:rPr>
+          <w:rFonts w:ascii="Tahoma" w:eastAsia="微软雅黑" w:hAnsi="Tahoma" w:hint="eastAsia"/>
+          <w:kern w:val="0"/>
+          <w:sz w:val="22"/>
+        </w:rPr>
+        <w:t>。</w:t>
+      </w:r>
+    </w:p>
+    <w:p>
+      <w:pPr>
+        <w:widowControl/>
+        <w:adjustRightInd w:val="0"/>
+        <w:snapToGrid w:val="0"/>
+        <w:rPr>
+          <w:rFonts w:ascii="Tahoma" w:eastAsia="微软雅黑" w:hAnsi="Tahoma"/>
+          <w:kern w:val="0"/>
+          <w:sz w:val="22"/>
+        </w:rPr>
+      </w:pPr>
+      <w:r>
+        <w:rPr>
+          <w:rFonts w:ascii="Tahoma" w:eastAsia="微软雅黑" w:hAnsi="Tahoma" w:hint="eastAsia"/>
+          <w:kern w:val="0"/>
+          <w:sz w:val="22"/>
+        </w:rPr>
+        <w:t>来适配</w:t>
+      </w:r>
+      <w:r>
+        <w:rPr>
+          <w:rFonts w:ascii="Tahoma" w:eastAsia="微软雅黑" w:hAnsi="Tahoma" w:hint="eastAsia"/>
+          <w:kern w:val="0"/>
+          <w:sz w:val="22"/>
+        </w:rPr>
+        <w:t xml:space="preserve"> </w:t>
+      </w:r>
+      <w:r>
+        <w:rPr>
+          <w:rFonts w:ascii="Tahoma" w:eastAsia="微软雅黑" w:hAnsi="Tahoma" w:hint="eastAsia"/>
+          <w:kern w:val="0"/>
+          <w:sz w:val="22"/>
+        </w:rPr>
+        <w:t>收拢偏移量、前缀后缀</w:t>
+      </w:r>
+      <w:r>
+        <w:rPr>
+          <w:rFonts w:ascii="Tahoma" w:eastAsia="微软雅黑" w:hAnsi="Tahoma" w:hint="eastAsia"/>
+          <w:kern w:val="0"/>
+          <w:sz w:val="22"/>
+        </w:rPr>
+        <w:t xml:space="preserve"> </w:t>
+      </w:r>
+      <w:r>
+        <w:rPr>
+          <w:rFonts w:ascii="Tahoma" w:eastAsia="微软雅黑" w:hAnsi="Tahoma" w:hint="eastAsia"/>
+          <w:kern w:val="0"/>
+          <w:sz w:val="22"/>
+        </w:rPr>
+        <w:t>。</w:t>
+      </w:r>
+    </w:p>
+    <w:p>
+      <w:pPr>
+        <w:widowControl/>
+        <w:adjustRightInd w:val="0"/>
+        <w:snapToGrid w:val="0"/>
+        <w:rPr>
+          <w:rFonts w:ascii="Tahoma" w:eastAsia="微软雅黑" w:hAnsi="Tahoma"/>
+          <w:kern w:val="0"/>
+          <w:sz w:val="22"/>
+        </w:rPr>
+      </w:pPr>
+      <w:r>
+        <w:rPr>
+          <w:rFonts w:ascii="Tahoma" w:eastAsia="微软雅黑" w:hAnsi="Tahoma" w:hint="eastAsia"/>
+          <w:kern w:val="0"/>
+          <w:sz w:val="22"/>
+        </w:rPr>
+        <w:t>切换成其他样式后，</w:t>
+      </w:r>
+      <w:proofErr w:type="gramStart"/>
+      <w:r>
+        <w:rPr>
+          <w:rFonts w:ascii="Tahoma" w:eastAsia="微软雅黑" w:hAnsi="Tahoma" w:hint="eastAsia"/>
+          <w:kern w:val="0"/>
+          <w:sz w:val="22"/>
+        </w:rPr>
+        <w:t>姓名框则还原</w:t>
+      </w:r>
+      <w:proofErr w:type="gramEnd"/>
+      <w:r>
+        <w:rPr>
+          <w:rFonts w:ascii="Tahoma" w:eastAsia="微软雅黑" w:hAnsi="Tahoma" w:hint="eastAsia"/>
+          <w:kern w:val="0"/>
+          <w:sz w:val="22"/>
+        </w:rPr>
+        <w:t>为默认配置。</w:t>
+      </w:r>
+    </w:p>
+    <w:p>
+      <w:pPr>
+        <w:widowControl/>
+        <w:adjustRightInd w:val="0"/>
+        <w:snapToGrid w:val="0"/>
+        <w:rPr>
+          <w:rFonts w:ascii="Tahoma" w:eastAsia="微软雅黑" w:hAnsi="Tahoma"/>
+          <w:kern w:val="0"/>
+          <w:sz w:val="22"/>
+        </w:rPr>
+      </w:pPr>
+      <w:r>
+        <w:rPr>
+          <w:rFonts w:ascii="Tahoma" w:eastAsia="微软雅黑" w:hAnsi="Tahoma" w:hint="eastAsia"/>
+          <w:kern w:val="0"/>
+          <w:sz w:val="22"/>
+        </w:rPr>
+        <w:t>（文档</w:t>
+      </w:r>
+      <w:r>
+        <w:rPr>
+          <w:rFonts w:ascii="Tahoma" w:eastAsia="微软雅黑" w:hAnsi="Tahoma" w:hint="eastAsia"/>
+          <w:kern w:val="0"/>
+          <w:sz w:val="22"/>
+        </w:rPr>
+        <w:t xml:space="preserve"> </w:t>
+      </w:r>
+      <w:proofErr w:type="gramStart"/>
+      <w:r>
+        <w:rPr>
+          <w:rFonts w:ascii="Tahoma" w:eastAsia="微软雅黑" w:hAnsi="Tahoma"/>
+          <w:kern w:val="0"/>
+          <w:sz w:val="22"/>
+        </w:rPr>
+        <w:t>”</w:t>
+      </w:r>
+      <w:proofErr w:type="gramEnd"/>
+      <w:r>
+        <w:rPr>
+          <w:rFonts w:ascii="Tahoma" w:eastAsia="微软雅黑" w:hAnsi="Tahoma" w:hint="eastAsia"/>
+          <w:color w:val="0070C0"/>
+          <w:kern w:val="0"/>
+          <w:sz w:val="22"/>
+        </w:rPr>
+        <w:t>15.</w:t>
+      </w:r>
+      <w:r>
+        <w:rPr>
+          <w:rFonts w:ascii="Tahoma" w:eastAsia="微软雅黑" w:hAnsi="Tahoma" w:hint="eastAsia"/>
+          <w:color w:val="0070C0"/>
+          <w:kern w:val="0"/>
+          <w:sz w:val="22"/>
+        </w:rPr>
+        <w:t>对话框</w:t>
+      </w:r>
+      <w:r>
+        <w:rPr>
+          <w:rFonts w:ascii="Tahoma" w:eastAsia="微软雅黑" w:hAnsi="Tahoma" w:hint="eastAsia"/>
+          <w:color w:val="0070C0"/>
+          <w:kern w:val="0"/>
+          <w:sz w:val="22"/>
+        </w:rPr>
+        <w:t xml:space="preserve"> </w:t>
+      </w:r>
+      <w:r>
+        <w:rPr>
+          <w:rFonts w:ascii="Tahoma" w:eastAsia="微软雅黑" w:hAnsi="Tahoma" w:hint="eastAsia"/>
+          <w:color w:val="0070C0"/>
+          <w:kern w:val="0"/>
+          <w:sz w:val="22"/>
+        </w:rPr>
+        <w:t>&gt;</w:t>
+      </w:r>
+      <w:r>
+        <w:rPr>
+          <w:rFonts w:ascii="Tahoma" w:eastAsia="微软雅黑" w:hAnsi="Tahoma" w:hint="eastAsia"/>
+          <w:color w:val="0070C0"/>
+          <w:kern w:val="0"/>
+          <w:sz w:val="22"/>
+        </w:rPr>
+        <w:t xml:space="preserve"> </w:t>
+      </w:r>
+      <w:r>
+        <w:rPr>
+          <w:rFonts w:ascii="Tahoma" w:eastAsia="微软雅黑" w:hAnsi="Tahoma" w:hint="eastAsia"/>
+          <w:color w:val="0070C0"/>
+          <w:kern w:val="0"/>
+          <w:sz w:val="22"/>
+        </w:rPr>
+        <w:t>对话框设计</w:t>
+      </w:r>
+      <w:r>
+        <w:rPr>
+          <w:rFonts w:ascii="Tahoma" w:eastAsia="微软雅黑" w:hAnsi="Tahoma" w:hint="eastAsia"/>
+          <w:color w:val="0070C0"/>
+          <w:kern w:val="0"/>
+          <w:sz w:val="22"/>
+        </w:rPr>
+        <w:t>-</w:t>
+      </w:r>
+      <w:r>
+        <w:rPr>
+          <w:rFonts w:ascii="Tahoma" w:eastAsia="微软雅黑" w:hAnsi="Tahoma" w:hint="eastAsia"/>
+          <w:color w:val="0070C0"/>
+          <w:kern w:val="0"/>
+          <w:sz w:val="22"/>
+        </w:rPr>
+        <w:t>科技气泡</w:t>
+      </w:r>
+      <w:r>
+        <w:rPr>
+          <w:rFonts w:ascii="Tahoma" w:eastAsia="微软雅黑" w:hAnsi="Tahoma" w:hint="eastAsia"/>
+          <w:color w:val="0070C0"/>
+          <w:kern w:val="0"/>
+          <w:sz w:val="22"/>
+        </w:rPr>
+        <w:t>.docx</w:t>
+      </w:r>
+      <w:proofErr w:type="gramStart"/>
+      <w:r>
+        <w:rPr>
+          <w:rFonts w:ascii="Tahoma" w:eastAsia="微软雅黑" w:hAnsi="Tahoma"/>
+          <w:kern w:val="0"/>
+          <w:sz w:val="22"/>
+        </w:rPr>
+        <w:t>”</w:t>
+      </w:r>
+      <w:proofErr w:type="gramEnd"/>
+      <w:r>
+        <w:rPr>
+          <w:rFonts w:ascii="Tahoma" w:eastAsia="微软雅黑" w:hAnsi="Tahoma" w:hint="eastAsia"/>
+          <w:kern w:val="0"/>
+          <w:sz w:val="22"/>
+        </w:rPr>
+        <w:t xml:space="preserve"> </w:t>
+      </w:r>
+      <w:r>
+        <w:rPr>
+          <w:rFonts w:ascii="Tahoma" w:eastAsia="微软雅黑" w:hAnsi="Tahoma" w:hint="eastAsia"/>
+          <w:kern w:val="0"/>
+          <w:sz w:val="22"/>
+        </w:rPr>
+        <w:t>应用了此设置，可以去看看）</w:t>
+      </w:r>
+    </w:p>
+    <w:p>
+      <w:pPr>
+        <w:widowControl/>
+        <w:adjustRightInd w:val="0"/>
+        <w:snapToGrid w:val="0"/>
+        <w:rPr>
+          <w:rFonts w:ascii="Tahoma" w:eastAsia="微软雅黑" w:hAnsi="Tahoma"/>
+          <w:kern w:val="0"/>
+          <w:sz w:val="22"/>
+        </w:rPr>
+      </w:pPr>
+    </w:p>
+    <w:p>
+      <w:pPr>
+        <w:widowControl/>
+        <w:adjustRightInd w:val="0"/>
+        <w:snapToGrid w:val="0"/>
+        <w:rPr>
+          <w:rFonts w:ascii="Tahoma" w:eastAsia="微软雅黑" w:hAnsi="Tahoma"/>
+          <w:kern w:val="0"/>
+          <w:sz w:val="22"/>
+        </w:rPr>
+      </w:pPr>
+      <w:r>
+        <w:rPr>
+          <w:rFonts w:ascii="Tahoma" w:eastAsia="微软雅黑" w:hAnsi="Tahoma" w:hint="eastAsia"/>
+          <w:kern w:val="0"/>
+          <w:sz w:val="22"/>
+        </w:rPr>
+        <w:br w:type="page"/>
+      </w:r>
+    </w:p>
+    <w:p>
+      <w:pPr>
+        <w:pStyle w:val="3"/>
+        <w:rPr>
+          <w:rFonts w:hint="eastAsia"/>
+        </w:rPr>
+      </w:pPr>
+      <w:r>
+        <w:rPr>
+          <w:rFonts w:hint="eastAsia"/>
+        </w:rPr>
+        <w:lastRenderedPageBreak/>
+        <w:t>装饰扩展</w:t>
+      </w:r>
+    </w:p>
+    <w:p>
+      <w:pPr>
+        <w:pStyle w:val="4"/>
+        <w:spacing w:before="0" w:after="120" w:line="240" w:lineRule="auto"/>
+        <w:rPr>
+          <w:rFonts w:ascii="微软雅黑" w:eastAsia="微软雅黑" w:hAnsi="微软雅黑" w:hint="eastAsia"/>
+          <w:sz w:val="22"/>
+          <w:szCs w:val="22"/>
+        </w:rPr>
+      </w:pPr>
+      <w:bookmarkStart w:id="16" w:name="_对话小箭头"/>
+      <w:bookmarkEnd w:id="16"/>
       <w:r>
         <w:rPr>
           <w:rFonts w:ascii="微软雅黑" w:eastAsia="微软雅黑" w:hAnsi="微软雅黑" w:hint="eastAsia"/>
@@ -6900,7 +9578,7 @@
         <mc:AlternateContent>
           <mc:Choice Requires="wps">
             <w:drawing>
-              <wp:anchor distT="0" distB="0" distL="114300" distR="114300" simplePos="0" relativeHeight="251659264" behindDoc="0" locked="0" layoutInCell="1" allowOverlap="1" wp14:anchorId="08262347" wp14:editId="3152B75D">
+              <wp:anchor distT="0" distB="0" distL="114300" distR="114300" simplePos="0" relativeHeight="251657216" behindDoc="0" locked="0" layoutInCell="1" allowOverlap="1" wp14:anchorId="08262347" wp14:editId="3152B75D">
                 <wp:simplePos x="0" y="0"/>
                 <wp:positionH relativeFrom="column">
                   <wp:posOffset>4152900</wp:posOffset>
@@ -6955,11 +9633,11 @@
           </mc:Choice>
           <mc:Fallback>
             <w:pict>
-              <v:shapetype w14:anchorId="66C6D4CF" id="_x0000_t32" coordsize="21600,21600" o:spt="32" o:oned="t" path="m,l21600,21600e" filled="f">
+              <v:shapetype w14:anchorId="1E5AD64F" id="_x0000_t32" coordsize="21600,21600" o:spt="32" o:oned="t" path="m,l21600,21600e" filled="f">
                 <v:path arrowok="t" fillok="f" o:connecttype="none"/>
                 <o:lock v:ext="edit" shapetype="t"/>
               </v:shapetype>
-              <v:shape id="直接箭头连接符 18" o:spid="_x0000_s1026" type="#_x0000_t32" style="position:absolute;margin-left:327pt;margin-top:28.55pt;width:27pt;height:30.6pt;z-index:251659264;visibility:visible;mso-wrap-style:square;mso-wrap-distance-left:9pt;mso-wrap-distance-top:0;mso-wrap-distance-right:9pt;mso-wrap-distance-bottom:0;mso-position-horizontal:absolute;mso-position-horizontal-relative:text;mso-position-vertical:absolute;mso-position-vertical-relative:text" o:gfxdata="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" strokecolor="red" strokeweight="2.25pt">
+              <v:shape id="直接箭头连接符 18" o:spid="_x0000_s1026" type="#_x0000_t32" style="position:absolute;margin-left:327pt;margin-top:28.55pt;width:27pt;height:30.6pt;z-index:251657216;visibility:visible;mso-wrap-style:square;mso-wrap-distance-left:9pt;mso-wrap-distance-top:0;mso-wrap-distance-right:9pt;mso-wrap-distance-bottom:0;mso-position-horizontal:absolute;mso-position-horizontal-relative:text;mso-position-vertical:absolute;mso-position-vertical-relative:text" o:gfxdata="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" strokecolor="red" strokeweight="2.25pt">
                 <v:stroke endarrow="block" joinstyle="miter"/>
               </v:shape>
             </w:pict>
@@ -6988,7 +9666,7 @@
                     </pic:cNvPicPr>
                   </pic:nvPicPr>
                   <pic:blipFill>
-                    <a:blip r:embed="rId41">
+                    <a:blip r:embed="rId42">
                       <a:extLst>
                         <a:ext uri="{28A0092B-C50C-407E-A947-70E740481C1C}">
                           <a14:useLocalDpi xmlns:a14="http://schemas.microsoft.com/office/drawing/2010/main" val="0"/>
@@ -7073,7 +9751,7 @@
                     </pic:cNvPicPr>
                   </pic:nvPicPr>
                   <pic:blipFill>
-                    <a:blip r:embed="rId42">
+                    <a:blip r:embed="rId43">
                       <a:extLst>
                         <a:ext uri="{28A0092B-C50C-407E-A947-70E740481C1C}">
                           <a14:useLocalDpi xmlns:a14="http://schemas.microsoft.com/office/drawing/2010/main" val="0"/>
@@ -7188,8 +9866,10 @@
           <w:szCs w:val="22"/>
         </w:rPr>
       </w:pPr>
-      <w:bookmarkStart w:id="14" w:name="_装饰图"/>
-      <w:bookmarkEnd w:id="14"/>
+      <w:bookmarkStart w:id="17" w:name="_装饰图"/>
+      <w:bookmarkStart w:id="18" w:name="_2）对话框装饰图"/>
+      <w:bookmarkEnd w:id="17"/>
+      <w:bookmarkEnd w:id="18"/>
       <w:r>
         <w:rPr>
           <w:rFonts w:ascii="微软雅黑" w:eastAsia="微软雅黑" w:hAnsi="微软雅黑" w:hint="eastAsia"/>
@@ -7197,6 +9877,14 @@
           <w:szCs w:val="22"/>
         </w:rPr>
         <w:t>2）</w:t>
+      </w:r>
+      <w:r>
+        <w:rPr>
+          <w:rFonts w:ascii="微软雅黑" w:eastAsia="微软雅黑" w:hAnsi="微软雅黑" w:hint="eastAsia"/>
+          <w:sz w:val="22"/>
+          <w:szCs w:val="22"/>
+        </w:rPr>
+        <w:t>对话框</w:t>
       </w:r>
       <w:r>
         <w:rPr>
@@ -7372,7 +10060,7 @@
                     </pic:cNvPicPr>
                   </pic:nvPicPr>
                   <pic:blipFill>
-                    <a:blip r:embed="rId43">
+                    <a:blip r:embed="rId44">
                       <a:extLst>
                         <a:ext uri="{28A0092B-C50C-407E-A947-70E740481C1C}">
                           <a14:useLocalDpi xmlns:a14="http://schemas.microsoft.com/office/drawing/2010/main" val="0"/>
@@ -7457,7 +10145,25 @@
           <w:kern w:val="0"/>
           <w:sz w:val="22"/>
         </w:rPr>
-        <w:t>指定的对话框皮肤样式设置后，相应的装饰图会显现。</w:t>
+        <w:t>指定的对话框皮肤样式设置后，相应的</w:t>
+      </w:r>
+      <w:proofErr w:type="gramStart"/>
+      <w:r>
+        <w:rPr>
+          <w:rFonts w:ascii="Tahoma" w:eastAsia="微软雅黑" w:hAnsi="Tahoma" w:hint="eastAsia"/>
+          <w:kern w:val="0"/>
+          <w:sz w:val="22"/>
+        </w:rPr>
+        <w:t>装饰图会显现</w:t>
+      </w:r>
+      <w:proofErr w:type="gramEnd"/>
+      <w:r>
+        <w:rPr>
+          <w:rFonts w:ascii="Tahoma" w:eastAsia="微软雅黑" w:hAnsi="Tahoma" w:hint="eastAsia"/>
+          <w:kern w:val="0"/>
+          <w:sz w:val="22"/>
+        </w:rPr>
+        <w:t>。</w:t>
       </w:r>
     </w:p>
     <w:p>
@@ -7494,7 +10200,7 @@
                     </pic:cNvPicPr>
                   </pic:nvPicPr>
                   <pic:blipFill>
-                    <a:blip r:embed="rId44">
+                    <a:blip r:embed="rId45">
                       <a:extLst>
                         <a:ext uri="{28A0092B-C50C-407E-A947-70E740481C1C}">
                           <a14:useLocalDpi xmlns:a14="http://schemas.microsoft.com/office/drawing/2010/main" val="0"/>
@@ -7650,8 +10356,10 @@
           <w:szCs w:val="22"/>
         </w:rPr>
       </w:pPr>
-      <w:bookmarkStart w:id="15" w:name="_背景"/>
-      <w:bookmarkEnd w:id="15"/>
+      <w:bookmarkStart w:id="19" w:name="_背景"/>
+      <w:bookmarkStart w:id="20" w:name="_3）对话框背景"/>
+      <w:bookmarkEnd w:id="19"/>
+      <w:bookmarkEnd w:id="20"/>
       <w:r>
         <w:rPr>
           <w:rFonts w:ascii="微软雅黑" w:eastAsia="微软雅黑" w:hAnsi="微软雅黑" w:hint="eastAsia"/>
@@ -7659,6 +10367,14 @@
           <w:szCs w:val="22"/>
         </w:rPr>
         <w:t>3）</w:t>
+      </w:r>
+      <w:r>
+        <w:rPr>
+          <w:rFonts w:ascii="微软雅黑" w:eastAsia="微软雅黑" w:hAnsi="微软雅黑" w:hint="eastAsia"/>
+          <w:sz w:val="22"/>
+          <w:szCs w:val="22"/>
+        </w:rPr>
+        <w:t>对话框</w:t>
       </w:r>
       <w:r>
         <w:rPr>
@@ -7866,8 +10582,8 @@
           <w:noProof/>
         </w:rPr>
         <w:drawing>
-          <wp:inline distT="0" distB="0" distL="0" distR="0" wp14:anchorId="7506B423" wp14:editId="77024B8C">
-            <wp:extent cx="3368040" cy="1601785"/>
+          <wp:inline distT="0" distB="0" distL="0" distR="0" wp14:anchorId="7506B423" wp14:editId="7234CFE6">
+            <wp:extent cx="3253740" cy="1547426"/>
             <wp:effectExtent l="0" t="0" r="3810" b="0"/>
             <wp:docPr id="1573288003" name="图片 20"/>
             <wp:cNvGraphicFramePr>
@@ -7878,71 +10594,6 @@
                 <pic:pic xmlns:pic="http://schemas.openxmlformats.org/drawingml/2006/picture">
                   <pic:nvPicPr>
                     <pic:cNvPr id="0" name="Picture 39"/>
-                    <pic:cNvPicPr>
-                      <a:picLocks noChangeAspect="1" noChangeArrowheads="1"/>
-                    </pic:cNvPicPr>
-                  </pic:nvPicPr>
-                  <pic:blipFill>
-                    <a:blip r:embed="rId45">
-                      <a:extLst>
-                        <a:ext uri="{28A0092B-C50C-407E-A947-70E740481C1C}">
-                          <a14:useLocalDpi xmlns:a14="http://schemas.microsoft.com/office/drawing/2010/main" val="0"/>
-                        </a:ext>
-                      </a:extLst>
-                    </a:blip>
-                    <a:srcRect/>
-                    <a:stretch>
-                      <a:fillRect/>
-                    </a:stretch>
-                  </pic:blipFill>
-                  <pic:spPr bwMode="auto">
-                    <a:xfrm>
-                      <a:off x="0" y="0"/>
-                      <a:ext cx="3370633" cy="1603018"/>
-                    </a:xfrm>
-                    <a:prstGeom prst="rect">
-                      <a:avLst/>
-                    </a:prstGeom>
-                    <a:noFill/>
-                    <a:ln>
-                      <a:noFill/>
-                    </a:ln>
-                  </pic:spPr>
-                </pic:pic>
-              </a:graphicData>
-            </a:graphic>
-          </wp:inline>
-        </w:drawing>
-      </w:r>
-    </w:p>
-    <w:p>
-      <w:pPr>
-        <w:widowControl/>
-        <w:snapToGrid w:val="0"/>
-        <w:jc w:val="center"/>
-        <w:rPr>
-          <w:rFonts w:ascii="Tahoma" w:eastAsia="微软雅黑" w:hAnsi="Tahoma"/>
-          <w:kern w:val="0"/>
-          <w:sz w:val="22"/>
-        </w:rPr>
-      </w:pPr>
-      <w:r>
-        <w:rPr>
-          <w:noProof/>
-        </w:rPr>
-        <w:drawing>
-          <wp:inline distT="0" distB="0" distL="0" distR="0" wp14:anchorId="5D0DC19A" wp14:editId="5A7FB714">
-            <wp:extent cx="2522220" cy="1395165"/>
-            <wp:effectExtent l="0" t="0" r="0" b="0"/>
-            <wp:docPr id="2104269040" name="图片 21"/>
-            <wp:cNvGraphicFramePr>
-              <a:graphicFrameLocks xmlns:a="http://schemas.openxmlformats.org/drawingml/2006/main" noChangeAspect="1"/>
-            </wp:cNvGraphicFramePr>
-            <a:graphic xmlns:a="http://schemas.openxmlformats.org/drawingml/2006/main">
-              <a:graphicData uri="http://schemas.openxmlformats.org/drawingml/2006/picture">
-                <pic:pic xmlns:pic="http://schemas.openxmlformats.org/drawingml/2006/picture">
-                  <pic:nvPicPr>
-                    <pic:cNvPr id="0" name="Picture 41"/>
                     <pic:cNvPicPr>
                       <a:picLocks noChangeAspect="1" noChangeArrowheads="1"/>
                     </pic:cNvPicPr>
@@ -7963,7 +10614,7 @@
                   <pic:spPr bwMode="auto">
                     <a:xfrm>
                       <a:off x="0" y="0"/>
-                      <a:ext cx="2529096" cy="1398968"/>
+                      <a:ext cx="3259348" cy="1550093"/>
                     </a:xfrm>
                     <a:prstGeom prst="rect">
                       <a:avLst/>
@@ -7983,6 +10634,258 @@
     <w:p>
       <w:pPr>
         <w:widowControl/>
+        <w:snapToGrid w:val="0"/>
+        <w:jc w:val="center"/>
+        <w:rPr>
+          <w:rFonts w:ascii="Tahoma" w:eastAsia="微软雅黑" w:hAnsi="Tahoma"/>
+          <w:kern w:val="0"/>
+          <w:sz w:val="22"/>
+        </w:rPr>
+      </w:pPr>
+      <w:r>
+        <w:rPr>
+          <w:noProof/>
+        </w:rPr>
+        <w:drawing>
+          <wp:inline distT="0" distB="0" distL="0" distR="0" wp14:anchorId="5D0DC19A" wp14:editId="197ADF26">
+            <wp:extent cx="2430780" cy="1344585"/>
+            <wp:effectExtent l="0" t="0" r="7620" b="8255"/>
+            <wp:docPr id="2104269040" name="图片 21"/>
+            <wp:cNvGraphicFramePr>
+              <a:graphicFrameLocks xmlns:a="http://schemas.openxmlformats.org/drawingml/2006/main" noChangeAspect="1"/>
+            </wp:cNvGraphicFramePr>
+            <a:graphic xmlns:a="http://schemas.openxmlformats.org/drawingml/2006/main">
+              <a:graphicData uri="http://schemas.openxmlformats.org/drawingml/2006/picture">
+                <pic:pic xmlns:pic="http://schemas.openxmlformats.org/drawingml/2006/picture">
+                  <pic:nvPicPr>
+                    <pic:cNvPr id="0" name="Picture 41"/>
+                    <pic:cNvPicPr>
+                      <a:picLocks noChangeAspect="1" noChangeArrowheads="1"/>
+                    </pic:cNvPicPr>
+                  </pic:nvPicPr>
+                  <pic:blipFill>
+                    <a:blip r:embed="rId47">
+                      <a:extLst>
+                        <a:ext uri="{28A0092B-C50C-407E-A947-70E740481C1C}">
+                          <a14:useLocalDpi xmlns:a14="http://schemas.microsoft.com/office/drawing/2010/main" val="0"/>
+                        </a:ext>
+                      </a:extLst>
+                    </a:blip>
+                    <a:srcRect/>
+                    <a:stretch>
+                      <a:fillRect/>
+                    </a:stretch>
+                  </pic:blipFill>
+                  <pic:spPr bwMode="auto">
+                    <a:xfrm>
+                      <a:off x="0" y="0"/>
+                      <a:ext cx="2439223" cy="1349255"/>
+                    </a:xfrm>
+                    <a:prstGeom prst="rect">
+                      <a:avLst/>
+                    </a:prstGeom>
+                    <a:noFill/>
+                    <a:ln>
+                      <a:noFill/>
+                    </a:ln>
+                  </pic:spPr>
+                </pic:pic>
+              </a:graphicData>
+            </a:graphic>
+          </wp:inline>
+        </w:drawing>
+      </w:r>
+    </w:p>
+    <w:p>
+      <w:pPr>
+        <w:widowControl/>
+        <w:snapToGrid w:val="0"/>
+        <w:rPr>
+          <w:rFonts w:ascii="Tahoma" w:eastAsia="微软雅黑" w:hAnsi="Tahoma"/>
+          <w:kern w:val="0"/>
+          <w:sz w:val="22"/>
+        </w:rPr>
+      </w:pPr>
+      <w:r>
+        <w:rPr>
+          <w:rFonts w:ascii="Tahoma" w:eastAsia="微软雅黑" w:hAnsi="Tahoma" w:hint="eastAsia"/>
+          <w:kern w:val="0"/>
+          <w:sz w:val="22"/>
+        </w:rPr>
+        <w:t>示例中</w:t>
+      </w:r>
+      <w:r>
+        <w:rPr>
+          <w:rFonts w:ascii="Tahoma" w:eastAsia="微软雅黑" w:hAnsi="Tahoma" w:hint="eastAsia"/>
+          <w:kern w:val="0"/>
+          <w:sz w:val="22"/>
+        </w:rPr>
+        <w:t xml:space="preserve"> </w:t>
+      </w:r>
+      <w:r>
+        <w:rPr>
+          <w:rFonts w:ascii="Tahoma" w:eastAsia="微软雅黑" w:hAnsi="Tahoma" w:hint="eastAsia"/>
+          <w:color w:val="00B050"/>
+          <w:kern w:val="0"/>
+          <w:sz w:val="22"/>
+        </w:rPr>
+        <w:t>对话框管理层</w:t>
+      </w:r>
+      <w:r>
+        <w:rPr>
+          <w:rFonts w:ascii="Tahoma" w:eastAsia="微软雅黑" w:hAnsi="Tahoma" w:hint="eastAsia"/>
+          <w:kern w:val="0"/>
+          <w:sz w:val="22"/>
+        </w:rPr>
+        <w:t>，介绍了</w:t>
+      </w:r>
+      <w:r>
+        <w:rPr>
+          <w:rFonts w:ascii="Tahoma" w:eastAsia="微软雅黑" w:hAnsi="Tahoma" w:hint="eastAsia"/>
+          <w:kern w:val="0"/>
+          <w:sz w:val="22"/>
+        </w:rPr>
+        <w:t xml:space="preserve"> </w:t>
+      </w:r>
+      <w:r>
+        <w:rPr>
+          <w:rFonts w:ascii="Tahoma" w:eastAsia="微软雅黑" w:hAnsi="Tahoma" w:hint="eastAsia"/>
+          <w:kern w:val="0"/>
+          <w:sz w:val="22"/>
+        </w:rPr>
+        <w:t>平铺背景和拉伸背景</w:t>
+      </w:r>
+      <w:r>
+        <w:rPr>
+          <w:rFonts w:ascii="Tahoma" w:eastAsia="微软雅黑" w:hAnsi="Tahoma" w:hint="eastAsia"/>
+          <w:kern w:val="0"/>
+          <w:sz w:val="22"/>
+        </w:rPr>
+        <w:t xml:space="preserve"> </w:t>
+      </w:r>
+      <w:r>
+        <w:rPr>
+          <w:rFonts w:ascii="Tahoma" w:eastAsia="微软雅黑" w:hAnsi="Tahoma" w:hint="eastAsia"/>
+          <w:kern w:val="0"/>
+          <w:sz w:val="22"/>
+        </w:rPr>
+        <w:t>的用法。</w:t>
+      </w:r>
+    </w:p>
+    <w:p>
+      <w:pPr>
+        <w:widowControl/>
+        <w:snapToGrid w:val="0"/>
+        <w:rPr>
+          <w:rFonts w:ascii="Tahoma" w:eastAsia="微软雅黑" w:hAnsi="Tahoma"/>
+          <w:kern w:val="0"/>
+          <w:sz w:val="22"/>
+        </w:rPr>
+      </w:pPr>
+      <w:r>
+        <w:rPr>
+          <w:rFonts w:ascii="Tahoma" w:eastAsia="微软雅黑" w:hAnsi="Tahoma" w:hint="eastAsia"/>
+          <w:kern w:val="0"/>
+          <w:sz w:val="22"/>
+        </w:rPr>
+        <w:t>如果背景小于</w:t>
+      </w:r>
+      <w:r>
+        <w:rPr>
+          <w:rFonts w:ascii="Tahoma" w:eastAsia="微软雅黑" w:hAnsi="Tahoma" w:hint="eastAsia"/>
+          <w:kern w:val="0"/>
+          <w:sz w:val="22"/>
+        </w:rPr>
+        <w:t>96x96</w:t>
+      </w:r>
+      <w:r>
+        <w:rPr>
+          <w:rFonts w:ascii="Tahoma" w:eastAsia="微软雅黑" w:hAnsi="Tahoma" w:hint="eastAsia"/>
+          <w:kern w:val="0"/>
+          <w:sz w:val="22"/>
+        </w:rPr>
+        <w:t>像素，可以把背景放入默认皮肤中使用。</w:t>
+      </w:r>
+    </w:p>
+    <w:p>
+      <w:pPr>
+        <w:widowControl/>
+        <w:snapToGrid w:val="0"/>
+        <w:jc w:val="center"/>
+        <w:rPr>
+          <w:rFonts w:ascii="Tahoma" w:eastAsia="微软雅黑" w:hAnsi="Tahoma"/>
+          <w:kern w:val="0"/>
+          <w:sz w:val="22"/>
+        </w:rPr>
+      </w:pPr>
+      <w:r>
+        <w:rPr>
+          <w:noProof/>
+        </w:rPr>
+        <w:drawing>
+          <wp:inline distT="0" distB="0" distL="0" distR="0" wp14:anchorId="31AAEC82" wp14:editId="2FB67F4D">
+            <wp:extent cx="2427850" cy="1531620"/>
+            <wp:effectExtent l="0" t="0" r="0" b="0"/>
+            <wp:docPr id="1057876524" name="图片 3"/>
+            <wp:cNvGraphicFramePr>
+              <a:graphicFrameLocks xmlns:a="http://schemas.openxmlformats.org/drawingml/2006/main" noChangeAspect="1"/>
+            </wp:cNvGraphicFramePr>
+            <a:graphic xmlns:a="http://schemas.openxmlformats.org/drawingml/2006/main">
+              <a:graphicData uri="http://schemas.openxmlformats.org/drawingml/2006/picture">
+                <pic:pic xmlns:pic="http://schemas.openxmlformats.org/drawingml/2006/picture">
+                  <pic:nvPicPr>
+                    <pic:cNvPr id="0" name="Picture 16"/>
+                    <pic:cNvPicPr>
+                      <a:picLocks noChangeAspect="1" noChangeArrowheads="1"/>
+                    </pic:cNvPicPr>
+                  </pic:nvPicPr>
+                  <pic:blipFill>
+                    <a:blip r:embed="rId48">
+                      <a:extLst>
+                        <a:ext uri="{28A0092B-C50C-407E-A947-70E740481C1C}">
+                          <a14:useLocalDpi xmlns:a14="http://schemas.microsoft.com/office/drawing/2010/main" val="0"/>
+                        </a:ext>
+                      </a:extLst>
+                    </a:blip>
+                    <a:srcRect/>
+                    <a:stretch>
+                      <a:fillRect/>
+                    </a:stretch>
+                  </pic:blipFill>
+                  <pic:spPr bwMode="auto">
+                    <a:xfrm>
+                      <a:off x="0" y="0"/>
+                      <a:ext cx="2434529" cy="1535833"/>
+                    </a:xfrm>
+                    <a:prstGeom prst="rect">
+                      <a:avLst/>
+                    </a:prstGeom>
+                    <a:noFill/>
+                    <a:ln>
+                      <a:noFill/>
+                    </a:ln>
+                  </pic:spPr>
+                </pic:pic>
+              </a:graphicData>
+            </a:graphic>
+          </wp:inline>
+        </w:drawing>
+      </w:r>
+    </w:p>
+    <w:p>
+      <w:pPr>
+        <w:widowControl/>
+        <w:snapToGrid w:val="0"/>
+        <w:rPr>
+          <w:rFonts w:ascii="Tahoma" w:eastAsia="微软雅黑" w:hAnsi="Tahoma"/>
+          <w:kern w:val="0"/>
+          <w:sz w:val="22"/>
+        </w:rPr>
+      </w:pPr>
+    </w:p>
+    <w:p>
+      <w:pPr>
+        <w:widowControl/>
         <w:jc w:val="left"/>
         <w:rPr>
           <w:rFonts w:ascii="Tahoma" w:eastAsia="微软雅黑" w:hAnsi="Tahoma"/>
@@ -8027,10 +10930,10 @@
           <w:rFonts w:hint="eastAsia"/>
         </w:rPr>
       </w:pPr>
-      <w:bookmarkStart w:id="16" w:name="_制作简单对话框"/>
-      <w:bookmarkStart w:id="17" w:name="_配置现有对话框"/>
-      <w:bookmarkEnd w:id="16"/>
-      <w:bookmarkEnd w:id="17"/>
+      <w:bookmarkStart w:id="21" w:name="_制作简单对话框"/>
+      <w:bookmarkStart w:id="22" w:name="_配置现有对话框"/>
+      <w:bookmarkEnd w:id="21"/>
+      <w:bookmarkEnd w:id="22"/>
       <w:r>
         <w:rPr>
           <w:rFonts w:hint="eastAsia"/>
@@ -8432,7 +11335,7 @@
                     </pic:cNvPicPr>
                   </pic:nvPicPr>
                   <pic:blipFill>
-                    <a:blip r:embed="rId47">
+                    <a:blip r:embed="rId49">
                       <a:extLst>
                         <a:ext uri="{28A0092B-C50C-407E-A947-70E740481C1C}">
                           <a14:useLocalDpi xmlns:a14="http://schemas.microsoft.com/office/drawing/2010/main" val="0"/>
@@ -8676,7 +11579,7 @@
                     </pic:cNvPicPr>
                   </pic:nvPicPr>
                   <pic:blipFill>
-                    <a:blip r:embed="rId48">
+                    <a:blip r:embed="rId50">
                       <a:extLst>
                         <a:ext uri="{28A0092B-C50C-407E-A947-70E740481C1C}">
                           <a14:useLocalDpi xmlns:a14="http://schemas.microsoft.com/office/drawing/2010/main" val="0"/>
@@ -8873,7 +11776,7 @@
                     </pic:cNvPicPr>
                   </pic:nvPicPr>
                   <pic:blipFill>
-                    <a:blip r:embed="rId49">
+                    <a:blip r:embed="rId51">
                       <a:extLst>
                         <a:ext uri="{28A0092B-C50C-407E-A947-70E740481C1C}">
                           <a14:useLocalDpi xmlns:a14="http://schemas.microsoft.com/office/drawing/2010/main" val="0"/>
@@ -8989,7 +11892,7 @@
                           </pic:cNvPicPr>
                         </pic:nvPicPr>
                         <pic:blipFill>
-                          <a:blip r:embed="rId50">
+                          <a:blip r:embed="rId52">
                             <a:extLst>
                               <a:ext uri="{28A0092B-C50C-407E-A947-70E740481C1C}">
                                 <a14:useLocalDpi xmlns:a14="http://schemas.microsoft.com/office/drawing/2010/main" val="0"/>
@@ -9095,7 +11998,7 @@
                     </pic:cNvPicPr>
                   </pic:nvPicPr>
                   <pic:blipFill>
-                    <a:blip r:embed="rId51">
+                    <a:blip r:embed="rId53">
                       <a:extLst>
                         <a:ext uri="{28A0092B-C50C-407E-A947-70E740481C1C}">
                           <a14:useLocalDpi xmlns:a14="http://schemas.microsoft.com/office/drawing/2010/main" val="0"/>
@@ -9241,7 +12144,7 @@
                     </pic:cNvPicPr>
                   </pic:nvPicPr>
                   <pic:blipFill>
-                    <a:blip r:embed="rId52">
+                    <a:blip r:embed="rId54">
                       <a:extLst>
                         <a:ext uri="{28A0092B-C50C-407E-A947-70E740481C1C}">
                           <a14:useLocalDpi xmlns:a14="http://schemas.microsoft.com/office/drawing/2010/main" val="0"/>
@@ -9335,7 +12238,7 @@
                     </pic:cNvPicPr>
                   </pic:nvPicPr>
                   <pic:blipFill>
-                    <a:blip r:embed="rId53">
+                    <a:blip r:embed="rId55">
                       <a:extLst>
                         <a:ext uri="{28A0092B-C50C-407E-A947-70E740481C1C}">
                           <a14:useLocalDpi xmlns:a14="http://schemas.microsoft.com/office/drawing/2010/main" val="0"/>
@@ -9399,7 +12302,7 @@
                     </pic:cNvPicPr>
                   </pic:nvPicPr>
                   <pic:blipFill>
-                    <a:blip r:embed="rId41">
+                    <a:blip r:embed="rId42">
                       <a:extLst>
                         <a:ext uri="{28A0092B-C50C-407E-A947-70E740481C1C}">
                           <a14:useLocalDpi xmlns:a14="http://schemas.microsoft.com/office/drawing/2010/main" val="0"/>
@@ -9538,8 +12441,8 @@
           <w:rFonts w:hint="eastAsia"/>
         </w:rPr>
       </w:pPr>
-      <w:bookmarkStart w:id="18" w:name="_用单图配置对话框"/>
-      <w:bookmarkEnd w:id="18"/>
+      <w:bookmarkStart w:id="23" w:name="_用单图配置对话框"/>
+      <w:bookmarkEnd w:id="23"/>
       <w:r>
         <w:rPr>
           <w:rFonts w:hint="eastAsia"/>
@@ -9719,7 +12622,7 @@
                     </pic:cNvPicPr>
                   </pic:nvPicPr>
                   <pic:blipFill>
-                    <a:blip r:embed="rId54">
+                    <a:blip r:embed="rId56">
                       <a:extLst>
                         <a:ext uri="{28A0092B-C50C-407E-A947-70E740481C1C}">
                           <a14:useLocalDpi xmlns:a14="http://schemas.microsoft.com/office/drawing/2010/main" val="0"/>
@@ -10098,7 +13001,7 @@
                     </pic:cNvPicPr>
                   </pic:nvPicPr>
                   <pic:blipFill>
-                    <a:blip r:embed="rId55">
+                    <a:blip r:embed="rId57">
                       <a:extLst>
                         <a:ext uri="{28A0092B-C50C-407E-A947-70E740481C1C}">
                           <a14:useLocalDpi xmlns:a14="http://schemas.microsoft.com/office/drawing/2010/main" val="0"/>
@@ -10235,7 +13138,7 @@
                     </pic:cNvPicPr>
                   </pic:nvPicPr>
                   <pic:blipFill>
-                    <a:blip r:embed="rId56">
+                    <a:blip r:embed="rId58">
                       <a:extLst>
                         <a:ext uri="{28A0092B-C50C-407E-A947-70E740481C1C}">
                           <a14:useLocalDpi xmlns:a14="http://schemas.microsoft.com/office/drawing/2010/main" val="0"/>
@@ -10297,8 +13200,18 @@
           <w:sz w:val="22"/>
         </w:rPr>
         <w:lastRenderedPageBreak/>
-        <w:t>将矩形居中，然后设置一下透明度，在最外层描边白色</w:t>
-      </w:r>
+        <w:t>将矩形居中，然后设置一下透明度，在最外层</w:t>
+      </w:r>
+      <w:proofErr w:type="gramStart"/>
+      <w:r>
+        <w:rPr>
+          <w:rFonts w:ascii="Tahoma" w:eastAsia="微软雅黑" w:hAnsi="Tahoma" w:cstheme="minorBidi" w:hint="eastAsia"/>
+          <w:kern w:val="0"/>
+          <w:sz w:val="22"/>
+        </w:rPr>
+        <w:t>描边白色</w:t>
+      </w:r>
+      <w:proofErr w:type="gramEnd"/>
       <w:r>
         <w:rPr>
           <w:rFonts w:ascii="Tahoma" w:eastAsia="微软雅黑" w:hAnsi="Tahoma" w:cstheme="minorBidi" w:hint="eastAsia"/>
@@ -10348,7 +13261,7 @@
                     </pic:cNvPicPr>
                   </pic:nvPicPr>
                   <pic:blipFill>
-                    <a:blip r:embed="rId57">
+                    <a:blip r:embed="rId59">
                       <a:extLst>
                         <a:ext uri="{28A0092B-C50C-407E-A947-70E740481C1C}">
                           <a14:useLocalDpi xmlns:a14="http://schemas.microsoft.com/office/drawing/2010/main" val="0"/>
@@ -10453,7 +13366,7 @@
                     </pic:cNvPicPr>
                   </pic:nvPicPr>
                   <pic:blipFill>
-                    <a:blip r:embed="rId58">
+                    <a:blip r:embed="rId60">
                       <a:extLst>
                         <a:ext uri="{28A0092B-C50C-407E-A947-70E740481C1C}">
                           <a14:useLocalDpi xmlns:a14="http://schemas.microsoft.com/office/drawing/2010/main" val="0"/>
@@ -10554,7 +13467,7 @@
                     </pic:cNvPicPr>
                   </pic:nvPicPr>
                   <pic:blipFill>
-                    <a:blip r:embed="rId59">
+                    <a:blip r:embed="rId61">
                       <a:extLst>
                         <a:ext uri="{28A0092B-C50C-407E-A947-70E740481C1C}">
                           <a14:useLocalDpi xmlns:a14="http://schemas.microsoft.com/office/drawing/2010/main" val="0"/>
@@ -10707,7 +13620,7 @@
                     </pic:cNvPicPr>
                   </pic:nvPicPr>
                   <pic:blipFill>
-                    <a:blip r:embed="rId60">
+                    <a:blip r:embed="rId62">
                       <a:extLst>
                         <a:ext uri="{28A0092B-C50C-407E-A947-70E740481C1C}">
                           <a14:useLocalDpi xmlns:a14="http://schemas.microsoft.com/office/drawing/2010/main" val="0"/>
@@ -10823,7 +13736,7 @@
                     </pic:cNvPicPr>
                   </pic:nvPicPr>
                   <pic:blipFill>
-                    <a:blip r:embed="rId61">
+                    <a:blip r:embed="rId63">
                       <a:extLst>
                         <a:ext uri="{28A0092B-C50C-407E-A947-70E740481C1C}">
                           <a14:useLocalDpi xmlns:a14="http://schemas.microsoft.com/office/drawing/2010/main" val="0"/>
@@ -10908,7 +13821,7 @@
                     </pic:cNvPicPr>
                   </pic:nvPicPr>
                   <pic:blipFill>
-                    <a:blip r:embed="rId62">
+                    <a:blip r:embed="rId64">
                       <a:extLst>
                         <a:ext uri="{28A0092B-C50C-407E-A947-70E740481C1C}">
                           <a14:useLocalDpi xmlns:a14="http://schemas.microsoft.com/office/drawing/2010/main" val="0"/>
@@ -10991,7 +13904,7 @@
                     </pic:cNvPicPr>
                   </pic:nvPicPr>
                   <pic:blipFill>
-                    <a:blip r:embed="rId63">
+                    <a:blip r:embed="rId65">
                       <a:extLst>
                         <a:ext uri="{28A0092B-C50C-407E-A947-70E740481C1C}">
                           <a14:useLocalDpi xmlns:a14="http://schemas.microsoft.com/office/drawing/2010/main" val="0"/>
@@ -11052,7 +13965,7 @@
                     </pic:cNvPicPr>
                   </pic:nvPicPr>
                   <pic:blipFill>
-                    <a:blip r:embed="rId64">
+                    <a:blip r:embed="rId66">
                       <a:extLst>
                         <a:ext uri="{28A0092B-C50C-407E-A947-70E740481C1C}">
                           <a14:useLocalDpi xmlns:a14="http://schemas.microsoft.com/office/drawing/2010/main" val="0"/>
@@ -11145,7 +14058,7 @@
                     </pic:cNvPicPr>
                   </pic:nvPicPr>
                   <pic:blipFill>
-                    <a:blip r:embed="rId65">
+                    <a:blip r:embed="rId67">
                       <a:extLst>
                         <a:ext uri="{28A0092B-C50C-407E-A947-70E740481C1C}">
                           <a14:useLocalDpi xmlns:a14="http://schemas.microsoft.com/office/drawing/2010/main" val="0"/>
@@ -11230,7 +14143,7 @@
                     </pic:cNvPicPr>
                   </pic:nvPicPr>
                   <pic:blipFill>
-                    <a:blip r:embed="rId66">
+                    <a:blip r:embed="rId68">
                       <a:extLst>
                         <a:ext uri="{28A0092B-C50C-407E-A947-70E740481C1C}">
                           <a14:useLocalDpi xmlns:a14="http://schemas.microsoft.com/office/drawing/2010/main" val="0"/>
@@ -11395,7 +14308,7 @@
                     </pic:cNvPicPr>
                   </pic:nvPicPr>
                   <pic:blipFill>
-                    <a:blip r:embed="rId67">
+                    <a:blip r:embed="rId69">
                       <a:extLst>
                         <a:ext uri="{28A0092B-C50C-407E-A947-70E740481C1C}">
                           <a14:useLocalDpi xmlns:a14="http://schemas.microsoft.com/office/drawing/2010/main" val="0"/>
@@ -11479,7 +14392,7 @@
                     </pic:cNvPicPr>
                   </pic:nvPicPr>
                   <pic:blipFill>
-                    <a:blip r:embed="rId68">
+                    <a:blip r:embed="rId70">
                       <a:extLst>
                         <a:ext uri="{28A0092B-C50C-407E-A947-70E740481C1C}">
                           <a14:useLocalDpi xmlns:a14="http://schemas.microsoft.com/office/drawing/2010/main" val="0"/>
@@ -11578,7 +14491,7 @@
                     </pic:cNvPicPr>
                   </pic:nvPicPr>
                   <pic:blipFill>
-                    <a:blip r:embed="rId69">
+                    <a:blip r:embed="rId71">
                       <a:extLst>
                         <a:ext uri="{28A0092B-C50C-407E-A947-70E740481C1C}">
                           <a14:useLocalDpi xmlns:a14="http://schemas.microsoft.com/office/drawing/2010/main" val="0"/>
@@ -11661,7 +14574,7 @@
                     </pic:cNvPicPr>
                   </pic:nvPicPr>
                   <pic:blipFill>
-                    <a:blip r:embed="rId70">
+                    <a:blip r:embed="rId72">
                       <a:extLst>
                         <a:ext uri="{28A0092B-C50C-407E-A947-70E740481C1C}">
                           <a14:useLocalDpi xmlns:a14="http://schemas.microsoft.com/office/drawing/2010/main" val="0"/>
@@ -11765,8 +14678,18 @@
           <w:sz w:val="22"/>
           <w:szCs w:val="22"/>
         </w:rPr>
-        <w:t>姓名框皮肤</w:t>
-      </w:r>
+        <w:t>姓名</w:t>
+      </w:r>
+      <w:proofErr w:type="gramStart"/>
+      <w:r>
+        <w:rPr>
+          <w:rFonts w:ascii="微软雅黑" w:eastAsia="微软雅黑" w:hAnsi="微软雅黑" w:hint="eastAsia"/>
+          <w:sz w:val="22"/>
+          <w:szCs w:val="22"/>
+        </w:rPr>
+        <w:t>框皮肤</w:t>
+      </w:r>
+      <w:proofErr w:type="gramEnd"/>
       <w:r>
         <w:rPr>
           <w:rFonts w:ascii="微软雅黑" w:eastAsia="微软雅黑" w:hAnsi="微软雅黑" w:hint="eastAsia"/>
@@ -11860,7 +14783,7 @@
                     </pic:cNvPicPr>
                   </pic:nvPicPr>
                   <pic:blipFill>
-                    <a:blip r:embed="rId71">
+                    <a:blip r:embed="rId73">
                       <a:extLst>
                         <a:ext uri="{28A0092B-C50C-407E-A947-70E740481C1C}">
                           <a14:useLocalDpi xmlns:a14="http://schemas.microsoft.com/office/drawing/2010/main" val="0"/>
@@ -11965,7 +14888,7 @@
                     </pic:cNvPicPr>
                   </pic:nvPicPr>
                   <pic:blipFill>
-                    <a:blip r:embed="rId72">
+                    <a:blip r:embed="rId74">
                       <a:extLst>
                         <a:ext uri="{28A0092B-C50C-407E-A947-70E740481C1C}">
                           <a14:useLocalDpi xmlns:a14="http://schemas.microsoft.com/office/drawing/2010/main" val="0"/>
@@ -12066,7 +14989,7 @@
                     </pic:cNvPicPr>
                   </pic:nvPicPr>
                   <pic:blipFill>
-                    <a:blip r:embed="rId73">
+                    <a:blip r:embed="rId75">
                       <a:extLst>
                         <a:ext uri="{28A0092B-C50C-407E-A947-70E740481C1C}">
                           <a14:useLocalDpi xmlns:a14="http://schemas.microsoft.com/office/drawing/2010/main" val="0"/>
@@ -12115,7 +15038,25 @@
           <w:kern w:val="0"/>
           <w:sz w:val="22"/>
         </w:rPr>
-        <w:t>设置单图背景后，在姓名框位置设置对应的样式。</w:t>
+        <w:t>设置单图背景后，在姓名</w:t>
+      </w:r>
+      <w:proofErr w:type="gramStart"/>
+      <w:r>
+        <w:rPr>
+          <w:rFonts w:ascii="Tahoma" w:eastAsia="微软雅黑" w:hAnsi="Tahoma" w:cstheme="minorBidi" w:hint="eastAsia"/>
+          <w:kern w:val="0"/>
+          <w:sz w:val="22"/>
+        </w:rPr>
+        <w:t>框位置</w:t>
+      </w:r>
+      <w:proofErr w:type="gramEnd"/>
+      <w:r>
+        <w:rPr>
+          <w:rFonts w:ascii="Tahoma" w:eastAsia="微软雅黑" w:hAnsi="Tahoma" w:cstheme="minorBidi" w:hint="eastAsia"/>
+          <w:kern w:val="0"/>
+          <w:sz w:val="22"/>
+        </w:rPr>
+        <w:t>设置对应的样式。</w:t>
       </w:r>
     </w:p>
     <w:p>
@@ -12151,7 +15092,7 @@
                     </pic:cNvPicPr>
                   </pic:nvPicPr>
                   <pic:blipFill>
-                    <a:blip r:embed="rId74">
+                    <a:blip r:embed="rId76">
                       <a:extLst>
                         <a:ext uri="{28A0092B-C50C-407E-A947-70E740481C1C}">
                           <a14:useLocalDpi xmlns:a14="http://schemas.microsoft.com/office/drawing/2010/main" val="0"/>
@@ -12236,7 +15177,7 @@
                     </pic:cNvPicPr>
                   </pic:nvPicPr>
                   <pic:blipFill>
-                    <a:blip r:embed="rId75">
+                    <a:blip r:embed="rId77">
                       <a:extLst>
                         <a:ext uri="{28A0092B-C50C-407E-A947-70E740481C1C}">
                           <a14:useLocalDpi xmlns:a14="http://schemas.microsoft.com/office/drawing/2010/main" val="0"/>
@@ -12320,7 +15261,7 @@
                     </pic:cNvPicPr>
                   </pic:nvPicPr>
                   <pic:blipFill>
-                    <a:blip r:embed="rId76">
+                    <a:blip r:embed="rId78">
                       <a:extLst>
                         <a:ext uri="{28A0092B-C50C-407E-A947-70E740481C1C}">
                           <a14:useLocalDpi xmlns:a14="http://schemas.microsoft.com/office/drawing/2010/main" val="0"/>
@@ -12403,7 +15344,7 @@
                     </pic:cNvPicPr>
                   </pic:nvPicPr>
                   <pic:blipFill>
-                    <a:blip r:embed="rId77">
+                    <a:blip r:embed="rId79">
                       <a:extLst>
                         <a:ext uri="{28A0092B-C50C-407E-A947-70E740481C1C}">
                           <a14:useLocalDpi xmlns:a14="http://schemas.microsoft.com/office/drawing/2010/main" val="0"/>
@@ -12486,7 +15427,7 @@
                     </pic:cNvPicPr>
                   </pic:nvPicPr>
                   <pic:blipFill>
-                    <a:blip r:embed="rId78">
+                    <a:blip r:embed="rId80">
                       <a:extLst>
                         <a:ext uri="{28A0092B-C50C-407E-A947-70E740481C1C}">
                           <a14:useLocalDpi xmlns:a14="http://schemas.microsoft.com/office/drawing/2010/main" val="0"/>
@@ -12597,7 +15538,7 @@
                     </pic:cNvPicPr>
                   </pic:nvPicPr>
                   <pic:blipFill>
-                    <a:blip r:embed="rId79">
+                    <a:blip r:embed="rId81">
                       <a:extLst>
                         <a:ext uri="{28A0092B-C50C-407E-A947-70E740481C1C}">
                           <a14:useLocalDpi xmlns:a14="http://schemas.microsoft.com/office/drawing/2010/main" val="0"/>
@@ -12692,7 +15633,7 @@
                     </pic:cNvPicPr>
                   </pic:nvPicPr>
                   <pic:blipFill>
-                    <a:blip r:embed="rId80">
+                    <a:blip r:embed="rId82">
                       <a:extLst>
                         <a:ext uri="{28A0092B-C50C-407E-A947-70E740481C1C}">
                           <a14:useLocalDpi xmlns:a14="http://schemas.microsoft.com/office/drawing/2010/main" val="0"/>
@@ -12791,7 +15732,7 @@
                     </pic:cNvPicPr>
                   </pic:nvPicPr>
                   <pic:blipFill>
-                    <a:blip r:embed="rId81">
+                    <a:blip r:embed="rId83">
                       <a:extLst>
                         <a:ext uri="{28A0092B-C50C-407E-A947-70E740481C1C}">
                           <a14:useLocalDpi xmlns:a14="http://schemas.microsoft.com/office/drawing/2010/main" val="0"/>
@@ -12874,7 +15815,7 @@
                     </pic:cNvPicPr>
                   </pic:nvPicPr>
                   <pic:blipFill>
-                    <a:blip r:embed="rId82">
+                    <a:blip r:embed="rId84">
                       <a:extLst>
                         <a:ext uri="{28A0092B-C50C-407E-A947-70E740481C1C}">
                           <a14:useLocalDpi xmlns:a14="http://schemas.microsoft.com/office/drawing/2010/main" val="0"/>
@@ -12957,7 +15898,7 @@
                     </pic:cNvPicPr>
                   </pic:nvPicPr>
                   <pic:blipFill>
-                    <a:blip r:embed="rId83">
+                    <a:blip r:embed="rId85">
                       <a:extLst>
                         <a:ext uri="{28A0092B-C50C-407E-A947-70E740481C1C}">
                           <a14:useLocalDpi xmlns:a14="http://schemas.microsoft.com/office/drawing/2010/main" val="0"/>
@@ -13052,7 +15993,7 @@
                     </pic:cNvPicPr>
                   </pic:nvPicPr>
                   <pic:blipFill>
-                    <a:blip r:embed="rId84">
+                    <a:blip r:embed="rId86">
                       <a:extLst>
                         <a:ext uri="{28A0092B-C50C-407E-A947-70E740481C1C}">
                           <a14:useLocalDpi xmlns:a14="http://schemas.microsoft.com/office/drawing/2010/main" val="0"/>
@@ -13151,7 +16092,7 @@
                     </pic:cNvPicPr>
                   </pic:nvPicPr>
                   <pic:blipFill>
-                    <a:blip r:embed="rId85">
+                    <a:blip r:embed="rId87">
                       <a:extLst>
                         <a:ext uri="{28A0092B-C50C-407E-A947-70E740481C1C}">
                           <a14:useLocalDpi xmlns:a14="http://schemas.microsoft.com/office/drawing/2010/main" val="0"/>
@@ -13295,7 +16236,7 @@
           </mc:Choice>
           <mc:Fallback>
             <w:pict>
-              <v:shape w14:anchorId="1D110849" id="直接箭头连接符 43" o:spid="_x0000_s1026" type="#_x0000_t32" style="position:absolute;margin-left:118.2pt;margin-top:18.65pt;width:79.8pt;height:12.6pt;flip:x y;z-index:251660288;visibility:visible;mso-wrap-style:square;mso-wrap-distance-left:9pt;mso-wrap-distance-top:0;mso-wrap-distance-right:9pt;mso-wrap-distance-bottom:0;mso-position-horizontal:absolute;mso-position-horizontal-relative:text;mso-position-vertical:absolute;mso-position-vertical-relative:text" o:gfxdata="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" strokecolor="red" strokeweight="1.5pt">
+              <v:shape w14:anchorId="22F822F2" id="直接箭头连接符 43" o:spid="_x0000_s1026" type="#_x0000_t32" style="position:absolute;margin-left:118.2pt;margin-top:18.65pt;width:79.8pt;height:12.6pt;flip:x y;z-index:251660288;visibility:visible;mso-wrap-style:square;mso-wrap-distance-left:9pt;mso-wrap-distance-top:0;mso-wrap-distance-right:9pt;mso-wrap-distance-bottom:0;mso-position-horizontal:absolute;mso-position-horizontal-relative:text;mso-position-vertical:absolute;mso-position-vertical-relative:text" o:gfxdata="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" strokecolor="red" strokeweight="1.5pt">
                 <v:stroke endarrow="block" joinstyle="miter"/>
               </v:shape>
             </w:pict>
@@ -13324,7 +16265,7 @@
                     </pic:cNvPicPr>
                   </pic:nvPicPr>
                   <pic:blipFill>
-                    <a:blip r:embed="rId86">
+                    <a:blip r:embed="rId88">
                       <a:extLst>
                         <a:ext uri="{28A0092B-C50C-407E-A947-70E740481C1C}">
                           <a14:useLocalDpi xmlns:a14="http://schemas.microsoft.com/office/drawing/2010/main" val="0"/>
@@ -13439,7 +16380,7 @@
                     </pic:cNvPicPr>
                   </pic:nvPicPr>
                   <pic:blipFill>
-                    <a:blip r:embed="rId87">
+                    <a:blip r:embed="rId89">
                       <a:extLst>
                         <a:ext uri="{28A0092B-C50C-407E-A947-70E740481C1C}">
                           <a14:useLocalDpi xmlns:a14="http://schemas.microsoft.com/office/drawing/2010/main" val="0"/>
@@ -13516,10 +16457,10 @@
           <w:rFonts w:hint="eastAsia"/>
         </w:rPr>
       </w:pPr>
-      <w:bookmarkStart w:id="19" w:name="_制作渐变蓝对话框"/>
-      <w:bookmarkStart w:id="20" w:name="_制作渐变蓝边角对话框"/>
-      <w:bookmarkEnd w:id="19"/>
-      <w:bookmarkEnd w:id="20"/>
+      <w:bookmarkStart w:id="24" w:name="_制作渐变蓝对话框"/>
+      <w:bookmarkStart w:id="25" w:name="_制作渐变蓝边角对话框"/>
+      <w:bookmarkEnd w:id="24"/>
+      <w:bookmarkEnd w:id="25"/>
       <w:r>
         <w:rPr>
           <w:rFonts w:hint="eastAsia"/>
@@ -13720,7 +16661,7 @@
                     </pic:cNvPicPr>
                   </pic:nvPicPr>
                   <pic:blipFill>
-                    <a:blip r:embed="rId88">
+                    <a:blip r:embed="rId90">
                       <a:extLst>
                         <a:ext uri="{28A0092B-C50C-407E-A947-70E740481C1C}">
                           <a14:useLocalDpi xmlns:a14="http://schemas.microsoft.com/office/drawing/2010/main" val="0"/>
@@ -13864,7 +16805,7 @@
                     </pic:cNvPicPr>
                   </pic:nvPicPr>
                   <pic:blipFill>
-                    <a:blip r:embed="rId89">
+                    <a:blip r:embed="rId91">
                       <a:extLst>
                         <a:ext uri="{28A0092B-C50C-407E-A947-70E740481C1C}">
                           <a14:useLocalDpi xmlns:a14="http://schemas.microsoft.com/office/drawing/2010/main" val="0"/>
@@ -13948,7 +16889,7 @@
                     </pic:cNvPicPr>
                   </pic:nvPicPr>
                   <pic:blipFill>
-                    <a:blip r:embed="rId90">
+                    <a:blip r:embed="rId92">
                       <a:extLst>
                         <a:ext uri="{28A0092B-C50C-407E-A947-70E740481C1C}">
                           <a14:useLocalDpi xmlns:a14="http://schemas.microsoft.com/office/drawing/2010/main" val="0"/>
@@ -14049,7 +16990,7 @@
                     </pic:cNvPicPr>
                   </pic:nvPicPr>
                   <pic:blipFill>
-                    <a:blip r:embed="rId91">
+                    <a:blip r:embed="rId93">
                       <a:extLst>
                         <a:ext uri="{28A0092B-C50C-407E-A947-70E740481C1C}">
                           <a14:useLocalDpi xmlns:a14="http://schemas.microsoft.com/office/drawing/2010/main" val="0"/>
@@ -14196,7 +17137,7 @@
                     </pic:cNvPicPr>
                   </pic:nvPicPr>
                   <pic:blipFill>
-                    <a:blip r:embed="rId92">
+                    <a:blip r:embed="rId94">
                       <a:extLst>
                         <a:ext uri="{28A0092B-C50C-407E-A947-70E740481C1C}">
                           <a14:useLocalDpi xmlns:a14="http://schemas.microsoft.com/office/drawing/2010/main" val="0"/>
@@ -14324,7 +17265,7 @@
                     </pic:cNvPicPr>
                   </pic:nvPicPr>
                   <pic:blipFill>
-                    <a:blip r:embed="rId93">
+                    <a:blip r:embed="rId95">
                       <a:extLst>
                         <a:ext uri="{28A0092B-C50C-407E-A947-70E740481C1C}">
                           <a14:useLocalDpi xmlns:a14="http://schemas.microsoft.com/office/drawing/2010/main" val="0"/>
@@ -14366,8 +17307,8 @@
           <w:szCs w:val="22"/>
         </w:rPr>
       </w:pPr>
-      <w:bookmarkStart w:id="21" w:name="_4._边角设计"/>
-      <w:bookmarkEnd w:id="21"/>
+      <w:bookmarkStart w:id="26" w:name="_4._边角设计"/>
+      <w:bookmarkEnd w:id="26"/>
       <w:r>
         <w:rPr>
           <w:rFonts w:ascii="微软雅黑" w:eastAsia="微软雅黑" w:hAnsi="微软雅黑"/>
@@ -14506,7 +17447,7 @@
                     </pic:cNvPicPr>
                   </pic:nvPicPr>
                   <pic:blipFill>
-                    <a:blip r:embed="rId94">
+                    <a:blip r:embed="rId96">
                       <a:extLst>
                         <a:ext uri="{28A0092B-C50C-407E-A947-70E740481C1C}">
                           <a14:useLocalDpi xmlns:a14="http://schemas.microsoft.com/office/drawing/2010/main" val="0"/>
@@ -14571,7 +17512,7 @@
                     </pic:cNvPicPr>
                   </pic:nvPicPr>
                   <pic:blipFill>
-                    <a:blip r:embed="rId95" cstate="print">
+                    <a:blip r:embed="rId97" cstate="print">
                       <a:extLst>
                         <a:ext uri="{28A0092B-C50C-407E-A947-70E740481C1C}">
                           <a14:useLocalDpi xmlns:a14="http://schemas.microsoft.com/office/drawing/2010/main" val="0"/>
@@ -14632,7 +17573,7 @@
                     </pic:cNvPicPr>
                   </pic:nvPicPr>
                   <pic:blipFill>
-                    <a:blip r:embed="rId96">
+                    <a:blip r:embed="rId98">
                       <a:extLst>
                         <a:ext uri="{28A0092B-C50C-407E-A947-70E740481C1C}">
                           <a14:useLocalDpi xmlns:a14="http://schemas.microsoft.com/office/drawing/2010/main" val="0"/>
@@ -14737,7 +17678,7 @@
                     </pic:cNvPicPr>
                   </pic:nvPicPr>
                   <pic:blipFill>
-                    <a:blip r:embed="rId97">
+                    <a:blip r:embed="rId99">
                       <a:extLst>
                         <a:ext uri="{28A0092B-C50C-407E-A947-70E740481C1C}">
                           <a14:useLocalDpi xmlns:a14="http://schemas.microsoft.com/office/drawing/2010/main" val="0"/>
@@ -14822,7 +17763,7 @@
                     </pic:cNvPicPr>
                   </pic:nvPicPr>
                   <pic:blipFill>
-                    <a:blip r:embed="rId98">
+                    <a:blip r:embed="rId100">
                       <a:extLst>
                         <a:ext uri="{28A0092B-C50C-407E-A947-70E740481C1C}">
                           <a14:useLocalDpi xmlns:a14="http://schemas.microsoft.com/office/drawing/2010/main" val="0"/>
@@ -14907,7 +17848,7 @@
                     </pic:cNvPicPr>
                   </pic:nvPicPr>
                   <pic:blipFill>
-                    <a:blip r:embed="rId99">
+                    <a:blip r:embed="rId101">
                       <a:extLst>
                         <a:ext uri="{28A0092B-C50C-407E-A947-70E740481C1C}">
                           <a14:useLocalDpi xmlns:a14="http://schemas.microsoft.com/office/drawing/2010/main" val="0"/>
@@ -14972,7 +17913,7 @@
                     </pic:cNvPicPr>
                   </pic:nvPicPr>
                   <pic:blipFill>
-                    <a:blip r:embed="rId100">
+                    <a:blip r:embed="rId102">
                       <a:extLst>
                         <a:ext uri="{28A0092B-C50C-407E-A947-70E740481C1C}">
                           <a14:useLocalDpi xmlns:a14="http://schemas.microsoft.com/office/drawing/2010/main" val="0"/>
@@ -15057,7 +17998,7 @@
                     </pic:cNvPicPr>
                   </pic:nvPicPr>
                   <pic:blipFill>
-                    <a:blip r:embed="rId101">
+                    <a:blip r:embed="rId103">
                       <a:extLst>
                         <a:ext uri="{28A0092B-C50C-407E-A947-70E740481C1C}">
                           <a14:useLocalDpi xmlns:a14="http://schemas.microsoft.com/office/drawing/2010/main" val="0"/>
@@ -15187,6 +18128,7 @@
         </w:rPr>
         <w:t xml:space="preserve"> </w:t>
       </w:r>
+      <w:proofErr w:type="gramStart"/>
       <w:r>
         <w:rPr>
           <w:rFonts w:ascii="Tahoma" w:eastAsia="微软雅黑" w:hAnsi="Tahoma"/>
@@ -15195,6 +18137,7 @@
         </w:rPr>
         <w:t>”</w:t>
       </w:r>
+      <w:proofErr w:type="gramEnd"/>
       <w:r>
         <w:rPr>
           <w:rFonts w:ascii="Tahoma" w:eastAsia="微软雅黑" w:hAnsi="Tahoma" w:hint="eastAsia"/>
@@ -15267,13 +18210,23 @@
         </w:rPr>
         <w:t>.docx</w:t>
       </w:r>
+      <w:proofErr w:type="gramStart"/>
       <w:r>
         <w:rPr>
           <w:rFonts w:ascii="Tahoma" w:eastAsia="微软雅黑" w:hAnsi="Tahoma"/>
           <w:kern w:val="0"/>
           <w:sz w:val="22"/>
         </w:rPr>
-        <w:t xml:space="preserve">” </w:t>
+        <w:t>”</w:t>
+      </w:r>
+      <w:proofErr w:type="gramEnd"/>
+      <w:r>
+        <w:rPr>
+          <w:rFonts w:ascii="Tahoma" w:eastAsia="微软雅黑" w:hAnsi="Tahoma"/>
+          <w:kern w:val="0"/>
+          <w:sz w:val="22"/>
+        </w:rPr>
+        <w:t xml:space="preserve"> </w:t>
       </w:r>
       <w:r>
         <w:rPr>
@@ -15325,7 +18278,7 @@
                     </pic:cNvPicPr>
                   </pic:nvPicPr>
                   <pic:blipFill>
-                    <a:blip r:embed="rId102">
+                    <a:blip r:embed="rId104">
                       <a:extLst>
                         <a:ext uri="{28A0092B-C50C-407E-A947-70E740481C1C}">
                           <a14:useLocalDpi xmlns:a14="http://schemas.microsoft.com/office/drawing/2010/main" val="0"/>
@@ -15369,7 +18322,7 @@
       </w:pPr>
     </w:p>
     <w:sectPr>
-      <w:headerReference w:type="default" r:id="rId103"/>
+      <w:headerReference w:type="default" r:id="rId105"/>
       <w:pgSz w:w="11906" w:h="16838"/>
       <w:pgMar w:top="1440" w:right="1800" w:bottom="1440" w:left="1800" w:header="851" w:footer="992" w:gutter="0"/>
       <w:cols w:space="425"/>
@@ -15447,7 +18400,7 @@
         <w:sz w:val="20"/>
       </w:rPr>
       <w:drawing>
-        <wp:anchor distT="0" distB="0" distL="114300" distR="114300" simplePos="0" relativeHeight="251658240" behindDoc="1" locked="0" layoutInCell="1" allowOverlap="1" wp14:anchorId="10BFD608" wp14:editId="2A82A3C9">
+        <wp:anchor distT="0" distB="0" distL="114300" distR="114300" simplePos="0" relativeHeight="251658752" behindDoc="1" locked="0" layoutInCell="1" allowOverlap="1" wp14:anchorId="10BFD608" wp14:editId="2A82A3C9">
           <wp:simplePos x="0" y="0"/>
           <wp:positionH relativeFrom="column">
             <wp:posOffset>2247900</wp:posOffset>

--- a/插件详细手册/15.对话框/关于对话框皮肤.docx
+++ b/插件详细手册/15.对话框/关于对话框皮肤.docx
@@ -2418,7 +2418,7 @@
           <v:shape id="_x0000_i1025" type="#_x0000_t75" style="width:673.5pt;height:247.5pt" o:ole="">
             <v:imagedata r:id="rId10" o:title=""/>
           </v:shape>
-          <o:OLEObject Type="Embed" ProgID="Visio.Drawing.15" ShapeID="_x0000_i1025" DrawAspect="Content" ObjectID="_1823668332" r:id="rId11"/>
+          <o:OLEObject Type="Embed" ProgID="Visio.Drawing.15" ShapeID="_x0000_i1025" DrawAspect="Content" ObjectID="_1826374226" r:id="rId11"/>
         </w:object>
       </w:r>
     </w:p>
@@ -5112,7 +5112,31 @@
           <w:kern w:val="0"/>
           <w:sz w:val="22"/>
         </w:rPr>
-        <w:t>的局限性太大，（</w:t>
+        <w:t>的局限性太大</w:t>
+      </w:r>
+      <w:r>
+        <w:rPr>
+          <w:rFonts w:ascii="Tahoma" w:eastAsia="微软雅黑" w:hAnsi="Tahoma" w:hint="eastAsia"/>
+          <w:kern w:val="0"/>
+          <w:sz w:val="22"/>
+        </w:rPr>
+        <w:t>。</w:t>
+      </w:r>
+      <w:r>
+        <w:rPr>
+          <w:rFonts w:ascii="Tahoma" w:eastAsia="微软雅黑" w:hAnsi="Tahoma" w:hint="eastAsia"/>
+          <w:kern w:val="0"/>
+          <w:sz w:val="22"/>
+        </w:rPr>
+        <w:t>（</w:t>
+      </w:r>
+      <w:r>
+        <w:rPr>
+          <w:rFonts w:ascii="Tahoma" w:eastAsia="微软雅黑" w:hAnsi="Tahoma" w:hint="eastAsia"/>
+          <w:kern w:val="0"/>
+          <w:sz w:val="22"/>
+        </w:rPr>
+        <w:t>默认皮肤</w:t>
       </w:r>
       <w:r>
         <w:rPr>
@@ -5165,7 +5189,7 @@
           <w:kern w:val="0"/>
           <w:sz w:val="22"/>
         </w:rPr>
-        <w:t>这里提供了完全自定义的边框结构</w:t>
+        <w:t>这里提供了自定义的边框结构</w:t>
       </w:r>
       <w:r>
         <w:rPr>
@@ -5174,6 +5198,114 @@
           <w:sz w:val="22"/>
         </w:rPr>
         <w:t>，</w:t>
+      </w:r>
+      <w:r>
+        <w:rPr>
+          <w:rFonts w:ascii="Tahoma" w:eastAsia="微软雅黑" w:hAnsi="Tahoma" w:hint="eastAsia"/>
+          <w:kern w:val="0"/>
+          <w:sz w:val="22"/>
+        </w:rPr>
+        <w:t>（</w:t>
+      </w:r>
+      <w:r>
+        <w:rPr>
+          <w:rFonts w:ascii="Tahoma" w:eastAsia="微软雅黑" w:hAnsi="Tahoma" w:hint="eastAsia"/>
+          <w:kern w:val="0"/>
+          <w:sz w:val="22"/>
+        </w:rPr>
+        <w:t>以</w:t>
+      </w:r>
+      <w:r>
+        <w:rPr>
+          <w:rFonts w:ascii="Tahoma" w:eastAsia="微软雅黑" w:hAnsi="Tahoma" w:hint="eastAsia"/>
+          <w:kern w:val="0"/>
+          <w:sz w:val="22"/>
+        </w:rPr>
+        <w:t>黄色</w:t>
+      </w:r>
+      <w:r>
+        <w:rPr>
+          <w:rFonts w:ascii="Tahoma" w:eastAsia="微软雅黑" w:hAnsi="Tahoma" w:hint="eastAsia"/>
+          <w:kern w:val="0"/>
+          <w:sz w:val="22"/>
+        </w:rPr>
+        <w:t>宽度为准，</w:t>
+      </w:r>
+      <w:r>
+        <w:rPr>
+          <w:rFonts w:ascii="Tahoma" w:eastAsia="微软雅黑" w:hAnsi="Tahoma" w:hint="eastAsia"/>
+          <w:kern w:val="0"/>
+          <w:sz w:val="22"/>
+        </w:rPr>
+        <w:t>根据</w:t>
+      </w:r>
+      <w:r>
+        <w:rPr>
+          <w:rFonts w:ascii="Tahoma" w:eastAsia="微软雅黑" w:hAnsi="Tahoma" w:hint="eastAsia"/>
+          <w:kern w:val="0"/>
+          <w:sz w:val="22"/>
+        </w:rPr>
+        <w:t>参数</w:t>
+      </w:r>
+      <w:r>
+        <w:rPr>
+          <w:rFonts w:ascii="Tahoma" w:eastAsia="微软雅黑" w:hAnsi="Tahoma" w:hint="eastAsia"/>
+          <w:kern w:val="0"/>
+          <w:sz w:val="22"/>
+        </w:rPr>
+        <w:t xml:space="preserve"> </w:t>
+      </w:r>
+      <w:proofErr w:type="gramStart"/>
+      <w:r>
+        <w:rPr>
+          <w:rFonts w:ascii="Tahoma" w:eastAsia="微软雅黑" w:hAnsi="Tahoma"/>
+          <w:kern w:val="0"/>
+          <w:sz w:val="22"/>
+        </w:rPr>
+        <w:t>”</w:t>
+      </w:r>
+      <w:proofErr w:type="gramEnd"/>
+      <w:r>
+        <w:rPr>
+          <w:rFonts w:ascii="Tahoma" w:eastAsia="微软雅黑" w:hAnsi="Tahoma" w:hint="eastAsia"/>
+          <w:kern w:val="0"/>
+          <w:sz w:val="22"/>
+        </w:rPr>
+        <w:t>边框划分厚度</w:t>
+      </w:r>
+      <w:proofErr w:type="gramStart"/>
+      <w:r>
+        <w:rPr>
+          <w:rFonts w:ascii="Tahoma" w:eastAsia="微软雅黑" w:hAnsi="Tahoma"/>
+          <w:kern w:val="0"/>
+          <w:sz w:val="22"/>
+        </w:rPr>
+        <w:t>”</w:t>
+      </w:r>
+      <w:proofErr w:type="gramEnd"/>
+      <w:r>
+        <w:rPr>
+          <w:rFonts w:ascii="Tahoma" w:eastAsia="微软雅黑" w:hAnsi="Tahoma" w:hint="eastAsia"/>
+          <w:kern w:val="0"/>
+          <w:sz w:val="22"/>
+        </w:rPr>
+        <w:t xml:space="preserve"> </w:t>
+      </w:r>
+      <w:r>
+        <w:rPr>
+          <w:rFonts w:ascii="Tahoma" w:eastAsia="微软雅黑" w:hAnsi="Tahoma" w:hint="eastAsia"/>
+          <w:kern w:val="0"/>
+          <w:sz w:val="22"/>
+        </w:rPr>
+        <w:t>决定</w:t>
+      </w:r>
+      <w:r>
+        <w:rPr>
+          <w:rFonts w:ascii="Tahoma" w:eastAsia="微软雅黑" w:hAnsi="Tahoma" w:hint="eastAsia"/>
+          <w:kern w:val="0"/>
+          <w:sz w:val="22"/>
+        </w:rPr>
+        <w:t>）</w:t>
       </w:r>
     </w:p>
     <w:p>
@@ -5221,6 +5353,38 @@
           <w:sz w:val="22"/>
         </w:rPr>
         <w:t>。</w:t>
+      </w:r>
+      <w:r>
+        <w:rPr>
+          <w:rFonts w:ascii="Tahoma" w:eastAsia="微软雅黑" w:hAnsi="Tahoma" w:hint="eastAsia"/>
+          <w:kern w:val="0"/>
+          <w:sz w:val="22"/>
+        </w:rPr>
+        <w:t>（</w:t>
+      </w:r>
+      <w:r>
+        <w:rPr>
+          <w:rFonts w:ascii="Tahoma" w:eastAsia="微软雅黑" w:hAnsi="Tahoma" w:hint="eastAsia"/>
+          <w:kern w:val="0"/>
+          <w:sz w:val="22"/>
+        </w:rPr>
+        <w:t>5</w:t>
+      </w:r>
+      <w:r>
+        <w:rPr>
+          <w:rFonts w:ascii="Tahoma" w:eastAsia="微软雅黑" w:hAnsi="Tahoma" w:hint="eastAsia"/>
+          <w:kern w:val="0"/>
+          <w:sz w:val="22"/>
+        </w:rPr>
+        <w:t>号区域没用</w:t>
+      </w:r>
+      <w:r>
+        <w:rPr>
+          <w:rFonts w:ascii="Tahoma" w:eastAsia="微软雅黑" w:hAnsi="Tahoma" w:hint="eastAsia"/>
+          <w:kern w:val="0"/>
+          <w:sz w:val="22"/>
+        </w:rPr>
+        <w:t>）</w:t>
       </w:r>
     </w:p>
     <w:p>
@@ -5316,7 +5480,39 @@
           <w:kern w:val="0"/>
           <w:sz w:val="22"/>
         </w:rPr>
-        <w:t>九个部分，在不同的模式下的效果</w:t>
+        <w:t>九个部分</w:t>
+      </w:r>
+      <w:r>
+        <w:rPr>
+          <w:rFonts w:ascii="Tahoma" w:eastAsia="微软雅黑" w:hAnsi="Tahoma" w:hint="eastAsia"/>
+          <w:kern w:val="0"/>
+          <w:sz w:val="22"/>
+        </w:rPr>
+        <w:t>（</w:t>
+      </w:r>
+      <w:r>
+        <w:rPr>
+          <w:rFonts w:ascii="Tahoma" w:eastAsia="微软雅黑" w:hAnsi="Tahoma" w:hint="eastAsia"/>
+          <w:kern w:val="0"/>
+          <w:sz w:val="22"/>
+        </w:rPr>
+        <w:t>5</w:t>
+      </w:r>
+      <w:r>
+        <w:rPr>
+          <w:rFonts w:ascii="Tahoma" w:eastAsia="微软雅黑" w:hAnsi="Tahoma" w:hint="eastAsia"/>
+          <w:kern w:val="0"/>
+          <w:sz w:val="22"/>
+        </w:rPr>
+        <w:t>号区域没用）</w:t>
+      </w:r>
+      <w:r>
+        <w:rPr>
+          <w:rFonts w:ascii="Tahoma" w:eastAsia="微软雅黑" w:hAnsi="Tahoma" w:hint="eastAsia"/>
+          <w:kern w:val="0"/>
+          <w:sz w:val="22"/>
+        </w:rPr>
+        <w:t>，在不同的模式下的效果</w:t>
       </w:r>
       <w:r>
         <w:rPr>
@@ -6863,7 +7059,7 @@
           <v:shape id="_x0000_i1026" type="#_x0000_t75" style="width:375pt;height:120pt" o:ole="">
             <v:imagedata r:id="rId26" o:title=""/>
           </v:shape>
-          <o:OLEObject Type="Embed" ProgID="Visio.Drawing.15" ShapeID="_x0000_i1026" DrawAspect="Content" ObjectID="_1823668333" r:id="rId27"/>
+          <o:OLEObject Type="Embed" ProgID="Visio.Drawing.15" ShapeID="_x0000_i1026" DrawAspect="Content" ObjectID="_1826374227" r:id="rId27"/>
         </w:object>
       </w:r>
     </w:p>
@@ -9633,7 +9829,7 @@
           </mc:Choice>
           <mc:Fallback>
             <w:pict>
-              <v:shapetype w14:anchorId="1E5AD64F" id="_x0000_t32" coordsize="21600,21600" o:spt="32" o:oned="t" path="m,l21600,21600e" filled="f">
+              <v:shapetype w14:anchorId="15E8D301" id="_x0000_t32" coordsize="21600,21600" o:spt="32" o:oned="t" path="m,l21600,21600e" filled="f">
                 <v:path arrowok="t" fillok="f" o:connecttype="none"/>
                 <o:lock v:ext="edit" shapetype="t"/>
               </v:shapetype>
@@ -13685,7 +13881,23 @@
           <w:kern w:val="0"/>
           <w:sz w:val="22"/>
         </w:rPr>
-        <w:t>，将画布设为</w:t>
+        <w:t>，将画布</w:t>
+      </w:r>
+      <w:r>
+        <w:rPr>
+          <w:rFonts w:ascii="Tahoma" w:eastAsia="微软雅黑" w:hAnsi="Tahoma" w:cstheme="minorBidi" w:hint="eastAsia"/>
+          <w:kern w:val="0"/>
+          <w:sz w:val="22"/>
+        </w:rPr>
+        <w:t>改</w:t>
+      </w:r>
+      <w:r>
+        <w:rPr>
+          <w:rFonts w:ascii="Tahoma" w:eastAsia="微软雅黑" w:hAnsi="Tahoma" w:cstheme="minorBidi" w:hint="eastAsia"/>
+          <w:kern w:val="0"/>
+          <w:sz w:val="22"/>
+        </w:rPr>
+        <w:t>为</w:t>
       </w:r>
       <w:r>
         <w:rPr>
@@ -13786,7 +13998,93 @@
           <w:sz w:val="22"/>
         </w:rPr>
         <w:lastRenderedPageBreak/>
-        <w:t>再次进入游戏，可以看到已经基本吻合。</w:t>
+        <w:t>再次进入游戏，</w:t>
+      </w:r>
+      <w:r>
+        <w:rPr>
+          <w:rFonts w:ascii="Tahoma" w:eastAsia="微软雅黑" w:hAnsi="Tahoma" w:cstheme="minorBidi" w:hint="eastAsia"/>
+          <w:kern w:val="0"/>
+          <w:sz w:val="22"/>
+        </w:rPr>
+        <w:t>多次调整，确保</w:t>
+      </w:r>
+      <w:r>
+        <w:rPr>
+          <w:rFonts w:ascii="Tahoma" w:eastAsia="微软雅黑" w:hAnsi="Tahoma" w:cstheme="minorBidi" w:hint="eastAsia"/>
+          <w:kern w:val="0"/>
+          <w:sz w:val="22"/>
+        </w:rPr>
+        <w:t>基本吻合。</w:t>
+      </w:r>
+    </w:p>
+    <w:p>
+      <w:pPr>
+        <w:widowControl/>
+        <w:snapToGrid w:val="0"/>
+        <w:jc w:val="left"/>
+        <w:rPr>
+          <w:rFonts w:ascii="Tahoma" w:eastAsia="微软雅黑" w:hAnsi="Tahoma" w:cstheme="minorBidi"/>
+          <w:kern w:val="0"/>
+          <w:sz w:val="22"/>
+        </w:rPr>
+      </w:pPr>
+      <w:r>
+        <w:rPr>
+          <w:rFonts w:ascii="Tahoma" w:eastAsia="微软雅黑" w:hAnsi="Tahoma" w:cstheme="minorBidi" w:hint="eastAsia"/>
+          <w:kern w:val="0"/>
+          <w:sz w:val="22"/>
+        </w:rPr>
+        <w:t>这个过程要</w:t>
+      </w:r>
+      <w:proofErr w:type="gramStart"/>
+      <w:r>
+        <w:rPr>
+          <w:rFonts w:ascii="Tahoma" w:eastAsia="微软雅黑" w:hAnsi="Tahoma" w:cstheme="minorBidi" w:hint="eastAsia"/>
+          <w:kern w:val="0"/>
+          <w:sz w:val="22"/>
+        </w:rPr>
+        <w:t>多调整</w:t>
+      </w:r>
+      <w:proofErr w:type="gramEnd"/>
+      <w:r>
+        <w:rPr>
+          <w:rFonts w:ascii="Tahoma" w:eastAsia="微软雅黑" w:hAnsi="Tahoma" w:cstheme="minorBidi" w:hint="eastAsia"/>
+          <w:kern w:val="0"/>
+          <w:sz w:val="22"/>
+        </w:rPr>
+        <w:t>几次，</w:t>
+      </w:r>
+      <w:r>
+        <w:rPr>
+          <w:rFonts w:ascii="Tahoma" w:eastAsia="微软雅黑" w:hAnsi="Tahoma" w:cstheme="minorBidi" w:hint="eastAsia"/>
+          <w:kern w:val="0"/>
+          <w:sz w:val="22"/>
+        </w:rPr>
+        <w:t>如果</w:t>
+      </w:r>
+      <w:r>
+        <w:rPr>
+          <w:rFonts w:ascii="Tahoma" w:eastAsia="微软雅黑" w:hAnsi="Tahoma" w:cstheme="minorBidi" w:hint="eastAsia"/>
+          <w:kern w:val="0"/>
+          <w:sz w:val="22"/>
+        </w:rPr>
+        <w:t>仍然下压严重，还要加向上</w:t>
+      </w:r>
+      <w:r>
+        <w:rPr>
+          <w:rFonts w:ascii="Tahoma" w:eastAsia="微软雅黑" w:hAnsi="Tahoma" w:cstheme="minorBidi" w:hint="eastAsia"/>
+          <w:kern w:val="0"/>
+          <w:sz w:val="22"/>
+        </w:rPr>
+        <w:t>Y</w:t>
+      </w:r>
+      <w:r>
+        <w:rPr>
+          <w:rFonts w:ascii="Tahoma" w:eastAsia="微软雅黑" w:hAnsi="Tahoma" w:cstheme="minorBidi" w:hint="eastAsia"/>
+          <w:kern w:val="0"/>
+          <w:sz w:val="22"/>
+        </w:rPr>
+        <w:t>值偏移。</w:t>
       </w:r>
     </w:p>
     <w:p>
@@ -13887,9 +14185,9 @@
           <w:noProof/>
         </w:rPr>
         <w:drawing>
-          <wp:inline distT="0" distB="0" distL="0" distR="0" wp14:anchorId="3CB4EB32" wp14:editId="4A0AA256">
-            <wp:extent cx="1676400" cy="2484120"/>
-            <wp:effectExtent l="0" t="0" r="0" b="0"/>
+          <wp:inline distT="0" distB="0" distL="0" distR="0" wp14:anchorId="3CB4EB32" wp14:editId="7C46CF00">
+            <wp:extent cx="1502846" cy="2226945"/>
+            <wp:effectExtent l="0" t="0" r="2540" b="1905"/>
             <wp:docPr id="565289177" name="图片 18"/>
             <wp:cNvGraphicFramePr>
               <a:graphicFrameLocks xmlns:a="http://schemas.openxmlformats.org/drawingml/2006/main" noChangeAspect="1"/>
@@ -13919,7 +14217,7 @@
                   <pic:spPr bwMode="auto">
                     <a:xfrm>
                       <a:off x="0" y="0"/>
-                      <a:ext cx="1676400" cy="2484120"/>
+                      <a:ext cx="1507156" cy="2233332"/>
                     </a:xfrm>
                     <a:prstGeom prst="rect">
                       <a:avLst/>
@@ -13948,9 +14246,9 @@
           <w:noProof/>
         </w:rPr>
         <w:drawing>
-          <wp:inline distT="0" distB="0" distL="0" distR="0" wp14:anchorId="51100B7B" wp14:editId="0C461063">
-            <wp:extent cx="2505721" cy="2484120"/>
-            <wp:effectExtent l="0" t="0" r="8890" b="0"/>
+          <wp:inline distT="0" distB="0" distL="0" distR="0" wp14:anchorId="51100B7B" wp14:editId="2AEA87F6">
+            <wp:extent cx="2248535" cy="2229151"/>
+            <wp:effectExtent l="0" t="0" r="0" b="0"/>
             <wp:docPr id="680976883" name="图片 19"/>
             <wp:cNvGraphicFramePr>
               <a:graphicFrameLocks xmlns:a="http://schemas.openxmlformats.org/drawingml/2006/main" noChangeAspect="1"/>
@@ -13980,7 +14278,7 @@
                   <pic:spPr bwMode="auto">
                     <a:xfrm>
                       <a:off x="0" y="0"/>
-                      <a:ext cx="2508452" cy="2486827"/>
+                      <a:ext cx="2253420" cy="2233994"/>
                     </a:xfrm>
                     <a:prstGeom prst="rect">
                       <a:avLst/>
@@ -14204,7 +14502,6 @@
           <w:kern w:val="0"/>
           <w:sz w:val="22"/>
         </w:rPr>
-        <w:lastRenderedPageBreak/>
         <w:t>将所有平行四边形合并图层</w:t>
       </w:r>
       <w:r>
@@ -16236,7 +16533,7 @@
           </mc:Choice>
           <mc:Fallback>
             <w:pict>
-              <v:shape w14:anchorId="22F822F2" id="直接箭头连接符 43" o:spid="_x0000_s1026" type="#_x0000_t32" style="position:absolute;margin-left:118.2pt;margin-top:18.65pt;width:79.8pt;height:12.6pt;flip:x y;z-index:251660288;visibility:visible;mso-wrap-style:square;mso-wrap-distance-left:9pt;mso-wrap-distance-top:0;mso-wrap-distance-right:9pt;mso-wrap-distance-bottom:0;mso-position-horizontal:absolute;mso-position-horizontal-relative:text;mso-position-vertical:absolute;mso-position-vertical-relative:text" o:gfxdata="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" strokecolor="red" strokeweight="1.5pt">
+              <v:shape w14:anchorId="4F80DF4D" id="直接箭头连接符 43" o:spid="_x0000_s1026" type="#_x0000_t32" style="position:absolute;margin-left:118.2pt;margin-top:18.65pt;width:79.8pt;height:12.6pt;flip:x y;z-index:251660288;visibility:visible;mso-wrap-style:square;mso-wrap-distance-left:9pt;mso-wrap-distance-top:0;mso-wrap-distance-right:9pt;mso-wrap-distance-bottom:0;mso-position-horizontal:absolute;mso-position-horizontal-relative:text;mso-position-vertical:absolute;mso-position-vertical-relative:text" o:gfxdata="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" strokecolor="red" strokeweight="1.5pt">
                 <v:stroke endarrow="block" joinstyle="miter"/>
               </v:shape>
             </w:pict>

--- a/插件详细手册/15.对话框/关于对话框皮肤.docx
+++ b/插件详细手册/15.对话框/关于对话框皮肤.docx
@@ -182,7 +182,23 @@
           <w:kern w:val="0"/>
           <w:sz w:val="22"/>
         </w:rPr>
-        <w:t>相关扩展插件如下：</w:t>
+        <w:t>相关</w:t>
+      </w:r>
+      <w:r>
+        <w:rPr>
+          <w:rFonts w:ascii="Tahoma" w:eastAsia="微软雅黑" w:hAnsi="Tahoma" w:hint="eastAsia"/>
+          <w:kern w:val="0"/>
+          <w:sz w:val="22"/>
+        </w:rPr>
+        <w:t>装饰</w:t>
+      </w:r>
+      <w:r>
+        <w:rPr>
+          <w:rFonts w:ascii="Tahoma" w:eastAsia="微软雅黑" w:hAnsi="Tahoma" w:hint="eastAsia"/>
+          <w:kern w:val="0"/>
+          <w:sz w:val="22"/>
+        </w:rPr>
+        <w:t>插件如下：</w:t>
       </w:r>
     </w:p>
     <w:p>
@@ -219,7 +235,15 @@
           <w:kern w:val="0"/>
           <w:sz w:val="22"/>
         </w:rPr>
-        <w:t>Drill_DialogSkinDecoration</w:t>
+        <w:t>Drill_DialogSkin</w:t>
+      </w:r>
+      <w:r>
+        <w:rPr>
+          <w:rFonts w:ascii="Tahoma" w:eastAsia="微软雅黑" w:hAnsi="Tahoma" w:hint="eastAsia"/>
+          <w:kern w:val="0"/>
+          <w:sz w:val="22"/>
+        </w:rPr>
+        <w:t>Background</w:t>
       </w:r>
       <w:r>
         <w:rPr>
@@ -259,7 +283,15 @@
           <w:kern w:val="0"/>
           <w:sz w:val="22"/>
         </w:rPr>
-        <w:t>对话框装饰图</w:t>
+        <w:t>对话框</w:t>
+      </w:r>
+      <w:r>
+        <w:rPr>
+          <w:rFonts w:ascii="Tahoma" w:eastAsia="微软雅黑" w:hAnsi="Tahoma" w:hint="eastAsia"/>
+          <w:kern w:val="0"/>
+          <w:sz w:val="22"/>
+        </w:rPr>
+        <w:t>背景</w:t>
       </w:r>
     </w:p>
     <w:p>
@@ -296,15 +328,7 @@
           <w:kern w:val="0"/>
           <w:sz w:val="22"/>
         </w:rPr>
-        <w:t>Drill_DialogSkin</w:t>
-      </w:r>
-      <w:r>
-        <w:rPr>
-          <w:rFonts w:ascii="Tahoma" w:eastAsia="微软雅黑" w:hAnsi="Tahoma" w:hint="eastAsia"/>
-          <w:kern w:val="0"/>
-          <w:sz w:val="22"/>
-        </w:rPr>
-        <w:t>Background</w:t>
+        <w:t>Drill_DialogSkinDecoration</w:t>
       </w:r>
       <w:r>
         <w:rPr>
@@ -344,15 +368,7 @@
           <w:kern w:val="0"/>
           <w:sz w:val="22"/>
         </w:rPr>
-        <w:t>对话框</w:t>
-      </w:r>
-      <w:r>
-        <w:rPr>
-          <w:rFonts w:ascii="Tahoma" w:eastAsia="微软雅黑" w:hAnsi="Tahoma" w:hint="eastAsia"/>
-          <w:kern w:val="0"/>
-          <w:sz w:val="22"/>
-        </w:rPr>
-        <w:t>背景</w:t>
+        <w:t>对话框装饰图</w:t>
       </w:r>
     </w:p>
     <w:p>
@@ -454,6 +470,83 @@
           <w:sz w:val="22"/>
         </w:rPr>
         <w:t>小箭头</w:t>
+      </w:r>
+    </w:p>
+    <w:p>
+      <w:pPr>
+        <w:widowControl/>
+        <w:adjustRightInd w:val="0"/>
+        <w:snapToGrid w:val="0"/>
+        <w:jc w:val="left"/>
+        <w:rPr>
+          <w:rFonts w:ascii="Tahoma" w:eastAsia="微软雅黑" w:hAnsi="Tahoma"/>
+          <w:kern w:val="0"/>
+          <w:sz w:val="22"/>
+        </w:rPr>
+      </w:pPr>
+      <w:r>
+        <w:rPr>
+          <w:rFonts w:ascii="Tahoma" w:eastAsia="微软雅黑" w:hAnsi="Tahoma"/>
+          <w:kern w:val="0"/>
+          <w:sz w:val="22"/>
+        </w:rPr>
+        <w:tab/>
+      </w:r>
+      <w:r>
+        <w:rPr>
+          <w:rFonts w:ascii="Tahoma" w:eastAsia="微软雅黑" w:hAnsi="Tahoma" w:hint="eastAsia"/>
+          <w:kern w:val="0"/>
+          <w:sz w:val="22"/>
+        </w:rPr>
+        <w:t>◆</w:t>
+      </w:r>
+      <w:r>
+        <w:rPr>
+          <w:rFonts w:ascii="Tahoma" w:eastAsia="微软雅黑" w:hAnsi="Tahoma"/>
+          <w:kern w:val="0"/>
+          <w:sz w:val="22"/>
+        </w:rPr>
+        <w:t>Drill_DialogSkinShakeEffect</w:t>
+      </w:r>
+      <w:r>
+        <w:rPr>
+          <w:rFonts w:ascii="Tahoma" w:eastAsia="微软雅黑" w:hAnsi="Tahoma"/>
+          <w:kern w:val="0"/>
+          <w:sz w:val="22"/>
+        </w:rPr>
+        <w:tab/>
+      </w:r>
+      <w:r>
+        <w:rPr>
+          <w:rFonts w:ascii="Tahoma" w:eastAsia="微软雅黑" w:hAnsi="Tahoma"/>
+          <w:kern w:val="0"/>
+          <w:sz w:val="22"/>
+        </w:rPr>
+        <w:tab/>
+      </w:r>
+      <w:r>
+        <w:rPr>
+          <w:rFonts w:ascii="Tahoma" w:eastAsia="微软雅黑" w:hAnsi="Tahoma" w:hint="eastAsia"/>
+          <w:kern w:val="0"/>
+          <w:sz w:val="22"/>
+        </w:rPr>
+        <w:t>对话框</w:t>
+      </w:r>
+      <w:r>
+        <w:rPr>
+          <w:rFonts w:ascii="Tahoma" w:eastAsia="微软雅黑" w:hAnsi="Tahoma" w:hint="eastAsia"/>
+          <w:kern w:val="0"/>
+          <w:sz w:val="22"/>
+        </w:rPr>
+        <w:t xml:space="preserve"> - </w:t>
+      </w:r>
+      <w:r>
+        <w:rPr>
+          <w:rFonts w:ascii="Tahoma" w:eastAsia="微软雅黑" w:hAnsi="Tahoma" w:hint="eastAsia"/>
+          <w:kern w:val="0"/>
+          <w:sz w:val="22"/>
+        </w:rPr>
+        <w:t>对话框的震动效果</w:t>
       </w:r>
     </w:p>
     <w:p>
@@ -874,7 +967,6 @@
               </w:rPr>
               <w:t xml:space="preserve"> </w:t>
             </w:r>
-            <w:proofErr w:type="gramStart"/>
             <w:r>
               <w:rPr>
                 <w:rFonts w:ascii="Tahoma" w:eastAsia="微软雅黑" w:hAnsi="Tahoma"/>
@@ -883,7 +975,6 @@
               </w:rPr>
               <w:t>”</w:t>
             </w:r>
-            <w:proofErr w:type="gramEnd"/>
             <w:r>
               <w:rPr>
                 <w:rFonts w:ascii="Tahoma" w:eastAsia="微软雅黑" w:hAnsi="Tahoma" w:hint="eastAsia"/>
@@ -947,7 +1038,6 @@
               </w:rPr>
               <w:t>.png</w:t>
             </w:r>
-            <w:proofErr w:type="gramStart"/>
             <w:r>
               <w:rPr>
                 <w:rFonts w:ascii="Tahoma" w:eastAsia="微软雅黑" w:hAnsi="Tahoma"/>
@@ -956,7 +1046,6 @@
               </w:rPr>
               <w:t>”</w:t>
             </w:r>
-            <w:proofErr w:type="gramEnd"/>
             <w:r>
               <w:rPr>
                 <w:rFonts w:ascii="Tahoma" w:eastAsia="微软雅黑" w:hAnsi="Tahoma" w:hint="eastAsia"/>
@@ -2237,25 +2326,7 @@
           <w:kern w:val="0"/>
           <w:sz w:val="22"/>
         </w:rPr>
-        <w:t>需要注意的是，对话框</w:t>
-      </w:r>
-      <w:proofErr w:type="gramStart"/>
-      <w:r>
-        <w:rPr>
-          <w:rFonts w:ascii="Tahoma" w:eastAsia="微软雅黑" w:hAnsi="Tahoma" w:cstheme="minorBidi" w:hint="eastAsia"/>
-          <w:kern w:val="0"/>
-          <w:sz w:val="22"/>
-        </w:rPr>
-        <w:t>变形器</w:t>
-      </w:r>
-      <w:proofErr w:type="gramEnd"/>
-      <w:r>
-        <w:rPr>
-          <w:rFonts w:ascii="Tahoma" w:eastAsia="微软雅黑" w:hAnsi="Tahoma" w:cstheme="minorBidi" w:hint="eastAsia"/>
-          <w:kern w:val="0"/>
-          <w:sz w:val="22"/>
-        </w:rPr>
-        <w:t>与对话框皮肤</w:t>
+        <w:t>需要注意的是，对话框变形器与对话框皮肤</w:t>
       </w:r>
       <w:r>
         <w:rPr>
@@ -2302,7 +2373,6 @@
         </w:rPr>
         <w:t>（详细可以去看</w:t>
       </w:r>
-      <w:proofErr w:type="gramStart"/>
       <w:r>
         <w:rPr>
           <w:rFonts w:ascii="Tahoma" w:eastAsia="微软雅黑" w:hAnsi="Tahoma" w:cstheme="minorBidi"/>
@@ -2311,7 +2381,6 @@
         </w:rPr>
         <w:t>”</w:t>
       </w:r>
-      <w:proofErr w:type="gramEnd"/>
       <w:r>
         <w:rPr>
           <w:rFonts w:ascii="Tahoma" w:eastAsia="微软雅黑" w:hAnsi="Tahoma" w:cstheme="minorBidi" w:hint="eastAsia"/>
@@ -2364,7 +2433,6 @@
         </w:rPr>
         <w:t>.png</w:t>
       </w:r>
-      <w:proofErr w:type="gramStart"/>
       <w:r>
         <w:rPr>
           <w:rFonts w:ascii="Tahoma" w:eastAsia="微软雅黑" w:hAnsi="Tahoma" w:cstheme="minorBidi"/>
@@ -2373,7 +2441,6 @@
         </w:rPr>
         <w:t>”</w:t>
       </w:r>
-      <w:proofErr w:type="gramEnd"/>
       <w:r>
         <w:rPr>
           <w:rFonts w:ascii="Tahoma" w:eastAsia="微软雅黑" w:hAnsi="Tahoma" w:cstheme="minorBidi" w:hint="eastAsia"/>
@@ -2395,7 +2462,7 @@
         <w:rPr>
           <w:rFonts w:hint="eastAsia"/>
         </w:rPr>
-        <w:object w:dxaOrig="14436" w:dyaOrig="5292" w14:anchorId="13248234">
+        <w:object w:dxaOrig="14568" w:dyaOrig="5352" w14:anchorId="791256D2">
           <v:shapetype id="_x0000_t75" coordsize="21600,21600" o:spt="75" o:preferrelative="t" path="m@4@5l@4@11@9@11@9@5xe" filled="f" stroked="f">
             <v:stroke joinstyle="miter"/>
             <v:formulas>
@@ -2415,10 +2482,10 @@
             <v:path o:extrusionok="f" gradientshapeok="t" o:connecttype="rect"/>
             <o:lock v:ext="edit" aspectratio="t"/>
           </v:shapetype>
-          <v:shape id="_x0000_i1025" type="#_x0000_t75" style="width:673.5pt;height:247.5pt" o:ole="">
+          <v:shape id="_x0000_i1025" type="#_x0000_t75" style="width:676.8pt;height:248.4pt" o:ole="">
             <v:imagedata r:id="rId10" o:title=""/>
           </v:shape>
-          <o:OLEObject Type="Embed" ProgID="Visio.Drawing.15" ShapeID="_x0000_i1025" DrawAspect="Content" ObjectID="_1826374226" r:id="rId11"/>
+          <o:OLEObject Type="Embed" ProgID="Visio.Drawing.15" ShapeID="_x0000_i1025" DrawAspect="Content" ObjectID="_1834244406" r:id="rId11"/>
         </w:object>
       </w:r>
     </w:p>
@@ -3054,27 +3121,7 @@
           <w:kern w:val="0"/>
           <w:sz w:val="22"/>
         </w:rPr>
-        <w:t>左右箭头就是</w:t>
-      </w:r>
-      <w:proofErr w:type="gramStart"/>
-      <w:r>
-        <w:rPr>
-          <w:rFonts w:ascii="Tahoma" w:eastAsia="微软雅黑" w:hAnsi="Tahoma" w:hint="eastAsia"/>
-          <w:color w:val="A6A6A6" w:themeColor="background1" w:themeShade="A6"/>
-          <w:kern w:val="0"/>
-          <w:sz w:val="22"/>
-        </w:rPr>
-        <w:t>好看用</w:t>
-      </w:r>
-      <w:proofErr w:type="gramEnd"/>
-      <w:r>
-        <w:rPr>
-          <w:rFonts w:ascii="Tahoma" w:eastAsia="微软雅黑" w:hAnsi="Tahoma" w:hint="eastAsia"/>
-          <w:color w:val="A6A6A6" w:themeColor="background1" w:themeShade="A6"/>
-          <w:kern w:val="0"/>
-          <w:sz w:val="22"/>
-        </w:rPr>
-        <w:t>的）</w:t>
+        <w:t>左右箭头就是好看用的）</w:t>
       </w:r>
     </w:p>
     <w:p>
@@ -3120,7 +3167,6 @@
         </w:rPr>
         <w:t>仅在对话框中出现，用于控制对话文本全部显示后，显示的</w:t>
       </w:r>
-      <w:proofErr w:type="gramStart"/>
       <w:r>
         <w:rPr>
           <w:rFonts w:ascii="Tahoma" w:eastAsia="微软雅黑" w:hAnsi="Tahoma"/>
@@ -3129,7 +3175,6 @@
         </w:rPr>
         <w:t>”</w:t>
       </w:r>
-      <w:proofErr w:type="gramEnd"/>
       <w:r>
         <w:rPr>
           <w:rFonts w:ascii="Tahoma" w:eastAsia="微软雅黑" w:hAnsi="Tahoma" w:hint="eastAsia"/>
@@ -3138,7 +3183,6 @@
         </w:rPr>
         <w:t>下一个对话</w:t>
       </w:r>
-      <w:proofErr w:type="gramStart"/>
       <w:r>
         <w:rPr>
           <w:rFonts w:ascii="Tahoma" w:eastAsia="微软雅黑" w:hAnsi="Tahoma"/>
@@ -3147,7 +3191,6 @@
         </w:rPr>
         <w:t>”</w:t>
       </w:r>
-      <w:proofErr w:type="gramEnd"/>
       <w:r>
         <w:rPr>
           <w:rFonts w:ascii="Tahoma" w:eastAsia="微软雅黑" w:hAnsi="Tahoma" w:hint="eastAsia"/>
@@ -3198,25 +3241,7 @@
           <w:kern w:val="0"/>
           <w:sz w:val="22"/>
         </w:rPr>
-        <w:t>该矩形会在</w:t>
-      </w:r>
-      <w:proofErr w:type="gramStart"/>
-      <w:r>
-        <w:rPr>
-          <w:rFonts w:ascii="Tahoma" w:eastAsia="微软雅黑" w:hAnsi="Tahoma" w:hint="eastAsia"/>
-          <w:kern w:val="0"/>
-          <w:sz w:val="22"/>
-        </w:rPr>
-        <w:t>含选择</w:t>
-      </w:r>
-      <w:proofErr w:type="gramEnd"/>
-      <w:r>
-        <w:rPr>
-          <w:rFonts w:ascii="Tahoma" w:eastAsia="微软雅黑" w:hAnsi="Tahoma" w:hint="eastAsia"/>
-          <w:kern w:val="0"/>
-          <w:sz w:val="22"/>
-        </w:rPr>
-        <w:t>项的窗口中出现，用于表示当前选中的项，并不断地闪烁。这个矩形资源会根据选项的矩形范围</w:t>
+        <w:t>该矩形会在含选择项的窗口中出现，用于表示当前选中的项，并不断地闪烁。这个矩形资源会根据选项的矩形范围</w:t>
       </w:r>
       <w:r>
         <w:rPr>
@@ -5255,7 +5280,6 @@
         </w:rPr>
         <w:t xml:space="preserve"> </w:t>
       </w:r>
-      <w:proofErr w:type="gramStart"/>
       <w:r>
         <w:rPr>
           <w:rFonts w:ascii="Tahoma" w:eastAsia="微软雅黑" w:hAnsi="Tahoma"/>
@@ -5264,7 +5288,6 @@
         </w:rPr>
         <w:t>”</w:t>
       </w:r>
-      <w:proofErr w:type="gramEnd"/>
       <w:r>
         <w:rPr>
           <w:rFonts w:ascii="Tahoma" w:eastAsia="微软雅黑" w:hAnsi="Tahoma" w:hint="eastAsia"/>
@@ -5273,7 +5296,6 @@
         </w:rPr>
         <w:t>边框划分厚度</w:t>
       </w:r>
-      <w:proofErr w:type="gramStart"/>
       <w:r>
         <w:rPr>
           <w:rFonts w:ascii="Tahoma" w:eastAsia="微软雅黑" w:hAnsi="Tahoma"/>
@@ -5282,7 +5304,6 @@
         </w:rPr>
         <w:t>”</w:t>
       </w:r>
-      <w:proofErr w:type="gramEnd"/>
       <w:r>
         <w:rPr>
           <w:rFonts w:ascii="Tahoma" w:eastAsia="微软雅黑" w:hAnsi="Tahoma" w:hint="eastAsia"/>
@@ -5326,18 +5347,8 @@
           <w:kern w:val="0"/>
           <w:sz w:val="22"/>
         </w:rPr>
-        <w:t>需要单独配置边框的图片资源，</w:t>
-      </w:r>
-      <w:proofErr w:type="gramStart"/>
-      <w:r>
-        <w:rPr>
-          <w:rFonts w:ascii="Tahoma" w:eastAsia="微软雅黑" w:hAnsi="Tahoma" w:hint="eastAsia"/>
-          <w:kern w:val="0"/>
-          <w:sz w:val="22"/>
-        </w:rPr>
-        <w:t>该图片</w:t>
-      </w:r>
-      <w:proofErr w:type="gramEnd"/>
+        <w:t>需要单独配置边框的图片资源，该图片</w:t>
+      </w:r>
       <w:r>
         <w:rPr>
           <w:rFonts w:ascii="Tahoma" w:eastAsia="微软雅黑" w:hAnsi="Tahoma" w:hint="eastAsia"/>
@@ -6543,25 +6554,7 @@
           <w:kern w:val="0"/>
           <w:sz w:val="22"/>
         </w:rPr>
-        <w:t>边角结构也需要单独配置图片资源，</w:t>
-      </w:r>
-      <w:proofErr w:type="gramStart"/>
-      <w:r>
-        <w:rPr>
-          <w:rFonts w:ascii="Tahoma" w:eastAsia="微软雅黑" w:hAnsi="Tahoma" w:hint="eastAsia"/>
-          <w:kern w:val="0"/>
-          <w:sz w:val="22"/>
-        </w:rPr>
-        <w:t>该图片</w:t>
-      </w:r>
-      <w:proofErr w:type="gramEnd"/>
-      <w:r>
-        <w:rPr>
-          <w:rFonts w:ascii="Tahoma" w:eastAsia="微软雅黑" w:hAnsi="Tahoma" w:hint="eastAsia"/>
-          <w:kern w:val="0"/>
-          <w:sz w:val="22"/>
-        </w:rPr>
-        <w:t>一共分成</w:t>
+        <w:t>边角结构也需要单独配置图片资源，该图片一共分成</w:t>
       </w:r>
       <w:r>
         <w:rPr>
@@ -7059,7 +7052,7 @@
           <v:shape id="_x0000_i1026" type="#_x0000_t75" style="width:375pt;height:120pt" o:ole="">
             <v:imagedata r:id="rId26" o:title=""/>
           </v:shape>
-          <o:OLEObject Type="Embed" ProgID="Visio.Drawing.15" ShapeID="_x0000_i1026" DrawAspect="Content" ObjectID="_1826374227" r:id="rId27"/>
+          <o:OLEObject Type="Embed" ProgID="Visio.Drawing.15" ShapeID="_x0000_i1026" DrawAspect="Content" ObjectID="_1834244407" r:id="rId27"/>
         </w:object>
       </w:r>
     </w:p>
@@ -9327,25 +9320,7 @@
           <w:kern w:val="0"/>
           <w:sz w:val="22"/>
         </w:rPr>
-        <w:t>切换成其他样式后，</w:t>
-      </w:r>
-      <w:proofErr w:type="gramStart"/>
-      <w:r>
-        <w:rPr>
-          <w:rFonts w:ascii="Tahoma" w:eastAsia="微软雅黑" w:hAnsi="Tahoma" w:hint="eastAsia"/>
-          <w:kern w:val="0"/>
-          <w:sz w:val="22"/>
-        </w:rPr>
-        <w:t>姓名框则还原</w:t>
-      </w:r>
-      <w:proofErr w:type="gramEnd"/>
-      <w:r>
-        <w:rPr>
-          <w:rFonts w:ascii="Tahoma" w:eastAsia="微软雅黑" w:hAnsi="Tahoma" w:hint="eastAsia"/>
-          <w:kern w:val="0"/>
-          <w:sz w:val="22"/>
-        </w:rPr>
-        <w:t>为默认配置。</w:t>
+        <w:t>切换成其他样式后，姓名框则还原为默认配置。</w:t>
       </w:r>
     </w:p>
     <w:p>
@@ -9375,7 +9350,6 @@
         </w:rPr>
         <w:t xml:space="preserve"> </w:t>
       </w:r>
-      <w:proofErr w:type="gramStart"/>
       <w:r>
         <w:rPr>
           <w:rFonts w:ascii="Tahoma" w:eastAsia="微软雅黑" w:hAnsi="Tahoma"/>
@@ -9384,7 +9358,6 @@
         </w:rPr>
         <w:t>”</w:t>
       </w:r>
-      <w:proofErr w:type="gramEnd"/>
       <w:r>
         <w:rPr>
           <w:rFonts w:ascii="Tahoma" w:eastAsia="微软雅黑" w:hAnsi="Tahoma" w:hint="eastAsia"/>
@@ -9466,7 +9439,6 @@
         </w:rPr>
         <w:t>.docx</w:t>
       </w:r>
-      <w:proofErr w:type="gramStart"/>
       <w:r>
         <w:rPr>
           <w:rFonts w:ascii="Tahoma" w:eastAsia="微软雅黑" w:hAnsi="Tahoma"/>
@@ -9475,7 +9447,6 @@
         </w:rPr>
         <w:t>”</w:t>
       </w:r>
-      <w:proofErr w:type="gramEnd"/>
       <w:r>
         <w:rPr>
           <w:rFonts w:ascii="Tahoma" w:eastAsia="微软雅黑" w:hAnsi="Tahoma" w:hint="eastAsia"/>
@@ -9527,97 +9498,51 @@
     </w:p>
     <w:p>
       <w:pPr>
+        <w:pStyle w:val="2"/>
+        <w:rPr>
+          <w:rFonts w:hint="eastAsia"/>
+        </w:rPr>
+      </w:pPr>
+      <w:r>
+        <w:rPr>
+          <w:rFonts w:hint="eastAsia"/>
+        </w:rPr>
+        <w:lastRenderedPageBreak/>
+        <w:t>对话框皮肤</w:t>
+      </w:r>
+      <w:r>
+        <w:rPr>
+          <w:rFonts w:hint="eastAsia"/>
+        </w:rPr>
+        <w:t>装饰</w:t>
+      </w:r>
+    </w:p>
+    <w:p>
+      <w:pPr>
         <w:pStyle w:val="3"/>
         <w:rPr>
           <w:rFonts w:hint="eastAsia"/>
-        </w:rPr>
-      </w:pPr>
-      <w:r>
-        <w:rPr>
-          <w:rFonts w:hint="eastAsia"/>
-        </w:rPr>
-        <w:lastRenderedPageBreak/>
-        <w:t>装饰扩展</w:t>
-      </w:r>
-    </w:p>
-    <w:p>
-      <w:pPr>
-        <w:pStyle w:val="4"/>
-        <w:spacing w:before="0" w:after="120" w:line="240" w:lineRule="auto"/>
-        <w:rPr>
-          <w:rFonts w:ascii="微软雅黑" w:eastAsia="微软雅黑" w:hAnsi="微软雅黑" w:hint="eastAsia"/>
-          <w:sz w:val="22"/>
-          <w:szCs w:val="22"/>
         </w:rPr>
       </w:pPr>
       <w:bookmarkStart w:id="16" w:name="_对话小箭头"/>
       <w:bookmarkEnd w:id="16"/>
       <w:r>
         <w:rPr>
-          <w:rFonts w:ascii="微软雅黑" w:eastAsia="微软雅黑" w:hAnsi="微软雅黑" w:hint="eastAsia"/>
-          <w:sz w:val="22"/>
-          <w:szCs w:val="22"/>
-        </w:rPr>
-        <w:t>1）</w:t>
-      </w:r>
-      <w:r>
-        <w:rPr>
-          <w:rFonts w:ascii="微软雅黑" w:eastAsia="微软雅黑" w:hAnsi="微软雅黑" w:hint="eastAsia"/>
-          <w:sz w:val="22"/>
-          <w:szCs w:val="22"/>
-        </w:rPr>
-        <w:t>对话小箭头</w:t>
-      </w:r>
-    </w:p>
-    <w:p>
-      <w:pPr>
-        <w:widowControl/>
-        <w:jc w:val="left"/>
-        <w:rPr>
-          <w:rFonts w:ascii="Tahoma" w:eastAsia="微软雅黑" w:hAnsi="Tahoma"/>
-          <w:kern w:val="0"/>
-          <w:sz w:val="22"/>
-        </w:rPr>
-      </w:pPr>
-      <w:r>
-        <w:rPr>
-          <w:rFonts w:ascii="Tahoma" w:eastAsia="微软雅黑" w:hAnsi="Tahoma" w:hint="eastAsia"/>
-          <w:kern w:val="0"/>
-          <w:sz w:val="22"/>
-        </w:rPr>
-        <w:t>对话小箭头</w:t>
-      </w:r>
-      <w:r>
-        <w:rPr>
-          <w:rFonts w:ascii="Tahoma" w:eastAsia="微软雅黑" w:hAnsi="Tahoma" w:hint="eastAsia"/>
-          <w:kern w:val="0"/>
-          <w:sz w:val="22"/>
-        </w:rPr>
-        <w:t>的控制</w:t>
-      </w:r>
-      <w:r>
-        <w:rPr>
-          <w:rFonts w:ascii="Tahoma" w:eastAsia="微软雅黑" w:hAnsi="Tahoma" w:hint="eastAsia"/>
-          <w:kern w:val="0"/>
-          <w:sz w:val="22"/>
-        </w:rPr>
-        <w:t>来自于</w:t>
-      </w:r>
-      <w:r>
-        <w:rPr>
-          <w:rFonts w:ascii="Tahoma" w:eastAsia="微软雅黑" w:hAnsi="Tahoma" w:hint="eastAsia"/>
-          <w:kern w:val="0"/>
-          <w:sz w:val="22"/>
-        </w:rPr>
-        <w:t>单独</w:t>
-      </w:r>
-      <w:r>
-        <w:rPr>
-          <w:rFonts w:ascii="Tahoma" w:eastAsia="微软雅黑" w:hAnsi="Tahoma" w:hint="eastAsia"/>
-          <w:kern w:val="0"/>
-          <w:sz w:val="22"/>
-        </w:rPr>
-        <w:t>插件：</w:t>
+          <w:rFonts w:hint="eastAsia"/>
+        </w:rPr>
+        <w:t xml:space="preserve">【对话框 - </w:t>
+      </w:r>
+      <w:r>
+        <w:rPr>
+          <w:rFonts w:hint="eastAsia"/>
+        </w:rPr>
+        <w:t>对话框背景</w:t>
+      </w:r>
+      <w:r>
+        <w:rPr>
+          <w:rFonts w:hint="eastAsia"/>
+        </w:rPr>
+        <w:t>】</w:t>
       </w:r>
     </w:p>
     <w:p>
@@ -9625,6 +9550,7 @@
         <w:widowControl/>
         <w:adjustRightInd w:val="0"/>
         <w:snapToGrid w:val="0"/>
+        <w:jc w:val="left"/>
         <w:rPr>
           <w:rFonts w:ascii="Tahoma" w:eastAsia="微软雅黑" w:hAnsi="Tahoma"/>
           <w:kern w:val="0"/>
@@ -9633,10 +9559,31 @@
       </w:pPr>
       <w:r>
         <w:rPr>
+          <w:rFonts w:ascii="Tahoma" w:eastAsia="微软雅黑" w:hAnsi="Tahoma" w:hint="eastAsia"/>
+          <w:kern w:val="0"/>
+          <w:sz w:val="22"/>
+        </w:rPr>
+        <w:t>背景的控制来自于插件：</w:t>
+      </w:r>
+    </w:p>
+    <w:p>
+      <w:pPr>
+        <w:widowControl/>
+        <w:adjustRightInd w:val="0"/>
+        <w:snapToGrid w:val="0"/>
+        <w:jc w:val="left"/>
+        <w:rPr>
           <w:rFonts w:ascii="Tahoma" w:eastAsia="微软雅黑" w:hAnsi="Tahoma"/>
           <w:kern w:val="0"/>
           <w:sz w:val="22"/>
         </w:rPr>
+      </w:pPr>
+      <w:r>
+        <w:rPr>
+          <w:rFonts w:ascii="Tahoma" w:eastAsia="微软雅黑" w:hAnsi="Tahoma"/>
+          <w:kern w:val="0"/>
+          <w:sz w:val="22"/>
+        </w:rPr>
         <w:tab/>
       </w:r>
       <w:r>
@@ -9653,6 +9600,1067 @@
           <w:kern w:val="0"/>
           <w:sz w:val="22"/>
         </w:rPr>
+        <w:t>Drill_DialogSkin</w:t>
+      </w:r>
+      <w:r>
+        <w:rPr>
+          <w:rFonts w:ascii="Tahoma" w:eastAsia="微软雅黑" w:hAnsi="Tahoma" w:hint="eastAsia"/>
+          <w:kern w:val="0"/>
+          <w:sz w:val="22"/>
+        </w:rPr>
+        <w:t>Background</w:t>
+      </w:r>
+      <w:r>
+        <w:rPr>
+          <w:rFonts w:ascii="Tahoma" w:eastAsia="微软雅黑" w:hAnsi="Tahoma"/>
+          <w:kern w:val="0"/>
+          <w:sz w:val="22"/>
+        </w:rPr>
+        <w:tab/>
+      </w:r>
+      <w:r>
+        <w:rPr>
+          <w:rFonts w:ascii="Tahoma" w:eastAsia="微软雅黑" w:hAnsi="Tahoma"/>
+          <w:kern w:val="0"/>
+          <w:sz w:val="22"/>
+        </w:rPr>
+        <w:tab/>
+      </w:r>
+      <w:r>
+        <w:rPr>
+          <w:rFonts w:ascii="Tahoma" w:eastAsia="微软雅黑" w:hAnsi="Tahoma" w:hint="eastAsia"/>
+          <w:kern w:val="0"/>
+          <w:sz w:val="22"/>
+        </w:rPr>
+        <w:t>对话框</w:t>
+      </w:r>
+      <w:r>
+        <w:rPr>
+          <w:rFonts w:ascii="Tahoma" w:eastAsia="微软雅黑" w:hAnsi="Tahoma" w:hint="eastAsia"/>
+          <w:kern w:val="0"/>
+          <w:sz w:val="22"/>
+        </w:rPr>
+        <w:t xml:space="preserve"> - </w:t>
+      </w:r>
+      <w:r>
+        <w:rPr>
+          <w:rFonts w:ascii="Tahoma" w:eastAsia="微软雅黑" w:hAnsi="Tahoma" w:hint="eastAsia"/>
+          <w:kern w:val="0"/>
+          <w:sz w:val="22"/>
+        </w:rPr>
+        <w:t>对话框</w:t>
+      </w:r>
+      <w:r>
+        <w:rPr>
+          <w:rFonts w:ascii="Tahoma" w:eastAsia="微软雅黑" w:hAnsi="Tahoma" w:hint="eastAsia"/>
+          <w:kern w:val="0"/>
+          <w:sz w:val="22"/>
+        </w:rPr>
+        <w:t>背景</w:t>
+      </w:r>
+    </w:p>
+    <w:p>
+      <w:pPr>
+        <w:widowControl/>
+        <w:jc w:val="left"/>
+        <w:rPr>
+          <w:rFonts w:ascii="Tahoma" w:eastAsia="微软雅黑" w:hAnsi="Tahoma"/>
+          <w:kern w:val="0"/>
+          <w:sz w:val="22"/>
+        </w:rPr>
+      </w:pPr>
+      <w:r>
+        <w:rPr>
+          <w:rFonts w:ascii="Tahoma" w:eastAsia="微软雅黑" w:hAnsi="Tahoma" w:hint="eastAsia"/>
+          <w:kern w:val="0"/>
+          <w:sz w:val="22"/>
+        </w:rPr>
+        <w:t>该插件也基于</w:t>
+      </w:r>
+      <w:r>
+        <w:rPr>
+          <w:rFonts w:ascii="Tahoma" w:eastAsia="微软雅黑" w:hAnsi="Tahoma" w:hint="eastAsia"/>
+          <w:kern w:val="0"/>
+          <w:sz w:val="22"/>
+        </w:rPr>
+        <w:t xml:space="preserve"> </w:t>
+      </w:r>
+      <w:r>
+        <w:rPr>
+          <w:rFonts w:ascii="Tahoma" w:eastAsia="微软雅黑" w:hAnsi="Tahoma" w:hint="eastAsia"/>
+          <w:kern w:val="0"/>
+          <w:sz w:val="22"/>
+        </w:rPr>
+        <w:t>对话框皮肤，能够控制添加背景，并且背景支持</w:t>
+      </w:r>
+      <w:r>
+        <w:rPr>
+          <w:rFonts w:ascii="Tahoma" w:eastAsia="微软雅黑" w:hAnsi="Tahoma" w:hint="eastAsia"/>
+          <w:kern w:val="0"/>
+          <w:sz w:val="22"/>
+        </w:rPr>
+        <w:t xml:space="preserve"> </w:t>
+      </w:r>
+      <w:r>
+        <w:rPr>
+          <w:rFonts w:ascii="Tahoma" w:eastAsia="微软雅黑" w:hAnsi="Tahoma" w:hint="eastAsia"/>
+          <w:kern w:val="0"/>
+          <w:sz w:val="22"/>
+        </w:rPr>
+        <w:t>鼠标遮罩</w:t>
+      </w:r>
+      <w:r>
+        <w:rPr>
+          <w:rFonts w:ascii="Tahoma" w:eastAsia="微软雅黑" w:hAnsi="Tahoma" w:hint="eastAsia"/>
+          <w:kern w:val="0"/>
+          <w:sz w:val="22"/>
+        </w:rPr>
+        <w:t xml:space="preserve"> </w:t>
+      </w:r>
+      <w:r>
+        <w:rPr>
+          <w:rFonts w:ascii="Tahoma" w:eastAsia="微软雅黑" w:hAnsi="Tahoma" w:hint="eastAsia"/>
+          <w:kern w:val="0"/>
+          <w:sz w:val="22"/>
+        </w:rPr>
+        <w:t>效果。</w:t>
+      </w:r>
+    </w:p>
+    <w:p>
+      <w:pPr>
+        <w:widowControl/>
+        <w:snapToGrid w:val="0"/>
+        <w:jc w:val="center"/>
+        <w:rPr>
+          <w:rFonts w:ascii="Tahoma" w:eastAsia="微软雅黑" w:hAnsi="Tahoma"/>
+          <w:kern w:val="0"/>
+          <w:sz w:val="22"/>
+        </w:rPr>
+      </w:pPr>
+      <w:r>
+        <w:rPr>
+          <w:noProof/>
+        </w:rPr>
+        <w:drawing>
+          <wp:inline distT="0" distB="0" distL="0" distR="0" wp14:anchorId="42860E3C" wp14:editId="2BDCE120">
+            <wp:extent cx="3253740" cy="1547426"/>
+            <wp:effectExtent l="0" t="0" r="3810" b="0"/>
+            <wp:docPr id="1573288003" name="图片 20"/>
+            <wp:cNvGraphicFramePr>
+              <a:graphicFrameLocks xmlns:a="http://schemas.openxmlformats.org/drawingml/2006/main" noChangeAspect="1"/>
+            </wp:cNvGraphicFramePr>
+            <a:graphic xmlns:a="http://schemas.openxmlformats.org/drawingml/2006/main">
+              <a:graphicData uri="http://schemas.openxmlformats.org/drawingml/2006/picture">
+                <pic:pic xmlns:pic="http://schemas.openxmlformats.org/drawingml/2006/picture">
+                  <pic:nvPicPr>
+                    <pic:cNvPr id="0" name="Picture 39"/>
+                    <pic:cNvPicPr>
+                      <a:picLocks noChangeAspect="1" noChangeArrowheads="1"/>
+                    </pic:cNvPicPr>
+                  </pic:nvPicPr>
+                  <pic:blipFill>
+                    <a:blip r:embed="rId42">
+                      <a:extLst>
+                        <a:ext uri="{28A0092B-C50C-407E-A947-70E740481C1C}">
+                          <a14:useLocalDpi xmlns:a14="http://schemas.microsoft.com/office/drawing/2010/main" val="0"/>
+                        </a:ext>
+                      </a:extLst>
+                    </a:blip>
+                    <a:srcRect/>
+                    <a:stretch>
+                      <a:fillRect/>
+                    </a:stretch>
+                  </pic:blipFill>
+                  <pic:spPr bwMode="auto">
+                    <a:xfrm>
+                      <a:off x="0" y="0"/>
+                      <a:ext cx="3259348" cy="1550093"/>
+                    </a:xfrm>
+                    <a:prstGeom prst="rect">
+                      <a:avLst/>
+                    </a:prstGeom>
+                    <a:noFill/>
+                    <a:ln>
+                      <a:noFill/>
+                    </a:ln>
+                  </pic:spPr>
+                </pic:pic>
+              </a:graphicData>
+            </a:graphic>
+          </wp:inline>
+        </w:drawing>
+      </w:r>
+    </w:p>
+    <w:p>
+      <w:pPr>
+        <w:widowControl/>
+        <w:snapToGrid w:val="0"/>
+        <w:jc w:val="center"/>
+        <w:rPr>
+          <w:rFonts w:ascii="Tahoma" w:eastAsia="微软雅黑" w:hAnsi="Tahoma"/>
+          <w:kern w:val="0"/>
+          <w:sz w:val="22"/>
+        </w:rPr>
+      </w:pPr>
+      <w:r>
+        <w:rPr>
+          <w:noProof/>
+        </w:rPr>
+        <w:drawing>
+          <wp:inline distT="0" distB="0" distL="0" distR="0" wp14:anchorId="53B54D7C" wp14:editId="6D6A651C">
+            <wp:extent cx="2430780" cy="1344585"/>
+            <wp:effectExtent l="0" t="0" r="7620" b="8255"/>
+            <wp:docPr id="2104269040" name="图片 21"/>
+            <wp:cNvGraphicFramePr>
+              <a:graphicFrameLocks xmlns:a="http://schemas.openxmlformats.org/drawingml/2006/main" noChangeAspect="1"/>
+            </wp:cNvGraphicFramePr>
+            <a:graphic xmlns:a="http://schemas.openxmlformats.org/drawingml/2006/main">
+              <a:graphicData uri="http://schemas.openxmlformats.org/drawingml/2006/picture">
+                <pic:pic xmlns:pic="http://schemas.openxmlformats.org/drawingml/2006/picture">
+                  <pic:nvPicPr>
+                    <pic:cNvPr id="0" name="Picture 41"/>
+                    <pic:cNvPicPr>
+                      <a:picLocks noChangeAspect="1" noChangeArrowheads="1"/>
+                    </pic:cNvPicPr>
+                  </pic:nvPicPr>
+                  <pic:blipFill>
+                    <a:blip r:embed="rId43">
+                      <a:extLst>
+                        <a:ext uri="{28A0092B-C50C-407E-A947-70E740481C1C}">
+                          <a14:useLocalDpi xmlns:a14="http://schemas.microsoft.com/office/drawing/2010/main" val="0"/>
+                        </a:ext>
+                      </a:extLst>
+                    </a:blip>
+                    <a:srcRect/>
+                    <a:stretch>
+                      <a:fillRect/>
+                    </a:stretch>
+                  </pic:blipFill>
+                  <pic:spPr bwMode="auto">
+                    <a:xfrm>
+                      <a:off x="0" y="0"/>
+                      <a:ext cx="2439223" cy="1349255"/>
+                    </a:xfrm>
+                    <a:prstGeom prst="rect">
+                      <a:avLst/>
+                    </a:prstGeom>
+                    <a:noFill/>
+                    <a:ln>
+                      <a:noFill/>
+                    </a:ln>
+                  </pic:spPr>
+                </pic:pic>
+              </a:graphicData>
+            </a:graphic>
+          </wp:inline>
+        </w:drawing>
+      </w:r>
+    </w:p>
+    <w:p>
+      <w:pPr>
+        <w:widowControl/>
+        <w:snapToGrid w:val="0"/>
+        <w:rPr>
+          <w:rFonts w:ascii="Tahoma" w:eastAsia="微软雅黑" w:hAnsi="Tahoma"/>
+          <w:kern w:val="0"/>
+          <w:sz w:val="22"/>
+        </w:rPr>
+      </w:pPr>
+      <w:r>
+        <w:rPr>
+          <w:rFonts w:ascii="Tahoma" w:eastAsia="微软雅黑" w:hAnsi="Tahoma" w:hint="eastAsia"/>
+          <w:kern w:val="0"/>
+          <w:sz w:val="22"/>
+        </w:rPr>
+        <w:t>示例中</w:t>
+      </w:r>
+      <w:r>
+        <w:rPr>
+          <w:rFonts w:ascii="Tahoma" w:eastAsia="微软雅黑" w:hAnsi="Tahoma" w:hint="eastAsia"/>
+          <w:kern w:val="0"/>
+          <w:sz w:val="22"/>
+        </w:rPr>
+        <w:t xml:space="preserve"> </w:t>
+      </w:r>
+      <w:r>
+        <w:rPr>
+          <w:rFonts w:ascii="Tahoma" w:eastAsia="微软雅黑" w:hAnsi="Tahoma" w:hint="eastAsia"/>
+          <w:color w:val="00B050"/>
+          <w:kern w:val="0"/>
+          <w:sz w:val="22"/>
+        </w:rPr>
+        <w:t>对话框管理层</w:t>
+      </w:r>
+      <w:r>
+        <w:rPr>
+          <w:rFonts w:ascii="Tahoma" w:eastAsia="微软雅黑" w:hAnsi="Tahoma" w:hint="eastAsia"/>
+          <w:kern w:val="0"/>
+          <w:sz w:val="22"/>
+        </w:rPr>
+        <w:t>，介绍了</w:t>
+      </w:r>
+      <w:r>
+        <w:rPr>
+          <w:rFonts w:ascii="Tahoma" w:eastAsia="微软雅黑" w:hAnsi="Tahoma" w:hint="eastAsia"/>
+          <w:kern w:val="0"/>
+          <w:sz w:val="22"/>
+        </w:rPr>
+        <w:t xml:space="preserve"> </w:t>
+      </w:r>
+      <w:r>
+        <w:rPr>
+          <w:rFonts w:ascii="Tahoma" w:eastAsia="微软雅黑" w:hAnsi="Tahoma" w:hint="eastAsia"/>
+          <w:kern w:val="0"/>
+          <w:sz w:val="22"/>
+        </w:rPr>
+        <w:t>平铺背景和拉伸背景</w:t>
+      </w:r>
+      <w:r>
+        <w:rPr>
+          <w:rFonts w:ascii="Tahoma" w:eastAsia="微软雅黑" w:hAnsi="Tahoma" w:hint="eastAsia"/>
+          <w:kern w:val="0"/>
+          <w:sz w:val="22"/>
+        </w:rPr>
+        <w:t xml:space="preserve"> </w:t>
+      </w:r>
+      <w:r>
+        <w:rPr>
+          <w:rFonts w:ascii="Tahoma" w:eastAsia="微软雅黑" w:hAnsi="Tahoma" w:hint="eastAsia"/>
+          <w:kern w:val="0"/>
+          <w:sz w:val="22"/>
+        </w:rPr>
+        <w:t>的用法。</w:t>
+      </w:r>
+    </w:p>
+    <w:p>
+      <w:pPr>
+        <w:widowControl/>
+        <w:snapToGrid w:val="0"/>
+        <w:rPr>
+          <w:rFonts w:ascii="Tahoma" w:eastAsia="微软雅黑" w:hAnsi="Tahoma"/>
+          <w:kern w:val="0"/>
+          <w:sz w:val="22"/>
+        </w:rPr>
+      </w:pPr>
+      <w:r>
+        <w:rPr>
+          <w:rFonts w:ascii="Tahoma" w:eastAsia="微软雅黑" w:hAnsi="Tahoma" w:hint="eastAsia"/>
+          <w:kern w:val="0"/>
+          <w:sz w:val="22"/>
+        </w:rPr>
+        <w:t>如果背景小于</w:t>
+      </w:r>
+      <w:r>
+        <w:rPr>
+          <w:rFonts w:ascii="Tahoma" w:eastAsia="微软雅黑" w:hAnsi="Tahoma" w:hint="eastAsia"/>
+          <w:kern w:val="0"/>
+          <w:sz w:val="22"/>
+        </w:rPr>
+        <w:t>96x96</w:t>
+      </w:r>
+      <w:r>
+        <w:rPr>
+          <w:rFonts w:ascii="Tahoma" w:eastAsia="微软雅黑" w:hAnsi="Tahoma" w:hint="eastAsia"/>
+          <w:kern w:val="0"/>
+          <w:sz w:val="22"/>
+        </w:rPr>
+        <w:t>像素，可以把背景放入默认皮肤中使用。</w:t>
+      </w:r>
+    </w:p>
+    <w:p>
+      <w:pPr>
+        <w:widowControl/>
+        <w:snapToGrid w:val="0"/>
+        <w:jc w:val="center"/>
+        <w:rPr>
+          <w:rFonts w:ascii="Tahoma" w:eastAsia="微软雅黑" w:hAnsi="Tahoma"/>
+          <w:kern w:val="0"/>
+          <w:sz w:val="22"/>
+        </w:rPr>
+      </w:pPr>
+      <w:r>
+        <w:rPr>
+          <w:noProof/>
+        </w:rPr>
+        <w:drawing>
+          <wp:inline distT="0" distB="0" distL="0" distR="0" wp14:anchorId="25B5E5EC" wp14:editId="4E426739">
+            <wp:extent cx="2427850" cy="1531620"/>
+            <wp:effectExtent l="0" t="0" r="0" b="0"/>
+            <wp:docPr id="1057876524" name="图片 3"/>
+            <wp:cNvGraphicFramePr>
+              <a:graphicFrameLocks xmlns:a="http://schemas.openxmlformats.org/drawingml/2006/main" noChangeAspect="1"/>
+            </wp:cNvGraphicFramePr>
+            <a:graphic xmlns:a="http://schemas.openxmlformats.org/drawingml/2006/main">
+              <a:graphicData uri="http://schemas.openxmlformats.org/drawingml/2006/picture">
+                <pic:pic xmlns:pic="http://schemas.openxmlformats.org/drawingml/2006/picture">
+                  <pic:nvPicPr>
+                    <pic:cNvPr id="0" name="Picture 16"/>
+                    <pic:cNvPicPr>
+                      <a:picLocks noChangeAspect="1" noChangeArrowheads="1"/>
+                    </pic:cNvPicPr>
+                  </pic:nvPicPr>
+                  <pic:blipFill>
+                    <a:blip r:embed="rId44">
+                      <a:extLst>
+                        <a:ext uri="{28A0092B-C50C-407E-A947-70E740481C1C}">
+                          <a14:useLocalDpi xmlns:a14="http://schemas.microsoft.com/office/drawing/2010/main" val="0"/>
+                        </a:ext>
+                      </a:extLst>
+                    </a:blip>
+                    <a:srcRect/>
+                    <a:stretch>
+                      <a:fillRect/>
+                    </a:stretch>
+                  </pic:blipFill>
+                  <pic:spPr bwMode="auto">
+                    <a:xfrm>
+                      <a:off x="0" y="0"/>
+                      <a:ext cx="2434529" cy="1535833"/>
+                    </a:xfrm>
+                    <a:prstGeom prst="rect">
+                      <a:avLst/>
+                    </a:prstGeom>
+                    <a:noFill/>
+                    <a:ln>
+                      <a:noFill/>
+                    </a:ln>
+                  </pic:spPr>
+                </pic:pic>
+              </a:graphicData>
+            </a:graphic>
+          </wp:inline>
+        </w:drawing>
+      </w:r>
+    </w:p>
+    <w:p>
+      <w:pPr>
+        <w:widowControl/>
+        <w:snapToGrid w:val="0"/>
+        <w:rPr>
+          <w:rFonts w:ascii="Tahoma" w:eastAsia="微软雅黑" w:hAnsi="Tahoma"/>
+          <w:kern w:val="0"/>
+          <w:sz w:val="22"/>
+        </w:rPr>
+      </w:pPr>
+    </w:p>
+    <w:p>
+      <w:pPr>
+        <w:widowControl/>
+        <w:jc w:val="left"/>
+        <w:rPr>
+          <w:rFonts w:ascii="Tahoma" w:eastAsia="微软雅黑" w:hAnsi="Tahoma"/>
+          <w:kern w:val="0"/>
+          <w:sz w:val="22"/>
+        </w:rPr>
+      </w:pPr>
+      <w:r>
+        <w:rPr>
+          <w:rFonts w:ascii="Tahoma" w:eastAsia="微软雅黑" w:hAnsi="Tahoma"/>
+          <w:kern w:val="0"/>
+          <w:sz w:val="22"/>
+        </w:rPr>
+        <w:br w:type="page"/>
+      </w:r>
+    </w:p>
+    <w:p>
+      <w:pPr>
+        <w:pStyle w:val="3"/>
+        <w:rPr>
+          <w:rFonts w:hint="eastAsia"/>
+        </w:rPr>
+      </w:pPr>
+      <w:bookmarkStart w:id="17" w:name="_装饰图"/>
+      <w:bookmarkStart w:id="18" w:name="_2）对话框装饰图"/>
+      <w:bookmarkEnd w:id="17"/>
+      <w:bookmarkEnd w:id="18"/>
+      <w:r>
+        <w:rPr>
+          <w:rFonts w:hint="eastAsia"/>
+        </w:rPr>
+        <w:lastRenderedPageBreak/>
+        <w:t xml:space="preserve">【对话框 - </w:t>
+      </w:r>
+      <w:r>
+        <w:rPr>
+          <w:rFonts w:hint="eastAsia"/>
+        </w:rPr>
+        <w:t>对话框</w:t>
+      </w:r>
+      <w:r>
+        <w:rPr>
+          <w:rFonts w:hint="eastAsia"/>
+        </w:rPr>
+        <w:t>装饰图</w:t>
+      </w:r>
+      <w:r>
+        <w:rPr>
+          <w:rFonts w:hint="eastAsia"/>
+        </w:rPr>
+        <w:t>】</w:t>
+      </w:r>
+    </w:p>
+    <w:p>
+      <w:pPr>
+        <w:widowControl/>
+        <w:adjustRightInd w:val="0"/>
+        <w:snapToGrid w:val="0"/>
+        <w:jc w:val="left"/>
+        <w:rPr>
+          <w:rFonts w:ascii="Tahoma" w:eastAsia="微软雅黑" w:hAnsi="Tahoma"/>
+          <w:kern w:val="0"/>
+          <w:sz w:val="22"/>
+        </w:rPr>
+      </w:pPr>
+      <w:r>
+        <w:rPr>
+          <w:rFonts w:ascii="Tahoma" w:eastAsia="微软雅黑" w:hAnsi="Tahoma" w:hint="eastAsia"/>
+          <w:kern w:val="0"/>
+          <w:sz w:val="22"/>
+        </w:rPr>
+        <w:t>装饰图的控制来自于插件：</w:t>
+      </w:r>
+    </w:p>
+    <w:p>
+      <w:pPr>
+        <w:widowControl/>
+        <w:adjustRightInd w:val="0"/>
+        <w:snapToGrid w:val="0"/>
+        <w:jc w:val="left"/>
+        <w:rPr>
+          <w:rFonts w:ascii="Tahoma" w:eastAsia="微软雅黑" w:hAnsi="Tahoma"/>
+          <w:kern w:val="0"/>
+          <w:sz w:val="22"/>
+        </w:rPr>
+      </w:pPr>
+      <w:r>
+        <w:rPr>
+          <w:rFonts w:ascii="Tahoma" w:eastAsia="微软雅黑" w:hAnsi="Tahoma"/>
+          <w:kern w:val="0"/>
+          <w:sz w:val="22"/>
+        </w:rPr>
+        <w:tab/>
+      </w:r>
+      <w:r>
+        <w:rPr>
+          <w:rFonts w:ascii="Tahoma" w:eastAsia="微软雅黑" w:hAnsi="Tahoma" w:hint="eastAsia"/>
+          <w:kern w:val="0"/>
+          <w:sz w:val="22"/>
+        </w:rPr>
+        <w:t>◆</w:t>
+      </w:r>
+      <w:r>
+        <w:rPr>
+          <w:rFonts w:ascii="Tahoma" w:eastAsia="微软雅黑" w:hAnsi="Tahoma"/>
+          <w:kern w:val="0"/>
+          <w:sz w:val="22"/>
+        </w:rPr>
+        <w:t>Drill_DialogSkinDecoration</w:t>
+      </w:r>
+      <w:r>
+        <w:rPr>
+          <w:rFonts w:ascii="Tahoma" w:eastAsia="微软雅黑" w:hAnsi="Tahoma"/>
+          <w:kern w:val="0"/>
+          <w:sz w:val="22"/>
+        </w:rPr>
+        <w:tab/>
+      </w:r>
+      <w:r>
+        <w:rPr>
+          <w:rFonts w:ascii="Tahoma" w:eastAsia="微软雅黑" w:hAnsi="Tahoma"/>
+          <w:kern w:val="0"/>
+          <w:sz w:val="22"/>
+        </w:rPr>
+        <w:tab/>
+      </w:r>
+      <w:r>
+        <w:rPr>
+          <w:rFonts w:ascii="Tahoma" w:eastAsia="微软雅黑" w:hAnsi="Tahoma" w:hint="eastAsia"/>
+          <w:kern w:val="0"/>
+          <w:sz w:val="22"/>
+        </w:rPr>
+        <w:t>对话框</w:t>
+      </w:r>
+      <w:r>
+        <w:rPr>
+          <w:rFonts w:ascii="Tahoma" w:eastAsia="微软雅黑" w:hAnsi="Tahoma" w:hint="eastAsia"/>
+          <w:kern w:val="0"/>
+          <w:sz w:val="22"/>
+        </w:rPr>
+        <w:t xml:space="preserve"> - </w:t>
+      </w:r>
+      <w:r>
+        <w:rPr>
+          <w:rFonts w:ascii="Tahoma" w:eastAsia="微软雅黑" w:hAnsi="Tahoma" w:hint="eastAsia"/>
+          <w:kern w:val="0"/>
+          <w:sz w:val="22"/>
+        </w:rPr>
+        <w:t>对话框装饰图</w:t>
+      </w:r>
+    </w:p>
+    <w:p>
+      <w:pPr>
+        <w:widowControl/>
+        <w:jc w:val="left"/>
+        <w:rPr>
+          <w:rFonts w:ascii="Tahoma" w:eastAsia="微软雅黑" w:hAnsi="Tahoma"/>
+          <w:kern w:val="0"/>
+          <w:sz w:val="22"/>
+        </w:rPr>
+      </w:pPr>
+      <w:r>
+        <w:rPr>
+          <w:rFonts w:ascii="Tahoma" w:eastAsia="微软雅黑" w:hAnsi="Tahoma" w:hint="eastAsia"/>
+          <w:kern w:val="0"/>
+          <w:sz w:val="22"/>
+        </w:rPr>
+        <w:t>该插件基于</w:t>
+      </w:r>
+      <w:r>
+        <w:rPr>
+          <w:rFonts w:ascii="Tahoma" w:eastAsia="微软雅黑" w:hAnsi="Tahoma" w:hint="eastAsia"/>
+          <w:kern w:val="0"/>
+          <w:sz w:val="22"/>
+        </w:rPr>
+        <w:t xml:space="preserve"> </w:t>
+      </w:r>
+      <w:r>
+        <w:rPr>
+          <w:rFonts w:ascii="Tahoma" w:eastAsia="微软雅黑" w:hAnsi="Tahoma" w:hint="eastAsia"/>
+          <w:kern w:val="0"/>
+          <w:sz w:val="22"/>
+        </w:rPr>
+        <w:t>对话框皮肤，在其基础上</w:t>
+      </w:r>
+      <w:r>
+        <w:rPr>
+          <w:rFonts w:ascii="Tahoma" w:eastAsia="微软雅黑" w:hAnsi="Tahoma" w:hint="eastAsia"/>
+          <w:kern w:val="0"/>
+          <w:sz w:val="22"/>
+        </w:rPr>
+        <w:t>装饰</w:t>
+      </w:r>
+      <w:r>
+        <w:rPr>
+          <w:rFonts w:ascii="Tahoma" w:eastAsia="微软雅黑" w:hAnsi="Tahoma" w:hint="eastAsia"/>
+          <w:kern w:val="0"/>
+          <w:sz w:val="22"/>
+        </w:rPr>
+        <w:t>，可以在对话框中添加很多装饰图。</w:t>
+      </w:r>
+    </w:p>
+    <w:p>
+      <w:pPr>
+        <w:widowControl/>
+        <w:jc w:val="center"/>
+        <w:rPr>
+          <w:rFonts w:ascii="宋体" w:hAnsi="宋体" w:cs="宋体" w:hint="eastAsia"/>
+          <w:kern w:val="0"/>
+          <w:szCs w:val="24"/>
+        </w:rPr>
+      </w:pPr>
+      <w:r>
+        <w:rPr>
+          <w:noProof/>
+        </w:rPr>
+        <w:drawing>
+          <wp:inline distT="0" distB="0" distL="0" distR="0" wp14:anchorId="53DD056D" wp14:editId="6B422FCE">
+            <wp:extent cx="1783080" cy="670560"/>
+            <wp:effectExtent l="0" t="0" r="7620" b="0"/>
+            <wp:docPr id="239877161" name="图片 23"/>
+            <wp:cNvGraphicFramePr>
+              <a:graphicFrameLocks xmlns:a="http://schemas.openxmlformats.org/drawingml/2006/main" noChangeAspect="1"/>
+            </wp:cNvGraphicFramePr>
+            <a:graphic xmlns:a="http://schemas.openxmlformats.org/drawingml/2006/main">
+              <a:graphicData uri="http://schemas.openxmlformats.org/drawingml/2006/picture">
+                <pic:pic xmlns:pic="http://schemas.openxmlformats.org/drawingml/2006/picture">
+                  <pic:nvPicPr>
+                    <pic:cNvPr id="0" name="Picture 45"/>
+                    <pic:cNvPicPr>
+                      <a:picLocks noChangeAspect="1" noChangeArrowheads="1"/>
+                    </pic:cNvPicPr>
+                  </pic:nvPicPr>
+                  <pic:blipFill>
+                    <a:blip r:embed="rId45">
+                      <a:extLst>
+                        <a:ext uri="{28A0092B-C50C-407E-A947-70E740481C1C}">
+                          <a14:useLocalDpi xmlns:a14="http://schemas.microsoft.com/office/drawing/2010/main" val="0"/>
+                        </a:ext>
+                      </a:extLst>
+                    </a:blip>
+                    <a:srcRect/>
+                    <a:stretch>
+                      <a:fillRect/>
+                    </a:stretch>
+                  </pic:blipFill>
+                  <pic:spPr bwMode="auto">
+                    <a:xfrm>
+                      <a:off x="0" y="0"/>
+                      <a:ext cx="1783080" cy="670560"/>
+                    </a:xfrm>
+                    <a:prstGeom prst="rect">
+                      <a:avLst/>
+                    </a:prstGeom>
+                    <a:noFill/>
+                    <a:ln>
+                      <a:noFill/>
+                    </a:ln>
+                  </pic:spPr>
+                </pic:pic>
+              </a:graphicData>
+            </a:graphic>
+          </wp:inline>
+        </w:drawing>
+      </w:r>
+    </w:p>
+    <w:p>
+      <w:pPr>
+        <w:widowControl/>
+        <w:snapToGrid w:val="0"/>
+        <w:jc w:val="left"/>
+        <w:rPr>
+          <w:rFonts w:ascii="Tahoma" w:eastAsia="微软雅黑" w:hAnsi="Tahoma"/>
+          <w:kern w:val="0"/>
+          <w:sz w:val="22"/>
+        </w:rPr>
+      </w:pPr>
+      <w:r>
+        <w:rPr>
+          <w:rFonts w:ascii="Tahoma" w:eastAsia="微软雅黑" w:hAnsi="Tahoma" w:hint="eastAsia"/>
+          <w:kern w:val="0"/>
+          <w:sz w:val="22"/>
+        </w:rPr>
+        <w:t>注意，装饰图直接绑定于</w:t>
+      </w:r>
+      <w:r>
+        <w:rPr>
+          <w:rFonts w:ascii="Tahoma" w:eastAsia="微软雅黑" w:hAnsi="Tahoma" w:hint="eastAsia"/>
+          <w:kern w:val="0"/>
+          <w:sz w:val="22"/>
+        </w:rPr>
+        <w:t xml:space="preserve"> </w:t>
+      </w:r>
+      <w:r>
+        <w:rPr>
+          <w:rFonts w:ascii="Tahoma" w:eastAsia="微软雅黑" w:hAnsi="Tahoma" w:hint="eastAsia"/>
+          <w:kern w:val="0"/>
+          <w:sz w:val="22"/>
+        </w:rPr>
+        <w:t>对话框皮肤样式，</w:t>
+      </w:r>
+    </w:p>
+    <w:p>
+      <w:pPr>
+        <w:widowControl/>
+        <w:snapToGrid w:val="0"/>
+        <w:jc w:val="left"/>
+        <w:rPr>
+          <w:rFonts w:ascii="Tahoma" w:eastAsia="微软雅黑" w:hAnsi="Tahoma"/>
+          <w:kern w:val="0"/>
+          <w:sz w:val="22"/>
+        </w:rPr>
+      </w:pPr>
+      <w:r>
+        <w:rPr>
+          <w:rFonts w:ascii="Tahoma" w:eastAsia="微软雅黑" w:hAnsi="Tahoma" w:hint="eastAsia"/>
+          <w:kern w:val="0"/>
+          <w:sz w:val="22"/>
+        </w:rPr>
+        <w:t>指定的对话框皮肤样式设置后，相应的装饰图会显现。</w:t>
+      </w:r>
+    </w:p>
+    <w:p>
+      <w:pPr>
+        <w:widowControl/>
+        <w:snapToGrid w:val="0"/>
+        <w:jc w:val="center"/>
+        <w:rPr>
+          <w:rFonts w:ascii="Tahoma" w:eastAsia="微软雅黑" w:hAnsi="Tahoma"/>
+          <w:kern w:val="0"/>
+          <w:sz w:val="22"/>
+        </w:rPr>
+      </w:pPr>
+      <w:r>
+        <w:rPr>
+          <w:noProof/>
+        </w:rPr>
+        <w:drawing>
+          <wp:inline distT="0" distB="0" distL="0" distR="0" wp14:anchorId="540E30E8" wp14:editId="4F812145">
+            <wp:extent cx="3489960" cy="1610751"/>
+            <wp:effectExtent l="0" t="0" r="0" b="8890"/>
+            <wp:docPr id="1091273879" name="图片 22"/>
+            <wp:cNvGraphicFramePr>
+              <a:graphicFrameLocks xmlns:a="http://schemas.openxmlformats.org/drawingml/2006/main" noChangeAspect="1"/>
+            </wp:cNvGraphicFramePr>
+            <a:graphic xmlns:a="http://schemas.openxmlformats.org/drawingml/2006/main">
+              <a:graphicData uri="http://schemas.openxmlformats.org/drawingml/2006/picture">
+                <pic:pic xmlns:pic="http://schemas.openxmlformats.org/drawingml/2006/picture">
+                  <pic:nvPicPr>
+                    <pic:cNvPr id="0" name="Picture 43"/>
+                    <pic:cNvPicPr>
+                      <a:picLocks noChangeAspect="1" noChangeArrowheads="1"/>
+                    </pic:cNvPicPr>
+                  </pic:nvPicPr>
+                  <pic:blipFill>
+                    <a:blip r:embed="rId46">
+                      <a:extLst>
+                        <a:ext uri="{28A0092B-C50C-407E-A947-70E740481C1C}">
+                          <a14:useLocalDpi xmlns:a14="http://schemas.microsoft.com/office/drawing/2010/main" val="0"/>
+                        </a:ext>
+                      </a:extLst>
+                    </a:blip>
+                    <a:srcRect/>
+                    <a:stretch>
+                      <a:fillRect/>
+                    </a:stretch>
+                  </pic:blipFill>
+                  <pic:spPr bwMode="auto">
+                    <a:xfrm>
+                      <a:off x="0" y="0"/>
+                      <a:ext cx="3493137" cy="1612217"/>
+                    </a:xfrm>
+                    <a:prstGeom prst="rect">
+                      <a:avLst/>
+                    </a:prstGeom>
+                    <a:noFill/>
+                    <a:ln>
+                      <a:noFill/>
+                    </a:ln>
+                  </pic:spPr>
+                </pic:pic>
+              </a:graphicData>
+            </a:graphic>
+          </wp:inline>
+        </w:drawing>
+      </w:r>
+    </w:p>
+    <w:p>
+      <w:pPr>
+        <w:widowControl/>
+        <w:adjustRightInd w:val="0"/>
+        <w:snapToGrid w:val="0"/>
+        <w:jc w:val="left"/>
+        <w:rPr>
+          <w:rFonts w:ascii="Tahoma" w:eastAsia="微软雅黑" w:hAnsi="Tahoma"/>
+          <w:kern w:val="0"/>
+          <w:sz w:val="22"/>
+        </w:rPr>
+      </w:pPr>
+      <w:r>
+        <w:rPr>
+          <w:rFonts w:ascii="Tahoma" w:eastAsia="微软雅黑" w:hAnsi="Tahoma" w:hint="eastAsia"/>
+          <w:kern w:val="0"/>
+          <w:sz w:val="22"/>
+        </w:rPr>
+        <w:t>装饰图的</w:t>
+      </w:r>
+      <w:r>
+        <w:rPr>
+          <w:rFonts w:ascii="Tahoma" w:eastAsia="微软雅黑" w:hAnsi="Tahoma" w:hint="eastAsia"/>
+          <w:kern w:val="0"/>
+          <w:sz w:val="22"/>
+        </w:rPr>
+        <w:t xml:space="preserve"> </w:t>
+      </w:r>
+      <w:r>
+        <w:rPr>
+          <w:rFonts w:ascii="Tahoma" w:eastAsia="微软雅黑" w:hAnsi="Tahoma" w:hint="eastAsia"/>
+          <w:kern w:val="0"/>
+          <w:sz w:val="22"/>
+        </w:rPr>
+        <w:t>层级</w:t>
+      </w:r>
+      <w:r>
+        <w:rPr>
+          <w:rFonts w:ascii="Tahoma" w:eastAsia="微软雅黑" w:hAnsi="Tahoma" w:hint="eastAsia"/>
+          <w:kern w:val="0"/>
+          <w:sz w:val="22"/>
+        </w:rPr>
+        <w:t xml:space="preserve"> </w:t>
+      </w:r>
+      <w:r>
+        <w:rPr>
+          <w:rFonts w:ascii="Tahoma" w:eastAsia="微软雅黑" w:hAnsi="Tahoma" w:hint="eastAsia"/>
+          <w:kern w:val="0"/>
+          <w:sz w:val="22"/>
+        </w:rPr>
+        <w:t>固定在</w:t>
+      </w:r>
+      <w:r>
+        <w:rPr>
+          <w:rFonts w:ascii="Tahoma" w:eastAsia="微软雅黑" w:hAnsi="Tahoma" w:hint="eastAsia"/>
+          <w:kern w:val="0"/>
+          <w:sz w:val="22"/>
+        </w:rPr>
+        <w:t xml:space="preserve"> </w:t>
+      </w:r>
+      <w:r>
+        <w:rPr>
+          <w:rFonts w:ascii="Tahoma" w:eastAsia="微软雅黑" w:hAnsi="Tahoma" w:hint="eastAsia"/>
+          <w:kern w:val="0"/>
+          <w:sz w:val="22"/>
+        </w:rPr>
+        <w:t>对话框边框层</w:t>
+      </w:r>
+      <w:r>
+        <w:rPr>
+          <w:rFonts w:ascii="Tahoma" w:eastAsia="微软雅黑" w:hAnsi="Tahoma" w:hint="eastAsia"/>
+          <w:kern w:val="0"/>
+          <w:sz w:val="22"/>
+        </w:rPr>
+        <w:t xml:space="preserve"> </w:t>
+      </w:r>
+      <w:r>
+        <w:rPr>
+          <w:rFonts w:ascii="Tahoma" w:eastAsia="微软雅黑" w:hAnsi="Tahoma" w:hint="eastAsia"/>
+          <w:kern w:val="0"/>
+          <w:sz w:val="22"/>
+        </w:rPr>
+        <w:t>的上面，对话框内容层</w:t>
+      </w:r>
+      <w:r>
+        <w:rPr>
+          <w:rFonts w:ascii="Tahoma" w:eastAsia="微软雅黑" w:hAnsi="Tahoma" w:hint="eastAsia"/>
+          <w:kern w:val="0"/>
+          <w:sz w:val="22"/>
+        </w:rPr>
+        <w:t xml:space="preserve"> </w:t>
+      </w:r>
+      <w:r>
+        <w:rPr>
+          <w:rFonts w:ascii="Tahoma" w:eastAsia="微软雅黑" w:hAnsi="Tahoma" w:hint="eastAsia"/>
+          <w:kern w:val="0"/>
+          <w:sz w:val="22"/>
+        </w:rPr>
+        <w:t>的下面。</w:t>
+      </w:r>
+    </w:p>
+    <w:p>
+      <w:pPr>
+        <w:widowControl/>
+        <w:adjustRightInd w:val="0"/>
+        <w:snapToGrid w:val="0"/>
+        <w:jc w:val="left"/>
+        <w:rPr>
+          <w:rFonts w:ascii="Tahoma" w:eastAsia="微软雅黑" w:hAnsi="Tahoma"/>
+          <w:kern w:val="0"/>
+          <w:sz w:val="22"/>
+        </w:rPr>
+      </w:pPr>
+    </w:p>
+    <w:p>
+      <w:pPr>
+        <w:widowControl/>
+        <w:jc w:val="left"/>
+        <w:rPr>
+          <w:rFonts w:ascii="Tahoma" w:eastAsia="微软雅黑" w:hAnsi="Tahoma"/>
+          <w:kern w:val="0"/>
+          <w:sz w:val="22"/>
+        </w:rPr>
+      </w:pPr>
+      <w:r>
+        <w:rPr>
+          <w:rFonts w:ascii="Tahoma" w:eastAsia="微软雅黑" w:hAnsi="Tahoma"/>
+          <w:kern w:val="0"/>
+          <w:sz w:val="22"/>
+        </w:rPr>
+        <w:br w:type="page"/>
+      </w:r>
+    </w:p>
+    <w:p>
+      <w:pPr>
+        <w:pStyle w:val="3"/>
+        <w:rPr>
+          <w:rFonts w:hint="eastAsia"/>
+        </w:rPr>
+      </w:pPr>
+      <w:bookmarkStart w:id="19" w:name="_背景"/>
+      <w:bookmarkStart w:id="20" w:name="_3）对话框背景"/>
+      <w:bookmarkEnd w:id="19"/>
+      <w:bookmarkEnd w:id="20"/>
+      <w:r>
+        <w:rPr>
+          <w:rFonts w:hint="eastAsia"/>
+        </w:rPr>
+        <w:lastRenderedPageBreak/>
+        <w:t xml:space="preserve">【对话框 - </w:t>
+      </w:r>
+      <w:r>
+        <w:rPr>
+          <w:rFonts w:hint="eastAsia"/>
+        </w:rPr>
+        <w:t>对话</w:t>
+      </w:r>
+      <w:r>
+        <w:rPr>
+          <w:rFonts w:hint="eastAsia"/>
+        </w:rPr>
+        <w:t>框</w:t>
+      </w:r>
+      <w:r>
+        <w:rPr>
+          <w:rFonts w:hint="eastAsia"/>
+        </w:rPr>
+        <w:t>小箭头</w:t>
+      </w:r>
+      <w:r>
+        <w:rPr>
+          <w:rFonts w:hint="eastAsia"/>
+        </w:rPr>
+        <w:t>】</w:t>
+      </w:r>
+    </w:p>
+    <w:p>
+      <w:pPr>
+        <w:widowControl/>
+        <w:jc w:val="left"/>
+        <w:rPr>
+          <w:rFonts w:ascii="Tahoma" w:eastAsia="微软雅黑" w:hAnsi="Tahoma"/>
+          <w:kern w:val="0"/>
+          <w:sz w:val="22"/>
+        </w:rPr>
+      </w:pPr>
+      <w:r>
+        <w:rPr>
+          <w:rFonts w:ascii="Tahoma" w:eastAsia="微软雅黑" w:hAnsi="Tahoma" w:hint="eastAsia"/>
+          <w:kern w:val="0"/>
+          <w:sz w:val="22"/>
+        </w:rPr>
+        <w:t>对话小箭头的控制来自于单独插件：</w:t>
+      </w:r>
+    </w:p>
+    <w:p>
+      <w:pPr>
+        <w:widowControl/>
+        <w:adjustRightInd w:val="0"/>
+        <w:snapToGrid w:val="0"/>
+        <w:rPr>
+          <w:rFonts w:ascii="Tahoma" w:eastAsia="微软雅黑" w:hAnsi="Tahoma"/>
+          <w:kern w:val="0"/>
+          <w:sz w:val="22"/>
+        </w:rPr>
+      </w:pPr>
+      <w:r>
+        <w:rPr>
+          <w:rFonts w:ascii="Tahoma" w:eastAsia="微软雅黑" w:hAnsi="Tahoma"/>
+          <w:kern w:val="0"/>
+          <w:sz w:val="22"/>
+        </w:rPr>
+        <w:tab/>
+      </w:r>
+      <w:r>
+        <w:rPr>
+          <w:rFonts w:ascii="Tahoma" w:eastAsia="微软雅黑" w:hAnsi="Tahoma" w:hint="eastAsia"/>
+          <w:kern w:val="0"/>
+          <w:sz w:val="22"/>
+        </w:rPr>
+        <w:t>◆</w:t>
+      </w:r>
+      <w:r>
+        <w:rPr>
+          <w:rFonts w:ascii="Tahoma" w:eastAsia="微软雅黑" w:hAnsi="Tahoma"/>
+          <w:kern w:val="0"/>
+          <w:sz w:val="22"/>
+        </w:rPr>
         <w:t>Drill_DialogArrow</w:t>
       </w:r>
       <w:r>
@@ -9736,23 +10744,7 @@
           <w:kern w:val="0"/>
           <w:sz w:val="22"/>
         </w:rPr>
-        <w:t>小箭头只针对对话框，其他子窗口</w:t>
-      </w:r>
-      <w:r>
-        <w:rPr>
-          <w:rFonts w:ascii="Tahoma" w:eastAsia="微软雅黑" w:hAnsi="Tahoma" w:hint="eastAsia"/>
-          <w:kern w:val="0"/>
-          <w:sz w:val="22"/>
-        </w:rPr>
-        <w:t>没有小箭头设置</w:t>
-      </w:r>
-      <w:r>
-        <w:rPr>
-          <w:rFonts w:ascii="Tahoma" w:eastAsia="微软雅黑" w:hAnsi="Tahoma" w:hint="eastAsia"/>
-          <w:kern w:val="0"/>
-          <w:sz w:val="22"/>
-        </w:rPr>
-        <w:t>。</w:t>
+        <w:t>小箭头只针对对话框，其他子窗口没有小箭头设置。</w:t>
       </w:r>
     </w:p>
     <w:p>
@@ -9774,7 +10766,7 @@
         <mc:AlternateContent>
           <mc:Choice Requires="wps">
             <w:drawing>
-              <wp:anchor distT="0" distB="0" distL="114300" distR="114300" simplePos="0" relativeHeight="251657216" behindDoc="0" locked="0" layoutInCell="1" allowOverlap="1" wp14:anchorId="08262347" wp14:editId="3152B75D">
+              <wp:anchor distT="0" distB="0" distL="114300" distR="114300" simplePos="0" relativeHeight="251662336" behindDoc="0" locked="0" layoutInCell="1" allowOverlap="1" wp14:anchorId="46347BE3" wp14:editId="6681A08F">
                 <wp:simplePos x="0" y="0"/>
                 <wp:positionH relativeFrom="column">
                   <wp:posOffset>4152900</wp:posOffset>
@@ -9829,11 +10821,11 @@
           </mc:Choice>
           <mc:Fallback>
             <w:pict>
-              <v:shapetype w14:anchorId="15E8D301" id="_x0000_t32" coordsize="21600,21600" o:spt="32" o:oned="t" path="m,l21600,21600e" filled="f">
+              <v:shapetype w14:anchorId="55360B7B" id="_x0000_t32" coordsize="21600,21600" o:spt="32" o:oned="t" path="m,l21600,21600e" filled="f">
                 <v:path arrowok="t" fillok="f" o:connecttype="none"/>
                 <o:lock v:ext="edit" shapetype="t"/>
               </v:shapetype>
-              <v:shape id="直接箭头连接符 18" o:spid="_x0000_s1026" type="#_x0000_t32" style="position:absolute;margin-left:327pt;margin-top:28.55pt;width:27pt;height:30.6pt;z-index:251657216;visibility:visible;mso-wrap-style:square;mso-wrap-distance-left:9pt;mso-wrap-distance-top:0;mso-wrap-distance-right:9pt;mso-wrap-distance-bottom:0;mso-position-horizontal:absolute;mso-position-horizontal-relative:text;mso-position-vertical:absolute;mso-position-vertical-relative:text" o:gfxdata="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" strokecolor="red" strokeweight="2.25pt">
+              <v:shape id="直接箭头连接符 18" o:spid="_x0000_s1026" type="#_x0000_t32" style="position:absolute;margin-left:327pt;margin-top:28.55pt;width:27pt;height:30.6pt;z-index:251662336;visibility:visible;mso-wrap-style:square;mso-wrap-distance-left:9pt;mso-wrap-distance-top:0;mso-wrap-distance-right:9pt;mso-wrap-distance-bottom:0;mso-position-horizontal:absolute;mso-position-horizontal-relative:text;mso-position-vertical:absolute;mso-position-vertical-relative:text" o:gfxdata="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" strokecolor="red" strokeweight="2.25pt">
                 <v:stroke endarrow="block" joinstyle="miter"/>
               </v:shape>
             </w:pict>
@@ -9845,7 +10837,7 @@
           <w:noProof/>
         </w:rPr>
         <w:drawing>
-          <wp:inline distT="0" distB="0" distL="0" distR="0" wp14:anchorId="5F7D3FFD" wp14:editId="636C1F7E">
+          <wp:inline distT="0" distB="0" distL="0" distR="0" wp14:anchorId="15F979C6" wp14:editId="1EC16305">
             <wp:extent cx="4404360" cy="984697"/>
             <wp:effectExtent l="0" t="0" r="0" b="6350"/>
             <wp:docPr id="1310921299" name="图片 17"/>
@@ -9862,7 +10854,7 @@
                     </pic:cNvPicPr>
                   </pic:nvPicPr>
                   <pic:blipFill>
-                    <a:blip r:embed="rId42">
+                    <a:blip r:embed="rId47">
                       <a:extLst>
                         <a:ext uri="{28A0092B-C50C-407E-A947-70E740481C1C}">
                           <a14:useLocalDpi xmlns:a14="http://schemas.microsoft.com/office/drawing/2010/main" val="0"/>
@@ -9930,7 +10922,7 @@
           <w:noProof/>
         </w:rPr>
         <w:drawing>
-          <wp:inline distT="0" distB="0" distL="0" distR="0" wp14:anchorId="7B4BA66C" wp14:editId="56C40177">
+          <wp:inline distT="0" distB="0" distL="0" distR="0" wp14:anchorId="7C00723B" wp14:editId="382B4336">
             <wp:extent cx="4770120" cy="1587934"/>
             <wp:effectExtent l="0" t="0" r="0" b="0"/>
             <wp:docPr id="28500849" name="图片 24"/>
@@ -9947,7 +10939,7 @@
                     </pic:cNvPicPr>
                   </pic:nvPicPr>
                   <pic:blipFill>
-                    <a:blip r:embed="rId43">
+                    <a:blip r:embed="rId48">
                       <a:extLst>
                         <a:ext uri="{28A0092B-C50C-407E-A947-70E740481C1C}">
                           <a14:useLocalDpi xmlns:a14="http://schemas.microsoft.com/office/drawing/2010/main" val="0"/>
@@ -10054,41 +11046,48 @@
     </w:p>
     <w:p>
       <w:pPr>
-        <w:pStyle w:val="4"/>
-        <w:spacing w:before="0" w:after="120" w:line="240" w:lineRule="auto"/>
-        <w:rPr>
-          <w:rFonts w:ascii="微软雅黑" w:eastAsia="微软雅黑" w:hAnsi="微软雅黑" w:hint="eastAsia"/>
-          <w:sz w:val="22"/>
-          <w:szCs w:val="22"/>
-        </w:rPr>
-      </w:pPr>
-      <w:bookmarkStart w:id="17" w:name="_装饰图"/>
-      <w:bookmarkStart w:id="18" w:name="_2）对话框装饰图"/>
-      <w:bookmarkEnd w:id="17"/>
-      <w:bookmarkEnd w:id="18"/>
-      <w:r>
-        <w:rPr>
-          <w:rFonts w:ascii="微软雅黑" w:eastAsia="微软雅黑" w:hAnsi="微软雅黑" w:hint="eastAsia"/>
-          <w:sz w:val="22"/>
-          <w:szCs w:val="22"/>
-        </w:rPr>
-        <w:t>2）</w:t>
-      </w:r>
-      <w:r>
-        <w:rPr>
-          <w:rFonts w:ascii="微软雅黑" w:eastAsia="微软雅黑" w:hAnsi="微软雅黑" w:hint="eastAsia"/>
-          <w:sz w:val="22"/>
-          <w:szCs w:val="22"/>
+        <w:widowControl/>
+        <w:jc w:val="left"/>
+        <w:rPr>
+          <w:rFonts w:ascii="Tahoma" w:eastAsia="微软雅黑" w:hAnsi="Tahoma"/>
+          <w:kern w:val="0"/>
+          <w:sz w:val="22"/>
+        </w:rPr>
+      </w:pPr>
+      <w:r>
+        <w:rPr>
+          <w:rFonts w:ascii="Tahoma" w:eastAsia="微软雅黑" w:hAnsi="Tahoma"/>
+          <w:kern w:val="0"/>
+          <w:sz w:val="22"/>
+        </w:rPr>
+        <w:br w:type="page"/>
+      </w:r>
+    </w:p>
+    <w:p>
+      <w:pPr>
+        <w:pStyle w:val="3"/>
+        <w:rPr>
+          <w:rFonts w:hint="eastAsia"/>
+        </w:rPr>
+      </w:pPr>
+      <w:r>
+        <w:rPr>
+          <w:rFonts w:hint="eastAsia"/>
+        </w:rPr>
+        <w:lastRenderedPageBreak/>
+        <w:t xml:space="preserve">【对话框 - </w:t>
+      </w:r>
+      <w:r>
+        <w:rPr>
+          <w:rFonts w:hint="eastAsia"/>
         </w:rPr>
         <w:t>对话框</w:t>
       </w:r>
       <w:r>
         <w:rPr>
-          <w:rFonts w:ascii="微软雅黑" w:eastAsia="微软雅黑" w:hAnsi="微软雅黑" w:hint="eastAsia"/>
-          <w:sz w:val="22"/>
-          <w:szCs w:val="22"/>
-        </w:rPr>
-        <w:t>装饰图</w:t>
+          <w:rFonts w:hint="eastAsia"/>
+        </w:rPr>
+        <w:t>的震动效果】</w:t>
       </w:r>
     </w:p>
     <w:p>
@@ -10109,7 +11108,82 @@
           <w:kern w:val="0"/>
           <w:sz w:val="22"/>
         </w:rPr>
-        <w:t>装饰图的控制来自于插件：</w:t>
+        <w:t>震动效果来自于插件：</w:t>
+      </w:r>
+    </w:p>
+    <w:p>
+      <w:pPr>
+        <w:widowControl/>
+        <w:jc w:val="left"/>
+        <w:rPr>
+          <w:rFonts w:ascii="Tahoma" w:eastAsia="微软雅黑" w:hAnsi="Tahoma"/>
+          <w:kern w:val="0"/>
+          <w:sz w:val="22"/>
+        </w:rPr>
+      </w:pPr>
+      <w:r>
+        <w:rPr>
+          <w:rFonts w:ascii="Tahoma" w:eastAsia="微软雅黑" w:hAnsi="Tahoma"/>
+          <w:kern w:val="0"/>
+          <w:sz w:val="22"/>
+        </w:rPr>
+        <w:tab/>
+      </w:r>
+      <w:r>
+        <w:rPr>
+          <w:rFonts w:ascii="Tahoma" w:eastAsia="微软雅黑" w:hAnsi="Tahoma" w:hint="eastAsia"/>
+          <w:kern w:val="0"/>
+          <w:sz w:val="22"/>
+        </w:rPr>
+        <w:t>◆</w:t>
+      </w:r>
+      <w:r>
+        <w:rPr>
+          <w:rFonts w:ascii="Tahoma" w:eastAsia="微软雅黑" w:hAnsi="Tahoma"/>
+          <w:kern w:val="0"/>
+          <w:sz w:val="22"/>
+        </w:rPr>
+        <w:t>Drill_DialogSkinShakeEffect</w:t>
+      </w:r>
+      <w:r>
+        <w:rPr>
+          <w:rFonts w:ascii="Tahoma" w:eastAsia="微软雅黑" w:hAnsi="Tahoma"/>
+          <w:kern w:val="0"/>
+          <w:sz w:val="22"/>
+        </w:rPr>
+        <w:tab/>
+      </w:r>
+      <w:r>
+        <w:rPr>
+          <w:rFonts w:ascii="Tahoma" w:eastAsia="微软雅黑" w:hAnsi="Tahoma"/>
+          <w:kern w:val="0"/>
+          <w:sz w:val="22"/>
+        </w:rPr>
+        <w:tab/>
+      </w:r>
+      <w:r>
+        <w:rPr>
+          <w:rFonts w:ascii="Tahoma" w:eastAsia="微软雅黑" w:hAnsi="Tahoma" w:hint="eastAsia"/>
+          <w:kern w:val="0"/>
+          <w:sz w:val="22"/>
+        </w:rPr>
+        <w:t>对话框</w:t>
+      </w:r>
+      <w:r>
+        <w:rPr>
+          <w:rFonts w:ascii="Tahoma" w:eastAsia="微软雅黑" w:hAnsi="Tahoma" w:hint="eastAsia"/>
+          <w:kern w:val="0"/>
+          <w:sz w:val="22"/>
+        </w:rPr>
+        <w:t xml:space="preserve"> - </w:t>
+      </w:r>
+      <w:r>
+        <w:rPr>
+          <w:rFonts w:ascii="Tahoma" w:eastAsia="微软雅黑" w:hAnsi="Tahoma" w:hint="eastAsia"/>
+          <w:kern w:val="0"/>
+          <w:sz w:val="22"/>
+        </w:rPr>
+        <w:t>对话框的震动效果</w:t>
       </w:r>
     </w:p>
     <w:p>
@@ -10126,123 +11200,111 @@
       </w:pPr>
       <w:r>
         <w:rPr>
+          <w:rFonts w:ascii="Tahoma" w:eastAsia="微软雅黑" w:hAnsi="Tahoma" w:hint="eastAsia"/>
+          <w:kern w:val="0"/>
+          <w:sz w:val="22"/>
+        </w:rPr>
+        <w:t>文档中不好直接展现效果，</w:t>
+      </w:r>
+    </w:p>
+    <w:p>
+      <w:pPr>
+        <w:widowControl/>
+        <w:adjustRightInd w:val="0"/>
+        <w:snapToGrid w:val="0"/>
+        <w:jc w:val="left"/>
+        <w:rPr>
           <w:rFonts w:ascii="Tahoma" w:eastAsia="微软雅黑" w:hAnsi="Tahoma"/>
           <w:kern w:val="0"/>
           <w:sz w:val="22"/>
         </w:rPr>
-        <w:tab/>
-      </w:r>
-      <w:r>
-        <w:rPr>
-          <w:rFonts w:ascii="Tahoma" w:eastAsia="微软雅黑" w:hAnsi="Tahoma" w:hint="eastAsia"/>
-          <w:kern w:val="0"/>
-          <w:sz w:val="22"/>
-        </w:rPr>
-        <w:t>◆</w:t>
-      </w:r>
-      <w:r>
+      </w:pPr>
+      <w:r>
+        <w:rPr>
+          <w:rFonts w:ascii="Tahoma" w:eastAsia="微软雅黑" w:hAnsi="Tahoma" w:hint="eastAsia"/>
+          <w:kern w:val="0"/>
+          <w:sz w:val="22"/>
+        </w:rPr>
+        <w:t>可以去看看</w:t>
+      </w:r>
+      <w:r>
+        <w:rPr>
+          <w:rFonts w:ascii="Tahoma" w:eastAsia="微软雅黑" w:hAnsi="Tahoma" w:hint="eastAsia"/>
+          <w:kern w:val="0"/>
+          <w:sz w:val="22"/>
+        </w:rPr>
+        <w:t>示例中的</w:t>
+      </w:r>
+      <w:r>
+        <w:rPr>
+          <w:rFonts w:ascii="Tahoma" w:eastAsia="微软雅黑" w:hAnsi="Tahoma" w:hint="eastAsia"/>
+          <w:kern w:val="0"/>
+          <w:sz w:val="22"/>
+        </w:rPr>
+        <w:t xml:space="preserve"> </w:t>
+      </w:r>
+      <w:r>
+        <w:rPr>
+          <w:rFonts w:ascii="Tahoma" w:eastAsia="微软雅黑" w:hAnsi="Tahoma" w:hint="eastAsia"/>
+          <w:color w:val="00B050"/>
+          <w:kern w:val="0"/>
+          <w:sz w:val="22"/>
+        </w:rPr>
+        <w:t>对话框管理层</w:t>
+      </w:r>
+      <w:r>
+        <w:rPr>
+          <w:rFonts w:ascii="Tahoma" w:eastAsia="微软雅黑" w:hAnsi="Tahoma" w:hint="eastAsia"/>
+          <w:kern w:val="0"/>
+          <w:sz w:val="22"/>
+        </w:rPr>
+        <w:t xml:space="preserve"> </w:t>
+      </w:r>
+      <w:r>
+        <w:rPr>
+          <w:rFonts w:ascii="Tahoma" w:eastAsia="微软雅黑" w:hAnsi="Tahoma" w:hint="eastAsia"/>
+          <w:kern w:val="0"/>
+          <w:sz w:val="22"/>
+        </w:rPr>
+        <w:t>的</w:t>
+      </w:r>
+      <w:r>
+        <w:rPr>
+          <w:rFonts w:ascii="Tahoma" w:eastAsia="微软雅黑" w:hAnsi="Tahoma" w:hint="eastAsia"/>
+          <w:kern w:val="0"/>
+          <w:sz w:val="22"/>
+        </w:rPr>
+        <w:t>相关介绍</w:t>
+      </w:r>
+      <w:r>
+        <w:rPr>
+          <w:rFonts w:ascii="Tahoma" w:eastAsia="微软雅黑" w:hAnsi="Tahoma" w:hint="eastAsia"/>
+          <w:kern w:val="0"/>
+          <w:sz w:val="22"/>
+        </w:rPr>
+        <w:t>。</w:t>
+      </w:r>
+    </w:p>
+    <w:p>
+      <w:pPr>
+        <w:widowControl/>
+        <w:snapToGrid w:val="0"/>
+        <w:jc w:val="center"/>
         <w:rPr>
           <w:rFonts w:ascii="Tahoma" w:eastAsia="微软雅黑" w:hAnsi="Tahoma"/>
           <w:kern w:val="0"/>
           <w:sz w:val="22"/>
         </w:rPr>
-        <w:t>Drill_DialogSkinDecoration</w:t>
-      </w:r>
-      <w:r>
-        <w:rPr>
-          <w:rFonts w:ascii="Tahoma" w:eastAsia="微软雅黑" w:hAnsi="Tahoma"/>
-          <w:kern w:val="0"/>
-          <w:sz w:val="22"/>
-        </w:rPr>
-        <w:tab/>
-      </w:r>
-      <w:r>
-        <w:rPr>
-          <w:rFonts w:ascii="Tahoma" w:eastAsia="微软雅黑" w:hAnsi="Tahoma"/>
-          <w:kern w:val="0"/>
-          <w:sz w:val="22"/>
-        </w:rPr>
-        <w:tab/>
-      </w:r>
-      <w:r>
-        <w:rPr>
-          <w:rFonts w:ascii="Tahoma" w:eastAsia="微软雅黑" w:hAnsi="Tahoma" w:hint="eastAsia"/>
-          <w:kern w:val="0"/>
-          <w:sz w:val="22"/>
-        </w:rPr>
-        <w:t>对话框</w:t>
-      </w:r>
-      <w:r>
-        <w:rPr>
-          <w:rFonts w:ascii="Tahoma" w:eastAsia="微软雅黑" w:hAnsi="Tahoma" w:hint="eastAsia"/>
-          <w:kern w:val="0"/>
-          <w:sz w:val="22"/>
-        </w:rPr>
-        <w:t xml:space="preserve"> - </w:t>
-      </w:r>
-      <w:r>
-        <w:rPr>
-          <w:rFonts w:ascii="Tahoma" w:eastAsia="微软雅黑" w:hAnsi="Tahoma" w:hint="eastAsia"/>
-          <w:kern w:val="0"/>
-          <w:sz w:val="22"/>
-        </w:rPr>
-        <w:t>对话框装饰图</w:t>
-      </w:r>
-    </w:p>
-    <w:p>
-      <w:pPr>
-        <w:widowControl/>
-        <w:jc w:val="left"/>
-        <w:rPr>
-          <w:rFonts w:ascii="Tahoma" w:eastAsia="微软雅黑" w:hAnsi="Tahoma"/>
-          <w:kern w:val="0"/>
-          <w:sz w:val="22"/>
-        </w:rPr>
-      </w:pPr>
-      <w:r>
-        <w:rPr>
-          <w:rFonts w:ascii="Tahoma" w:eastAsia="微软雅黑" w:hAnsi="Tahoma" w:hint="eastAsia"/>
-          <w:kern w:val="0"/>
-          <w:sz w:val="22"/>
-        </w:rPr>
-        <w:t>该插件基于</w:t>
-      </w:r>
-      <w:r>
-        <w:rPr>
-          <w:rFonts w:ascii="Tahoma" w:eastAsia="微软雅黑" w:hAnsi="Tahoma" w:hint="eastAsia"/>
-          <w:kern w:val="0"/>
-          <w:sz w:val="22"/>
-        </w:rPr>
-        <w:t xml:space="preserve"> </w:t>
-      </w:r>
-      <w:r>
-        <w:rPr>
-          <w:rFonts w:ascii="Tahoma" w:eastAsia="微软雅黑" w:hAnsi="Tahoma" w:hint="eastAsia"/>
-          <w:kern w:val="0"/>
-          <w:sz w:val="22"/>
-        </w:rPr>
-        <w:t>对话框皮肤，在其基础上扩展，可以在对话框中添加很多装饰图。</w:t>
-      </w:r>
-    </w:p>
-    <w:p>
-      <w:pPr>
-        <w:widowControl/>
-        <w:jc w:val="center"/>
-        <w:rPr>
-          <w:rFonts w:ascii="宋体" w:hAnsi="宋体" w:cs="宋体" w:hint="eastAsia"/>
-          <w:kern w:val="0"/>
-          <w:szCs w:val="24"/>
-        </w:rPr>
       </w:pPr>
       <w:r>
         <w:rPr>
           <w:noProof/>
         </w:rPr>
         <w:drawing>
-          <wp:inline distT="0" distB="0" distL="0" distR="0" wp14:anchorId="53DD056D" wp14:editId="6B422FCE">
-            <wp:extent cx="1783080" cy="670560"/>
-            <wp:effectExtent l="0" t="0" r="7620" b="0"/>
-            <wp:docPr id="239877161" name="图片 23"/>
+          <wp:inline distT="0" distB="0" distL="0" distR="0" wp14:anchorId="225AF65A" wp14:editId="3F6BF1F4">
+            <wp:extent cx="1943100" cy="1276144"/>
+            <wp:effectExtent l="0" t="0" r="0" b="635"/>
+            <wp:docPr id="1030925735" name="图片 3"/>
             <wp:cNvGraphicFramePr>
               <a:graphicFrameLocks xmlns:a="http://schemas.openxmlformats.org/drawingml/2006/main" noChangeAspect="1"/>
             </wp:cNvGraphicFramePr>
@@ -10250,13 +11312,13 @@
               <a:graphicData uri="http://schemas.openxmlformats.org/drawingml/2006/picture">
                 <pic:pic xmlns:pic="http://schemas.openxmlformats.org/drawingml/2006/picture">
                   <pic:nvPicPr>
-                    <pic:cNvPr id="0" name="Picture 45"/>
+                    <pic:cNvPr id="0" name="Picture 3"/>
                     <pic:cNvPicPr>
                       <a:picLocks noChangeAspect="1" noChangeArrowheads="1"/>
                     </pic:cNvPicPr>
                   </pic:nvPicPr>
                   <pic:blipFill>
-                    <a:blip r:embed="rId44">
+                    <a:blip r:embed="rId49">
                       <a:extLst>
                         <a:ext uri="{28A0092B-C50C-407E-A947-70E740481C1C}">
                           <a14:useLocalDpi xmlns:a14="http://schemas.microsoft.com/office/drawing/2010/main" val="0"/>
@@ -10271,7 +11333,7 @@
                   <pic:spPr bwMode="auto">
                     <a:xfrm>
                       <a:off x="0" y="0"/>
-                      <a:ext cx="1783080" cy="670560"/>
+                      <a:ext cx="1964474" cy="1290182"/>
                     </a:xfrm>
                     <a:prstGeom prst="rect">
                       <a:avLst/>
@@ -10290,7 +11352,27 @@
     </w:p>
     <w:p>
       <w:pPr>
-        <w:widowControl/>
+        <w:pStyle w:val="4"/>
+        <w:spacing w:before="0" w:after="120" w:line="240" w:lineRule="auto"/>
+        <w:rPr>
+          <w:rFonts w:ascii="微软雅黑" w:eastAsia="微软雅黑" w:hAnsi="微软雅黑" w:hint="eastAsia"/>
+          <w:sz w:val="22"/>
+          <w:szCs w:val="22"/>
+        </w:rPr>
+      </w:pPr>
+      <w:r>
+        <w:rPr>
+          <w:rFonts w:ascii="微软雅黑" w:eastAsia="微软雅黑" w:hAnsi="微软雅黑" w:hint="eastAsia"/>
+          <w:sz w:val="22"/>
+          <w:szCs w:val="22"/>
+        </w:rPr>
+        <w:t>1）一直震动</w:t>
+      </w:r>
+    </w:p>
+    <w:p>
+      <w:pPr>
+        <w:widowControl/>
+        <w:adjustRightInd w:val="0"/>
         <w:snapToGrid w:val="0"/>
         <w:jc w:val="left"/>
         <w:rPr>
@@ -10305,7 +11387,7 @@
           <w:kern w:val="0"/>
           <w:sz w:val="22"/>
         </w:rPr>
-        <w:t>注意，装饰图直接绑定于</w:t>
+        <w:t>只要使用插件指令开启震动后，对应的</w:t>
       </w:r>
       <w:r>
         <w:rPr>
@@ -10321,12 +11403,37 @@
           <w:kern w:val="0"/>
           <w:sz w:val="22"/>
         </w:rPr>
-        <w:t>对话框皮肤样式，</w:t>
-      </w:r>
-    </w:p>
-    <w:p>
-      <w:pPr>
-        <w:widowControl/>
+        <w:t>对话框、子窗口</w:t>
+      </w:r>
+      <w:r>
+        <w:rPr>
+          <w:rFonts w:ascii="Tahoma" w:eastAsia="微软雅黑" w:hAnsi="Tahoma" w:hint="eastAsia"/>
+          <w:kern w:val="0"/>
+          <w:sz w:val="22"/>
+        </w:rPr>
+        <w:t xml:space="preserve"> </w:t>
+      </w:r>
+      <w:r>
+        <w:rPr>
+          <w:rFonts w:ascii="Tahoma" w:eastAsia="微软雅黑" w:hAnsi="Tahoma" w:hint="eastAsia"/>
+          <w:kern w:val="0"/>
+          <w:sz w:val="22"/>
+        </w:rPr>
+        <w:t>就能一直震动。</w:t>
+      </w:r>
+      <w:r>
+        <w:rPr>
+          <w:rFonts w:ascii="Tahoma" w:eastAsia="微软雅黑" w:hAnsi="Tahoma" w:hint="eastAsia"/>
+          <w:kern w:val="0"/>
+          <w:sz w:val="22"/>
+        </w:rPr>
+        <w:t>如下图。</w:t>
+      </w:r>
+    </w:p>
+    <w:p>
+      <w:pPr>
+        <w:widowControl/>
+        <w:adjustRightInd w:val="0"/>
         <w:snapToGrid w:val="0"/>
         <w:jc w:val="left"/>
         <w:rPr>
@@ -10337,35 +11444,16 @@
       </w:pPr>
       <w:r>
         <w:rPr>
-          <w:rFonts w:ascii="Tahoma" w:eastAsia="微软雅黑" w:hAnsi="Tahoma" w:hint="eastAsia"/>
-          <w:kern w:val="0"/>
-          <w:sz w:val="22"/>
-        </w:rPr>
-        <w:t>指定的对话框皮肤样式设置后，相应的</w:t>
-      </w:r>
-      <w:proofErr w:type="gramStart"/>
-      <w:r>
-        <w:rPr>
-          <w:rFonts w:ascii="Tahoma" w:eastAsia="微软雅黑" w:hAnsi="Tahoma" w:hint="eastAsia"/>
-          <w:kern w:val="0"/>
-          <w:sz w:val="22"/>
-        </w:rPr>
-        <w:t>装饰图会显现</w:t>
-      </w:r>
-      <w:proofErr w:type="gramEnd"/>
-      <w:r>
-        <w:rPr>
-          <w:rFonts w:ascii="Tahoma" w:eastAsia="微软雅黑" w:hAnsi="Tahoma" w:hint="eastAsia"/>
-          <w:kern w:val="0"/>
-          <w:sz w:val="22"/>
-        </w:rPr>
-        <w:t>。</w:t>
-      </w:r>
-    </w:p>
-    <w:p>
-      <w:pPr>
-        <w:widowControl/>
-        <w:snapToGrid w:val="0"/>
+          <w:rFonts w:ascii="Tahoma" w:eastAsia="微软雅黑" w:hAnsi="Tahoma"/>
+          <w:kern w:val="0"/>
+          <w:sz w:val="22"/>
+        </w:rPr>
+        <w:t>震动样式同时只能有一种，无法实现多个窗口不同的震动样式。</w:t>
+      </w:r>
+    </w:p>
+    <w:p>
+      <w:pPr>
+        <w:widowControl/>
         <w:jc w:val="center"/>
         <w:rPr>
           <w:rFonts w:ascii="Tahoma" w:eastAsia="微软雅黑" w:hAnsi="Tahoma"/>
@@ -10377,12 +11465,11 @@
         <w:rPr>
           <w:noProof/>
         </w:rPr>
-        <w:lastRenderedPageBreak/>
         <w:drawing>
-          <wp:inline distT="0" distB="0" distL="0" distR="0" wp14:anchorId="540E30E8" wp14:editId="4F812145">
-            <wp:extent cx="3489960" cy="1610751"/>
-            <wp:effectExtent l="0" t="0" r="0" b="8890"/>
-            <wp:docPr id="1091273879" name="图片 22"/>
+          <wp:inline distT="0" distB="0" distL="0" distR="0" wp14:anchorId="028C4ECD" wp14:editId="083101A9">
+            <wp:extent cx="4724400" cy="1341215"/>
+            <wp:effectExtent l="0" t="0" r="0" b="0"/>
+            <wp:docPr id="433448746" name="图片 4"/>
             <wp:cNvGraphicFramePr>
               <a:graphicFrameLocks xmlns:a="http://schemas.openxmlformats.org/drawingml/2006/main" noChangeAspect="1"/>
             </wp:cNvGraphicFramePr>
@@ -10390,13 +11477,13 @@
               <a:graphicData uri="http://schemas.openxmlformats.org/drawingml/2006/picture">
                 <pic:pic xmlns:pic="http://schemas.openxmlformats.org/drawingml/2006/picture">
                   <pic:nvPicPr>
-                    <pic:cNvPr id="0" name="Picture 43"/>
+                    <pic:cNvPr id="0" name="Picture 5"/>
                     <pic:cNvPicPr>
                       <a:picLocks noChangeAspect="1" noChangeArrowheads="1"/>
                     </pic:cNvPicPr>
                   </pic:nvPicPr>
                   <pic:blipFill>
-                    <a:blip r:embed="rId45">
+                    <a:blip r:embed="rId50">
                       <a:extLst>
                         <a:ext uri="{28A0092B-C50C-407E-A947-70E740481C1C}">
                           <a14:useLocalDpi xmlns:a14="http://schemas.microsoft.com/office/drawing/2010/main" val="0"/>
@@ -10411,7 +11498,7 @@
                   <pic:spPr bwMode="auto">
                     <a:xfrm>
                       <a:off x="0" y="0"/>
-                      <a:ext cx="3493137" cy="1612217"/>
+                      <a:ext cx="4757609" cy="1350643"/>
                     </a:xfrm>
                     <a:prstGeom prst="rect">
                       <a:avLst/>
@@ -10430,6 +11517,25 @@
     </w:p>
     <w:p>
       <w:pPr>
+        <w:pStyle w:val="4"/>
+        <w:spacing w:before="0" w:after="120" w:line="240" w:lineRule="auto"/>
+        <w:rPr>
+          <w:rFonts w:ascii="微软雅黑" w:eastAsia="微软雅黑" w:hAnsi="微软雅黑" w:hint="eastAsia"/>
+          <w:sz w:val="22"/>
+          <w:szCs w:val="22"/>
+        </w:rPr>
+      </w:pPr>
+      <w:r>
+        <w:rPr>
+          <w:rFonts w:ascii="微软雅黑" w:eastAsia="微软雅黑" w:hAnsi="微软雅黑" w:hint="eastAsia"/>
+          <w:sz w:val="22"/>
+          <w:szCs w:val="22"/>
+        </w:rPr>
+        <w:t>2）对话时才震动</w:t>
+      </w:r>
+    </w:p>
+    <w:p>
+      <w:pPr>
         <w:widowControl/>
         <w:adjustRightInd w:val="0"/>
         <w:snapToGrid w:val="0"/>
@@ -10446,7 +11552,7 @@
           <w:kern w:val="0"/>
           <w:sz w:val="22"/>
         </w:rPr>
-        <w:t>装饰图的</w:t>
+        <w:t>默认震动效果为</w:t>
       </w:r>
       <w:r>
         <w:rPr>
@@ -10462,71 +11568,7 @@
           <w:kern w:val="0"/>
           <w:sz w:val="22"/>
         </w:rPr>
-        <w:t>层级</w:t>
-      </w:r>
-      <w:r>
-        <w:rPr>
-          <w:rFonts w:ascii="Tahoma" w:eastAsia="微软雅黑" w:hAnsi="Tahoma" w:hint="eastAsia"/>
-          <w:kern w:val="0"/>
-          <w:sz w:val="22"/>
-        </w:rPr>
-        <w:t xml:space="preserve"> </w:t>
-      </w:r>
-      <w:r>
-        <w:rPr>
-          <w:rFonts w:ascii="Tahoma" w:eastAsia="微软雅黑" w:hAnsi="Tahoma" w:hint="eastAsia"/>
-          <w:kern w:val="0"/>
-          <w:sz w:val="22"/>
-        </w:rPr>
-        <w:t>固定在</w:t>
-      </w:r>
-      <w:r>
-        <w:rPr>
-          <w:rFonts w:ascii="Tahoma" w:eastAsia="微软雅黑" w:hAnsi="Tahoma" w:hint="eastAsia"/>
-          <w:kern w:val="0"/>
-          <w:sz w:val="22"/>
-        </w:rPr>
-        <w:t xml:space="preserve"> </w:t>
-      </w:r>
-      <w:r>
-        <w:rPr>
-          <w:rFonts w:ascii="Tahoma" w:eastAsia="微软雅黑" w:hAnsi="Tahoma" w:hint="eastAsia"/>
-          <w:kern w:val="0"/>
-          <w:sz w:val="22"/>
-        </w:rPr>
-        <w:t>对话框边框层</w:t>
-      </w:r>
-      <w:r>
-        <w:rPr>
-          <w:rFonts w:ascii="Tahoma" w:eastAsia="微软雅黑" w:hAnsi="Tahoma" w:hint="eastAsia"/>
-          <w:kern w:val="0"/>
-          <w:sz w:val="22"/>
-        </w:rPr>
-        <w:t xml:space="preserve"> </w:t>
-      </w:r>
-      <w:r>
-        <w:rPr>
-          <w:rFonts w:ascii="Tahoma" w:eastAsia="微软雅黑" w:hAnsi="Tahoma" w:hint="eastAsia"/>
-          <w:kern w:val="0"/>
-          <w:sz w:val="22"/>
-        </w:rPr>
-        <w:t>的上面，对话框内容层</w:t>
-      </w:r>
-      <w:r>
-        <w:rPr>
-          <w:rFonts w:ascii="Tahoma" w:eastAsia="微软雅黑" w:hAnsi="Tahoma" w:hint="eastAsia"/>
-          <w:kern w:val="0"/>
-          <w:sz w:val="22"/>
-        </w:rPr>
-        <w:t xml:space="preserve"> </w:t>
-      </w:r>
-      <w:r>
-        <w:rPr>
-          <w:rFonts w:ascii="Tahoma" w:eastAsia="微软雅黑" w:hAnsi="Tahoma" w:hint="eastAsia"/>
-          <w:kern w:val="0"/>
-          <w:sz w:val="22"/>
-        </w:rPr>
-        <w:t>的下面。</w:t>
+        <w:t>无条件，你可以添加条件：“对话文本播放时”，</w:t>
       </w:r>
     </w:p>
     <w:p>
@@ -10541,52 +11583,19 @@
           <w:sz w:val="22"/>
         </w:rPr>
       </w:pPr>
-    </w:p>
-    <w:p>
-      <w:pPr>
-        <w:pStyle w:val="4"/>
-        <w:spacing w:before="0" w:after="120" w:line="240" w:lineRule="auto"/>
-        <w:rPr>
-          <w:rFonts w:ascii="微软雅黑" w:eastAsia="微软雅黑" w:hAnsi="微软雅黑" w:hint="eastAsia"/>
-          <w:sz w:val="22"/>
-          <w:szCs w:val="22"/>
-        </w:rPr>
-      </w:pPr>
-      <w:bookmarkStart w:id="19" w:name="_背景"/>
-      <w:bookmarkStart w:id="20" w:name="_3）对话框背景"/>
-      <w:bookmarkEnd w:id="19"/>
-      <w:bookmarkEnd w:id="20"/>
-      <w:r>
-        <w:rPr>
-          <w:rFonts w:ascii="微软雅黑" w:eastAsia="微软雅黑" w:hAnsi="微软雅黑" w:hint="eastAsia"/>
-          <w:sz w:val="22"/>
-          <w:szCs w:val="22"/>
-        </w:rPr>
-        <w:t>3）</w:t>
-      </w:r>
-      <w:r>
-        <w:rPr>
-          <w:rFonts w:ascii="微软雅黑" w:eastAsia="微软雅黑" w:hAnsi="微软雅黑" w:hint="eastAsia"/>
-          <w:sz w:val="22"/>
-          <w:szCs w:val="22"/>
-        </w:rPr>
-        <w:t>对话框</w:t>
-      </w:r>
-      <w:r>
-        <w:rPr>
-          <w:rFonts w:ascii="微软雅黑" w:eastAsia="微软雅黑" w:hAnsi="微软雅黑" w:hint="eastAsia"/>
-          <w:sz w:val="22"/>
-          <w:szCs w:val="22"/>
-        </w:rPr>
-        <w:t>背景</w:t>
-      </w:r>
-    </w:p>
-    <w:p>
-      <w:pPr>
-        <w:widowControl/>
-        <w:adjustRightInd w:val="0"/>
-        <w:snapToGrid w:val="0"/>
-        <w:jc w:val="left"/>
+      <w:r>
+        <w:rPr>
+          <w:rFonts w:ascii="Tahoma" w:eastAsia="微软雅黑" w:hAnsi="Tahoma" w:hint="eastAsia"/>
+          <w:kern w:val="0"/>
+          <w:sz w:val="22"/>
+        </w:rPr>
+        <w:t>可以实现对话框显示内容时震动，播放完毕就停止震动。</w:t>
+      </w:r>
+    </w:p>
+    <w:p>
+      <w:pPr>
+        <w:widowControl/>
+        <w:jc w:val="center"/>
         <w:rPr>
           <w:rFonts w:ascii="Tahoma" w:eastAsia="微软雅黑" w:hAnsi="Tahoma"/>
           <w:kern w:val="0"/>
@@ -10595,193 +11604,13 @@
       </w:pPr>
       <w:r>
         <w:rPr>
-          <w:rFonts w:ascii="Tahoma" w:eastAsia="微软雅黑" w:hAnsi="Tahoma" w:hint="eastAsia"/>
-          <w:kern w:val="0"/>
-          <w:sz w:val="22"/>
-        </w:rPr>
-        <w:t>背景的控制来自于插件：</w:t>
-      </w:r>
-    </w:p>
-    <w:p>
-      <w:pPr>
-        <w:widowControl/>
-        <w:adjustRightInd w:val="0"/>
-        <w:snapToGrid w:val="0"/>
-        <w:jc w:val="left"/>
-        <w:rPr>
-          <w:rFonts w:ascii="Tahoma" w:eastAsia="微软雅黑" w:hAnsi="Tahoma"/>
-          <w:kern w:val="0"/>
-          <w:sz w:val="22"/>
-        </w:rPr>
-      </w:pPr>
-      <w:r>
-        <w:rPr>
-          <w:rFonts w:ascii="Tahoma" w:eastAsia="微软雅黑" w:hAnsi="Tahoma"/>
-          <w:kern w:val="0"/>
-          <w:sz w:val="22"/>
-        </w:rPr>
-        <w:tab/>
-      </w:r>
-      <w:r>
-        <w:rPr>
-          <w:rFonts w:ascii="Tahoma" w:eastAsia="微软雅黑" w:hAnsi="Tahoma" w:hint="eastAsia"/>
-          <w:kern w:val="0"/>
-          <w:sz w:val="22"/>
-        </w:rPr>
-        <w:t>◆</w:t>
-      </w:r>
-      <w:r>
-        <w:rPr>
-          <w:rFonts w:ascii="Tahoma" w:eastAsia="微软雅黑" w:hAnsi="Tahoma"/>
-          <w:kern w:val="0"/>
-          <w:sz w:val="22"/>
-        </w:rPr>
-        <w:t>Drill_DialogSkin</w:t>
-      </w:r>
-      <w:r>
-        <w:rPr>
-          <w:rFonts w:ascii="Tahoma" w:eastAsia="微软雅黑" w:hAnsi="Tahoma" w:hint="eastAsia"/>
-          <w:kern w:val="0"/>
-          <w:sz w:val="22"/>
-        </w:rPr>
-        <w:t>Background</w:t>
-      </w:r>
-      <w:r>
-        <w:rPr>
-          <w:rFonts w:ascii="Tahoma" w:eastAsia="微软雅黑" w:hAnsi="Tahoma"/>
-          <w:kern w:val="0"/>
-          <w:sz w:val="22"/>
-        </w:rPr>
-        <w:tab/>
-      </w:r>
-      <w:r>
-        <w:rPr>
-          <w:rFonts w:ascii="Tahoma" w:eastAsia="微软雅黑" w:hAnsi="Tahoma"/>
-          <w:kern w:val="0"/>
-          <w:sz w:val="22"/>
-        </w:rPr>
-        <w:tab/>
-      </w:r>
-      <w:r>
-        <w:rPr>
-          <w:rFonts w:ascii="Tahoma" w:eastAsia="微软雅黑" w:hAnsi="Tahoma" w:hint="eastAsia"/>
-          <w:kern w:val="0"/>
-          <w:sz w:val="22"/>
-        </w:rPr>
-        <w:t>对话框</w:t>
-      </w:r>
-      <w:r>
-        <w:rPr>
-          <w:rFonts w:ascii="Tahoma" w:eastAsia="微软雅黑" w:hAnsi="Tahoma" w:hint="eastAsia"/>
-          <w:kern w:val="0"/>
-          <w:sz w:val="22"/>
-        </w:rPr>
-        <w:t xml:space="preserve"> - </w:t>
-      </w:r>
-      <w:r>
-        <w:rPr>
-          <w:rFonts w:ascii="Tahoma" w:eastAsia="微软雅黑" w:hAnsi="Tahoma" w:hint="eastAsia"/>
-          <w:kern w:val="0"/>
-          <w:sz w:val="22"/>
-        </w:rPr>
-        <w:t>对话框</w:t>
-      </w:r>
-      <w:r>
-        <w:rPr>
-          <w:rFonts w:ascii="Tahoma" w:eastAsia="微软雅黑" w:hAnsi="Tahoma" w:hint="eastAsia"/>
-          <w:kern w:val="0"/>
-          <w:sz w:val="22"/>
-        </w:rPr>
-        <w:t>背景</w:t>
-      </w:r>
-    </w:p>
-    <w:p>
-      <w:pPr>
-        <w:widowControl/>
-        <w:jc w:val="left"/>
-        <w:rPr>
-          <w:rFonts w:ascii="Tahoma" w:eastAsia="微软雅黑" w:hAnsi="Tahoma"/>
-          <w:kern w:val="0"/>
-          <w:sz w:val="22"/>
-        </w:rPr>
-      </w:pPr>
-      <w:r>
-        <w:rPr>
-          <w:rFonts w:ascii="Tahoma" w:eastAsia="微软雅黑" w:hAnsi="Tahoma" w:hint="eastAsia"/>
-          <w:kern w:val="0"/>
-          <w:sz w:val="22"/>
-        </w:rPr>
-        <w:t>该插件也基于</w:t>
-      </w:r>
-      <w:r>
-        <w:rPr>
-          <w:rFonts w:ascii="Tahoma" w:eastAsia="微软雅黑" w:hAnsi="Tahoma" w:hint="eastAsia"/>
-          <w:kern w:val="0"/>
-          <w:sz w:val="22"/>
-        </w:rPr>
-        <w:t xml:space="preserve"> </w:t>
-      </w:r>
-      <w:r>
-        <w:rPr>
-          <w:rFonts w:ascii="Tahoma" w:eastAsia="微软雅黑" w:hAnsi="Tahoma" w:hint="eastAsia"/>
-          <w:kern w:val="0"/>
-          <w:sz w:val="22"/>
-        </w:rPr>
-        <w:t>对话框皮肤，能够控制添加背景，并且背景支持</w:t>
-      </w:r>
-      <w:r>
-        <w:rPr>
-          <w:rFonts w:ascii="Tahoma" w:eastAsia="微软雅黑" w:hAnsi="Tahoma" w:hint="eastAsia"/>
-          <w:kern w:val="0"/>
-          <w:sz w:val="22"/>
-        </w:rPr>
-        <w:t xml:space="preserve"> </w:t>
-      </w:r>
-      <w:r>
-        <w:rPr>
-          <w:rFonts w:ascii="Tahoma" w:eastAsia="微软雅黑" w:hAnsi="Tahoma" w:hint="eastAsia"/>
-          <w:kern w:val="0"/>
-          <w:sz w:val="22"/>
-        </w:rPr>
-        <w:t>鼠标遮罩</w:t>
-      </w:r>
-      <w:r>
-        <w:rPr>
-          <w:rFonts w:ascii="Tahoma" w:eastAsia="微软雅黑" w:hAnsi="Tahoma" w:hint="eastAsia"/>
-          <w:kern w:val="0"/>
-          <w:sz w:val="22"/>
-        </w:rPr>
-        <w:t xml:space="preserve"> </w:t>
-      </w:r>
-      <w:r>
-        <w:rPr>
-          <w:rFonts w:ascii="Tahoma" w:eastAsia="微软雅黑" w:hAnsi="Tahoma" w:hint="eastAsia"/>
-          <w:kern w:val="0"/>
-          <w:sz w:val="22"/>
-        </w:rPr>
-        <w:t>效果。</w:t>
-      </w:r>
-    </w:p>
-    <w:p>
-      <w:pPr>
-        <w:widowControl/>
-        <w:snapToGrid w:val="0"/>
-        <w:jc w:val="center"/>
-        <w:rPr>
-          <w:rFonts w:ascii="Tahoma" w:eastAsia="微软雅黑" w:hAnsi="Tahoma"/>
-          <w:kern w:val="0"/>
-          <w:sz w:val="22"/>
-        </w:rPr>
-      </w:pPr>
-      <w:r>
-        <w:rPr>
           <w:noProof/>
         </w:rPr>
         <w:drawing>
-          <wp:inline distT="0" distB="0" distL="0" distR="0" wp14:anchorId="7506B423" wp14:editId="7234CFE6">
-            <wp:extent cx="3253740" cy="1547426"/>
-            <wp:effectExtent l="0" t="0" r="3810" b="0"/>
-            <wp:docPr id="1573288003" name="图片 20"/>
+          <wp:inline distT="0" distB="0" distL="0" distR="0" wp14:anchorId="226B2873" wp14:editId="0B41EB3D">
+            <wp:extent cx="5044440" cy="963825"/>
+            <wp:effectExtent l="0" t="0" r="3810" b="8255"/>
+            <wp:docPr id="1485534735" name="图片 5"/>
             <wp:cNvGraphicFramePr>
               <a:graphicFrameLocks xmlns:a="http://schemas.openxmlformats.org/drawingml/2006/main" noChangeAspect="1"/>
             </wp:cNvGraphicFramePr>
@@ -10789,13 +11618,13 @@
               <a:graphicData uri="http://schemas.openxmlformats.org/drawingml/2006/picture">
                 <pic:pic xmlns:pic="http://schemas.openxmlformats.org/drawingml/2006/picture">
                   <pic:nvPicPr>
-                    <pic:cNvPr id="0" name="Picture 39"/>
+                    <pic:cNvPr id="0" name="Picture 7"/>
                     <pic:cNvPicPr>
                       <a:picLocks noChangeAspect="1" noChangeArrowheads="1"/>
                     </pic:cNvPicPr>
                   </pic:nvPicPr>
                   <pic:blipFill>
-                    <a:blip r:embed="rId46">
+                    <a:blip r:embed="rId51">
                       <a:extLst>
                         <a:ext uri="{28A0092B-C50C-407E-A947-70E740481C1C}">
                           <a14:useLocalDpi xmlns:a14="http://schemas.microsoft.com/office/drawing/2010/main" val="0"/>
@@ -10810,7 +11639,7 @@
                   <pic:spPr bwMode="auto">
                     <a:xfrm>
                       <a:off x="0" y="0"/>
-                      <a:ext cx="3259348" cy="1550093"/>
+                      <a:ext cx="5056411" cy="966112"/>
                     </a:xfrm>
                     <a:prstGeom prst="rect">
                       <a:avLst/>
@@ -10827,251 +11656,1500 @@
         </w:drawing>
       </w:r>
     </w:p>
-    <w:p>
-      <w:pPr>
-        <w:widowControl/>
+    <w:tbl>
+      <w:tblPr>
+        <w:tblStyle w:val="af"/>
+        <w:tblW w:w="0" w:type="auto"/>
+        <w:shd w:val="clear" w:color="auto" w:fill="DEEAF6" w:themeFill="accent1" w:themeFillTint="33"/>
+        <w:tblLook w:val="04A0" w:firstRow="1" w:lastRow="0" w:firstColumn="1" w:lastColumn="0" w:noHBand="0" w:noVBand="1"/>
+      </w:tblPr>
+      <w:tblGrid>
+        <w:gridCol w:w="8522"/>
+      </w:tblGrid>
+      <w:tr>
+        <w:tc>
+          <w:tcPr>
+            <w:tcW w:w="8522" w:type="dxa"/>
+            <w:shd w:val="clear" w:color="auto" w:fill="DEEAF6" w:themeFill="accent1" w:themeFillTint="33"/>
+          </w:tcPr>
+          <w:p>
+            <w:pPr>
+              <w:widowControl/>
+              <w:adjustRightInd w:val="0"/>
+              <w:snapToGrid w:val="0"/>
+              <w:jc w:val="left"/>
+              <w:rPr>
+                <w:rFonts w:ascii="Tahoma" w:eastAsia="微软雅黑" w:hAnsi="Tahoma"/>
+                <w:kern w:val="0"/>
+                <w:sz w:val="22"/>
+              </w:rPr>
+            </w:pPr>
+            <w:r>
+              <w:rPr>
+                <w:rFonts w:ascii="Tahoma" w:eastAsia="微软雅黑" w:hAnsi="Tahoma" w:hint="eastAsia"/>
+                <w:kern w:val="0"/>
+                <w:sz w:val="22"/>
+              </w:rPr>
+              <w:t>这个功能灵感来源于《东方</w:t>
+            </w:r>
+            <w:r>
+              <w:rPr>
+                <w:rFonts w:ascii="Tahoma" w:eastAsia="微软雅黑" w:hAnsi="Tahoma" w:hint="eastAsia"/>
+                <w:kern w:val="0"/>
+                <w:sz w:val="22"/>
+              </w:rPr>
+              <w:t>月</w:t>
+            </w:r>
+            <w:r>
+              <w:rPr>
+                <w:rFonts w:ascii="Tahoma" w:eastAsia="微软雅黑" w:hAnsi="Tahoma" w:hint="eastAsia"/>
+                <w:kern w:val="0"/>
+                <w:sz w:val="22"/>
+              </w:rPr>
+              <w:t>神</w:t>
+            </w:r>
+            <w:r>
+              <w:rPr>
+                <w:rFonts w:ascii="Tahoma" w:eastAsia="微软雅黑" w:hAnsi="Tahoma" w:hint="eastAsia"/>
+                <w:kern w:val="0"/>
+                <w:sz w:val="22"/>
+              </w:rPr>
+              <w:t>夜</w:t>
+            </w:r>
+            <w:r>
+              <w:rPr>
+                <w:rFonts w:ascii="Tahoma" w:eastAsia="微软雅黑" w:hAnsi="Tahoma" w:hint="eastAsia"/>
+                <w:kern w:val="0"/>
+                <w:sz w:val="22"/>
+              </w:rPr>
+              <w:t>》的</w:t>
+            </w:r>
+            <w:r>
+              <w:rPr>
+                <w:rFonts w:ascii="Tahoma" w:eastAsia="微软雅黑" w:hAnsi="Tahoma" w:hint="eastAsia"/>
+                <w:kern w:val="0"/>
+                <w:sz w:val="22"/>
+              </w:rPr>
+              <w:t>boss</w:t>
+            </w:r>
+            <w:r>
+              <w:rPr>
+                <w:rFonts w:ascii="Tahoma" w:eastAsia="微软雅黑" w:hAnsi="Tahoma" w:hint="eastAsia"/>
+                <w:kern w:val="0"/>
+                <w:sz w:val="22"/>
+              </w:rPr>
+              <w:t>对话。（</w:t>
+            </w:r>
+            <w:r>
+              <w:rPr>
+                <w:rFonts w:ascii="Tahoma" w:eastAsia="微软雅黑" w:hAnsi="Tahoma" w:hint="eastAsia"/>
+                <w:kern w:val="0"/>
+                <w:sz w:val="22"/>
+              </w:rPr>
+              <w:t>2026</w:t>
+            </w:r>
+            <w:r>
+              <w:rPr>
+                <w:rFonts w:ascii="Tahoma" w:eastAsia="微软雅黑" w:hAnsi="Tahoma" w:hint="eastAsia"/>
+                <w:kern w:val="0"/>
+                <w:sz w:val="22"/>
+              </w:rPr>
+              <w:t>年</w:t>
+            </w:r>
+            <w:r>
+              <w:rPr>
+                <w:rFonts w:ascii="Tahoma" w:eastAsia="微软雅黑" w:hAnsi="Tahoma" w:hint="eastAsia"/>
+                <w:kern w:val="0"/>
+                <w:sz w:val="22"/>
+              </w:rPr>
+              <w:t>2</w:t>
+            </w:r>
+            <w:r>
+              <w:rPr>
+                <w:rFonts w:ascii="Tahoma" w:eastAsia="微软雅黑" w:hAnsi="Tahoma" w:hint="eastAsia"/>
+                <w:kern w:val="0"/>
+                <w:sz w:val="22"/>
+              </w:rPr>
+              <w:t>月</w:t>
+            </w:r>
+            <w:r>
+              <w:rPr>
+                <w:rFonts w:ascii="Tahoma" w:eastAsia="微软雅黑" w:hAnsi="Tahoma" w:hint="eastAsia"/>
+                <w:kern w:val="0"/>
+                <w:sz w:val="22"/>
+              </w:rPr>
+              <w:t>19</w:t>
+            </w:r>
+            <w:r>
+              <w:rPr>
+                <w:rFonts w:ascii="Tahoma" w:eastAsia="微软雅黑" w:hAnsi="Tahoma" w:hint="eastAsia"/>
+                <w:kern w:val="0"/>
+                <w:sz w:val="22"/>
+              </w:rPr>
+              <w:t>日开坑实现）</w:t>
+            </w:r>
+          </w:p>
+          <w:p>
+            <w:pPr>
+              <w:widowControl/>
+              <w:adjustRightInd w:val="0"/>
+              <w:snapToGrid w:val="0"/>
+              <w:jc w:val="center"/>
+              <w:rPr>
+                <w:rFonts w:ascii="Tahoma" w:eastAsia="微软雅黑" w:hAnsi="Tahoma" w:hint="eastAsia"/>
+                <w:kern w:val="0"/>
+                <w:sz w:val="22"/>
+              </w:rPr>
+            </w:pPr>
+            <w:r>
+              <w:rPr>
+                <w:noProof/>
+              </w:rPr>
+              <w:drawing>
+                <wp:inline distT="0" distB="0" distL="0" distR="0" wp14:anchorId="2E861871" wp14:editId="00567641">
+                  <wp:extent cx="2615112" cy="1318260"/>
+                  <wp:effectExtent l="0" t="0" r="0" b="0"/>
+                  <wp:docPr id="808975652" name="图片 3"/>
+                  <wp:cNvGraphicFramePr>
+                    <a:graphicFrameLocks xmlns:a="http://schemas.openxmlformats.org/drawingml/2006/main" noChangeAspect="1"/>
+                  </wp:cNvGraphicFramePr>
+                  <a:graphic xmlns:a="http://schemas.openxmlformats.org/drawingml/2006/main">
+                    <a:graphicData uri="http://schemas.openxmlformats.org/drawingml/2006/picture">
+                      <pic:pic xmlns:pic="http://schemas.openxmlformats.org/drawingml/2006/picture">
+                        <pic:nvPicPr>
+                          <pic:cNvPr id="0" name="Picture 3"/>
+                          <pic:cNvPicPr>
+                            <a:picLocks noChangeAspect="1" noChangeArrowheads="1"/>
+                          </pic:cNvPicPr>
+                        </pic:nvPicPr>
+                        <pic:blipFill>
+                          <a:blip r:embed="rId52">
+                            <a:extLst>
+                              <a:ext uri="{28A0092B-C50C-407E-A947-70E740481C1C}">
+                                <a14:useLocalDpi xmlns:a14="http://schemas.microsoft.com/office/drawing/2010/main" val="0"/>
+                              </a:ext>
+                            </a:extLst>
+                          </a:blip>
+                          <a:srcRect/>
+                          <a:stretch>
+                            <a:fillRect/>
+                          </a:stretch>
+                        </pic:blipFill>
+                        <pic:spPr bwMode="auto">
+                          <a:xfrm>
+                            <a:off x="0" y="0"/>
+                            <a:ext cx="2644554" cy="1333102"/>
+                          </a:xfrm>
+                          <a:prstGeom prst="rect">
+                            <a:avLst/>
+                          </a:prstGeom>
+                          <a:noFill/>
+                          <a:ln>
+                            <a:noFill/>
+                          </a:ln>
+                        </pic:spPr>
+                      </pic:pic>
+                    </a:graphicData>
+                  </a:graphic>
+                </wp:inline>
+              </w:drawing>
+            </w:r>
+          </w:p>
+        </w:tc>
+      </w:tr>
+    </w:tbl>
+    <w:p>
+      <w:pPr>
+        <w:widowControl/>
+        <w:rPr>
+          <w:rFonts w:ascii="Tahoma" w:eastAsia="微软雅黑" w:hAnsi="Tahoma" w:hint="eastAsia"/>
+          <w:kern w:val="0"/>
+          <w:sz w:val="22"/>
+        </w:rPr>
+      </w:pPr>
+    </w:p>
+    <w:p>
+      <w:pPr>
+        <w:pStyle w:val="4"/>
+        <w:spacing w:before="0" w:after="120" w:line="240" w:lineRule="auto"/>
+        <w:rPr>
+          <w:rFonts w:ascii="微软雅黑" w:eastAsia="微软雅黑" w:hAnsi="微软雅黑" w:hint="eastAsia"/>
+          <w:sz w:val="22"/>
+          <w:szCs w:val="22"/>
+        </w:rPr>
+      </w:pPr>
+      <w:r>
+        <w:rPr>
+          <w:rFonts w:ascii="微软雅黑" w:eastAsia="微软雅黑" w:hAnsi="微软雅黑" w:hint="eastAsia"/>
+          <w:sz w:val="22"/>
+          <w:szCs w:val="22"/>
+        </w:rPr>
+        <w:t>3）临时震动</w:t>
+      </w:r>
+    </w:p>
+    <w:p>
+      <w:pPr>
+        <w:widowControl/>
+        <w:adjustRightInd w:val="0"/>
         <w:snapToGrid w:val="0"/>
+        <w:jc w:val="left"/>
+        <w:rPr>
+          <w:rFonts w:ascii="Tahoma" w:eastAsia="微软雅黑" w:hAnsi="Tahoma"/>
+          <w:kern w:val="0"/>
+          <w:sz w:val="22"/>
+        </w:rPr>
+      </w:pPr>
+      <w:r>
+        <w:rPr>
+          <w:rFonts w:ascii="Tahoma" w:eastAsia="微软雅黑" w:hAnsi="Tahoma" w:hint="eastAsia"/>
+          <w:kern w:val="0"/>
+          <w:sz w:val="22"/>
+        </w:rPr>
+        <w:t>临时震动通过窗口字符实现，</w:t>
+      </w:r>
+    </w:p>
+    <w:p>
+      <w:pPr>
+        <w:widowControl/>
+        <w:adjustRightInd w:val="0"/>
+        <w:snapToGrid w:val="0"/>
+        <w:jc w:val="left"/>
+        <w:rPr>
+          <w:rFonts w:ascii="Tahoma" w:eastAsia="微软雅黑" w:hAnsi="Tahoma"/>
+          <w:kern w:val="0"/>
+          <w:sz w:val="22"/>
+        </w:rPr>
+      </w:pPr>
+      <w:r>
+        <w:rPr>
+          <w:rFonts w:ascii="Tahoma" w:eastAsia="微软雅黑" w:hAnsi="Tahoma" w:hint="eastAsia"/>
+          <w:kern w:val="0"/>
+          <w:sz w:val="22"/>
+        </w:rPr>
+        <w:t>和前面介绍的震动功能相互独立，可以叠加用。</w:t>
+      </w:r>
+    </w:p>
+    <w:tbl>
+      <w:tblPr>
+        <w:tblStyle w:val="af"/>
+        <w:tblW w:w="8007" w:type="dxa"/>
         <w:jc w:val="center"/>
+        <w:tblBorders>
+          <w:top w:val="single" w:sz="4" w:space="0" w:color="D9D9D9" w:themeColor="background1" w:themeShade="D9"/>
+          <w:left w:val="single" w:sz="4" w:space="0" w:color="D9D9D9" w:themeColor="background1" w:themeShade="D9"/>
+          <w:bottom w:val="single" w:sz="4" w:space="0" w:color="D9D9D9" w:themeColor="background1" w:themeShade="D9"/>
+          <w:right w:val="single" w:sz="4" w:space="0" w:color="D9D9D9" w:themeColor="background1" w:themeShade="D9"/>
+          <w:insideH w:val="single" w:sz="4" w:space="0" w:color="D9D9D9" w:themeColor="background1" w:themeShade="D9"/>
+          <w:insideV w:val="single" w:sz="4" w:space="0" w:color="D9D9D9" w:themeColor="background1" w:themeShade="D9"/>
+        </w:tblBorders>
+        <w:tblLook w:val="04A0" w:firstRow="1" w:lastRow="0" w:firstColumn="1" w:lastColumn="0" w:noHBand="0" w:noVBand="1"/>
+      </w:tblPr>
+      <w:tblGrid>
+        <w:gridCol w:w="3537"/>
+        <w:gridCol w:w="4470"/>
+      </w:tblGrid>
+      <w:tr>
+        <w:trPr>
+          <w:jc w:val="center"/>
+        </w:trPr>
+        <w:tc>
+          <w:tcPr>
+            <w:tcW w:w="3537" w:type="dxa"/>
+            <w:shd w:val="clear" w:color="auto" w:fill="DEEAF6" w:themeFill="accent1" w:themeFillTint="33"/>
+            <w:vAlign w:val="center"/>
+          </w:tcPr>
+          <w:p>
+            <w:pPr>
+              <w:widowControl/>
+              <w:adjustRightInd w:val="0"/>
+              <w:snapToGrid w:val="0"/>
+              <w:spacing w:line="276" w:lineRule="auto"/>
+              <w:jc w:val="center"/>
+              <w:rPr>
+                <w:rFonts w:ascii="Tahoma" w:eastAsia="微软雅黑" w:hAnsi="Tahoma"/>
+                <w:b/>
+                <w:bCs/>
+                <w:kern w:val="0"/>
+                <w:sz w:val="22"/>
+                <w:szCs w:val="20"/>
+              </w:rPr>
+            </w:pPr>
+            <w:r>
+              <w:rPr>
+                <w:rFonts w:ascii="Tahoma" w:eastAsia="微软雅黑" w:hAnsi="Tahoma" w:hint="eastAsia"/>
+                <w:b/>
+                <w:bCs/>
+                <w:kern w:val="0"/>
+                <w:sz w:val="22"/>
+                <w:szCs w:val="20"/>
+              </w:rPr>
+              <w:t>窗口字符</w:t>
+            </w:r>
+          </w:p>
+        </w:tc>
+        <w:tc>
+          <w:tcPr>
+            <w:tcW w:w="4470" w:type="dxa"/>
+            <w:shd w:val="clear" w:color="auto" w:fill="DEEAF6" w:themeFill="accent1" w:themeFillTint="33"/>
+            <w:vAlign w:val="center"/>
+          </w:tcPr>
+          <w:p>
+            <w:pPr>
+              <w:widowControl/>
+              <w:adjustRightInd w:val="0"/>
+              <w:snapToGrid w:val="0"/>
+              <w:spacing w:line="276" w:lineRule="auto"/>
+              <w:jc w:val="center"/>
+              <w:rPr>
+                <w:rFonts w:ascii="Tahoma" w:eastAsia="微软雅黑" w:hAnsi="Tahoma"/>
+                <w:b/>
+                <w:bCs/>
+                <w:kern w:val="0"/>
+                <w:sz w:val="22"/>
+                <w:szCs w:val="20"/>
+              </w:rPr>
+            </w:pPr>
+            <w:r>
+              <w:rPr>
+                <w:rFonts w:ascii="Tahoma" w:eastAsia="微软雅黑" w:hAnsi="Tahoma" w:hint="eastAsia"/>
+                <w:b/>
+                <w:bCs/>
+                <w:kern w:val="0"/>
+                <w:sz w:val="22"/>
+                <w:szCs w:val="20"/>
+              </w:rPr>
+              <w:t>描述</w:t>
+            </w:r>
+          </w:p>
+        </w:tc>
+      </w:tr>
+      <w:tr>
+        <w:trPr>
+          <w:jc w:val="center"/>
+        </w:trPr>
+        <w:tc>
+          <w:tcPr>
+            <w:tcW w:w="3537" w:type="dxa"/>
+            <w:vAlign w:val="center"/>
+          </w:tcPr>
+          <w:p>
+            <w:pPr>
+              <w:widowControl/>
+              <w:adjustRightInd w:val="0"/>
+              <w:snapToGrid w:val="0"/>
+              <w:spacing w:line="276" w:lineRule="auto"/>
+              <w:jc w:val="left"/>
+              <w:rPr>
+                <w:rFonts w:ascii="Tahoma" w:eastAsia="微软雅黑" w:hAnsi="Tahoma"/>
+                <w:kern w:val="0"/>
+                <w:sz w:val="20"/>
+                <w:szCs w:val="20"/>
+              </w:rPr>
+            </w:pPr>
+            <w:r>
+              <w:rPr>
+                <w:rFonts w:ascii="Tahoma" w:eastAsia="微软雅黑" w:hAnsi="Tahoma"/>
+                <w:kern w:val="0"/>
+                <w:sz w:val="20"/>
+                <w:szCs w:val="20"/>
+              </w:rPr>
+              <w:t>\dDSSE[</w:t>
+            </w:r>
+            <w:r>
+              <w:rPr>
+                <w:rFonts w:ascii="Tahoma" w:eastAsia="微软雅黑" w:hAnsi="Tahoma"/>
+                <w:kern w:val="0"/>
+                <w:sz w:val="20"/>
+                <w:szCs w:val="20"/>
+              </w:rPr>
+              <w:t>对话框及全部子窗口</w:t>
+            </w:r>
+            <w:r>
+              <w:rPr>
+                <w:rFonts w:ascii="Tahoma" w:eastAsia="微软雅黑" w:hAnsi="Tahoma"/>
+                <w:kern w:val="0"/>
+                <w:sz w:val="20"/>
+                <w:szCs w:val="20"/>
+              </w:rPr>
+              <w:t>:1:30]</w:t>
+            </w:r>
+          </w:p>
+        </w:tc>
+        <w:tc>
+          <w:tcPr>
+            <w:tcW w:w="4470" w:type="dxa"/>
+            <w:vAlign w:val="center"/>
+          </w:tcPr>
+          <w:p>
+            <w:pPr>
+              <w:widowControl/>
+              <w:adjustRightInd w:val="0"/>
+              <w:snapToGrid w:val="0"/>
+              <w:jc w:val="left"/>
+              <w:rPr>
+                <w:rFonts w:ascii="Tahoma" w:eastAsia="微软雅黑" w:hAnsi="Tahoma"/>
+                <w:kern w:val="0"/>
+                <w:sz w:val="20"/>
+                <w:szCs w:val="20"/>
+              </w:rPr>
+            </w:pPr>
+            <w:r>
+              <w:rPr>
+                <w:rFonts w:ascii="Tahoma" w:eastAsia="微软雅黑" w:hAnsi="Tahoma" w:hint="eastAsia"/>
+                <w:kern w:val="0"/>
+                <w:sz w:val="20"/>
+                <w:szCs w:val="20"/>
+              </w:rPr>
+              <w:t>遇到该字符时，使用样式</w:t>
+            </w:r>
+            <w:r>
+              <w:rPr>
+                <w:rFonts w:ascii="Tahoma" w:eastAsia="微软雅黑" w:hAnsi="Tahoma" w:hint="eastAsia"/>
+                <w:kern w:val="0"/>
+                <w:sz w:val="20"/>
+                <w:szCs w:val="20"/>
+              </w:rPr>
+              <w:t>1</w:t>
+            </w:r>
+            <w:r>
+              <w:rPr>
+                <w:rFonts w:ascii="Tahoma" w:eastAsia="微软雅黑" w:hAnsi="Tahoma" w:hint="eastAsia"/>
+                <w:kern w:val="0"/>
+                <w:sz w:val="20"/>
+                <w:szCs w:val="20"/>
+              </w:rPr>
+              <w:t>立即震动</w:t>
+            </w:r>
+            <w:r>
+              <w:rPr>
+                <w:rFonts w:ascii="Tahoma" w:eastAsia="微软雅黑" w:hAnsi="Tahoma" w:hint="eastAsia"/>
+                <w:kern w:val="0"/>
+                <w:sz w:val="20"/>
+                <w:szCs w:val="20"/>
+              </w:rPr>
+              <w:t>30</w:t>
+            </w:r>
+            <w:r>
+              <w:rPr>
+                <w:rFonts w:ascii="Tahoma" w:eastAsia="微软雅黑" w:hAnsi="Tahoma" w:hint="eastAsia"/>
+                <w:kern w:val="0"/>
+                <w:sz w:val="20"/>
+                <w:szCs w:val="20"/>
+              </w:rPr>
+              <w:t>帧。</w:t>
+            </w:r>
+          </w:p>
+        </w:tc>
+      </w:tr>
+      <w:tr>
+        <w:trPr>
+          <w:jc w:val="center"/>
+        </w:trPr>
+        <w:tc>
+          <w:tcPr>
+            <w:tcW w:w="3537" w:type="dxa"/>
+            <w:vAlign w:val="center"/>
+          </w:tcPr>
+          <w:p>
+            <w:pPr>
+              <w:widowControl/>
+              <w:adjustRightInd w:val="0"/>
+              <w:snapToGrid w:val="0"/>
+              <w:spacing w:line="276" w:lineRule="auto"/>
+              <w:jc w:val="left"/>
+              <w:rPr>
+                <w:rFonts w:ascii="Tahoma" w:eastAsia="微软雅黑" w:hAnsi="Tahoma"/>
+                <w:kern w:val="0"/>
+                <w:sz w:val="20"/>
+                <w:szCs w:val="20"/>
+              </w:rPr>
+            </w:pPr>
+            <w:r>
+              <w:rPr>
+                <w:rFonts w:ascii="Tahoma" w:eastAsia="微软雅黑" w:hAnsi="Tahoma"/>
+                <w:kern w:val="0"/>
+                <w:sz w:val="20"/>
+                <w:szCs w:val="20"/>
+              </w:rPr>
+              <w:t>\dDSSE[</w:t>
+            </w:r>
+            <w:r>
+              <w:rPr>
+                <w:rFonts w:ascii="Tahoma" w:eastAsia="微软雅黑" w:hAnsi="Tahoma"/>
+                <w:kern w:val="0"/>
+                <w:sz w:val="20"/>
+                <w:szCs w:val="20"/>
+              </w:rPr>
+              <w:t>只对话框</w:t>
+            </w:r>
+            <w:r>
+              <w:rPr>
+                <w:rFonts w:ascii="Tahoma" w:eastAsia="微软雅黑" w:hAnsi="Tahoma"/>
+                <w:kern w:val="0"/>
+                <w:sz w:val="20"/>
+                <w:szCs w:val="20"/>
+              </w:rPr>
+              <w:t>:1:30]</w:t>
+            </w:r>
+          </w:p>
+        </w:tc>
+        <w:tc>
+          <w:tcPr>
+            <w:tcW w:w="4470" w:type="dxa"/>
+            <w:vAlign w:val="center"/>
+          </w:tcPr>
+          <w:p>
+            <w:pPr>
+              <w:widowControl/>
+              <w:adjustRightInd w:val="0"/>
+              <w:snapToGrid w:val="0"/>
+              <w:jc w:val="left"/>
+              <w:rPr>
+                <w:rFonts w:ascii="Tahoma" w:eastAsia="微软雅黑" w:hAnsi="Tahoma"/>
+                <w:kern w:val="0"/>
+                <w:sz w:val="20"/>
+                <w:szCs w:val="20"/>
+              </w:rPr>
+            </w:pPr>
+            <w:r>
+              <w:rPr>
+                <w:rFonts w:ascii="Tahoma" w:eastAsia="微软雅黑" w:hAnsi="Tahoma" w:hint="eastAsia"/>
+                <w:kern w:val="0"/>
+                <w:sz w:val="20"/>
+                <w:szCs w:val="20"/>
+              </w:rPr>
+              <w:t>遇到该字符时，使用样式</w:t>
+            </w:r>
+            <w:r>
+              <w:rPr>
+                <w:rFonts w:ascii="Tahoma" w:eastAsia="微软雅黑" w:hAnsi="Tahoma" w:hint="eastAsia"/>
+                <w:kern w:val="0"/>
+                <w:sz w:val="20"/>
+                <w:szCs w:val="20"/>
+              </w:rPr>
+              <w:t>1</w:t>
+            </w:r>
+            <w:r>
+              <w:rPr>
+                <w:rFonts w:ascii="Tahoma" w:eastAsia="微软雅黑" w:hAnsi="Tahoma" w:hint="eastAsia"/>
+                <w:kern w:val="0"/>
+                <w:sz w:val="20"/>
+                <w:szCs w:val="20"/>
+              </w:rPr>
+              <w:t>立即震动</w:t>
+            </w:r>
+            <w:r>
+              <w:rPr>
+                <w:rFonts w:ascii="Tahoma" w:eastAsia="微软雅黑" w:hAnsi="Tahoma" w:hint="eastAsia"/>
+                <w:kern w:val="0"/>
+                <w:sz w:val="20"/>
+                <w:szCs w:val="20"/>
+              </w:rPr>
+              <w:t>30</w:t>
+            </w:r>
+            <w:r>
+              <w:rPr>
+                <w:rFonts w:ascii="Tahoma" w:eastAsia="微软雅黑" w:hAnsi="Tahoma" w:hint="eastAsia"/>
+                <w:kern w:val="0"/>
+                <w:sz w:val="20"/>
+                <w:szCs w:val="20"/>
+              </w:rPr>
+              <w:t>帧。</w:t>
+            </w:r>
+          </w:p>
+        </w:tc>
+      </w:tr>
+      <w:tr>
+        <w:trPr>
+          <w:jc w:val="center"/>
+        </w:trPr>
+        <w:tc>
+          <w:tcPr>
+            <w:tcW w:w="3537" w:type="dxa"/>
+            <w:vAlign w:val="center"/>
+          </w:tcPr>
+          <w:p>
+            <w:pPr>
+              <w:widowControl/>
+              <w:adjustRightInd w:val="0"/>
+              <w:snapToGrid w:val="0"/>
+              <w:spacing w:line="276" w:lineRule="auto"/>
+              <w:jc w:val="left"/>
+              <w:rPr>
+                <w:rFonts w:ascii="Tahoma" w:eastAsia="微软雅黑" w:hAnsi="Tahoma"/>
+                <w:kern w:val="0"/>
+                <w:sz w:val="20"/>
+                <w:szCs w:val="20"/>
+              </w:rPr>
+            </w:pPr>
+            <w:r>
+              <w:rPr>
+                <w:rFonts w:ascii="Tahoma" w:eastAsia="微软雅黑" w:hAnsi="Tahoma"/>
+                <w:kern w:val="0"/>
+                <w:sz w:val="20"/>
+                <w:szCs w:val="20"/>
+              </w:rPr>
+              <w:t>\dDSSE[</w:t>
+            </w:r>
+            <w:r>
+              <w:rPr>
+                <w:rFonts w:ascii="Tahoma" w:eastAsia="微软雅黑" w:hAnsi="Tahoma"/>
+                <w:kern w:val="0"/>
+                <w:sz w:val="20"/>
+                <w:szCs w:val="20"/>
+              </w:rPr>
+              <w:t>只金钱窗口</w:t>
+            </w:r>
+            <w:r>
+              <w:rPr>
+                <w:rFonts w:ascii="Tahoma" w:eastAsia="微软雅黑" w:hAnsi="Tahoma"/>
+                <w:kern w:val="0"/>
+                <w:sz w:val="20"/>
+                <w:szCs w:val="20"/>
+              </w:rPr>
+              <w:t>:1:30]</w:t>
+            </w:r>
+          </w:p>
+        </w:tc>
+        <w:tc>
+          <w:tcPr>
+            <w:tcW w:w="4470" w:type="dxa"/>
+            <w:vAlign w:val="center"/>
+          </w:tcPr>
+          <w:p>
+            <w:pPr>
+              <w:widowControl/>
+              <w:adjustRightInd w:val="0"/>
+              <w:snapToGrid w:val="0"/>
+              <w:jc w:val="left"/>
+              <w:rPr>
+                <w:rFonts w:ascii="Tahoma" w:eastAsia="微软雅黑" w:hAnsi="Tahoma"/>
+                <w:kern w:val="0"/>
+                <w:sz w:val="20"/>
+                <w:szCs w:val="20"/>
+              </w:rPr>
+            </w:pPr>
+            <w:r>
+              <w:rPr>
+                <w:rFonts w:ascii="Tahoma" w:eastAsia="微软雅黑" w:hAnsi="Tahoma" w:hint="eastAsia"/>
+                <w:kern w:val="0"/>
+                <w:sz w:val="20"/>
+                <w:szCs w:val="20"/>
+              </w:rPr>
+              <w:t>遇到该字符时，使用样式</w:t>
+            </w:r>
+            <w:r>
+              <w:rPr>
+                <w:rFonts w:ascii="Tahoma" w:eastAsia="微软雅黑" w:hAnsi="Tahoma" w:hint="eastAsia"/>
+                <w:kern w:val="0"/>
+                <w:sz w:val="20"/>
+                <w:szCs w:val="20"/>
+              </w:rPr>
+              <w:t>1</w:t>
+            </w:r>
+            <w:r>
+              <w:rPr>
+                <w:rFonts w:ascii="Tahoma" w:eastAsia="微软雅黑" w:hAnsi="Tahoma" w:hint="eastAsia"/>
+                <w:kern w:val="0"/>
+                <w:sz w:val="20"/>
+                <w:szCs w:val="20"/>
+              </w:rPr>
+              <w:t>立即震动</w:t>
+            </w:r>
+            <w:r>
+              <w:rPr>
+                <w:rFonts w:ascii="Tahoma" w:eastAsia="微软雅黑" w:hAnsi="Tahoma" w:hint="eastAsia"/>
+                <w:kern w:val="0"/>
+                <w:sz w:val="20"/>
+                <w:szCs w:val="20"/>
+              </w:rPr>
+              <w:t>30</w:t>
+            </w:r>
+            <w:r>
+              <w:rPr>
+                <w:rFonts w:ascii="Tahoma" w:eastAsia="微软雅黑" w:hAnsi="Tahoma" w:hint="eastAsia"/>
+                <w:kern w:val="0"/>
+                <w:sz w:val="20"/>
+                <w:szCs w:val="20"/>
+              </w:rPr>
+              <w:t>帧。</w:t>
+            </w:r>
+          </w:p>
+        </w:tc>
+      </w:tr>
+      <w:tr>
+        <w:trPr>
+          <w:jc w:val="center"/>
+        </w:trPr>
+        <w:tc>
+          <w:tcPr>
+            <w:tcW w:w="3537" w:type="dxa"/>
+            <w:vAlign w:val="center"/>
+          </w:tcPr>
+          <w:p>
+            <w:pPr>
+              <w:widowControl/>
+              <w:adjustRightInd w:val="0"/>
+              <w:snapToGrid w:val="0"/>
+              <w:spacing w:line="276" w:lineRule="auto"/>
+              <w:jc w:val="left"/>
+              <w:rPr>
+                <w:rFonts w:ascii="Tahoma" w:eastAsia="微软雅黑" w:hAnsi="Tahoma"/>
+                <w:kern w:val="0"/>
+                <w:sz w:val="20"/>
+                <w:szCs w:val="20"/>
+              </w:rPr>
+            </w:pPr>
+            <w:r>
+              <w:rPr>
+                <w:rFonts w:ascii="Tahoma" w:eastAsia="微软雅黑" w:hAnsi="Tahoma"/>
+                <w:kern w:val="0"/>
+                <w:sz w:val="20"/>
+                <w:szCs w:val="20"/>
+              </w:rPr>
+              <w:t>\dDSSE[</w:t>
+            </w:r>
+            <w:r>
+              <w:rPr>
+                <w:rFonts w:ascii="Tahoma" w:eastAsia="微软雅黑" w:hAnsi="Tahoma"/>
+                <w:kern w:val="0"/>
+                <w:sz w:val="20"/>
+                <w:szCs w:val="20"/>
+              </w:rPr>
+              <w:t>只选择项窗口</w:t>
+            </w:r>
+            <w:r>
+              <w:rPr>
+                <w:rFonts w:ascii="Tahoma" w:eastAsia="微软雅黑" w:hAnsi="Tahoma"/>
+                <w:kern w:val="0"/>
+                <w:sz w:val="20"/>
+                <w:szCs w:val="20"/>
+              </w:rPr>
+              <w:t>:1:30]</w:t>
+            </w:r>
+          </w:p>
+        </w:tc>
+        <w:tc>
+          <w:tcPr>
+            <w:tcW w:w="4470" w:type="dxa"/>
+            <w:vAlign w:val="center"/>
+          </w:tcPr>
+          <w:p>
+            <w:pPr>
+              <w:widowControl/>
+              <w:adjustRightInd w:val="0"/>
+              <w:snapToGrid w:val="0"/>
+              <w:jc w:val="left"/>
+              <w:rPr>
+                <w:rFonts w:ascii="Tahoma" w:eastAsia="微软雅黑" w:hAnsi="Tahoma"/>
+                <w:kern w:val="0"/>
+                <w:sz w:val="20"/>
+                <w:szCs w:val="20"/>
+              </w:rPr>
+            </w:pPr>
+            <w:r>
+              <w:rPr>
+                <w:rFonts w:ascii="Tahoma" w:eastAsia="微软雅黑" w:hAnsi="Tahoma" w:hint="eastAsia"/>
+                <w:kern w:val="0"/>
+                <w:sz w:val="20"/>
+                <w:szCs w:val="20"/>
+              </w:rPr>
+              <w:t>遇到该字符时，使用样式</w:t>
+            </w:r>
+            <w:r>
+              <w:rPr>
+                <w:rFonts w:ascii="Tahoma" w:eastAsia="微软雅黑" w:hAnsi="Tahoma" w:hint="eastAsia"/>
+                <w:kern w:val="0"/>
+                <w:sz w:val="20"/>
+                <w:szCs w:val="20"/>
+              </w:rPr>
+              <w:t>1</w:t>
+            </w:r>
+            <w:r>
+              <w:rPr>
+                <w:rFonts w:ascii="Tahoma" w:eastAsia="微软雅黑" w:hAnsi="Tahoma" w:hint="eastAsia"/>
+                <w:kern w:val="0"/>
+                <w:sz w:val="20"/>
+                <w:szCs w:val="20"/>
+              </w:rPr>
+              <w:t>立即震动</w:t>
+            </w:r>
+            <w:r>
+              <w:rPr>
+                <w:rFonts w:ascii="Tahoma" w:eastAsia="微软雅黑" w:hAnsi="Tahoma" w:hint="eastAsia"/>
+                <w:kern w:val="0"/>
+                <w:sz w:val="20"/>
+                <w:szCs w:val="20"/>
+              </w:rPr>
+              <w:t>30</w:t>
+            </w:r>
+            <w:r>
+              <w:rPr>
+                <w:rFonts w:ascii="Tahoma" w:eastAsia="微软雅黑" w:hAnsi="Tahoma" w:hint="eastAsia"/>
+                <w:kern w:val="0"/>
+                <w:sz w:val="20"/>
+                <w:szCs w:val="20"/>
+              </w:rPr>
+              <w:t>帧。</w:t>
+            </w:r>
+          </w:p>
+        </w:tc>
+      </w:tr>
+      <w:tr>
+        <w:trPr>
+          <w:jc w:val="center"/>
+        </w:trPr>
+        <w:tc>
+          <w:tcPr>
+            <w:tcW w:w="3537" w:type="dxa"/>
+            <w:vAlign w:val="center"/>
+          </w:tcPr>
+          <w:p>
+            <w:pPr>
+              <w:widowControl/>
+              <w:adjustRightInd w:val="0"/>
+              <w:snapToGrid w:val="0"/>
+              <w:spacing w:line="276" w:lineRule="auto"/>
+              <w:jc w:val="left"/>
+              <w:rPr>
+                <w:rFonts w:ascii="Tahoma" w:eastAsia="微软雅黑" w:hAnsi="Tahoma"/>
+                <w:kern w:val="0"/>
+                <w:sz w:val="20"/>
+                <w:szCs w:val="20"/>
+              </w:rPr>
+            </w:pPr>
+            <w:r>
+              <w:rPr>
+                <w:rFonts w:ascii="Tahoma" w:eastAsia="微软雅黑" w:hAnsi="Tahoma"/>
+                <w:kern w:val="0"/>
+                <w:sz w:val="20"/>
+                <w:szCs w:val="20"/>
+              </w:rPr>
+              <w:t>\dDSSE[</w:t>
+            </w:r>
+            <w:r>
+              <w:rPr>
+                <w:rFonts w:ascii="Tahoma" w:eastAsia="微软雅黑" w:hAnsi="Tahoma"/>
+                <w:kern w:val="0"/>
+                <w:sz w:val="20"/>
+                <w:szCs w:val="20"/>
+              </w:rPr>
+              <w:t>只数字输入窗口</w:t>
+            </w:r>
+            <w:r>
+              <w:rPr>
+                <w:rFonts w:ascii="Tahoma" w:eastAsia="微软雅黑" w:hAnsi="Tahoma"/>
+                <w:kern w:val="0"/>
+                <w:sz w:val="20"/>
+                <w:szCs w:val="20"/>
+              </w:rPr>
+              <w:t>:1:30]</w:t>
+            </w:r>
+          </w:p>
+        </w:tc>
+        <w:tc>
+          <w:tcPr>
+            <w:tcW w:w="4470" w:type="dxa"/>
+            <w:vAlign w:val="center"/>
+          </w:tcPr>
+          <w:p>
+            <w:pPr>
+              <w:widowControl/>
+              <w:adjustRightInd w:val="0"/>
+              <w:snapToGrid w:val="0"/>
+              <w:jc w:val="left"/>
+              <w:rPr>
+                <w:rFonts w:ascii="Tahoma" w:eastAsia="微软雅黑" w:hAnsi="Tahoma"/>
+                <w:kern w:val="0"/>
+                <w:sz w:val="20"/>
+                <w:szCs w:val="20"/>
+              </w:rPr>
+            </w:pPr>
+            <w:r>
+              <w:rPr>
+                <w:rFonts w:ascii="Tahoma" w:eastAsia="微软雅黑" w:hAnsi="Tahoma" w:hint="eastAsia"/>
+                <w:kern w:val="0"/>
+                <w:sz w:val="20"/>
+                <w:szCs w:val="20"/>
+              </w:rPr>
+              <w:t>遇到该字符时，使用样式</w:t>
+            </w:r>
+            <w:r>
+              <w:rPr>
+                <w:rFonts w:ascii="Tahoma" w:eastAsia="微软雅黑" w:hAnsi="Tahoma" w:hint="eastAsia"/>
+                <w:kern w:val="0"/>
+                <w:sz w:val="20"/>
+                <w:szCs w:val="20"/>
+              </w:rPr>
+              <w:t>1</w:t>
+            </w:r>
+            <w:r>
+              <w:rPr>
+                <w:rFonts w:ascii="Tahoma" w:eastAsia="微软雅黑" w:hAnsi="Tahoma" w:hint="eastAsia"/>
+                <w:kern w:val="0"/>
+                <w:sz w:val="20"/>
+                <w:szCs w:val="20"/>
+              </w:rPr>
+              <w:t>立即震动</w:t>
+            </w:r>
+            <w:r>
+              <w:rPr>
+                <w:rFonts w:ascii="Tahoma" w:eastAsia="微软雅黑" w:hAnsi="Tahoma" w:hint="eastAsia"/>
+                <w:kern w:val="0"/>
+                <w:sz w:val="20"/>
+                <w:szCs w:val="20"/>
+              </w:rPr>
+              <w:t>30</w:t>
+            </w:r>
+            <w:r>
+              <w:rPr>
+                <w:rFonts w:ascii="Tahoma" w:eastAsia="微软雅黑" w:hAnsi="Tahoma" w:hint="eastAsia"/>
+                <w:kern w:val="0"/>
+                <w:sz w:val="20"/>
+                <w:szCs w:val="20"/>
+              </w:rPr>
+              <w:t>帧。</w:t>
+            </w:r>
+          </w:p>
+        </w:tc>
+      </w:tr>
+      <w:tr>
+        <w:trPr>
+          <w:jc w:val="center"/>
+        </w:trPr>
+        <w:tc>
+          <w:tcPr>
+            <w:tcW w:w="3537" w:type="dxa"/>
+            <w:vAlign w:val="center"/>
+          </w:tcPr>
+          <w:p>
+            <w:pPr>
+              <w:widowControl/>
+              <w:adjustRightInd w:val="0"/>
+              <w:snapToGrid w:val="0"/>
+              <w:spacing w:line="276" w:lineRule="auto"/>
+              <w:jc w:val="left"/>
+              <w:rPr>
+                <w:rFonts w:ascii="Tahoma" w:eastAsia="微软雅黑" w:hAnsi="Tahoma"/>
+                <w:kern w:val="0"/>
+                <w:sz w:val="20"/>
+                <w:szCs w:val="20"/>
+              </w:rPr>
+            </w:pPr>
+            <w:r>
+              <w:rPr>
+                <w:rFonts w:ascii="Tahoma" w:eastAsia="微软雅黑" w:hAnsi="Tahoma"/>
+                <w:kern w:val="0"/>
+                <w:sz w:val="20"/>
+                <w:szCs w:val="20"/>
+              </w:rPr>
+              <w:t>\dDSSE[</w:t>
+            </w:r>
+            <w:r>
+              <w:rPr>
+                <w:rFonts w:ascii="Tahoma" w:eastAsia="微软雅黑" w:hAnsi="Tahoma"/>
+                <w:kern w:val="0"/>
+                <w:sz w:val="20"/>
+                <w:szCs w:val="20"/>
+              </w:rPr>
+              <w:t>只选择物品窗口</w:t>
+            </w:r>
+            <w:r>
+              <w:rPr>
+                <w:rFonts w:ascii="Tahoma" w:eastAsia="微软雅黑" w:hAnsi="Tahoma"/>
+                <w:kern w:val="0"/>
+                <w:sz w:val="20"/>
+                <w:szCs w:val="20"/>
+              </w:rPr>
+              <w:t>:1:30]</w:t>
+            </w:r>
+          </w:p>
+        </w:tc>
+        <w:tc>
+          <w:tcPr>
+            <w:tcW w:w="4470" w:type="dxa"/>
+            <w:vAlign w:val="center"/>
+          </w:tcPr>
+          <w:p>
+            <w:pPr>
+              <w:widowControl/>
+              <w:adjustRightInd w:val="0"/>
+              <w:snapToGrid w:val="0"/>
+              <w:jc w:val="left"/>
+              <w:rPr>
+                <w:rFonts w:ascii="Tahoma" w:eastAsia="微软雅黑" w:hAnsi="Tahoma"/>
+                <w:kern w:val="0"/>
+                <w:sz w:val="20"/>
+                <w:szCs w:val="20"/>
+              </w:rPr>
+            </w:pPr>
+            <w:r>
+              <w:rPr>
+                <w:rFonts w:ascii="Tahoma" w:eastAsia="微软雅黑" w:hAnsi="Tahoma" w:hint="eastAsia"/>
+                <w:kern w:val="0"/>
+                <w:sz w:val="20"/>
+                <w:szCs w:val="20"/>
+              </w:rPr>
+              <w:t>遇到该字符时，使用样式</w:t>
+            </w:r>
+            <w:r>
+              <w:rPr>
+                <w:rFonts w:ascii="Tahoma" w:eastAsia="微软雅黑" w:hAnsi="Tahoma" w:hint="eastAsia"/>
+                <w:kern w:val="0"/>
+                <w:sz w:val="20"/>
+                <w:szCs w:val="20"/>
+              </w:rPr>
+              <w:t>1</w:t>
+            </w:r>
+            <w:r>
+              <w:rPr>
+                <w:rFonts w:ascii="Tahoma" w:eastAsia="微软雅黑" w:hAnsi="Tahoma" w:hint="eastAsia"/>
+                <w:kern w:val="0"/>
+                <w:sz w:val="20"/>
+                <w:szCs w:val="20"/>
+              </w:rPr>
+              <w:t>立即震动</w:t>
+            </w:r>
+            <w:r>
+              <w:rPr>
+                <w:rFonts w:ascii="Tahoma" w:eastAsia="微软雅黑" w:hAnsi="Tahoma" w:hint="eastAsia"/>
+                <w:kern w:val="0"/>
+                <w:sz w:val="20"/>
+                <w:szCs w:val="20"/>
+              </w:rPr>
+              <w:t>30</w:t>
+            </w:r>
+            <w:r>
+              <w:rPr>
+                <w:rFonts w:ascii="Tahoma" w:eastAsia="微软雅黑" w:hAnsi="Tahoma" w:hint="eastAsia"/>
+                <w:kern w:val="0"/>
+                <w:sz w:val="20"/>
+                <w:szCs w:val="20"/>
+              </w:rPr>
+              <w:t>帧。</w:t>
+            </w:r>
+          </w:p>
+        </w:tc>
+      </w:tr>
+      <w:tr>
+        <w:trPr>
+          <w:jc w:val="center"/>
+        </w:trPr>
+        <w:tc>
+          <w:tcPr>
+            <w:tcW w:w="3537" w:type="dxa"/>
+            <w:vAlign w:val="center"/>
+          </w:tcPr>
+          <w:p>
+            <w:pPr>
+              <w:widowControl/>
+              <w:adjustRightInd w:val="0"/>
+              <w:snapToGrid w:val="0"/>
+              <w:spacing w:line="276" w:lineRule="auto"/>
+              <w:jc w:val="left"/>
+              <w:rPr>
+                <w:rFonts w:ascii="Tahoma" w:eastAsia="微软雅黑" w:hAnsi="Tahoma"/>
+                <w:kern w:val="0"/>
+                <w:sz w:val="20"/>
+                <w:szCs w:val="20"/>
+              </w:rPr>
+            </w:pPr>
+            <w:r>
+              <w:rPr>
+                <w:rFonts w:ascii="Tahoma" w:eastAsia="微软雅黑" w:hAnsi="Tahoma"/>
+                <w:kern w:val="0"/>
+                <w:sz w:val="20"/>
+                <w:szCs w:val="20"/>
+              </w:rPr>
+              <w:t>\dDSSE[</w:t>
+            </w:r>
+            <w:r>
+              <w:rPr>
+                <w:rFonts w:ascii="Tahoma" w:eastAsia="微软雅黑" w:hAnsi="Tahoma"/>
+                <w:kern w:val="0"/>
+                <w:sz w:val="20"/>
+                <w:szCs w:val="20"/>
+              </w:rPr>
+              <w:t>只姓名框窗口</w:t>
+            </w:r>
+            <w:r>
+              <w:rPr>
+                <w:rFonts w:ascii="Tahoma" w:eastAsia="微软雅黑" w:hAnsi="Tahoma"/>
+                <w:kern w:val="0"/>
+                <w:sz w:val="20"/>
+                <w:szCs w:val="20"/>
+              </w:rPr>
+              <w:t>:1:30]</w:t>
+            </w:r>
+          </w:p>
+        </w:tc>
+        <w:tc>
+          <w:tcPr>
+            <w:tcW w:w="4470" w:type="dxa"/>
+            <w:vAlign w:val="center"/>
+          </w:tcPr>
+          <w:p>
+            <w:pPr>
+              <w:widowControl/>
+              <w:adjustRightInd w:val="0"/>
+              <w:snapToGrid w:val="0"/>
+              <w:jc w:val="left"/>
+              <w:rPr>
+                <w:rFonts w:ascii="Tahoma" w:eastAsia="微软雅黑" w:hAnsi="Tahoma"/>
+                <w:kern w:val="0"/>
+                <w:sz w:val="20"/>
+                <w:szCs w:val="20"/>
+              </w:rPr>
+            </w:pPr>
+            <w:r>
+              <w:rPr>
+                <w:rFonts w:ascii="Tahoma" w:eastAsia="微软雅黑" w:hAnsi="Tahoma" w:hint="eastAsia"/>
+                <w:kern w:val="0"/>
+                <w:sz w:val="20"/>
+                <w:szCs w:val="20"/>
+              </w:rPr>
+              <w:t>遇到该字符时，使用样式</w:t>
+            </w:r>
+            <w:r>
+              <w:rPr>
+                <w:rFonts w:ascii="Tahoma" w:eastAsia="微软雅黑" w:hAnsi="Tahoma" w:hint="eastAsia"/>
+                <w:kern w:val="0"/>
+                <w:sz w:val="20"/>
+                <w:szCs w:val="20"/>
+              </w:rPr>
+              <w:t>1</w:t>
+            </w:r>
+            <w:r>
+              <w:rPr>
+                <w:rFonts w:ascii="Tahoma" w:eastAsia="微软雅黑" w:hAnsi="Tahoma" w:hint="eastAsia"/>
+                <w:kern w:val="0"/>
+                <w:sz w:val="20"/>
+                <w:szCs w:val="20"/>
+              </w:rPr>
+              <w:t>立即震动</w:t>
+            </w:r>
+            <w:r>
+              <w:rPr>
+                <w:rFonts w:ascii="Tahoma" w:eastAsia="微软雅黑" w:hAnsi="Tahoma" w:hint="eastAsia"/>
+                <w:kern w:val="0"/>
+                <w:sz w:val="20"/>
+                <w:szCs w:val="20"/>
+              </w:rPr>
+              <w:t>30</w:t>
+            </w:r>
+            <w:r>
+              <w:rPr>
+                <w:rFonts w:ascii="Tahoma" w:eastAsia="微软雅黑" w:hAnsi="Tahoma" w:hint="eastAsia"/>
+                <w:kern w:val="0"/>
+                <w:sz w:val="20"/>
+                <w:szCs w:val="20"/>
+              </w:rPr>
+              <w:t>帧。</w:t>
+            </w:r>
+          </w:p>
+        </w:tc>
+      </w:tr>
+    </w:tbl>
+    <w:p>
+      <w:pPr>
+        <w:widowControl/>
+        <w:jc w:val="left"/>
         <w:rPr>
           <w:rFonts w:ascii="Tahoma" w:eastAsia="微软雅黑" w:hAnsi="Tahoma"/>
           <w:kern w:val="0"/>
           <w:sz w:val="22"/>
         </w:rPr>
       </w:pPr>
-      <w:r>
-        <w:rPr>
-          <w:noProof/>
-        </w:rPr>
-        <w:drawing>
-          <wp:inline distT="0" distB="0" distL="0" distR="0" wp14:anchorId="5D0DC19A" wp14:editId="197ADF26">
-            <wp:extent cx="2430780" cy="1344585"/>
-            <wp:effectExtent l="0" t="0" r="7620" b="8255"/>
-            <wp:docPr id="2104269040" name="图片 21"/>
-            <wp:cNvGraphicFramePr>
-              <a:graphicFrameLocks xmlns:a="http://schemas.openxmlformats.org/drawingml/2006/main" noChangeAspect="1"/>
-            </wp:cNvGraphicFramePr>
-            <a:graphic xmlns:a="http://schemas.openxmlformats.org/drawingml/2006/main">
-              <a:graphicData uri="http://schemas.openxmlformats.org/drawingml/2006/picture">
-                <pic:pic xmlns:pic="http://schemas.openxmlformats.org/drawingml/2006/picture">
-                  <pic:nvPicPr>
-                    <pic:cNvPr id="0" name="Picture 41"/>
-                    <pic:cNvPicPr>
-                      <a:picLocks noChangeAspect="1" noChangeArrowheads="1"/>
-                    </pic:cNvPicPr>
-                  </pic:nvPicPr>
-                  <pic:blipFill>
-                    <a:blip r:embed="rId47">
-                      <a:extLst>
-                        <a:ext uri="{28A0092B-C50C-407E-A947-70E740481C1C}">
-                          <a14:useLocalDpi xmlns:a14="http://schemas.microsoft.com/office/drawing/2010/main" val="0"/>
-                        </a:ext>
-                      </a:extLst>
-                    </a:blip>
-                    <a:srcRect/>
-                    <a:stretch>
-                      <a:fillRect/>
-                    </a:stretch>
-                  </pic:blipFill>
-                  <pic:spPr bwMode="auto">
-                    <a:xfrm>
-                      <a:off x="0" y="0"/>
-                      <a:ext cx="2439223" cy="1349255"/>
-                    </a:xfrm>
-                    <a:prstGeom prst="rect">
-                      <a:avLst/>
-                    </a:prstGeom>
-                    <a:noFill/>
-                    <a:ln>
-                      <a:noFill/>
-                    </a:ln>
-                  </pic:spPr>
-                </pic:pic>
-              </a:graphicData>
-            </a:graphic>
-          </wp:inline>
-        </w:drawing>
-      </w:r>
-    </w:p>
-    <w:p>
-      <w:pPr>
-        <w:widowControl/>
-        <w:snapToGrid w:val="0"/>
-        <w:rPr>
-          <w:rFonts w:ascii="Tahoma" w:eastAsia="微软雅黑" w:hAnsi="Tahoma"/>
-          <w:kern w:val="0"/>
-          <w:sz w:val="22"/>
-        </w:rPr>
-      </w:pPr>
-      <w:r>
-        <w:rPr>
-          <w:rFonts w:ascii="Tahoma" w:eastAsia="微软雅黑" w:hAnsi="Tahoma" w:hint="eastAsia"/>
-          <w:kern w:val="0"/>
-          <w:sz w:val="22"/>
-        </w:rPr>
-        <w:t>示例中</w:t>
-      </w:r>
-      <w:r>
-        <w:rPr>
-          <w:rFonts w:ascii="Tahoma" w:eastAsia="微软雅黑" w:hAnsi="Tahoma" w:hint="eastAsia"/>
-          <w:kern w:val="0"/>
-          <w:sz w:val="22"/>
-        </w:rPr>
-        <w:t xml:space="preserve"> </w:t>
-      </w:r>
-      <w:r>
-        <w:rPr>
-          <w:rFonts w:ascii="Tahoma" w:eastAsia="微软雅黑" w:hAnsi="Tahoma" w:hint="eastAsia"/>
-          <w:color w:val="00B050"/>
-          <w:kern w:val="0"/>
-          <w:sz w:val="22"/>
-        </w:rPr>
-        <w:t>对话框管理层</w:t>
-      </w:r>
-      <w:r>
-        <w:rPr>
-          <w:rFonts w:ascii="Tahoma" w:eastAsia="微软雅黑" w:hAnsi="Tahoma" w:hint="eastAsia"/>
-          <w:kern w:val="0"/>
-          <w:sz w:val="22"/>
-        </w:rPr>
-        <w:t>，介绍了</w:t>
-      </w:r>
-      <w:r>
-        <w:rPr>
-          <w:rFonts w:ascii="Tahoma" w:eastAsia="微软雅黑" w:hAnsi="Tahoma" w:hint="eastAsia"/>
-          <w:kern w:val="0"/>
-          <w:sz w:val="22"/>
-        </w:rPr>
-        <w:t xml:space="preserve"> </w:t>
-      </w:r>
-      <w:r>
-        <w:rPr>
-          <w:rFonts w:ascii="Tahoma" w:eastAsia="微软雅黑" w:hAnsi="Tahoma" w:hint="eastAsia"/>
-          <w:kern w:val="0"/>
-          <w:sz w:val="22"/>
-        </w:rPr>
-        <w:t>平铺背景和拉伸背景</w:t>
-      </w:r>
-      <w:r>
-        <w:rPr>
-          <w:rFonts w:ascii="Tahoma" w:eastAsia="微软雅黑" w:hAnsi="Tahoma" w:hint="eastAsia"/>
-          <w:kern w:val="0"/>
-          <w:sz w:val="22"/>
-        </w:rPr>
-        <w:t xml:space="preserve"> </w:t>
-      </w:r>
-      <w:r>
-        <w:rPr>
-          <w:rFonts w:ascii="Tahoma" w:eastAsia="微软雅黑" w:hAnsi="Tahoma" w:hint="eastAsia"/>
-          <w:kern w:val="0"/>
-          <w:sz w:val="22"/>
-        </w:rPr>
-        <w:t>的用法。</w:t>
-      </w:r>
-    </w:p>
-    <w:p>
-      <w:pPr>
-        <w:widowControl/>
-        <w:snapToGrid w:val="0"/>
-        <w:rPr>
-          <w:rFonts w:ascii="Tahoma" w:eastAsia="微软雅黑" w:hAnsi="Tahoma"/>
-          <w:kern w:val="0"/>
-          <w:sz w:val="22"/>
-        </w:rPr>
-      </w:pPr>
-      <w:r>
-        <w:rPr>
-          <w:rFonts w:ascii="Tahoma" w:eastAsia="微软雅黑" w:hAnsi="Tahoma" w:hint="eastAsia"/>
-          <w:kern w:val="0"/>
-          <w:sz w:val="22"/>
-        </w:rPr>
-        <w:t>如果背景小于</w:t>
-      </w:r>
-      <w:r>
-        <w:rPr>
-          <w:rFonts w:ascii="Tahoma" w:eastAsia="微软雅黑" w:hAnsi="Tahoma" w:hint="eastAsia"/>
-          <w:kern w:val="0"/>
-          <w:sz w:val="22"/>
-        </w:rPr>
-        <w:t>96x96</w:t>
-      </w:r>
-      <w:r>
-        <w:rPr>
-          <w:rFonts w:ascii="Tahoma" w:eastAsia="微软雅黑" w:hAnsi="Tahoma" w:hint="eastAsia"/>
-          <w:kern w:val="0"/>
-          <w:sz w:val="22"/>
-        </w:rPr>
-        <w:t>像素，可以把背景放入默认皮肤中使用。</w:t>
-      </w:r>
-    </w:p>
-    <w:p>
-      <w:pPr>
-        <w:widowControl/>
-        <w:snapToGrid w:val="0"/>
-        <w:jc w:val="center"/>
-        <w:rPr>
-          <w:rFonts w:ascii="Tahoma" w:eastAsia="微软雅黑" w:hAnsi="Tahoma"/>
-          <w:kern w:val="0"/>
-          <w:sz w:val="22"/>
-        </w:rPr>
-      </w:pPr>
-      <w:r>
-        <w:rPr>
-          <w:noProof/>
-        </w:rPr>
-        <w:drawing>
-          <wp:inline distT="0" distB="0" distL="0" distR="0" wp14:anchorId="31AAEC82" wp14:editId="2FB67F4D">
-            <wp:extent cx="2427850" cy="1531620"/>
-            <wp:effectExtent l="0" t="0" r="0" b="0"/>
-            <wp:docPr id="1057876524" name="图片 3"/>
-            <wp:cNvGraphicFramePr>
-              <a:graphicFrameLocks xmlns:a="http://schemas.openxmlformats.org/drawingml/2006/main" noChangeAspect="1"/>
-            </wp:cNvGraphicFramePr>
-            <a:graphic xmlns:a="http://schemas.openxmlformats.org/drawingml/2006/main">
-              <a:graphicData uri="http://schemas.openxmlformats.org/drawingml/2006/picture">
-                <pic:pic xmlns:pic="http://schemas.openxmlformats.org/drawingml/2006/picture">
-                  <pic:nvPicPr>
-                    <pic:cNvPr id="0" name="Picture 16"/>
-                    <pic:cNvPicPr>
-                      <a:picLocks noChangeAspect="1" noChangeArrowheads="1"/>
-                    </pic:cNvPicPr>
-                  </pic:nvPicPr>
-                  <pic:blipFill>
-                    <a:blip r:embed="rId48">
-                      <a:extLst>
-                        <a:ext uri="{28A0092B-C50C-407E-A947-70E740481C1C}">
-                          <a14:useLocalDpi xmlns:a14="http://schemas.microsoft.com/office/drawing/2010/main" val="0"/>
-                        </a:ext>
-                      </a:extLst>
-                    </a:blip>
-                    <a:srcRect/>
-                    <a:stretch>
-                      <a:fillRect/>
-                    </a:stretch>
-                  </pic:blipFill>
-                  <pic:spPr bwMode="auto">
-                    <a:xfrm>
-                      <a:off x="0" y="0"/>
-                      <a:ext cx="2434529" cy="1535833"/>
-                    </a:xfrm>
-                    <a:prstGeom prst="rect">
-                      <a:avLst/>
-                    </a:prstGeom>
-                    <a:noFill/>
-                    <a:ln>
-                      <a:noFill/>
-                    </a:ln>
-                  </pic:spPr>
-                </pic:pic>
-              </a:graphicData>
-            </a:graphic>
-          </wp:inline>
-        </w:drawing>
-      </w:r>
-    </w:p>
-    <w:p>
-      <w:pPr>
-        <w:widowControl/>
-        <w:snapToGrid w:val="0"/>
+    </w:p>
+    <w:tbl>
+      <w:tblPr>
+        <w:tblStyle w:val="af"/>
+        <w:tblW w:w="0" w:type="auto"/>
+        <w:shd w:val="clear" w:color="auto" w:fill="FFF2CC" w:themeFill="accent4" w:themeFillTint="33"/>
+        <w:tblLook w:val="04A0" w:firstRow="1" w:lastRow="0" w:firstColumn="1" w:lastColumn="0" w:noHBand="0" w:noVBand="1"/>
+      </w:tblPr>
+      <w:tblGrid>
+        <w:gridCol w:w="8522"/>
+      </w:tblGrid>
+      <w:tr>
+        <w:tc>
+          <w:tcPr>
+            <w:tcW w:w="8522" w:type="dxa"/>
+            <w:shd w:val="clear" w:color="auto" w:fill="FFF2CC" w:themeFill="accent4" w:themeFillTint="33"/>
+          </w:tcPr>
+          <w:p>
+            <w:pPr>
+              <w:widowControl/>
+              <w:snapToGrid w:val="0"/>
+              <w:rPr>
+                <w:rFonts w:ascii="Tahoma" w:eastAsia="微软雅黑" w:hAnsi="Tahoma"/>
+                <w:kern w:val="0"/>
+                <w:sz w:val="22"/>
+              </w:rPr>
+            </w:pPr>
+            <w:r>
+              <w:rPr>
+                <w:rFonts w:ascii="Tahoma" w:eastAsia="微软雅黑" w:hAnsi="Tahoma" w:hint="eastAsia"/>
+                <w:kern w:val="0"/>
+                <w:sz w:val="22"/>
+              </w:rPr>
+              <w:t>震动字符和脸图字符</w:t>
+            </w:r>
+            <w:r>
+              <w:rPr>
+                <w:rFonts w:ascii="Tahoma" w:eastAsia="微软雅黑" w:hAnsi="Tahoma" w:hint="eastAsia"/>
+                <w:kern w:val="0"/>
+                <w:sz w:val="22"/>
+              </w:rPr>
+              <w:t>可以</w:t>
+            </w:r>
+            <w:r>
+              <w:rPr>
+                <w:rFonts w:ascii="Tahoma" w:eastAsia="微软雅黑" w:hAnsi="Tahoma" w:hint="eastAsia"/>
+                <w:kern w:val="0"/>
+                <w:sz w:val="22"/>
+              </w:rPr>
+              <w:t>一起用，</w:t>
+            </w:r>
+            <w:r>
+              <w:rPr>
+                <w:rFonts w:ascii="Tahoma" w:eastAsia="微软雅黑" w:hAnsi="Tahoma" w:hint="eastAsia"/>
+                <w:kern w:val="0"/>
+                <w:sz w:val="22"/>
+              </w:rPr>
+              <w:t>来表现人物的震惊。</w:t>
+            </w:r>
+          </w:p>
+          <w:p>
+            <w:pPr>
+              <w:widowControl/>
+              <w:snapToGrid w:val="0"/>
+              <w:rPr>
+                <w:rFonts w:ascii="Tahoma" w:eastAsia="微软雅黑" w:hAnsi="Tahoma"/>
+                <w:kern w:val="0"/>
+                <w:sz w:val="22"/>
+              </w:rPr>
+            </w:pPr>
+            <w:r>
+              <w:rPr>
+                <w:rFonts w:ascii="Tahoma" w:eastAsia="微软雅黑" w:hAnsi="Tahoma" w:hint="eastAsia"/>
+                <w:kern w:val="0"/>
+                <w:sz w:val="22"/>
+              </w:rPr>
+              <w:t>但在</w:t>
+            </w:r>
+            <w:r>
+              <w:rPr>
+                <w:rFonts w:ascii="Tahoma" w:eastAsia="微软雅黑" w:hAnsi="Tahoma" w:hint="eastAsia"/>
+                <w:kern w:val="0"/>
+                <w:sz w:val="22"/>
+              </w:rPr>
+              <w:t>使用时，</w:t>
+            </w:r>
+            <w:r>
+              <w:rPr>
+                <w:rFonts w:ascii="Tahoma" w:eastAsia="微软雅黑" w:hAnsi="Tahoma" w:hint="eastAsia"/>
+                <w:kern w:val="0"/>
+                <w:sz w:val="22"/>
+              </w:rPr>
+              <w:t>要</w:t>
+            </w:r>
+            <w:r>
+              <w:rPr>
+                <w:rFonts w:ascii="Tahoma" w:eastAsia="微软雅黑" w:hAnsi="Tahoma" w:hint="eastAsia"/>
+                <w:kern w:val="0"/>
+                <w:sz w:val="22"/>
+              </w:rPr>
+              <w:t>留意</w:t>
+            </w:r>
+            <w:r>
+              <w:rPr>
+                <w:rFonts w:ascii="Tahoma" w:eastAsia="微软雅黑" w:hAnsi="Tahoma" w:hint="eastAsia"/>
+                <w:kern w:val="0"/>
+                <w:sz w:val="22"/>
+              </w:rPr>
+              <w:t>加</w:t>
+            </w:r>
+            <w:r>
+              <w:rPr>
+                <w:rFonts w:ascii="Tahoma" w:eastAsia="微软雅黑" w:hAnsi="Tahoma" w:hint="eastAsia"/>
+                <w:kern w:val="0"/>
+                <w:sz w:val="22"/>
+              </w:rPr>
+              <w:t>空格隔开，因为两个效果字符连着写</w:t>
+            </w:r>
+            <w:r>
+              <w:rPr>
+                <w:rFonts w:ascii="Tahoma" w:eastAsia="微软雅黑" w:hAnsi="Tahoma" w:hint="eastAsia"/>
+                <w:kern w:val="0"/>
+                <w:sz w:val="22"/>
+              </w:rPr>
+              <w:t>时功能</w:t>
+            </w:r>
+            <w:r>
+              <w:rPr>
+                <w:rFonts w:ascii="Tahoma" w:eastAsia="微软雅黑" w:hAnsi="Tahoma" w:hint="eastAsia"/>
+                <w:kern w:val="0"/>
+                <w:sz w:val="22"/>
+              </w:rPr>
+              <w:t>会被折叠。</w:t>
+            </w:r>
+          </w:p>
+          <w:p>
+            <w:pPr>
+              <w:widowControl/>
+              <w:snapToGrid w:val="0"/>
+              <w:jc w:val="center"/>
+              <w:rPr>
+                <w:rFonts w:ascii="Tahoma" w:eastAsia="微软雅黑" w:hAnsi="Tahoma"/>
+                <w:kern w:val="0"/>
+                <w:sz w:val="22"/>
+              </w:rPr>
+            </w:pPr>
+            <w:r>
+              <w:rPr>
+                <w:rFonts w:ascii="Tahoma" w:eastAsia="微软雅黑" w:hAnsi="Tahoma"/>
+                <w:noProof/>
+                <w:kern w:val="0"/>
+                <w:sz w:val="22"/>
+              </w:rPr>
+              <w:drawing>
+                <wp:inline distT="0" distB="0" distL="0" distR="0" wp14:anchorId="28BC292B" wp14:editId="55842D9D">
+                  <wp:extent cx="4450080" cy="1388171"/>
+                  <wp:effectExtent l="0" t="0" r="7620" b="2540"/>
+                  <wp:docPr id="271044847" name="图片 2"/>
+                  <wp:cNvGraphicFramePr>
+                    <a:graphicFrameLocks xmlns:a="http://schemas.openxmlformats.org/drawingml/2006/main" noChangeAspect="1"/>
+                  </wp:cNvGraphicFramePr>
+                  <a:graphic xmlns:a="http://schemas.openxmlformats.org/drawingml/2006/main">
+                    <a:graphicData uri="http://schemas.openxmlformats.org/drawingml/2006/picture">
+                      <pic:pic xmlns:pic="http://schemas.openxmlformats.org/drawingml/2006/picture">
+                        <pic:nvPicPr>
+                          <pic:cNvPr id="0" name="Picture 4"/>
+                          <pic:cNvPicPr>
+                            <a:picLocks noChangeAspect="1" noChangeArrowheads="1"/>
+                          </pic:cNvPicPr>
+                        </pic:nvPicPr>
+                        <pic:blipFill>
+                          <a:blip r:embed="rId53">
+                            <a:extLst>
+                              <a:ext uri="{28A0092B-C50C-407E-A947-70E740481C1C}">
+                                <a14:useLocalDpi xmlns:a14="http://schemas.microsoft.com/office/drawing/2010/main" val="0"/>
+                              </a:ext>
+                            </a:extLst>
+                          </a:blip>
+                          <a:srcRect/>
+                          <a:stretch>
+                            <a:fillRect/>
+                          </a:stretch>
+                        </pic:blipFill>
+                        <pic:spPr bwMode="auto">
+                          <a:xfrm>
+                            <a:off x="0" y="0"/>
+                            <a:ext cx="4467856" cy="1393716"/>
+                          </a:xfrm>
+                          <a:prstGeom prst="rect">
+                            <a:avLst/>
+                          </a:prstGeom>
+                          <a:noFill/>
+                          <a:ln>
+                            <a:noFill/>
+                          </a:ln>
+                        </pic:spPr>
+                      </pic:pic>
+                    </a:graphicData>
+                  </a:graphic>
+                </wp:inline>
+              </w:drawing>
+            </w:r>
+          </w:p>
+          <w:p>
+            <w:pPr>
+              <w:widowControl/>
+              <w:snapToGrid w:val="0"/>
+              <w:rPr>
+                <w:rFonts w:ascii="Tahoma" w:eastAsia="微软雅黑" w:hAnsi="Tahoma"/>
+                <w:kern w:val="0"/>
+                <w:sz w:val="22"/>
+              </w:rPr>
+            </w:pPr>
+            <w:r>
+              <w:rPr>
+                <w:rFonts w:ascii="Tahoma" w:eastAsia="微软雅黑" w:hAnsi="Tahoma" w:hint="eastAsia"/>
+                <w:kern w:val="0"/>
+                <w:sz w:val="22"/>
+              </w:rPr>
+              <w:t>看看文档：“</w:t>
+            </w:r>
+            <w:r>
+              <w:rPr>
+                <w:rFonts w:ascii="Tahoma" w:eastAsia="微软雅黑" w:hAnsi="Tahoma" w:hint="eastAsia"/>
+                <w:color w:val="0070C0"/>
+                <w:kern w:val="0"/>
+                <w:sz w:val="22"/>
+              </w:rPr>
+              <w:t>15.</w:t>
+            </w:r>
+            <w:r>
+              <w:rPr>
+                <w:rFonts w:ascii="Tahoma" w:eastAsia="微软雅黑" w:hAnsi="Tahoma" w:hint="eastAsia"/>
+                <w:color w:val="0070C0"/>
+                <w:kern w:val="0"/>
+                <w:sz w:val="22"/>
+              </w:rPr>
+              <w:t>对话框</w:t>
+            </w:r>
+            <w:r>
+              <w:rPr>
+                <w:rFonts w:ascii="Tahoma" w:eastAsia="微软雅黑" w:hAnsi="Tahoma" w:hint="eastAsia"/>
+                <w:color w:val="0070C0"/>
+                <w:kern w:val="0"/>
+                <w:sz w:val="22"/>
+              </w:rPr>
+              <w:t xml:space="preserve"> &gt; </w:t>
+            </w:r>
+            <w:r>
+              <w:rPr>
+                <w:rFonts w:ascii="Tahoma" w:eastAsia="微软雅黑" w:hAnsi="Tahoma" w:hint="eastAsia"/>
+                <w:color w:val="0070C0"/>
+                <w:kern w:val="0"/>
+                <w:sz w:val="22"/>
+              </w:rPr>
+              <w:t>关于对话框优化核心</w:t>
+            </w:r>
+            <w:r>
+              <w:rPr>
+                <w:rFonts w:ascii="Tahoma" w:eastAsia="微软雅黑" w:hAnsi="Tahoma" w:hint="eastAsia"/>
+                <w:color w:val="0070C0"/>
+                <w:kern w:val="0"/>
+                <w:sz w:val="22"/>
+              </w:rPr>
+              <w:t>.docx</w:t>
+            </w:r>
+            <w:r>
+              <w:rPr>
+                <w:rFonts w:ascii="Tahoma" w:eastAsia="微软雅黑" w:hAnsi="Tahoma" w:hint="eastAsia"/>
+                <w:kern w:val="0"/>
+                <w:sz w:val="22"/>
+              </w:rPr>
+              <w:t>”的“脸图切换不生效”问题</w:t>
+            </w:r>
+            <w:r>
+              <w:rPr>
+                <w:rFonts w:ascii="Tahoma" w:eastAsia="微软雅黑" w:hAnsi="Tahoma" w:hint="eastAsia"/>
+                <w:kern w:val="0"/>
+                <w:sz w:val="22"/>
+              </w:rPr>
+              <w:t>。</w:t>
+            </w:r>
+          </w:p>
+        </w:tc>
+      </w:tr>
+    </w:tbl>
+    <w:p>
+      <w:pPr>
+        <w:widowControl/>
+        <w:jc w:val="left"/>
         <w:rPr>
           <w:rFonts w:ascii="Tahoma" w:eastAsia="微软雅黑" w:hAnsi="Tahoma"/>
           <w:kern w:val="0"/>
@@ -11531,7 +13609,7 @@
                     </pic:cNvPicPr>
                   </pic:nvPicPr>
                   <pic:blipFill>
-                    <a:blip r:embed="rId49">
+                    <a:blip r:embed="rId54">
                       <a:extLst>
                         <a:ext uri="{28A0092B-C50C-407E-A947-70E740481C1C}">
                           <a14:useLocalDpi xmlns:a14="http://schemas.microsoft.com/office/drawing/2010/main" val="0"/>
@@ -11775,7 +13853,7 @@
                     </pic:cNvPicPr>
                   </pic:nvPicPr>
                   <pic:blipFill>
-                    <a:blip r:embed="rId50">
+                    <a:blip r:embed="rId55">
                       <a:extLst>
                         <a:ext uri="{28A0092B-C50C-407E-A947-70E740481C1C}">
                           <a14:useLocalDpi xmlns:a14="http://schemas.microsoft.com/office/drawing/2010/main" val="0"/>
@@ -11972,7 +14050,7 @@
                     </pic:cNvPicPr>
                   </pic:nvPicPr>
                   <pic:blipFill>
-                    <a:blip r:embed="rId51">
+                    <a:blip r:embed="rId56">
                       <a:extLst>
                         <a:ext uri="{28A0092B-C50C-407E-A947-70E740481C1C}">
                           <a14:useLocalDpi xmlns:a14="http://schemas.microsoft.com/office/drawing/2010/main" val="0"/>
@@ -12088,7 +14166,7 @@
                           </pic:cNvPicPr>
                         </pic:nvPicPr>
                         <pic:blipFill>
-                          <a:blip r:embed="rId52">
+                          <a:blip r:embed="rId57">
                             <a:extLst>
                               <a:ext uri="{28A0092B-C50C-407E-A947-70E740481C1C}">
                                 <a14:useLocalDpi xmlns:a14="http://schemas.microsoft.com/office/drawing/2010/main" val="0"/>
@@ -12194,7 +14272,7 @@
                     </pic:cNvPicPr>
                   </pic:nvPicPr>
                   <pic:blipFill>
-                    <a:blip r:embed="rId53">
+                    <a:blip r:embed="rId58">
                       <a:extLst>
                         <a:ext uri="{28A0092B-C50C-407E-A947-70E740481C1C}">
                           <a14:useLocalDpi xmlns:a14="http://schemas.microsoft.com/office/drawing/2010/main" val="0"/>
@@ -12340,7 +14418,7 @@
                     </pic:cNvPicPr>
                   </pic:nvPicPr>
                   <pic:blipFill>
-                    <a:blip r:embed="rId54">
+                    <a:blip r:embed="rId59">
                       <a:extLst>
                         <a:ext uri="{28A0092B-C50C-407E-A947-70E740481C1C}">
                           <a14:useLocalDpi xmlns:a14="http://schemas.microsoft.com/office/drawing/2010/main" val="0"/>
@@ -12434,7 +14512,7 @@
                     </pic:cNvPicPr>
                   </pic:nvPicPr>
                   <pic:blipFill>
-                    <a:blip r:embed="rId55">
+                    <a:blip r:embed="rId60">
                       <a:extLst>
                         <a:ext uri="{28A0092B-C50C-407E-A947-70E740481C1C}">
                           <a14:useLocalDpi xmlns:a14="http://schemas.microsoft.com/office/drawing/2010/main" val="0"/>
@@ -12498,7 +14576,7 @@
                     </pic:cNvPicPr>
                   </pic:nvPicPr>
                   <pic:blipFill>
-                    <a:blip r:embed="rId42">
+                    <a:blip r:embed="rId47">
                       <a:extLst>
                         <a:ext uri="{28A0092B-C50C-407E-A947-70E740481C1C}">
                           <a14:useLocalDpi xmlns:a14="http://schemas.microsoft.com/office/drawing/2010/main" val="0"/>
@@ -12818,7 +14896,7 @@
                     </pic:cNvPicPr>
                   </pic:nvPicPr>
                   <pic:blipFill>
-                    <a:blip r:embed="rId56">
+                    <a:blip r:embed="rId61">
                       <a:extLst>
                         <a:ext uri="{28A0092B-C50C-407E-A947-70E740481C1C}">
                           <a14:useLocalDpi xmlns:a14="http://schemas.microsoft.com/office/drawing/2010/main" val="0"/>
@@ -13197,7 +15275,7 @@
                     </pic:cNvPicPr>
                   </pic:nvPicPr>
                   <pic:blipFill>
-                    <a:blip r:embed="rId57">
+                    <a:blip r:embed="rId62">
                       <a:extLst>
                         <a:ext uri="{28A0092B-C50C-407E-A947-70E740481C1C}">
                           <a14:useLocalDpi xmlns:a14="http://schemas.microsoft.com/office/drawing/2010/main" val="0"/>
@@ -13334,7 +15412,7 @@
                     </pic:cNvPicPr>
                   </pic:nvPicPr>
                   <pic:blipFill>
-                    <a:blip r:embed="rId58">
+                    <a:blip r:embed="rId63">
                       <a:extLst>
                         <a:ext uri="{28A0092B-C50C-407E-A947-70E740481C1C}">
                           <a14:useLocalDpi xmlns:a14="http://schemas.microsoft.com/office/drawing/2010/main" val="0"/>
@@ -13396,18 +15474,8 @@
           <w:sz w:val="22"/>
         </w:rPr>
         <w:lastRenderedPageBreak/>
-        <w:t>将矩形居中，然后设置一下透明度，在最外层</w:t>
-      </w:r>
-      <w:proofErr w:type="gramStart"/>
-      <w:r>
-        <w:rPr>
-          <w:rFonts w:ascii="Tahoma" w:eastAsia="微软雅黑" w:hAnsi="Tahoma" w:cstheme="minorBidi" w:hint="eastAsia"/>
-          <w:kern w:val="0"/>
-          <w:sz w:val="22"/>
-        </w:rPr>
-        <w:t>描边白色</w:t>
-      </w:r>
-      <w:proofErr w:type="gramEnd"/>
+        <w:t>将矩形居中，然后设置一下透明度，在最外层描边白色</w:t>
+      </w:r>
       <w:r>
         <w:rPr>
           <w:rFonts w:ascii="Tahoma" w:eastAsia="微软雅黑" w:hAnsi="Tahoma" w:cstheme="minorBidi" w:hint="eastAsia"/>
@@ -13457,7 +15525,7 @@
                     </pic:cNvPicPr>
                   </pic:nvPicPr>
                   <pic:blipFill>
-                    <a:blip r:embed="rId59">
+                    <a:blip r:embed="rId64">
                       <a:extLst>
                         <a:ext uri="{28A0092B-C50C-407E-A947-70E740481C1C}">
                           <a14:useLocalDpi xmlns:a14="http://schemas.microsoft.com/office/drawing/2010/main" val="0"/>
@@ -13562,7 +15630,7 @@
                     </pic:cNvPicPr>
                   </pic:nvPicPr>
                   <pic:blipFill>
-                    <a:blip r:embed="rId60">
+                    <a:blip r:embed="rId65">
                       <a:extLst>
                         <a:ext uri="{28A0092B-C50C-407E-A947-70E740481C1C}">
                           <a14:useLocalDpi xmlns:a14="http://schemas.microsoft.com/office/drawing/2010/main" val="0"/>
@@ -13663,7 +15731,7 @@
                     </pic:cNvPicPr>
                   </pic:nvPicPr>
                   <pic:blipFill>
-                    <a:blip r:embed="rId61">
+                    <a:blip r:embed="rId66">
                       <a:extLst>
                         <a:ext uri="{28A0092B-C50C-407E-A947-70E740481C1C}">
                           <a14:useLocalDpi xmlns:a14="http://schemas.microsoft.com/office/drawing/2010/main" val="0"/>
@@ -13816,7 +15884,7 @@
                     </pic:cNvPicPr>
                   </pic:nvPicPr>
                   <pic:blipFill>
-                    <a:blip r:embed="rId62">
+                    <a:blip r:embed="rId67">
                       <a:extLst>
                         <a:ext uri="{28A0092B-C50C-407E-A947-70E740481C1C}">
                           <a14:useLocalDpi xmlns:a14="http://schemas.microsoft.com/office/drawing/2010/main" val="0"/>
@@ -13948,7 +16016,7 @@
                     </pic:cNvPicPr>
                   </pic:nvPicPr>
                   <pic:blipFill>
-                    <a:blip r:embed="rId63">
+                    <a:blip r:embed="rId68">
                       <a:extLst>
                         <a:ext uri="{28A0092B-C50C-407E-A947-70E740481C1C}">
                           <a14:useLocalDpi xmlns:a14="http://schemas.microsoft.com/office/drawing/2010/main" val="0"/>
@@ -14034,25 +16102,7 @@
           <w:kern w:val="0"/>
           <w:sz w:val="22"/>
         </w:rPr>
-        <w:t>这个过程要</w:t>
-      </w:r>
-      <w:proofErr w:type="gramStart"/>
-      <w:r>
-        <w:rPr>
-          <w:rFonts w:ascii="Tahoma" w:eastAsia="微软雅黑" w:hAnsi="Tahoma" w:cstheme="minorBidi" w:hint="eastAsia"/>
-          <w:kern w:val="0"/>
-          <w:sz w:val="22"/>
-        </w:rPr>
-        <w:t>多调整</w:t>
-      </w:r>
-      <w:proofErr w:type="gramEnd"/>
-      <w:r>
-        <w:rPr>
-          <w:rFonts w:ascii="Tahoma" w:eastAsia="微软雅黑" w:hAnsi="Tahoma" w:cstheme="minorBidi" w:hint="eastAsia"/>
-          <w:kern w:val="0"/>
-          <w:sz w:val="22"/>
-        </w:rPr>
-        <w:t>几次，</w:t>
+        <w:t>这个过程要多调整几次，</w:t>
       </w:r>
       <w:r>
         <w:rPr>
@@ -14119,7 +16169,7 @@
                     </pic:cNvPicPr>
                   </pic:nvPicPr>
                   <pic:blipFill>
-                    <a:blip r:embed="rId64">
+                    <a:blip r:embed="rId69">
                       <a:extLst>
                         <a:ext uri="{28A0092B-C50C-407E-A947-70E740481C1C}">
                           <a14:useLocalDpi xmlns:a14="http://schemas.microsoft.com/office/drawing/2010/main" val="0"/>
@@ -14202,7 +16252,7 @@
                     </pic:cNvPicPr>
                   </pic:nvPicPr>
                   <pic:blipFill>
-                    <a:blip r:embed="rId65">
+                    <a:blip r:embed="rId70">
                       <a:extLst>
                         <a:ext uri="{28A0092B-C50C-407E-A947-70E740481C1C}">
                           <a14:useLocalDpi xmlns:a14="http://schemas.microsoft.com/office/drawing/2010/main" val="0"/>
@@ -14263,7 +16313,7 @@
                     </pic:cNvPicPr>
                   </pic:nvPicPr>
                   <pic:blipFill>
-                    <a:blip r:embed="rId66">
+                    <a:blip r:embed="rId71">
                       <a:extLst>
                         <a:ext uri="{28A0092B-C50C-407E-A947-70E740481C1C}">
                           <a14:useLocalDpi xmlns:a14="http://schemas.microsoft.com/office/drawing/2010/main" val="0"/>
@@ -14356,7 +16406,7 @@
                     </pic:cNvPicPr>
                   </pic:nvPicPr>
                   <pic:blipFill>
-                    <a:blip r:embed="rId67">
+                    <a:blip r:embed="rId72">
                       <a:extLst>
                         <a:ext uri="{28A0092B-C50C-407E-A947-70E740481C1C}">
                           <a14:useLocalDpi xmlns:a14="http://schemas.microsoft.com/office/drawing/2010/main" val="0"/>
@@ -14441,7 +16491,7 @@
                     </pic:cNvPicPr>
                   </pic:nvPicPr>
                   <pic:blipFill>
-                    <a:blip r:embed="rId68">
+                    <a:blip r:embed="rId73">
                       <a:extLst>
                         <a:ext uri="{28A0092B-C50C-407E-A947-70E740481C1C}">
                           <a14:useLocalDpi xmlns:a14="http://schemas.microsoft.com/office/drawing/2010/main" val="0"/>
@@ -14605,7 +16655,7 @@
                     </pic:cNvPicPr>
                   </pic:nvPicPr>
                   <pic:blipFill>
-                    <a:blip r:embed="rId69">
+                    <a:blip r:embed="rId74">
                       <a:extLst>
                         <a:ext uri="{28A0092B-C50C-407E-A947-70E740481C1C}">
                           <a14:useLocalDpi xmlns:a14="http://schemas.microsoft.com/office/drawing/2010/main" val="0"/>
@@ -14689,7 +16739,7 @@
                     </pic:cNvPicPr>
                   </pic:nvPicPr>
                   <pic:blipFill>
-                    <a:blip r:embed="rId70">
+                    <a:blip r:embed="rId75">
                       <a:extLst>
                         <a:ext uri="{28A0092B-C50C-407E-A947-70E740481C1C}">
                           <a14:useLocalDpi xmlns:a14="http://schemas.microsoft.com/office/drawing/2010/main" val="0"/>
@@ -14788,7 +16838,7 @@
                     </pic:cNvPicPr>
                   </pic:nvPicPr>
                   <pic:blipFill>
-                    <a:blip r:embed="rId71">
+                    <a:blip r:embed="rId76">
                       <a:extLst>
                         <a:ext uri="{28A0092B-C50C-407E-A947-70E740481C1C}">
                           <a14:useLocalDpi xmlns:a14="http://schemas.microsoft.com/office/drawing/2010/main" val="0"/>
@@ -14871,7 +16921,7 @@
                     </pic:cNvPicPr>
                   </pic:nvPicPr>
                   <pic:blipFill>
-                    <a:blip r:embed="rId72">
+                    <a:blip r:embed="rId77">
                       <a:extLst>
                         <a:ext uri="{28A0092B-C50C-407E-A947-70E740481C1C}">
                           <a14:useLocalDpi xmlns:a14="http://schemas.microsoft.com/office/drawing/2010/main" val="0"/>
@@ -14975,18 +17025,8 @@
           <w:sz w:val="22"/>
           <w:szCs w:val="22"/>
         </w:rPr>
-        <w:t>姓名</w:t>
-      </w:r>
-      <w:proofErr w:type="gramStart"/>
-      <w:r>
-        <w:rPr>
-          <w:rFonts w:ascii="微软雅黑" w:eastAsia="微软雅黑" w:hAnsi="微软雅黑" w:hint="eastAsia"/>
-          <w:sz w:val="22"/>
-          <w:szCs w:val="22"/>
-        </w:rPr>
-        <w:t>框皮肤</w:t>
-      </w:r>
-      <w:proofErr w:type="gramEnd"/>
+        <w:t>姓名框皮肤</w:t>
+      </w:r>
       <w:r>
         <w:rPr>
           <w:rFonts w:ascii="微软雅黑" w:eastAsia="微软雅黑" w:hAnsi="微软雅黑" w:hint="eastAsia"/>
@@ -15080,7 +17120,7 @@
                     </pic:cNvPicPr>
                   </pic:nvPicPr>
                   <pic:blipFill>
-                    <a:blip r:embed="rId73">
+                    <a:blip r:embed="rId78">
                       <a:extLst>
                         <a:ext uri="{28A0092B-C50C-407E-A947-70E740481C1C}">
                           <a14:useLocalDpi xmlns:a14="http://schemas.microsoft.com/office/drawing/2010/main" val="0"/>
@@ -15185,7 +17225,7 @@
                     </pic:cNvPicPr>
                   </pic:nvPicPr>
                   <pic:blipFill>
-                    <a:blip r:embed="rId74">
+                    <a:blip r:embed="rId79">
                       <a:extLst>
                         <a:ext uri="{28A0092B-C50C-407E-A947-70E740481C1C}">
                           <a14:useLocalDpi xmlns:a14="http://schemas.microsoft.com/office/drawing/2010/main" val="0"/>
@@ -15286,7 +17326,7 @@
                     </pic:cNvPicPr>
                   </pic:nvPicPr>
                   <pic:blipFill>
-                    <a:blip r:embed="rId75">
+                    <a:blip r:embed="rId80">
                       <a:extLst>
                         <a:ext uri="{28A0092B-C50C-407E-A947-70E740481C1C}">
                           <a14:useLocalDpi xmlns:a14="http://schemas.microsoft.com/office/drawing/2010/main" val="0"/>
@@ -15335,25 +17375,7 @@
           <w:kern w:val="0"/>
           <w:sz w:val="22"/>
         </w:rPr>
-        <w:t>设置单图背景后，在姓名</w:t>
-      </w:r>
-      <w:proofErr w:type="gramStart"/>
-      <w:r>
-        <w:rPr>
-          <w:rFonts w:ascii="Tahoma" w:eastAsia="微软雅黑" w:hAnsi="Tahoma" w:cstheme="minorBidi" w:hint="eastAsia"/>
-          <w:kern w:val="0"/>
-          <w:sz w:val="22"/>
-        </w:rPr>
-        <w:t>框位置</w:t>
-      </w:r>
-      <w:proofErr w:type="gramEnd"/>
-      <w:r>
-        <w:rPr>
-          <w:rFonts w:ascii="Tahoma" w:eastAsia="微软雅黑" w:hAnsi="Tahoma" w:cstheme="minorBidi" w:hint="eastAsia"/>
-          <w:kern w:val="0"/>
-          <w:sz w:val="22"/>
-        </w:rPr>
-        <w:t>设置对应的样式。</w:t>
+        <w:t>设置单图背景后，在姓名框位置设置对应的样式。</w:t>
       </w:r>
     </w:p>
     <w:p>
@@ -15389,7 +17411,7 @@
                     </pic:cNvPicPr>
                   </pic:nvPicPr>
                   <pic:blipFill>
-                    <a:blip r:embed="rId76">
+                    <a:blip r:embed="rId81">
                       <a:extLst>
                         <a:ext uri="{28A0092B-C50C-407E-A947-70E740481C1C}">
                           <a14:useLocalDpi xmlns:a14="http://schemas.microsoft.com/office/drawing/2010/main" val="0"/>
@@ -15474,7 +17496,7 @@
                     </pic:cNvPicPr>
                   </pic:nvPicPr>
                   <pic:blipFill>
-                    <a:blip r:embed="rId77">
+                    <a:blip r:embed="rId82">
                       <a:extLst>
                         <a:ext uri="{28A0092B-C50C-407E-A947-70E740481C1C}">
                           <a14:useLocalDpi xmlns:a14="http://schemas.microsoft.com/office/drawing/2010/main" val="0"/>
@@ -15558,7 +17580,7 @@
                     </pic:cNvPicPr>
                   </pic:nvPicPr>
                   <pic:blipFill>
-                    <a:blip r:embed="rId78">
+                    <a:blip r:embed="rId83">
                       <a:extLst>
                         <a:ext uri="{28A0092B-C50C-407E-A947-70E740481C1C}">
                           <a14:useLocalDpi xmlns:a14="http://schemas.microsoft.com/office/drawing/2010/main" val="0"/>
@@ -15641,7 +17663,7 @@
                     </pic:cNvPicPr>
                   </pic:nvPicPr>
                   <pic:blipFill>
-                    <a:blip r:embed="rId79">
+                    <a:blip r:embed="rId84">
                       <a:extLst>
                         <a:ext uri="{28A0092B-C50C-407E-A947-70E740481C1C}">
                           <a14:useLocalDpi xmlns:a14="http://schemas.microsoft.com/office/drawing/2010/main" val="0"/>
@@ -15724,7 +17746,7 @@
                     </pic:cNvPicPr>
                   </pic:nvPicPr>
                   <pic:blipFill>
-                    <a:blip r:embed="rId80">
+                    <a:blip r:embed="rId85">
                       <a:extLst>
                         <a:ext uri="{28A0092B-C50C-407E-A947-70E740481C1C}">
                           <a14:useLocalDpi xmlns:a14="http://schemas.microsoft.com/office/drawing/2010/main" val="0"/>
@@ -15835,7 +17857,7 @@
                     </pic:cNvPicPr>
                   </pic:nvPicPr>
                   <pic:blipFill>
-                    <a:blip r:embed="rId81">
+                    <a:blip r:embed="rId86">
                       <a:extLst>
                         <a:ext uri="{28A0092B-C50C-407E-A947-70E740481C1C}">
                           <a14:useLocalDpi xmlns:a14="http://schemas.microsoft.com/office/drawing/2010/main" val="0"/>
@@ -15930,7 +17952,7 @@
                     </pic:cNvPicPr>
                   </pic:nvPicPr>
                   <pic:blipFill>
-                    <a:blip r:embed="rId82">
+                    <a:blip r:embed="rId87">
                       <a:extLst>
                         <a:ext uri="{28A0092B-C50C-407E-A947-70E740481C1C}">
                           <a14:useLocalDpi xmlns:a14="http://schemas.microsoft.com/office/drawing/2010/main" val="0"/>
@@ -16029,7 +18051,7 @@
                     </pic:cNvPicPr>
                   </pic:nvPicPr>
                   <pic:blipFill>
-                    <a:blip r:embed="rId83">
+                    <a:blip r:embed="rId88">
                       <a:extLst>
                         <a:ext uri="{28A0092B-C50C-407E-A947-70E740481C1C}">
                           <a14:useLocalDpi xmlns:a14="http://schemas.microsoft.com/office/drawing/2010/main" val="0"/>
@@ -16112,7 +18134,7 @@
                     </pic:cNvPicPr>
                   </pic:nvPicPr>
                   <pic:blipFill>
-                    <a:blip r:embed="rId84">
+                    <a:blip r:embed="rId89">
                       <a:extLst>
                         <a:ext uri="{28A0092B-C50C-407E-A947-70E740481C1C}">
                           <a14:useLocalDpi xmlns:a14="http://schemas.microsoft.com/office/drawing/2010/main" val="0"/>
@@ -16195,7 +18217,7 @@
                     </pic:cNvPicPr>
                   </pic:nvPicPr>
                   <pic:blipFill>
-                    <a:blip r:embed="rId85">
+                    <a:blip r:embed="rId90">
                       <a:extLst>
                         <a:ext uri="{28A0092B-C50C-407E-A947-70E740481C1C}">
                           <a14:useLocalDpi xmlns:a14="http://schemas.microsoft.com/office/drawing/2010/main" val="0"/>
@@ -16290,7 +18312,7 @@
                     </pic:cNvPicPr>
                   </pic:nvPicPr>
                   <pic:blipFill>
-                    <a:blip r:embed="rId86">
+                    <a:blip r:embed="rId91">
                       <a:extLst>
                         <a:ext uri="{28A0092B-C50C-407E-A947-70E740481C1C}">
                           <a14:useLocalDpi xmlns:a14="http://schemas.microsoft.com/office/drawing/2010/main" val="0"/>
@@ -16389,7 +18411,7 @@
                     </pic:cNvPicPr>
                   </pic:nvPicPr>
                   <pic:blipFill>
-                    <a:blip r:embed="rId87">
+                    <a:blip r:embed="rId92">
                       <a:extLst>
                         <a:ext uri="{28A0092B-C50C-407E-A947-70E740481C1C}">
                           <a14:useLocalDpi xmlns:a14="http://schemas.microsoft.com/office/drawing/2010/main" val="0"/>
@@ -16533,7 +18555,7 @@
           </mc:Choice>
           <mc:Fallback>
             <w:pict>
-              <v:shape w14:anchorId="4F80DF4D" id="直接箭头连接符 43" o:spid="_x0000_s1026" type="#_x0000_t32" style="position:absolute;margin-left:118.2pt;margin-top:18.65pt;width:79.8pt;height:12.6pt;flip:x y;z-index:251660288;visibility:visible;mso-wrap-style:square;mso-wrap-distance-left:9pt;mso-wrap-distance-top:0;mso-wrap-distance-right:9pt;mso-wrap-distance-bottom:0;mso-position-horizontal:absolute;mso-position-horizontal-relative:text;mso-position-vertical:absolute;mso-position-vertical-relative:text" o:gfxdata="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" strokecolor="red" strokeweight="1.5pt">
+              <v:shape w14:anchorId="65AEEF16" id="直接箭头连接符 43" o:spid="_x0000_s1026" type="#_x0000_t32" style="position:absolute;margin-left:118.2pt;margin-top:18.65pt;width:79.8pt;height:12.6pt;flip:x y;z-index:251660288;visibility:visible;mso-wrap-style:square;mso-wrap-distance-left:9pt;mso-wrap-distance-top:0;mso-wrap-distance-right:9pt;mso-wrap-distance-bottom:0;mso-position-horizontal:absolute;mso-position-horizontal-relative:text;mso-position-vertical:absolute;mso-position-vertical-relative:text" o:gfxdata="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" strokecolor="red" strokeweight="1.5pt">
                 <v:stroke endarrow="block" joinstyle="miter"/>
               </v:shape>
             </w:pict>
@@ -16562,7 +18584,7 @@
                     </pic:cNvPicPr>
                   </pic:nvPicPr>
                   <pic:blipFill>
-                    <a:blip r:embed="rId88">
+                    <a:blip r:embed="rId93">
                       <a:extLst>
                         <a:ext uri="{28A0092B-C50C-407E-A947-70E740481C1C}">
                           <a14:useLocalDpi xmlns:a14="http://schemas.microsoft.com/office/drawing/2010/main" val="0"/>
@@ -16677,7 +18699,7 @@
                     </pic:cNvPicPr>
                   </pic:nvPicPr>
                   <pic:blipFill>
-                    <a:blip r:embed="rId89">
+                    <a:blip r:embed="rId94">
                       <a:extLst>
                         <a:ext uri="{28A0092B-C50C-407E-A947-70E740481C1C}">
                           <a14:useLocalDpi xmlns:a14="http://schemas.microsoft.com/office/drawing/2010/main" val="0"/>
@@ -16958,7 +18980,7 @@
                     </pic:cNvPicPr>
                   </pic:nvPicPr>
                   <pic:blipFill>
-                    <a:blip r:embed="rId90">
+                    <a:blip r:embed="rId95">
                       <a:extLst>
                         <a:ext uri="{28A0092B-C50C-407E-A947-70E740481C1C}">
                           <a14:useLocalDpi xmlns:a14="http://schemas.microsoft.com/office/drawing/2010/main" val="0"/>
@@ -17102,7 +19124,7 @@
                     </pic:cNvPicPr>
                   </pic:nvPicPr>
                   <pic:blipFill>
-                    <a:blip r:embed="rId91">
+                    <a:blip r:embed="rId96">
                       <a:extLst>
                         <a:ext uri="{28A0092B-C50C-407E-A947-70E740481C1C}">
                           <a14:useLocalDpi xmlns:a14="http://schemas.microsoft.com/office/drawing/2010/main" val="0"/>
@@ -17186,7 +19208,7 @@
                     </pic:cNvPicPr>
                   </pic:nvPicPr>
                   <pic:blipFill>
-                    <a:blip r:embed="rId92">
+                    <a:blip r:embed="rId97">
                       <a:extLst>
                         <a:ext uri="{28A0092B-C50C-407E-A947-70E740481C1C}">
                           <a14:useLocalDpi xmlns:a14="http://schemas.microsoft.com/office/drawing/2010/main" val="0"/>
@@ -17287,7 +19309,7 @@
                     </pic:cNvPicPr>
                   </pic:nvPicPr>
                   <pic:blipFill>
-                    <a:blip r:embed="rId93">
+                    <a:blip r:embed="rId98">
                       <a:extLst>
                         <a:ext uri="{28A0092B-C50C-407E-A947-70E740481C1C}">
                           <a14:useLocalDpi xmlns:a14="http://schemas.microsoft.com/office/drawing/2010/main" val="0"/>
@@ -17434,7 +19456,7 @@
                     </pic:cNvPicPr>
                   </pic:nvPicPr>
                   <pic:blipFill>
-                    <a:blip r:embed="rId94">
+                    <a:blip r:embed="rId99">
                       <a:extLst>
                         <a:ext uri="{28A0092B-C50C-407E-A947-70E740481C1C}">
                           <a14:useLocalDpi xmlns:a14="http://schemas.microsoft.com/office/drawing/2010/main" val="0"/>
@@ -17562,7 +19584,7 @@
                     </pic:cNvPicPr>
                   </pic:nvPicPr>
                   <pic:blipFill>
-                    <a:blip r:embed="rId95">
+                    <a:blip r:embed="rId100">
                       <a:extLst>
                         <a:ext uri="{28A0092B-C50C-407E-A947-70E740481C1C}">
                           <a14:useLocalDpi xmlns:a14="http://schemas.microsoft.com/office/drawing/2010/main" val="0"/>
@@ -17744,7 +19766,7 @@
                     </pic:cNvPicPr>
                   </pic:nvPicPr>
                   <pic:blipFill>
-                    <a:blip r:embed="rId96">
+                    <a:blip r:embed="rId101">
                       <a:extLst>
                         <a:ext uri="{28A0092B-C50C-407E-A947-70E740481C1C}">
                           <a14:useLocalDpi xmlns:a14="http://schemas.microsoft.com/office/drawing/2010/main" val="0"/>
@@ -17809,7 +19831,7 @@
                     </pic:cNvPicPr>
                   </pic:nvPicPr>
                   <pic:blipFill>
-                    <a:blip r:embed="rId97" cstate="print">
+                    <a:blip r:embed="rId102" cstate="print">
                       <a:extLst>
                         <a:ext uri="{28A0092B-C50C-407E-A947-70E740481C1C}">
                           <a14:useLocalDpi xmlns:a14="http://schemas.microsoft.com/office/drawing/2010/main" val="0"/>
@@ -17870,7 +19892,7 @@
                     </pic:cNvPicPr>
                   </pic:nvPicPr>
                   <pic:blipFill>
-                    <a:blip r:embed="rId98">
+                    <a:blip r:embed="rId103">
                       <a:extLst>
                         <a:ext uri="{28A0092B-C50C-407E-A947-70E740481C1C}">
                           <a14:useLocalDpi xmlns:a14="http://schemas.microsoft.com/office/drawing/2010/main" val="0"/>
@@ -17975,7 +19997,7 @@
                     </pic:cNvPicPr>
                   </pic:nvPicPr>
                   <pic:blipFill>
-                    <a:blip r:embed="rId99">
+                    <a:blip r:embed="rId104">
                       <a:extLst>
                         <a:ext uri="{28A0092B-C50C-407E-A947-70E740481C1C}">
                           <a14:useLocalDpi xmlns:a14="http://schemas.microsoft.com/office/drawing/2010/main" val="0"/>
@@ -18060,7 +20082,7 @@
                     </pic:cNvPicPr>
                   </pic:nvPicPr>
                   <pic:blipFill>
-                    <a:blip r:embed="rId100">
+                    <a:blip r:embed="rId105">
                       <a:extLst>
                         <a:ext uri="{28A0092B-C50C-407E-A947-70E740481C1C}">
                           <a14:useLocalDpi xmlns:a14="http://schemas.microsoft.com/office/drawing/2010/main" val="0"/>
@@ -18145,7 +20167,7 @@
                     </pic:cNvPicPr>
                   </pic:nvPicPr>
                   <pic:blipFill>
-                    <a:blip r:embed="rId101">
+                    <a:blip r:embed="rId106">
                       <a:extLst>
                         <a:ext uri="{28A0092B-C50C-407E-A947-70E740481C1C}">
                           <a14:useLocalDpi xmlns:a14="http://schemas.microsoft.com/office/drawing/2010/main" val="0"/>
@@ -18210,7 +20232,7 @@
                     </pic:cNvPicPr>
                   </pic:nvPicPr>
                   <pic:blipFill>
-                    <a:blip r:embed="rId102">
+                    <a:blip r:embed="rId107">
                       <a:extLst>
                         <a:ext uri="{28A0092B-C50C-407E-A947-70E740481C1C}">
                           <a14:useLocalDpi xmlns:a14="http://schemas.microsoft.com/office/drawing/2010/main" val="0"/>
@@ -18295,7 +20317,7 @@
                     </pic:cNvPicPr>
                   </pic:nvPicPr>
                   <pic:blipFill>
-                    <a:blip r:embed="rId103">
+                    <a:blip r:embed="rId108">
                       <a:extLst>
                         <a:ext uri="{28A0092B-C50C-407E-A947-70E740481C1C}">
                           <a14:useLocalDpi xmlns:a14="http://schemas.microsoft.com/office/drawing/2010/main" val="0"/>
@@ -18425,7 +20447,6 @@
         </w:rPr>
         <w:t xml:space="preserve"> </w:t>
       </w:r>
-      <w:proofErr w:type="gramStart"/>
       <w:r>
         <w:rPr>
           <w:rFonts w:ascii="Tahoma" w:eastAsia="微软雅黑" w:hAnsi="Tahoma"/>
@@ -18434,7 +20455,6 @@
         </w:rPr>
         <w:t>”</w:t>
       </w:r>
-      <w:proofErr w:type="gramEnd"/>
       <w:r>
         <w:rPr>
           <w:rFonts w:ascii="Tahoma" w:eastAsia="微软雅黑" w:hAnsi="Tahoma" w:hint="eastAsia"/>
@@ -18507,23 +20527,13 @@
         </w:rPr>
         <w:t>.docx</w:t>
       </w:r>
-      <w:proofErr w:type="gramStart"/>
       <w:r>
         <w:rPr>
           <w:rFonts w:ascii="Tahoma" w:eastAsia="微软雅黑" w:hAnsi="Tahoma"/>
           <w:kern w:val="0"/>
           <w:sz w:val="22"/>
         </w:rPr>
-        <w:t>”</w:t>
-      </w:r>
-      <w:proofErr w:type="gramEnd"/>
-      <w:r>
-        <w:rPr>
-          <w:rFonts w:ascii="Tahoma" w:eastAsia="微软雅黑" w:hAnsi="Tahoma"/>
-          <w:kern w:val="0"/>
-          <w:sz w:val="22"/>
-        </w:rPr>
-        <w:t xml:space="preserve"> </w:t>
+        <w:t xml:space="preserve">” </w:t>
       </w:r>
       <w:r>
         <w:rPr>
@@ -18575,7 +20585,7 @@
                     </pic:cNvPicPr>
                   </pic:nvPicPr>
                   <pic:blipFill>
-                    <a:blip r:embed="rId104">
+                    <a:blip r:embed="rId109">
                       <a:extLst>
                         <a:ext uri="{28A0092B-C50C-407E-A947-70E740481C1C}">
                           <a14:useLocalDpi xmlns:a14="http://schemas.microsoft.com/office/drawing/2010/main" val="0"/>
@@ -18619,7 +20629,7 @@
       </w:pPr>
     </w:p>
     <w:sectPr>
-      <w:headerReference w:type="default" r:id="rId105"/>
+      <w:headerReference w:type="default" r:id="rId110"/>
       <w:pgSz w:w="11906" w:h="16838"/>
       <w:pgMar w:top="1440" w:right="1800" w:bottom="1440" w:left="1800" w:header="851" w:footer="992" w:gutter="0"/>
       <w:cols w:space="425"/>
